--- a/SP2/Yunker/19/Практика 19.docx
+++ b/SP2/Yunker/19/Практика 19.docx
@@ -8,6 +8,11 @@
       </w:r>
     </w:p>
     <w:p>
+      <w:pPr>
+        <w:rPr>
+          <w:lang w:val="en-US"/>
+        </w:rPr>
+      </w:pPr>
       <w:r>
         <w:t xml:space="preserve">Тема: </w:t>
       </w:r>
@@ -383,6 +388,9 @@
       <w:pPr>
         <w:pStyle w:val="a3"/>
         <w:ind w:left="0"/>
+        <w:rPr>
+          <w:lang w:val="en-US"/>
+        </w:rPr>
       </w:pPr>
       <w:proofErr w:type="spellStart"/>
       <w:r>
@@ -392,6 +400,2817 @@
       <w:r>
         <w:t xml:space="preserve"> = 10 → 1024  // Большее значение</w:t>
       </w:r>
+    </w:p>
+    <w:p>
+      <w:pPr>
+        <w:pStyle w:val="a3"/>
+        <w:ind w:left="0"/>
+        <w:rPr>
+          <w:lang w:val="en-US"/>
+        </w:rPr>
+      </w:pPr>
+    </w:p>
+    <w:p>
+      <w:pPr>
+        <w:pStyle w:val="a3"/>
+        <w:ind w:left="0"/>
+        <w:rPr>
+          <w:lang w:val="en-US"/>
+        </w:rPr>
+      </w:pPr>
+    </w:p>
+    <w:p>
+      <w:pPr>
+        <w:shd w:val="clear" w:color="auto" w:fill="1E1E1E"/>
+        <w:spacing w:after="0" w:line="207" w:lineRule="atLeast"/>
+        <w:rPr>
+          <w:rFonts w:ascii="Consolas" w:eastAsia="Times New Roman" w:hAnsi="Consolas" w:cs="Times New Roman"/>
+          <w:color w:val="D4D4D4"/>
+          <w:kern w:val="0"/>
+          <w:sz w:val="15"/>
+          <w:szCs w:val="15"/>
+          <w:lang w:val="en-US" w:eastAsia="ru-RU"/>
+        </w:rPr>
+      </w:pPr>
+      <w:r>
+        <w:rPr>
+          <w:rFonts w:ascii="Consolas" w:eastAsia="Times New Roman" w:hAnsi="Consolas" w:cs="Times New Roman"/>
+          <w:color w:val="9B9B9B"/>
+          <w:kern w:val="0"/>
+          <w:sz w:val="15"/>
+          <w:szCs w:val="15"/>
+          <w:lang w:val="en-US" w:eastAsia="ru-RU"/>
+        </w:rPr>
+        <w:t>#include</w:t>
+      </w:r>
+      <w:r>
+        <w:rPr>
+          <w:rFonts w:ascii="Consolas" w:eastAsia="Times New Roman" w:hAnsi="Consolas" w:cs="Times New Roman"/>
+          <w:color w:val="569CD6"/>
+          <w:kern w:val="0"/>
+          <w:sz w:val="15"/>
+          <w:szCs w:val="15"/>
+          <w:lang w:val="en-US" w:eastAsia="ru-RU"/>
+        </w:rPr>
+        <w:t xml:space="preserve"> </w:t>
+      </w:r>
+      <w:r>
+        <w:rPr>
+          <w:rFonts w:ascii="Consolas" w:eastAsia="Times New Roman" w:hAnsi="Consolas" w:cs="Times New Roman"/>
+          <w:color w:val="CE9178"/>
+          <w:kern w:val="0"/>
+          <w:sz w:val="15"/>
+          <w:szCs w:val="15"/>
+          <w:lang w:val="en-US" w:eastAsia="ru-RU"/>
+        </w:rPr>
+        <w:t>&lt;</w:t>
+      </w:r>
+      <w:proofErr w:type="spellStart"/>
+      <w:r>
+        <w:rPr>
+          <w:rFonts w:ascii="Consolas" w:eastAsia="Times New Roman" w:hAnsi="Consolas" w:cs="Times New Roman"/>
+          <w:color w:val="CE9178"/>
+          <w:kern w:val="0"/>
+          <w:sz w:val="15"/>
+          <w:szCs w:val="15"/>
+          <w:lang w:val="en-US" w:eastAsia="ru-RU"/>
+        </w:rPr>
+        <w:t>stdio.h</w:t>
+      </w:r>
+      <w:proofErr w:type="spellEnd"/>
+      <w:r>
+        <w:rPr>
+          <w:rFonts w:ascii="Consolas" w:eastAsia="Times New Roman" w:hAnsi="Consolas" w:cs="Times New Roman"/>
+          <w:color w:val="CE9178"/>
+          <w:kern w:val="0"/>
+          <w:sz w:val="15"/>
+          <w:szCs w:val="15"/>
+          <w:lang w:val="en-US" w:eastAsia="ru-RU"/>
+        </w:rPr>
+        <w:t>&gt;</w:t>
+      </w:r>
+    </w:p>
+    <w:p>
+      <w:pPr>
+        <w:shd w:val="clear" w:color="auto" w:fill="1E1E1E"/>
+        <w:spacing w:after="0" w:line="207" w:lineRule="atLeast"/>
+        <w:rPr>
+          <w:rFonts w:ascii="Consolas" w:eastAsia="Times New Roman" w:hAnsi="Consolas" w:cs="Times New Roman"/>
+          <w:color w:val="D4D4D4"/>
+          <w:kern w:val="0"/>
+          <w:sz w:val="15"/>
+          <w:szCs w:val="15"/>
+          <w:lang w:val="en-US" w:eastAsia="ru-RU"/>
+        </w:rPr>
+      </w:pPr>
+      <w:r>
+        <w:rPr>
+          <w:rFonts w:ascii="Consolas" w:eastAsia="Times New Roman" w:hAnsi="Consolas" w:cs="Times New Roman"/>
+          <w:color w:val="9B9B9B"/>
+          <w:kern w:val="0"/>
+          <w:sz w:val="15"/>
+          <w:szCs w:val="15"/>
+          <w:lang w:val="en-US" w:eastAsia="ru-RU"/>
+        </w:rPr>
+        <w:t>#include</w:t>
+      </w:r>
+      <w:r>
+        <w:rPr>
+          <w:rFonts w:ascii="Consolas" w:eastAsia="Times New Roman" w:hAnsi="Consolas" w:cs="Times New Roman"/>
+          <w:color w:val="569CD6"/>
+          <w:kern w:val="0"/>
+          <w:sz w:val="15"/>
+          <w:szCs w:val="15"/>
+          <w:lang w:val="en-US" w:eastAsia="ru-RU"/>
+        </w:rPr>
+        <w:t xml:space="preserve"> </w:t>
+      </w:r>
+      <w:r>
+        <w:rPr>
+          <w:rFonts w:ascii="Consolas" w:eastAsia="Times New Roman" w:hAnsi="Consolas" w:cs="Times New Roman"/>
+          <w:color w:val="CE9178"/>
+          <w:kern w:val="0"/>
+          <w:sz w:val="15"/>
+          <w:szCs w:val="15"/>
+          <w:lang w:val="en-US" w:eastAsia="ru-RU"/>
+        </w:rPr>
+        <w:t>&lt;</w:t>
+      </w:r>
+      <w:proofErr w:type="spellStart"/>
+      <w:r>
+        <w:rPr>
+          <w:rFonts w:ascii="Consolas" w:eastAsia="Times New Roman" w:hAnsi="Consolas" w:cs="Times New Roman"/>
+          <w:color w:val="CE9178"/>
+          <w:kern w:val="0"/>
+          <w:sz w:val="15"/>
+          <w:szCs w:val="15"/>
+          <w:lang w:val="en-US" w:eastAsia="ru-RU"/>
+        </w:rPr>
+        <w:t>locale.h</w:t>
+      </w:r>
+      <w:proofErr w:type="spellEnd"/>
+      <w:r>
+        <w:rPr>
+          <w:rFonts w:ascii="Consolas" w:eastAsia="Times New Roman" w:hAnsi="Consolas" w:cs="Times New Roman"/>
+          <w:color w:val="CE9178"/>
+          <w:kern w:val="0"/>
+          <w:sz w:val="15"/>
+          <w:szCs w:val="15"/>
+          <w:lang w:val="en-US" w:eastAsia="ru-RU"/>
+        </w:rPr>
+        <w:t>&gt;</w:t>
+      </w:r>
+    </w:p>
+    <w:p>
+      <w:pPr>
+        <w:shd w:val="clear" w:color="auto" w:fill="1E1E1E"/>
+        <w:spacing w:after="0" w:line="207" w:lineRule="atLeast"/>
+        <w:rPr>
+          <w:rFonts w:ascii="Consolas" w:eastAsia="Times New Roman" w:hAnsi="Consolas" w:cs="Times New Roman"/>
+          <w:color w:val="D4D4D4"/>
+          <w:kern w:val="0"/>
+          <w:sz w:val="15"/>
+          <w:szCs w:val="15"/>
+          <w:lang w:val="en-US" w:eastAsia="ru-RU"/>
+        </w:rPr>
+      </w:pPr>
+    </w:p>
+    <w:p>
+      <w:pPr>
+        <w:shd w:val="clear" w:color="auto" w:fill="1E1E1E"/>
+        <w:spacing w:after="0" w:line="207" w:lineRule="atLeast"/>
+        <w:rPr>
+          <w:rFonts w:ascii="Consolas" w:eastAsia="Times New Roman" w:hAnsi="Consolas" w:cs="Times New Roman"/>
+          <w:color w:val="D4D4D4"/>
+          <w:kern w:val="0"/>
+          <w:sz w:val="15"/>
+          <w:szCs w:val="15"/>
+          <w:lang w:val="en-US" w:eastAsia="ru-RU"/>
+        </w:rPr>
+      </w:pPr>
+      <w:proofErr w:type="spellStart"/>
+      <w:proofErr w:type="gramStart"/>
+      <w:r>
+        <w:rPr>
+          <w:rFonts w:ascii="Consolas" w:eastAsia="Times New Roman" w:hAnsi="Consolas" w:cs="Times New Roman"/>
+          <w:color w:val="569CD6"/>
+          <w:kern w:val="0"/>
+          <w:sz w:val="15"/>
+          <w:szCs w:val="15"/>
+          <w:lang w:val="en-US" w:eastAsia="ru-RU"/>
+        </w:rPr>
+        <w:t>int</w:t>
+      </w:r>
+      <w:proofErr w:type="spellEnd"/>
+      <w:proofErr w:type="gramEnd"/>
+      <w:r>
+        <w:rPr>
+          <w:rFonts w:ascii="Consolas" w:eastAsia="Times New Roman" w:hAnsi="Consolas" w:cs="Times New Roman"/>
+          <w:color w:val="D4D4D4"/>
+          <w:kern w:val="0"/>
+          <w:sz w:val="15"/>
+          <w:szCs w:val="15"/>
+          <w:lang w:val="en-US" w:eastAsia="ru-RU"/>
+        </w:rPr>
+        <w:t xml:space="preserve"> </w:t>
+      </w:r>
+      <w:proofErr w:type="spellStart"/>
+      <w:r>
+        <w:rPr>
+          <w:rFonts w:ascii="Consolas" w:eastAsia="Times New Roman" w:hAnsi="Consolas" w:cs="Times New Roman"/>
+          <w:color w:val="C8C8C8"/>
+          <w:kern w:val="0"/>
+          <w:sz w:val="15"/>
+          <w:szCs w:val="15"/>
+          <w:lang w:val="en-US" w:eastAsia="ru-RU"/>
+        </w:rPr>
+        <w:t>power_of_two</w:t>
+      </w:r>
+      <w:proofErr w:type="spellEnd"/>
+      <w:r>
+        <w:rPr>
+          <w:rFonts w:ascii="Consolas" w:eastAsia="Times New Roman" w:hAnsi="Consolas" w:cs="Times New Roman"/>
+          <w:color w:val="D4D4D4"/>
+          <w:kern w:val="0"/>
+          <w:sz w:val="15"/>
+          <w:szCs w:val="15"/>
+          <w:lang w:val="en-US" w:eastAsia="ru-RU"/>
+        </w:rPr>
+        <w:t>(</w:t>
+      </w:r>
+      <w:proofErr w:type="spellStart"/>
+      <w:r>
+        <w:rPr>
+          <w:rFonts w:ascii="Consolas" w:eastAsia="Times New Roman" w:hAnsi="Consolas" w:cs="Times New Roman"/>
+          <w:color w:val="569CD6"/>
+          <w:kern w:val="0"/>
+          <w:sz w:val="15"/>
+          <w:szCs w:val="15"/>
+          <w:lang w:val="en-US" w:eastAsia="ru-RU"/>
+        </w:rPr>
+        <w:t>int</w:t>
+      </w:r>
+      <w:proofErr w:type="spellEnd"/>
+      <w:r>
+        <w:rPr>
+          <w:rFonts w:ascii="Consolas" w:eastAsia="Times New Roman" w:hAnsi="Consolas" w:cs="Times New Roman"/>
+          <w:color w:val="D4D4D4"/>
+          <w:kern w:val="0"/>
+          <w:sz w:val="15"/>
+          <w:szCs w:val="15"/>
+          <w:lang w:val="en-US" w:eastAsia="ru-RU"/>
+        </w:rPr>
+        <w:t xml:space="preserve"> </w:t>
+      </w:r>
+      <w:r>
+        <w:rPr>
+          <w:rFonts w:ascii="Consolas" w:eastAsia="Times New Roman" w:hAnsi="Consolas" w:cs="Times New Roman"/>
+          <w:color w:val="7F7F7F"/>
+          <w:kern w:val="0"/>
+          <w:sz w:val="15"/>
+          <w:szCs w:val="15"/>
+          <w:lang w:val="en-US" w:eastAsia="ru-RU"/>
+        </w:rPr>
+        <w:t>n</w:t>
+      </w:r>
+      <w:r>
+        <w:rPr>
+          <w:rFonts w:ascii="Consolas" w:eastAsia="Times New Roman" w:hAnsi="Consolas" w:cs="Times New Roman"/>
+          <w:color w:val="D4D4D4"/>
+          <w:kern w:val="0"/>
+          <w:sz w:val="15"/>
+          <w:szCs w:val="15"/>
+          <w:lang w:val="en-US" w:eastAsia="ru-RU"/>
+        </w:rPr>
+        <w:t>) {</w:t>
+      </w:r>
+    </w:p>
+    <w:p>
+      <w:pPr>
+        <w:shd w:val="clear" w:color="auto" w:fill="1E1E1E"/>
+        <w:spacing w:after="0" w:line="207" w:lineRule="atLeast"/>
+        <w:rPr>
+          <w:rFonts w:ascii="Consolas" w:eastAsia="Times New Roman" w:hAnsi="Consolas" w:cs="Times New Roman"/>
+          <w:color w:val="D4D4D4"/>
+          <w:kern w:val="0"/>
+          <w:sz w:val="15"/>
+          <w:szCs w:val="15"/>
+          <w:lang w:val="en-US" w:eastAsia="ru-RU"/>
+        </w:rPr>
+      </w:pPr>
+    </w:p>
+    <w:p>
+      <w:pPr>
+        <w:shd w:val="clear" w:color="auto" w:fill="1E1E1E"/>
+        <w:spacing w:after="0" w:line="207" w:lineRule="atLeast"/>
+        <w:rPr>
+          <w:rFonts w:ascii="Consolas" w:eastAsia="Times New Roman" w:hAnsi="Consolas" w:cs="Times New Roman"/>
+          <w:color w:val="D4D4D4"/>
+          <w:kern w:val="0"/>
+          <w:sz w:val="15"/>
+          <w:szCs w:val="15"/>
+          <w:lang w:val="en-US" w:eastAsia="ru-RU"/>
+        </w:rPr>
+      </w:pPr>
+      <w:r>
+        <w:rPr>
+          <w:rFonts w:ascii="Consolas" w:eastAsia="Times New Roman" w:hAnsi="Consolas" w:cs="Times New Roman"/>
+          <w:color w:val="D4D4D4"/>
+          <w:kern w:val="0"/>
+          <w:sz w:val="15"/>
+          <w:szCs w:val="15"/>
+          <w:lang w:val="en-US" w:eastAsia="ru-RU"/>
+        </w:rPr>
+        <w:t xml:space="preserve">    </w:t>
+      </w:r>
+      <w:proofErr w:type="gramStart"/>
+      <w:r>
+        <w:rPr>
+          <w:rFonts w:ascii="Consolas" w:eastAsia="Times New Roman" w:hAnsi="Consolas" w:cs="Times New Roman"/>
+          <w:color w:val="569CD6"/>
+          <w:kern w:val="0"/>
+          <w:sz w:val="15"/>
+          <w:szCs w:val="15"/>
+          <w:lang w:val="en-US" w:eastAsia="ru-RU"/>
+        </w:rPr>
+        <w:t>if</w:t>
+      </w:r>
+      <w:proofErr w:type="gramEnd"/>
+      <w:r>
+        <w:rPr>
+          <w:rFonts w:ascii="Consolas" w:eastAsia="Times New Roman" w:hAnsi="Consolas" w:cs="Times New Roman"/>
+          <w:color w:val="D4D4D4"/>
+          <w:kern w:val="0"/>
+          <w:sz w:val="15"/>
+          <w:szCs w:val="15"/>
+          <w:lang w:val="en-US" w:eastAsia="ru-RU"/>
+        </w:rPr>
+        <w:t xml:space="preserve"> (</w:t>
+      </w:r>
+      <w:r>
+        <w:rPr>
+          <w:rFonts w:ascii="Consolas" w:eastAsia="Times New Roman" w:hAnsi="Consolas" w:cs="Times New Roman"/>
+          <w:color w:val="7F7F7F"/>
+          <w:kern w:val="0"/>
+          <w:sz w:val="15"/>
+          <w:szCs w:val="15"/>
+          <w:lang w:val="en-US" w:eastAsia="ru-RU"/>
+        </w:rPr>
+        <w:t>n</w:t>
+      </w:r>
+      <w:r>
+        <w:rPr>
+          <w:rFonts w:ascii="Consolas" w:eastAsia="Times New Roman" w:hAnsi="Consolas" w:cs="Times New Roman"/>
+          <w:color w:val="D4D4D4"/>
+          <w:kern w:val="0"/>
+          <w:sz w:val="15"/>
+          <w:szCs w:val="15"/>
+          <w:lang w:val="en-US" w:eastAsia="ru-RU"/>
+        </w:rPr>
+        <w:t xml:space="preserve"> &lt; </w:t>
+      </w:r>
+      <w:r>
+        <w:rPr>
+          <w:rFonts w:ascii="Consolas" w:eastAsia="Times New Roman" w:hAnsi="Consolas" w:cs="Times New Roman"/>
+          <w:color w:val="B5CEA8"/>
+          <w:kern w:val="0"/>
+          <w:sz w:val="15"/>
+          <w:szCs w:val="15"/>
+          <w:lang w:val="en-US" w:eastAsia="ru-RU"/>
+        </w:rPr>
+        <w:t>0</w:t>
+      </w:r>
+      <w:r>
+        <w:rPr>
+          <w:rFonts w:ascii="Consolas" w:eastAsia="Times New Roman" w:hAnsi="Consolas" w:cs="Times New Roman"/>
+          <w:color w:val="D4D4D4"/>
+          <w:kern w:val="0"/>
+          <w:sz w:val="15"/>
+          <w:szCs w:val="15"/>
+          <w:lang w:val="en-US" w:eastAsia="ru-RU"/>
+        </w:rPr>
+        <w:t xml:space="preserve"> || </w:t>
+      </w:r>
+      <w:r>
+        <w:rPr>
+          <w:rFonts w:ascii="Consolas" w:eastAsia="Times New Roman" w:hAnsi="Consolas" w:cs="Times New Roman"/>
+          <w:color w:val="7F7F7F"/>
+          <w:kern w:val="0"/>
+          <w:sz w:val="15"/>
+          <w:szCs w:val="15"/>
+          <w:lang w:val="en-US" w:eastAsia="ru-RU"/>
+        </w:rPr>
+        <w:t>n</w:t>
+      </w:r>
+      <w:r>
+        <w:rPr>
+          <w:rFonts w:ascii="Consolas" w:eastAsia="Times New Roman" w:hAnsi="Consolas" w:cs="Times New Roman"/>
+          <w:color w:val="D4D4D4"/>
+          <w:kern w:val="0"/>
+          <w:sz w:val="15"/>
+          <w:szCs w:val="15"/>
+          <w:lang w:val="en-US" w:eastAsia="ru-RU"/>
+        </w:rPr>
+        <w:t xml:space="preserve"> &gt; </w:t>
+      </w:r>
+      <w:r>
+        <w:rPr>
+          <w:rFonts w:ascii="Consolas" w:eastAsia="Times New Roman" w:hAnsi="Consolas" w:cs="Times New Roman"/>
+          <w:color w:val="B5CEA8"/>
+          <w:kern w:val="0"/>
+          <w:sz w:val="15"/>
+          <w:szCs w:val="15"/>
+          <w:lang w:val="en-US" w:eastAsia="ru-RU"/>
+        </w:rPr>
+        <w:t>30</w:t>
+      </w:r>
+      <w:r>
+        <w:rPr>
+          <w:rFonts w:ascii="Consolas" w:eastAsia="Times New Roman" w:hAnsi="Consolas" w:cs="Times New Roman"/>
+          <w:color w:val="D4D4D4"/>
+          <w:kern w:val="0"/>
+          <w:sz w:val="15"/>
+          <w:szCs w:val="15"/>
+          <w:lang w:val="en-US" w:eastAsia="ru-RU"/>
+        </w:rPr>
+        <w:t>) {</w:t>
+      </w:r>
+    </w:p>
+    <w:p>
+      <w:pPr>
+        <w:shd w:val="clear" w:color="auto" w:fill="1E1E1E"/>
+        <w:spacing w:after="0" w:line="207" w:lineRule="atLeast"/>
+        <w:rPr>
+          <w:rFonts w:ascii="Consolas" w:eastAsia="Times New Roman" w:hAnsi="Consolas" w:cs="Times New Roman"/>
+          <w:color w:val="D4D4D4"/>
+          <w:kern w:val="0"/>
+          <w:sz w:val="15"/>
+          <w:szCs w:val="15"/>
+          <w:lang w:val="en-US" w:eastAsia="ru-RU"/>
+        </w:rPr>
+      </w:pPr>
+      <w:r>
+        <w:rPr>
+          <w:rFonts w:ascii="Consolas" w:eastAsia="Times New Roman" w:hAnsi="Consolas" w:cs="Times New Roman"/>
+          <w:color w:val="D4D4D4"/>
+          <w:kern w:val="0"/>
+          <w:sz w:val="15"/>
+          <w:szCs w:val="15"/>
+          <w:lang w:val="en-US" w:eastAsia="ru-RU"/>
+        </w:rPr>
+        <w:t xml:space="preserve">        </w:t>
+      </w:r>
+      <w:proofErr w:type="spellStart"/>
+      <w:proofErr w:type="gramStart"/>
+      <w:r>
+        <w:rPr>
+          <w:rFonts w:ascii="Consolas" w:eastAsia="Times New Roman" w:hAnsi="Consolas" w:cs="Times New Roman"/>
+          <w:color w:val="C8C8C8"/>
+          <w:kern w:val="0"/>
+          <w:sz w:val="15"/>
+          <w:szCs w:val="15"/>
+          <w:lang w:val="en-US" w:eastAsia="ru-RU"/>
+        </w:rPr>
+        <w:t>printf</w:t>
+      </w:r>
+      <w:proofErr w:type="spellEnd"/>
+      <w:r>
+        <w:rPr>
+          <w:rFonts w:ascii="Consolas" w:eastAsia="Times New Roman" w:hAnsi="Consolas" w:cs="Times New Roman"/>
+          <w:color w:val="D4D4D4"/>
+          <w:kern w:val="0"/>
+          <w:sz w:val="15"/>
+          <w:szCs w:val="15"/>
+          <w:lang w:val="en-US" w:eastAsia="ru-RU"/>
+        </w:rPr>
+        <w:t>(</w:t>
+      </w:r>
+      <w:proofErr w:type="gramEnd"/>
+      <w:r>
+        <w:rPr>
+          <w:rFonts w:ascii="Consolas" w:eastAsia="Times New Roman" w:hAnsi="Consolas" w:cs="Times New Roman"/>
+          <w:color w:val="CE9178"/>
+          <w:kern w:val="0"/>
+          <w:sz w:val="15"/>
+          <w:szCs w:val="15"/>
+          <w:lang w:val="en-US" w:eastAsia="ru-RU"/>
+        </w:rPr>
+        <w:t>"error"</w:t>
+      </w:r>
+      <w:r>
+        <w:rPr>
+          <w:rFonts w:ascii="Consolas" w:eastAsia="Times New Roman" w:hAnsi="Consolas" w:cs="Times New Roman"/>
+          <w:color w:val="D4D4D4"/>
+          <w:kern w:val="0"/>
+          <w:sz w:val="15"/>
+          <w:szCs w:val="15"/>
+          <w:lang w:val="en-US" w:eastAsia="ru-RU"/>
+        </w:rPr>
+        <w:t>);</w:t>
+      </w:r>
+    </w:p>
+    <w:p>
+      <w:pPr>
+        <w:shd w:val="clear" w:color="auto" w:fill="1E1E1E"/>
+        <w:spacing w:after="0" w:line="207" w:lineRule="atLeast"/>
+        <w:rPr>
+          <w:rFonts w:ascii="Consolas" w:eastAsia="Times New Roman" w:hAnsi="Consolas" w:cs="Times New Roman"/>
+          <w:color w:val="D4D4D4"/>
+          <w:kern w:val="0"/>
+          <w:sz w:val="15"/>
+          <w:szCs w:val="15"/>
+          <w:lang w:eastAsia="ru-RU"/>
+        </w:rPr>
+      </w:pPr>
+      <w:r>
+        <w:rPr>
+          <w:rFonts w:ascii="Consolas" w:eastAsia="Times New Roman" w:hAnsi="Consolas" w:cs="Times New Roman"/>
+          <w:color w:val="D4D4D4"/>
+          <w:kern w:val="0"/>
+          <w:sz w:val="15"/>
+          <w:szCs w:val="15"/>
+          <w:lang w:val="en-US" w:eastAsia="ru-RU"/>
+        </w:rPr>
+        <w:t xml:space="preserve">        </w:t>
+      </w:r>
+      <w:proofErr w:type="spellStart"/>
+      <w:r>
+        <w:rPr>
+          <w:rFonts w:ascii="Consolas" w:eastAsia="Times New Roman" w:hAnsi="Consolas" w:cs="Times New Roman"/>
+          <w:color w:val="569CD6"/>
+          <w:kern w:val="0"/>
+          <w:sz w:val="15"/>
+          <w:szCs w:val="15"/>
+          <w:lang w:eastAsia="ru-RU"/>
+        </w:rPr>
+        <w:t>return</w:t>
+      </w:r>
+      <w:proofErr w:type="spellEnd"/>
+      <w:r>
+        <w:rPr>
+          <w:rFonts w:ascii="Consolas" w:eastAsia="Times New Roman" w:hAnsi="Consolas" w:cs="Times New Roman"/>
+          <w:color w:val="D4D4D4"/>
+          <w:kern w:val="0"/>
+          <w:sz w:val="15"/>
+          <w:szCs w:val="15"/>
+          <w:lang w:eastAsia="ru-RU"/>
+        </w:rPr>
+        <w:t xml:space="preserve"> -</w:t>
+      </w:r>
+      <w:r>
+        <w:rPr>
+          <w:rFonts w:ascii="Consolas" w:eastAsia="Times New Roman" w:hAnsi="Consolas" w:cs="Times New Roman"/>
+          <w:color w:val="B5CEA8"/>
+          <w:kern w:val="0"/>
+          <w:sz w:val="15"/>
+          <w:szCs w:val="15"/>
+          <w:lang w:eastAsia="ru-RU"/>
+        </w:rPr>
+        <w:t>1</w:t>
+      </w:r>
+      <w:r>
+        <w:rPr>
+          <w:rFonts w:ascii="Consolas" w:eastAsia="Times New Roman" w:hAnsi="Consolas" w:cs="Times New Roman"/>
+          <w:color w:val="D4D4D4"/>
+          <w:kern w:val="0"/>
+          <w:sz w:val="15"/>
+          <w:szCs w:val="15"/>
+          <w:lang w:eastAsia="ru-RU"/>
+        </w:rPr>
+        <w:t>;</w:t>
+      </w:r>
+    </w:p>
+    <w:p>
+      <w:pPr>
+        <w:shd w:val="clear" w:color="auto" w:fill="1E1E1E"/>
+        <w:spacing w:after="0" w:line="207" w:lineRule="atLeast"/>
+        <w:rPr>
+          <w:rFonts w:ascii="Consolas" w:eastAsia="Times New Roman" w:hAnsi="Consolas" w:cs="Times New Roman"/>
+          <w:color w:val="D4D4D4"/>
+          <w:kern w:val="0"/>
+          <w:sz w:val="15"/>
+          <w:szCs w:val="15"/>
+          <w:lang w:eastAsia="ru-RU"/>
+        </w:rPr>
+      </w:pPr>
+      <w:r>
+        <w:rPr>
+          <w:rFonts w:ascii="Consolas" w:eastAsia="Times New Roman" w:hAnsi="Consolas" w:cs="Times New Roman"/>
+          <w:color w:val="D4D4D4"/>
+          <w:kern w:val="0"/>
+          <w:sz w:val="15"/>
+          <w:szCs w:val="15"/>
+          <w:lang w:eastAsia="ru-RU"/>
+        </w:rPr>
+        <w:t>    }</w:t>
+      </w:r>
+    </w:p>
+    <w:p>
+      <w:pPr>
+        <w:shd w:val="clear" w:color="auto" w:fill="1E1E1E"/>
+        <w:spacing w:after="0" w:line="207" w:lineRule="atLeast"/>
+        <w:rPr>
+          <w:rFonts w:ascii="Consolas" w:eastAsia="Times New Roman" w:hAnsi="Consolas" w:cs="Times New Roman"/>
+          <w:color w:val="D4D4D4"/>
+          <w:kern w:val="0"/>
+          <w:sz w:val="15"/>
+          <w:szCs w:val="15"/>
+          <w:lang w:eastAsia="ru-RU"/>
+        </w:rPr>
+      </w:pPr>
+    </w:p>
+    <w:p>
+      <w:pPr>
+        <w:shd w:val="clear" w:color="auto" w:fill="1E1E1E"/>
+        <w:spacing w:after="0" w:line="207" w:lineRule="atLeast"/>
+        <w:rPr>
+          <w:rFonts w:ascii="Consolas" w:eastAsia="Times New Roman" w:hAnsi="Consolas" w:cs="Times New Roman"/>
+          <w:color w:val="D4D4D4"/>
+          <w:kern w:val="0"/>
+          <w:sz w:val="15"/>
+          <w:szCs w:val="15"/>
+          <w:lang w:eastAsia="ru-RU"/>
+        </w:rPr>
+      </w:pPr>
+      <w:r>
+        <w:rPr>
+          <w:rFonts w:ascii="Consolas" w:eastAsia="Times New Roman" w:hAnsi="Consolas" w:cs="Times New Roman"/>
+          <w:color w:val="D4D4D4"/>
+          <w:kern w:val="0"/>
+          <w:sz w:val="15"/>
+          <w:szCs w:val="15"/>
+          <w:lang w:eastAsia="ru-RU"/>
+        </w:rPr>
+        <w:t xml:space="preserve">    </w:t>
+      </w:r>
+      <w:proofErr w:type="spellStart"/>
+      <w:r>
+        <w:rPr>
+          <w:rFonts w:ascii="Consolas" w:eastAsia="Times New Roman" w:hAnsi="Consolas" w:cs="Times New Roman"/>
+          <w:color w:val="569CD6"/>
+          <w:kern w:val="0"/>
+          <w:sz w:val="15"/>
+          <w:szCs w:val="15"/>
+          <w:lang w:eastAsia="ru-RU"/>
+        </w:rPr>
+        <w:t>if</w:t>
+      </w:r>
+      <w:proofErr w:type="spellEnd"/>
+      <w:r>
+        <w:rPr>
+          <w:rFonts w:ascii="Consolas" w:eastAsia="Times New Roman" w:hAnsi="Consolas" w:cs="Times New Roman"/>
+          <w:color w:val="D4D4D4"/>
+          <w:kern w:val="0"/>
+          <w:sz w:val="15"/>
+          <w:szCs w:val="15"/>
+          <w:lang w:eastAsia="ru-RU"/>
+        </w:rPr>
+        <w:t xml:space="preserve"> (</w:t>
+      </w:r>
+      <w:proofErr w:type="spellStart"/>
+      <w:r>
+        <w:rPr>
+          <w:rFonts w:ascii="Consolas" w:eastAsia="Times New Roman" w:hAnsi="Consolas" w:cs="Times New Roman"/>
+          <w:color w:val="7F7F7F"/>
+          <w:kern w:val="0"/>
+          <w:sz w:val="15"/>
+          <w:szCs w:val="15"/>
+          <w:lang w:eastAsia="ru-RU"/>
+        </w:rPr>
+        <w:t>n</w:t>
+      </w:r>
+      <w:proofErr w:type="spellEnd"/>
+      <w:r>
+        <w:rPr>
+          <w:rFonts w:ascii="Consolas" w:eastAsia="Times New Roman" w:hAnsi="Consolas" w:cs="Times New Roman"/>
+          <w:color w:val="D4D4D4"/>
+          <w:kern w:val="0"/>
+          <w:sz w:val="15"/>
+          <w:szCs w:val="15"/>
+          <w:lang w:eastAsia="ru-RU"/>
+        </w:rPr>
+        <w:t xml:space="preserve"> == </w:t>
+      </w:r>
+      <w:r>
+        <w:rPr>
+          <w:rFonts w:ascii="Consolas" w:eastAsia="Times New Roman" w:hAnsi="Consolas" w:cs="Times New Roman"/>
+          <w:color w:val="B5CEA8"/>
+          <w:kern w:val="0"/>
+          <w:sz w:val="15"/>
+          <w:szCs w:val="15"/>
+          <w:lang w:eastAsia="ru-RU"/>
+        </w:rPr>
+        <w:t>0</w:t>
+      </w:r>
+      <w:r>
+        <w:rPr>
+          <w:rFonts w:ascii="Consolas" w:eastAsia="Times New Roman" w:hAnsi="Consolas" w:cs="Times New Roman"/>
+          <w:color w:val="D4D4D4"/>
+          <w:kern w:val="0"/>
+          <w:sz w:val="15"/>
+          <w:szCs w:val="15"/>
+          <w:lang w:eastAsia="ru-RU"/>
+        </w:rPr>
+        <w:t xml:space="preserve">) </w:t>
+      </w:r>
+      <w:proofErr w:type="spellStart"/>
+      <w:r>
+        <w:rPr>
+          <w:rFonts w:ascii="Consolas" w:eastAsia="Times New Roman" w:hAnsi="Consolas" w:cs="Times New Roman"/>
+          <w:color w:val="569CD6"/>
+          <w:kern w:val="0"/>
+          <w:sz w:val="15"/>
+          <w:szCs w:val="15"/>
+          <w:lang w:eastAsia="ru-RU"/>
+        </w:rPr>
+        <w:t>return</w:t>
+      </w:r>
+      <w:proofErr w:type="spellEnd"/>
+      <w:r>
+        <w:rPr>
+          <w:rFonts w:ascii="Consolas" w:eastAsia="Times New Roman" w:hAnsi="Consolas" w:cs="Times New Roman"/>
+          <w:color w:val="D4D4D4"/>
+          <w:kern w:val="0"/>
+          <w:sz w:val="15"/>
+          <w:szCs w:val="15"/>
+          <w:lang w:eastAsia="ru-RU"/>
+        </w:rPr>
+        <w:t xml:space="preserve"> </w:t>
+      </w:r>
+      <w:r>
+        <w:rPr>
+          <w:rFonts w:ascii="Consolas" w:eastAsia="Times New Roman" w:hAnsi="Consolas" w:cs="Times New Roman"/>
+          <w:color w:val="B5CEA8"/>
+          <w:kern w:val="0"/>
+          <w:sz w:val="15"/>
+          <w:szCs w:val="15"/>
+          <w:lang w:eastAsia="ru-RU"/>
+        </w:rPr>
+        <w:t>1</w:t>
+      </w:r>
+      <w:r>
+        <w:rPr>
+          <w:rFonts w:ascii="Consolas" w:eastAsia="Times New Roman" w:hAnsi="Consolas" w:cs="Times New Roman"/>
+          <w:color w:val="D4D4D4"/>
+          <w:kern w:val="0"/>
+          <w:sz w:val="15"/>
+          <w:szCs w:val="15"/>
+          <w:lang w:eastAsia="ru-RU"/>
+        </w:rPr>
+        <w:t>;</w:t>
+      </w:r>
+    </w:p>
+    <w:p>
+      <w:pPr>
+        <w:shd w:val="clear" w:color="auto" w:fill="1E1E1E"/>
+        <w:spacing w:after="0" w:line="207" w:lineRule="atLeast"/>
+        <w:rPr>
+          <w:rFonts w:ascii="Consolas" w:eastAsia="Times New Roman" w:hAnsi="Consolas" w:cs="Times New Roman"/>
+          <w:color w:val="D4D4D4"/>
+          <w:kern w:val="0"/>
+          <w:sz w:val="15"/>
+          <w:szCs w:val="15"/>
+          <w:lang w:eastAsia="ru-RU"/>
+        </w:rPr>
+      </w:pPr>
+    </w:p>
+    <w:p>
+      <w:pPr>
+        <w:shd w:val="clear" w:color="auto" w:fill="1E1E1E"/>
+        <w:spacing w:after="0" w:line="207" w:lineRule="atLeast"/>
+        <w:rPr>
+          <w:rFonts w:ascii="Consolas" w:eastAsia="Times New Roman" w:hAnsi="Consolas" w:cs="Times New Roman"/>
+          <w:color w:val="D4D4D4"/>
+          <w:kern w:val="0"/>
+          <w:sz w:val="15"/>
+          <w:szCs w:val="15"/>
+          <w:lang w:val="en-US" w:eastAsia="ru-RU"/>
+        </w:rPr>
+      </w:pPr>
+      <w:r>
+        <w:rPr>
+          <w:rFonts w:ascii="Consolas" w:eastAsia="Times New Roman" w:hAnsi="Consolas" w:cs="Times New Roman"/>
+          <w:color w:val="D4D4D4"/>
+          <w:kern w:val="0"/>
+          <w:sz w:val="15"/>
+          <w:szCs w:val="15"/>
+          <w:lang w:val="en-US" w:eastAsia="ru-RU"/>
+        </w:rPr>
+        <w:t xml:space="preserve">    </w:t>
+      </w:r>
+      <w:proofErr w:type="gramStart"/>
+      <w:r>
+        <w:rPr>
+          <w:rFonts w:ascii="Consolas" w:eastAsia="Times New Roman" w:hAnsi="Consolas" w:cs="Times New Roman"/>
+          <w:color w:val="569CD6"/>
+          <w:kern w:val="0"/>
+          <w:sz w:val="15"/>
+          <w:szCs w:val="15"/>
+          <w:lang w:val="en-US" w:eastAsia="ru-RU"/>
+        </w:rPr>
+        <w:t>return</w:t>
+      </w:r>
+      <w:proofErr w:type="gramEnd"/>
+      <w:r>
+        <w:rPr>
+          <w:rFonts w:ascii="Consolas" w:eastAsia="Times New Roman" w:hAnsi="Consolas" w:cs="Times New Roman"/>
+          <w:color w:val="D4D4D4"/>
+          <w:kern w:val="0"/>
+          <w:sz w:val="15"/>
+          <w:szCs w:val="15"/>
+          <w:lang w:val="en-US" w:eastAsia="ru-RU"/>
+        </w:rPr>
+        <w:t xml:space="preserve"> </w:t>
+      </w:r>
+      <w:r>
+        <w:rPr>
+          <w:rFonts w:ascii="Consolas" w:eastAsia="Times New Roman" w:hAnsi="Consolas" w:cs="Times New Roman"/>
+          <w:color w:val="B5CEA8"/>
+          <w:kern w:val="0"/>
+          <w:sz w:val="15"/>
+          <w:szCs w:val="15"/>
+          <w:lang w:val="en-US" w:eastAsia="ru-RU"/>
+        </w:rPr>
+        <w:t>2</w:t>
+      </w:r>
+      <w:r>
+        <w:rPr>
+          <w:rFonts w:ascii="Consolas" w:eastAsia="Times New Roman" w:hAnsi="Consolas" w:cs="Times New Roman"/>
+          <w:color w:val="D4D4D4"/>
+          <w:kern w:val="0"/>
+          <w:sz w:val="15"/>
+          <w:szCs w:val="15"/>
+          <w:lang w:val="en-US" w:eastAsia="ru-RU"/>
+        </w:rPr>
+        <w:t xml:space="preserve"> * </w:t>
+      </w:r>
+      <w:proofErr w:type="spellStart"/>
+      <w:r>
+        <w:rPr>
+          <w:rFonts w:ascii="Consolas" w:eastAsia="Times New Roman" w:hAnsi="Consolas" w:cs="Times New Roman"/>
+          <w:color w:val="C8C8C8"/>
+          <w:kern w:val="0"/>
+          <w:sz w:val="15"/>
+          <w:szCs w:val="15"/>
+          <w:lang w:val="en-US" w:eastAsia="ru-RU"/>
+        </w:rPr>
+        <w:t>power_of_two</w:t>
+      </w:r>
+      <w:proofErr w:type="spellEnd"/>
+      <w:r>
+        <w:rPr>
+          <w:rFonts w:ascii="Consolas" w:eastAsia="Times New Roman" w:hAnsi="Consolas" w:cs="Times New Roman"/>
+          <w:color w:val="D4D4D4"/>
+          <w:kern w:val="0"/>
+          <w:sz w:val="15"/>
+          <w:szCs w:val="15"/>
+          <w:lang w:val="en-US" w:eastAsia="ru-RU"/>
+        </w:rPr>
+        <w:t>(</w:t>
+      </w:r>
+      <w:r>
+        <w:rPr>
+          <w:rFonts w:ascii="Consolas" w:eastAsia="Times New Roman" w:hAnsi="Consolas" w:cs="Times New Roman"/>
+          <w:color w:val="7F7F7F"/>
+          <w:kern w:val="0"/>
+          <w:sz w:val="15"/>
+          <w:szCs w:val="15"/>
+          <w:lang w:val="en-US" w:eastAsia="ru-RU"/>
+        </w:rPr>
+        <w:t>n</w:t>
+      </w:r>
+      <w:r>
+        <w:rPr>
+          <w:rFonts w:ascii="Consolas" w:eastAsia="Times New Roman" w:hAnsi="Consolas" w:cs="Times New Roman"/>
+          <w:color w:val="D4D4D4"/>
+          <w:kern w:val="0"/>
+          <w:sz w:val="15"/>
+          <w:szCs w:val="15"/>
+          <w:lang w:val="en-US" w:eastAsia="ru-RU"/>
+        </w:rPr>
+        <w:t xml:space="preserve"> - </w:t>
+      </w:r>
+      <w:r>
+        <w:rPr>
+          <w:rFonts w:ascii="Consolas" w:eastAsia="Times New Roman" w:hAnsi="Consolas" w:cs="Times New Roman"/>
+          <w:color w:val="B5CEA8"/>
+          <w:kern w:val="0"/>
+          <w:sz w:val="15"/>
+          <w:szCs w:val="15"/>
+          <w:lang w:val="en-US" w:eastAsia="ru-RU"/>
+        </w:rPr>
+        <w:t>1</w:t>
+      </w:r>
+      <w:r>
+        <w:rPr>
+          <w:rFonts w:ascii="Consolas" w:eastAsia="Times New Roman" w:hAnsi="Consolas" w:cs="Times New Roman"/>
+          <w:color w:val="D4D4D4"/>
+          <w:kern w:val="0"/>
+          <w:sz w:val="15"/>
+          <w:szCs w:val="15"/>
+          <w:lang w:val="en-US" w:eastAsia="ru-RU"/>
+        </w:rPr>
+        <w:t>);</w:t>
+      </w:r>
+    </w:p>
+    <w:p>
+      <w:pPr>
+        <w:shd w:val="clear" w:color="auto" w:fill="1E1E1E"/>
+        <w:spacing w:after="0" w:line="207" w:lineRule="atLeast"/>
+        <w:rPr>
+          <w:rFonts w:ascii="Consolas" w:eastAsia="Times New Roman" w:hAnsi="Consolas" w:cs="Times New Roman"/>
+          <w:color w:val="D4D4D4"/>
+          <w:kern w:val="0"/>
+          <w:sz w:val="15"/>
+          <w:szCs w:val="15"/>
+          <w:lang w:val="en-US" w:eastAsia="ru-RU"/>
+        </w:rPr>
+      </w:pPr>
+      <w:r>
+        <w:rPr>
+          <w:rFonts w:ascii="Consolas" w:eastAsia="Times New Roman" w:hAnsi="Consolas" w:cs="Times New Roman"/>
+          <w:color w:val="D4D4D4"/>
+          <w:kern w:val="0"/>
+          <w:sz w:val="15"/>
+          <w:szCs w:val="15"/>
+          <w:lang w:val="en-US" w:eastAsia="ru-RU"/>
+        </w:rPr>
+        <w:t>}</w:t>
+      </w:r>
+    </w:p>
+    <w:p>
+      <w:pPr>
+        <w:shd w:val="clear" w:color="auto" w:fill="1E1E1E"/>
+        <w:spacing w:after="0" w:line="207" w:lineRule="atLeast"/>
+        <w:rPr>
+          <w:rFonts w:ascii="Consolas" w:eastAsia="Times New Roman" w:hAnsi="Consolas" w:cs="Times New Roman"/>
+          <w:color w:val="D4D4D4"/>
+          <w:kern w:val="0"/>
+          <w:sz w:val="15"/>
+          <w:szCs w:val="15"/>
+          <w:lang w:val="en-US" w:eastAsia="ru-RU"/>
+        </w:rPr>
+      </w:pPr>
+    </w:p>
+    <w:p>
+      <w:pPr>
+        <w:shd w:val="clear" w:color="auto" w:fill="1E1E1E"/>
+        <w:spacing w:after="0" w:line="207" w:lineRule="atLeast"/>
+        <w:rPr>
+          <w:rFonts w:ascii="Consolas" w:eastAsia="Times New Roman" w:hAnsi="Consolas" w:cs="Times New Roman"/>
+          <w:color w:val="D4D4D4"/>
+          <w:kern w:val="0"/>
+          <w:sz w:val="15"/>
+          <w:szCs w:val="15"/>
+          <w:lang w:val="en-US" w:eastAsia="ru-RU"/>
+        </w:rPr>
+      </w:pPr>
+      <w:proofErr w:type="spellStart"/>
+      <w:proofErr w:type="gramStart"/>
+      <w:r>
+        <w:rPr>
+          <w:rFonts w:ascii="Consolas" w:eastAsia="Times New Roman" w:hAnsi="Consolas" w:cs="Times New Roman"/>
+          <w:color w:val="569CD6"/>
+          <w:kern w:val="0"/>
+          <w:sz w:val="15"/>
+          <w:szCs w:val="15"/>
+          <w:lang w:val="en-US" w:eastAsia="ru-RU"/>
+        </w:rPr>
+        <w:t>int</w:t>
+      </w:r>
+      <w:proofErr w:type="spellEnd"/>
+      <w:proofErr w:type="gramEnd"/>
+      <w:r>
+        <w:rPr>
+          <w:rFonts w:ascii="Consolas" w:eastAsia="Times New Roman" w:hAnsi="Consolas" w:cs="Times New Roman"/>
+          <w:color w:val="D4D4D4"/>
+          <w:kern w:val="0"/>
+          <w:sz w:val="15"/>
+          <w:szCs w:val="15"/>
+          <w:lang w:val="en-US" w:eastAsia="ru-RU"/>
+        </w:rPr>
+        <w:t xml:space="preserve"> </w:t>
+      </w:r>
+      <w:r>
+        <w:rPr>
+          <w:rFonts w:ascii="Consolas" w:eastAsia="Times New Roman" w:hAnsi="Consolas" w:cs="Times New Roman"/>
+          <w:color w:val="C8C8C8"/>
+          <w:kern w:val="0"/>
+          <w:sz w:val="15"/>
+          <w:szCs w:val="15"/>
+          <w:lang w:val="en-US" w:eastAsia="ru-RU"/>
+        </w:rPr>
+        <w:t>main</w:t>
+      </w:r>
+      <w:r>
+        <w:rPr>
+          <w:rFonts w:ascii="Consolas" w:eastAsia="Times New Roman" w:hAnsi="Consolas" w:cs="Times New Roman"/>
+          <w:color w:val="D4D4D4"/>
+          <w:kern w:val="0"/>
+          <w:sz w:val="15"/>
+          <w:szCs w:val="15"/>
+          <w:lang w:val="en-US" w:eastAsia="ru-RU"/>
+        </w:rPr>
+        <w:t>() {</w:t>
+      </w:r>
+    </w:p>
+    <w:p>
+      <w:pPr>
+        <w:shd w:val="clear" w:color="auto" w:fill="1E1E1E"/>
+        <w:spacing w:after="0" w:line="207" w:lineRule="atLeast"/>
+        <w:rPr>
+          <w:rFonts w:ascii="Consolas" w:eastAsia="Times New Roman" w:hAnsi="Consolas" w:cs="Times New Roman"/>
+          <w:color w:val="D4D4D4"/>
+          <w:kern w:val="0"/>
+          <w:sz w:val="15"/>
+          <w:szCs w:val="15"/>
+          <w:lang w:val="en-US" w:eastAsia="ru-RU"/>
+        </w:rPr>
+      </w:pPr>
+    </w:p>
+    <w:p>
+      <w:pPr>
+        <w:shd w:val="clear" w:color="auto" w:fill="1E1E1E"/>
+        <w:spacing w:after="0" w:line="207" w:lineRule="atLeast"/>
+        <w:rPr>
+          <w:rFonts w:ascii="Consolas" w:eastAsia="Times New Roman" w:hAnsi="Consolas" w:cs="Times New Roman"/>
+          <w:color w:val="D4D4D4"/>
+          <w:kern w:val="0"/>
+          <w:sz w:val="15"/>
+          <w:szCs w:val="15"/>
+          <w:lang w:val="en-US" w:eastAsia="ru-RU"/>
+        </w:rPr>
+      </w:pPr>
+      <w:r>
+        <w:rPr>
+          <w:rFonts w:ascii="Consolas" w:eastAsia="Times New Roman" w:hAnsi="Consolas" w:cs="Times New Roman"/>
+          <w:color w:val="D4D4D4"/>
+          <w:kern w:val="0"/>
+          <w:sz w:val="15"/>
+          <w:szCs w:val="15"/>
+          <w:lang w:val="en-US" w:eastAsia="ru-RU"/>
+        </w:rPr>
+        <w:t xml:space="preserve">    </w:t>
+      </w:r>
+      <w:proofErr w:type="spellStart"/>
+      <w:proofErr w:type="gramStart"/>
+      <w:r>
+        <w:rPr>
+          <w:rFonts w:ascii="Consolas" w:eastAsia="Times New Roman" w:hAnsi="Consolas" w:cs="Times New Roman"/>
+          <w:color w:val="C8C8C8"/>
+          <w:kern w:val="0"/>
+          <w:sz w:val="15"/>
+          <w:szCs w:val="15"/>
+          <w:lang w:val="en-US" w:eastAsia="ru-RU"/>
+        </w:rPr>
+        <w:t>setlocale</w:t>
+      </w:r>
+      <w:proofErr w:type="spellEnd"/>
+      <w:r>
+        <w:rPr>
+          <w:rFonts w:ascii="Consolas" w:eastAsia="Times New Roman" w:hAnsi="Consolas" w:cs="Times New Roman"/>
+          <w:color w:val="D4D4D4"/>
+          <w:kern w:val="0"/>
+          <w:sz w:val="15"/>
+          <w:szCs w:val="15"/>
+          <w:lang w:val="en-US" w:eastAsia="ru-RU"/>
+        </w:rPr>
+        <w:t>(</w:t>
+      </w:r>
+      <w:proofErr w:type="gramEnd"/>
+      <w:r>
+        <w:rPr>
+          <w:rFonts w:ascii="Consolas" w:eastAsia="Times New Roman" w:hAnsi="Consolas" w:cs="Times New Roman"/>
+          <w:color w:val="BD63C5"/>
+          <w:kern w:val="0"/>
+          <w:sz w:val="15"/>
+          <w:szCs w:val="15"/>
+          <w:lang w:val="en-US" w:eastAsia="ru-RU"/>
+        </w:rPr>
+        <w:t>LC_ALL</w:t>
+      </w:r>
+      <w:r>
+        <w:rPr>
+          <w:rFonts w:ascii="Consolas" w:eastAsia="Times New Roman" w:hAnsi="Consolas" w:cs="Times New Roman"/>
+          <w:color w:val="D4D4D4"/>
+          <w:kern w:val="0"/>
+          <w:sz w:val="15"/>
+          <w:szCs w:val="15"/>
+          <w:lang w:val="en-US" w:eastAsia="ru-RU"/>
+        </w:rPr>
+        <w:t xml:space="preserve">, </w:t>
+      </w:r>
+      <w:r>
+        <w:rPr>
+          <w:rFonts w:ascii="Consolas" w:eastAsia="Times New Roman" w:hAnsi="Consolas" w:cs="Times New Roman"/>
+          <w:color w:val="CE9178"/>
+          <w:kern w:val="0"/>
+          <w:sz w:val="15"/>
+          <w:szCs w:val="15"/>
+          <w:lang w:val="en-US" w:eastAsia="ru-RU"/>
+        </w:rPr>
+        <w:t>"Russian"</w:t>
+      </w:r>
+      <w:r>
+        <w:rPr>
+          <w:rFonts w:ascii="Consolas" w:eastAsia="Times New Roman" w:hAnsi="Consolas" w:cs="Times New Roman"/>
+          <w:color w:val="D4D4D4"/>
+          <w:kern w:val="0"/>
+          <w:sz w:val="15"/>
+          <w:szCs w:val="15"/>
+          <w:lang w:val="en-US" w:eastAsia="ru-RU"/>
+        </w:rPr>
+        <w:t>);</w:t>
+      </w:r>
+    </w:p>
+    <w:p>
+      <w:pPr>
+        <w:shd w:val="clear" w:color="auto" w:fill="1E1E1E"/>
+        <w:spacing w:after="0" w:line="207" w:lineRule="atLeast"/>
+        <w:rPr>
+          <w:rFonts w:ascii="Consolas" w:eastAsia="Times New Roman" w:hAnsi="Consolas" w:cs="Times New Roman"/>
+          <w:color w:val="D4D4D4"/>
+          <w:kern w:val="0"/>
+          <w:sz w:val="15"/>
+          <w:szCs w:val="15"/>
+          <w:lang w:val="en-US" w:eastAsia="ru-RU"/>
+        </w:rPr>
+      </w:pPr>
+    </w:p>
+    <w:p>
+      <w:pPr>
+        <w:shd w:val="clear" w:color="auto" w:fill="1E1E1E"/>
+        <w:spacing w:after="0" w:line="207" w:lineRule="atLeast"/>
+        <w:rPr>
+          <w:rFonts w:ascii="Consolas" w:eastAsia="Times New Roman" w:hAnsi="Consolas" w:cs="Times New Roman"/>
+          <w:color w:val="D4D4D4"/>
+          <w:kern w:val="0"/>
+          <w:sz w:val="15"/>
+          <w:szCs w:val="15"/>
+          <w:lang w:val="en-US" w:eastAsia="ru-RU"/>
+        </w:rPr>
+      </w:pPr>
+      <w:r>
+        <w:rPr>
+          <w:rFonts w:ascii="Consolas" w:eastAsia="Times New Roman" w:hAnsi="Consolas" w:cs="Times New Roman"/>
+          <w:color w:val="D4D4D4"/>
+          <w:kern w:val="0"/>
+          <w:sz w:val="15"/>
+          <w:szCs w:val="15"/>
+          <w:lang w:val="en-US" w:eastAsia="ru-RU"/>
+        </w:rPr>
+        <w:t xml:space="preserve">    </w:t>
+      </w:r>
+      <w:proofErr w:type="spellStart"/>
+      <w:proofErr w:type="gramStart"/>
+      <w:r>
+        <w:rPr>
+          <w:rFonts w:ascii="Consolas" w:eastAsia="Times New Roman" w:hAnsi="Consolas" w:cs="Times New Roman"/>
+          <w:color w:val="569CD6"/>
+          <w:kern w:val="0"/>
+          <w:sz w:val="15"/>
+          <w:szCs w:val="15"/>
+          <w:lang w:val="en-US" w:eastAsia="ru-RU"/>
+        </w:rPr>
+        <w:t>int</w:t>
+      </w:r>
+      <w:proofErr w:type="spellEnd"/>
+      <w:proofErr w:type="gramEnd"/>
+      <w:r>
+        <w:rPr>
+          <w:rFonts w:ascii="Consolas" w:eastAsia="Times New Roman" w:hAnsi="Consolas" w:cs="Times New Roman"/>
+          <w:color w:val="D4D4D4"/>
+          <w:kern w:val="0"/>
+          <w:sz w:val="15"/>
+          <w:szCs w:val="15"/>
+          <w:lang w:val="en-US" w:eastAsia="ru-RU"/>
+        </w:rPr>
+        <w:t xml:space="preserve"> </w:t>
+      </w:r>
+      <w:r>
+        <w:rPr>
+          <w:rFonts w:ascii="Consolas" w:eastAsia="Times New Roman" w:hAnsi="Consolas" w:cs="Times New Roman"/>
+          <w:color w:val="C8C8C8"/>
+          <w:kern w:val="0"/>
+          <w:sz w:val="15"/>
+          <w:szCs w:val="15"/>
+          <w:lang w:val="en-US" w:eastAsia="ru-RU"/>
+        </w:rPr>
+        <w:t>result</w:t>
+      </w:r>
+      <w:r>
+        <w:rPr>
+          <w:rFonts w:ascii="Consolas" w:eastAsia="Times New Roman" w:hAnsi="Consolas" w:cs="Times New Roman"/>
+          <w:color w:val="D4D4D4"/>
+          <w:kern w:val="0"/>
+          <w:sz w:val="15"/>
+          <w:szCs w:val="15"/>
+          <w:lang w:val="en-US" w:eastAsia="ru-RU"/>
+        </w:rPr>
+        <w:t xml:space="preserve"> = </w:t>
+      </w:r>
+      <w:proofErr w:type="spellStart"/>
+      <w:r>
+        <w:rPr>
+          <w:rFonts w:ascii="Consolas" w:eastAsia="Times New Roman" w:hAnsi="Consolas" w:cs="Times New Roman"/>
+          <w:color w:val="C8C8C8"/>
+          <w:kern w:val="0"/>
+          <w:sz w:val="15"/>
+          <w:szCs w:val="15"/>
+          <w:lang w:val="en-US" w:eastAsia="ru-RU"/>
+        </w:rPr>
+        <w:t>power_of_two</w:t>
+      </w:r>
+      <w:proofErr w:type="spellEnd"/>
+      <w:r>
+        <w:rPr>
+          <w:rFonts w:ascii="Consolas" w:eastAsia="Times New Roman" w:hAnsi="Consolas" w:cs="Times New Roman"/>
+          <w:color w:val="D4D4D4"/>
+          <w:kern w:val="0"/>
+          <w:sz w:val="15"/>
+          <w:szCs w:val="15"/>
+          <w:lang w:val="en-US" w:eastAsia="ru-RU"/>
+        </w:rPr>
+        <w:t>(</w:t>
+      </w:r>
+      <w:r>
+        <w:rPr>
+          <w:rFonts w:ascii="Consolas" w:eastAsia="Times New Roman" w:hAnsi="Consolas" w:cs="Times New Roman"/>
+          <w:color w:val="B5CEA8"/>
+          <w:kern w:val="0"/>
+          <w:sz w:val="15"/>
+          <w:szCs w:val="15"/>
+          <w:lang w:val="en-US" w:eastAsia="ru-RU"/>
+        </w:rPr>
+        <w:t>0</w:t>
+      </w:r>
+      <w:r>
+        <w:rPr>
+          <w:rFonts w:ascii="Consolas" w:eastAsia="Times New Roman" w:hAnsi="Consolas" w:cs="Times New Roman"/>
+          <w:color w:val="D4D4D4"/>
+          <w:kern w:val="0"/>
+          <w:sz w:val="15"/>
+          <w:szCs w:val="15"/>
+          <w:lang w:val="en-US" w:eastAsia="ru-RU"/>
+        </w:rPr>
+        <w:t>);</w:t>
+      </w:r>
+      <w:r>
+        <w:rPr>
+          <w:rFonts w:ascii="Consolas" w:eastAsia="Times New Roman" w:hAnsi="Consolas" w:cs="Times New Roman"/>
+          <w:color w:val="6A9955"/>
+          <w:kern w:val="0"/>
+          <w:sz w:val="15"/>
+          <w:szCs w:val="15"/>
+          <w:lang w:val="en-US" w:eastAsia="ru-RU"/>
+        </w:rPr>
+        <w:t xml:space="preserve"> // </w:t>
+      </w:r>
+      <w:r>
+        <w:rPr>
+          <w:rFonts w:ascii="Consolas" w:eastAsia="Times New Roman" w:hAnsi="Consolas" w:cs="Times New Roman"/>
+          <w:color w:val="6A9955"/>
+          <w:kern w:val="0"/>
+          <w:sz w:val="15"/>
+          <w:szCs w:val="15"/>
+          <w:lang w:eastAsia="ru-RU"/>
+        </w:rPr>
+        <w:t>Базовый</w:t>
+      </w:r>
+      <w:r>
+        <w:rPr>
+          <w:rFonts w:ascii="Consolas" w:eastAsia="Times New Roman" w:hAnsi="Consolas" w:cs="Times New Roman"/>
+          <w:color w:val="6A9955"/>
+          <w:kern w:val="0"/>
+          <w:sz w:val="15"/>
+          <w:szCs w:val="15"/>
+          <w:lang w:val="en-US" w:eastAsia="ru-RU"/>
+        </w:rPr>
+        <w:t xml:space="preserve"> </w:t>
+      </w:r>
+      <w:r>
+        <w:rPr>
+          <w:rFonts w:ascii="Consolas" w:eastAsia="Times New Roman" w:hAnsi="Consolas" w:cs="Times New Roman"/>
+          <w:color w:val="6A9955"/>
+          <w:kern w:val="0"/>
+          <w:sz w:val="15"/>
+          <w:szCs w:val="15"/>
+          <w:lang w:eastAsia="ru-RU"/>
+        </w:rPr>
+        <w:t>случай</w:t>
+      </w:r>
+    </w:p>
+    <w:p>
+      <w:pPr>
+        <w:shd w:val="clear" w:color="auto" w:fill="1E1E1E"/>
+        <w:spacing w:after="0" w:line="207" w:lineRule="atLeast"/>
+        <w:rPr>
+          <w:rFonts w:ascii="Consolas" w:eastAsia="Times New Roman" w:hAnsi="Consolas" w:cs="Times New Roman"/>
+          <w:color w:val="D4D4D4"/>
+          <w:kern w:val="0"/>
+          <w:sz w:val="15"/>
+          <w:szCs w:val="15"/>
+          <w:lang w:val="en-US" w:eastAsia="ru-RU"/>
+        </w:rPr>
+      </w:pPr>
+      <w:r>
+        <w:rPr>
+          <w:rFonts w:ascii="Consolas" w:eastAsia="Times New Roman" w:hAnsi="Consolas" w:cs="Times New Roman"/>
+          <w:color w:val="D4D4D4"/>
+          <w:kern w:val="0"/>
+          <w:sz w:val="15"/>
+          <w:szCs w:val="15"/>
+          <w:lang w:val="en-US" w:eastAsia="ru-RU"/>
+        </w:rPr>
+        <w:t xml:space="preserve">    </w:t>
+      </w:r>
+      <w:proofErr w:type="spellStart"/>
+      <w:proofErr w:type="gramStart"/>
+      <w:r>
+        <w:rPr>
+          <w:rFonts w:ascii="Consolas" w:eastAsia="Times New Roman" w:hAnsi="Consolas" w:cs="Times New Roman"/>
+          <w:color w:val="C8C8C8"/>
+          <w:kern w:val="0"/>
+          <w:sz w:val="15"/>
+          <w:szCs w:val="15"/>
+          <w:lang w:val="en-US" w:eastAsia="ru-RU"/>
+        </w:rPr>
+        <w:t>printf</w:t>
+      </w:r>
+      <w:proofErr w:type="spellEnd"/>
+      <w:r>
+        <w:rPr>
+          <w:rFonts w:ascii="Consolas" w:eastAsia="Times New Roman" w:hAnsi="Consolas" w:cs="Times New Roman"/>
+          <w:color w:val="D4D4D4"/>
+          <w:kern w:val="0"/>
+          <w:sz w:val="15"/>
+          <w:szCs w:val="15"/>
+          <w:lang w:val="en-US" w:eastAsia="ru-RU"/>
+        </w:rPr>
+        <w:t>(</w:t>
+      </w:r>
+      <w:proofErr w:type="gramEnd"/>
+      <w:r>
+        <w:rPr>
+          <w:rFonts w:ascii="Consolas" w:eastAsia="Times New Roman" w:hAnsi="Consolas" w:cs="Times New Roman"/>
+          <w:color w:val="CE9178"/>
+          <w:kern w:val="0"/>
+          <w:sz w:val="15"/>
+          <w:szCs w:val="15"/>
+          <w:lang w:val="en-US" w:eastAsia="ru-RU"/>
+        </w:rPr>
+        <w:t>"%d\n"</w:t>
+      </w:r>
+      <w:r>
+        <w:rPr>
+          <w:rFonts w:ascii="Consolas" w:eastAsia="Times New Roman" w:hAnsi="Consolas" w:cs="Times New Roman"/>
+          <w:color w:val="D4D4D4"/>
+          <w:kern w:val="0"/>
+          <w:sz w:val="15"/>
+          <w:szCs w:val="15"/>
+          <w:lang w:val="en-US" w:eastAsia="ru-RU"/>
+        </w:rPr>
+        <w:t xml:space="preserve">, </w:t>
+      </w:r>
+      <w:r>
+        <w:rPr>
+          <w:rFonts w:ascii="Consolas" w:eastAsia="Times New Roman" w:hAnsi="Consolas" w:cs="Times New Roman"/>
+          <w:color w:val="C8C8C8"/>
+          <w:kern w:val="0"/>
+          <w:sz w:val="15"/>
+          <w:szCs w:val="15"/>
+          <w:lang w:val="en-US" w:eastAsia="ru-RU"/>
+        </w:rPr>
+        <w:t>result</w:t>
+      </w:r>
+      <w:r>
+        <w:rPr>
+          <w:rFonts w:ascii="Consolas" w:eastAsia="Times New Roman" w:hAnsi="Consolas" w:cs="Times New Roman"/>
+          <w:color w:val="D4D4D4"/>
+          <w:kern w:val="0"/>
+          <w:sz w:val="15"/>
+          <w:szCs w:val="15"/>
+          <w:lang w:val="en-US" w:eastAsia="ru-RU"/>
+        </w:rPr>
+        <w:t>);</w:t>
+      </w:r>
+    </w:p>
+    <w:p>
+      <w:pPr>
+        <w:shd w:val="clear" w:color="auto" w:fill="1E1E1E"/>
+        <w:spacing w:after="0" w:line="207" w:lineRule="atLeast"/>
+        <w:rPr>
+          <w:rFonts w:ascii="Consolas" w:eastAsia="Times New Roman" w:hAnsi="Consolas" w:cs="Times New Roman"/>
+          <w:color w:val="D4D4D4"/>
+          <w:kern w:val="0"/>
+          <w:sz w:val="15"/>
+          <w:szCs w:val="15"/>
+          <w:lang w:val="en-US" w:eastAsia="ru-RU"/>
+        </w:rPr>
+      </w:pPr>
+    </w:p>
+    <w:p>
+      <w:pPr>
+        <w:shd w:val="clear" w:color="auto" w:fill="1E1E1E"/>
+        <w:spacing w:after="0" w:line="207" w:lineRule="atLeast"/>
+        <w:rPr>
+          <w:rFonts w:ascii="Consolas" w:eastAsia="Times New Roman" w:hAnsi="Consolas" w:cs="Times New Roman"/>
+          <w:color w:val="D4D4D4"/>
+          <w:kern w:val="0"/>
+          <w:sz w:val="15"/>
+          <w:szCs w:val="15"/>
+          <w:lang w:val="en-US" w:eastAsia="ru-RU"/>
+        </w:rPr>
+      </w:pPr>
+      <w:r>
+        <w:rPr>
+          <w:rFonts w:ascii="Consolas" w:eastAsia="Times New Roman" w:hAnsi="Consolas" w:cs="Times New Roman"/>
+          <w:color w:val="D4D4D4"/>
+          <w:kern w:val="0"/>
+          <w:sz w:val="15"/>
+          <w:szCs w:val="15"/>
+          <w:lang w:val="en-US" w:eastAsia="ru-RU"/>
+        </w:rPr>
+        <w:t xml:space="preserve">    </w:t>
+      </w:r>
+      <w:proofErr w:type="gramStart"/>
+      <w:r>
+        <w:rPr>
+          <w:rFonts w:ascii="Consolas" w:eastAsia="Times New Roman" w:hAnsi="Consolas" w:cs="Times New Roman"/>
+          <w:color w:val="C8C8C8"/>
+          <w:kern w:val="0"/>
+          <w:sz w:val="15"/>
+          <w:szCs w:val="15"/>
+          <w:lang w:val="en-US" w:eastAsia="ru-RU"/>
+        </w:rPr>
+        <w:t>result</w:t>
+      </w:r>
+      <w:proofErr w:type="gramEnd"/>
+      <w:r>
+        <w:rPr>
+          <w:rFonts w:ascii="Consolas" w:eastAsia="Times New Roman" w:hAnsi="Consolas" w:cs="Times New Roman"/>
+          <w:color w:val="D4D4D4"/>
+          <w:kern w:val="0"/>
+          <w:sz w:val="15"/>
+          <w:szCs w:val="15"/>
+          <w:lang w:val="en-US" w:eastAsia="ru-RU"/>
+        </w:rPr>
+        <w:t xml:space="preserve"> = </w:t>
+      </w:r>
+      <w:proofErr w:type="spellStart"/>
+      <w:r>
+        <w:rPr>
+          <w:rFonts w:ascii="Consolas" w:eastAsia="Times New Roman" w:hAnsi="Consolas" w:cs="Times New Roman"/>
+          <w:color w:val="C8C8C8"/>
+          <w:kern w:val="0"/>
+          <w:sz w:val="15"/>
+          <w:szCs w:val="15"/>
+          <w:lang w:val="en-US" w:eastAsia="ru-RU"/>
+        </w:rPr>
+        <w:t>power_of_two</w:t>
+      </w:r>
+      <w:proofErr w:type="spellEnd"/>
+      <w:r>
+        <w:rPr>
+          <w:rFonts w:ascii="Consolas" w:eastAsia="Times New Roman" w:hAnsi="Consolas" w:cs="Times New Roman"/>
+          <w:color w:val="D4D4D4"/>
+          <w:kern w:val="0"/>
+          <w:sz w:val="15"/>
+          <w:szCs w:val="15"/>
+          <w:lang w:val="en-US" w:eastAsia="ru-RU"/>
+        </w:rPr>
+        <w:t>(</w:t>
+      </w:r>
+      <w:r>
+        <w:rPr>
+          <w:rFonts w:ascii="Consolas" w:eastAsia="Times New Roman" w:hAnsi="Consolas" w:cs="Times New Roman"/>
+          <w:color w:val="B5CEA8"/>
+          <w:kern w:val="0"/>
+          <w:sz w:val="15"/>
+          <w:szCs w:val="15"/>
+          <w:lang w:val="en-US" w:eastAsia="ru-RU"/>
+        </w:rPr>
+        <w:t>1</w:t>
+      </w:r>
+      <w:r>
+        <w:rPr>
+          <w:rFonts w:ascii="Consolas" w:eastAsia="Times New Roman" w:hAnsi="Consolas" w:cs="Times New Roman"/>
+          <w:color w:val="D4D4D4"/>
+          <w:kern w:val="0"/>
+          <w:sz w:val="15"/>
+          <w:szCs w:val="15"/>
+          <w:lang w:val="en-US" w:eastAsia="ru-RU"/>
+        </w:rPr>
+        <w:t>);</w:t>
+      </w:r>
+      <w:r>
+        <w:rPr>
+          <w:rFonts w:ascii="Consolas" w:eastAsia="Times New Roman" w:hAnsi="Consolas" w:cs="Times New Roman"/>
+          <w:color w:val="6A9955"/>
+          <w:kern w:val="0"/>
+          <w:sz w:val="15"/>
+          <w:szCs w:val="15"/>
+          <w:lang w:val="en-US" w:eastAsia="ru-RU"/>
+        </w:rPr>
+        <w:t xml:space="preserve"> // </w:t>
+      </w:r>
+      <w:r>
+        <w:rPr>
+          <w:rFonts w:ascii="Consolas" w:eastAsia="Times New Roman" w:hAnsi="Consolas" w:cs="Times New Roman"/>
+          <w:color w:val="6A9955"/>
+          <w:kern w:val="0"/>
+          <w:sz w:val="15"/>
+          <w:szCs w:val="15"/>
+          <w:lang w:eastAsia="ru-RU"/>
+        </w:rPr>
+        <w:t>Простой</w:t>
+      </w:r>
+      <w:r>
+        <w:rPr>
+          <w:rFonts w:ascii="Consolas" w:eastAsia="Times New Roman" w:hAnsi="Consolas" w:cs="Times New Roman"/>
+          <w:color w:val="6A9955"/>
+          <w:kern w:val="0"/>
+          <w:sz w:val="15"/>
+          <w:szCs w:val="15"/>
+          <w:lang w:val="en-US" w:eastAsia="ru-RU"/>
+        </w:rPr>
+        <w:t xml:space="preserve"> </w:t>
+      </w:r>
+      <w:r>
+        <w:rPr>
+          <w:rFonts w:ascii="Consolas" w:eastAsia="Times New Roman" w:hAnsi="Consolas" w:cs="Times New Roman"/>
+          <w:color w:val="6A9955"/>
+          <w:kern w:val="0"/>
+          <w:sz w:val="15"/>
+          <w:szCs w:val="15"/>
+          <w:lang w:eastAsia="ru-RU"/>
+        </w:rPr>
+        <w:t>случай</w:t>
+      </w:r>
+    </w:p>
+    <w:p>
+      <w:pPr>
+        <w:shd w:val="clear" w:color="auto" w:fill="1E1E1E"/>
+        <w:spacing w:after="0" w:line="207" w:lineRule="atLeast"/>
+        <w:rPr>
+          <w:rFonts w:ascii="Consolas" w:eastAsia="Times New Roman" w:hAnsi="Consolas" w:cs="Times New Roman"/>
+          <w:color w:val="D4D4D4"/>
+          <w:kern w:val="0"/>
+          <w:sz w:val="15"/>
+          <w:szCs w:val="15"/>
+          <w:lang w:val="en-US" w:eastAsia="ru-RU"/>
+        </w:rPr>
+      </w:pPr>
+      <w:r>
+        <w:rPr>
+          <w:rFonts w:ascii="Consolas" w:eastAsia="Times New Roman" w:hAnsi="Consolas" w:cs="Times New Roman"/>
+          <w:color w:val="D4D4D4"/>
+          <w:kern w:val="0"/>
+          <w:sz w:val="15"/>
+          <w:szCs w:val="15"/>
+          <w:lang w:val="en-US" w:eastAsia="ru-RU"/>
+        </w:rPr>
+        <w:t xml:space="preserve">    </w:t>
+      </w:r>
+      <w:proofErr w:type="spellStart"/>
+      <w:proofErr w:type="gramStart"/>
+      <w:r>
+        <w:rPr>
+          <w:rFonts w:ascii="Consolas" w:eastAsia="Times New Roman" w:hAnsi="Consolas" w:cs="Times New Roman"/>
+          <w:color w:val="C8C8C8"/>
+          <w:kern w:val="0"/>
+          <w:sz w:val="15"/>
+          <w:szCs w:val="15"/>
+          <w:lang w:val="en-US" w:eastAsia="ru-RU"/>
+        </w:rPr>
+        <w:t>printf</w:t>
+      </w:r>
+      <w:proofErr w:type="spellEnd"/>
+      <w:r>
+        <w:rPr>
+          <w:rFonts w:ascii="Consolas" w:eastAsia="Times New Roman" w:hAnsi="Consolas" w:cs="Times New Roman"/>
+          <w:color w:val="D4D4D4"/>
+          <w:kern w:val="0"/>
+          <w:sz w:val="15"/>
+          <w:szCs w:val="15"/>
+          <w:lang w:val="en-US" w:eastAsia="ru-RU"/>
+        </w:rPr>
+        <w:t>(</w:t>
+      </w:r>
+      <w:proofErr w:type="gramEnd"/>
+      <w:r>
+        <w:rPr>
+          <w:rFonts w:ascii="Consolas" w:eastAsia="Times New Roman" w:hAnsi="Consolas" w:cs="Times New Roman"/>
+          <w:color w:val="CE9178"/>
+          <w:kern w:val="0"/>
+          <w:sz w:val="15"/>
+          <w:szCs w:val="15"/>
+          <w:lang w:val="en-US" w:eastAsia="ru-RU"/>
+        </w:rPr>
+        <w:t>"%d\n"</w:t>
+      </w:r>
+      <w:r>
+        <w:rPr>
+          <w:rFonts w:ascii="Consolas" w:eastAsia="Times New Roman" w:hAnsi="Consolas" w:cs="Times New Roman"/>
+          <w:color w:val="D4D4D4"/>
+          <w:kern w:val="0"/>
+          <w:sz w:val="15"/>
+          <w:szCs w:val="15"/>
+          <w:lang w:val="en-US" w:eastAsia="ru-RU"/>
+        </w:rPr>
+        <w:t xml:space="preserve">, </w:t>
+      </w:r>
+      <w:r>
+        <w:rPr>
+          <w:rFonts w:ascii="Consolas" w:eastAsia="Times New Roman" w:hAnsi="Consolas" w:cs="Times New Roman"/>
+          <w:color w:val="C8C8C8"/>
+          <w:kern w:val="0"/>
+          <w:sz w:val="15"/>
+          <w:szCs w:val="15"/>
+          <w:lang w:val="en-US" w:eastAsia="ru-RU"/>
+        </w:rPr>
+        <w:t>result</w:t>
+      </w:r>
+      <w:r>
+        <w:rPr>
+          <w:rFonts w:ascii="Consolas" w:eastAsia="Times New Roman" w:hAnsi="Consolas" w:cs="Times New Roman"/>
+          <w:color w:val="D4D4D4"/>
+          <w:kern w:val="0"/>
+          <w:sz w:val="15"/>
+          <w:szCs w:val="15"/>
+          <w:lang w:val="en-US" w:eastAsia="ru-RU"/>
+        </w:rPr>
+        <w:t>);</w:t>
+      </w:r>
+    </w:p>
+    <w:p>
+      <w:pPr>
+        <w:shd w:val="clear" w:color="auto" w:fill="1E1E1E"/>
+        <w:spacing w:after="0" w:line="207" w:lineRule="atLeast"/>
+        <w:rPr>
+          <w:rFonts w:ascii="Consolas" w:eastAsia="Times New Roman" w:hAnsi="Consolas" w:cs="Times New Roman"/>
+          <w:color w:val="D4D4D4"/>
+          <w:kern w:val="0"/>
+          <w:sz w:val="15"/>
+          <w:szCs w:val="15"/>
+          <w:lang w:val="en-US" w:eastAsia="ru-RU"/>
+        </w:rPr>
+      </w:pPr>
+    </w:p>
+    <w:p>
+      <w:pPr>
+        <w:shd w:val="clear" w:color="auto" w:fill="1E1E1E"/>
+        <w:spacing w:after="0" w:line="207" w:lineRule="atLeast"/>
+        <w:rPr>
+          <w:rFonts w:ascii="Consolas" w:eastAsia="Times New Roman" w:hAnsi="Consolas" w:cs="Times New Roman"/>
+          <w:color w:val="D4D4D4"/>
+          <w:kern w:val="0"/>
+          <w:sz w:val="15"/>
+          <w:szCs w:val="15"/>
+          <w:lang w:val="en-US" w:eastAsia="ru-RU"/>
+        </w:rPr>
+      </w:pPr>
+      <w:r>
+        <w:rPr>
+          <w:rFonts w:ascii="Consolas" w:eastAsia="Times New Roman" w:hAnsi="Consolas" w:cs="Times New Roman"/>
+          <w:color w:val="D4D4D4"/>
+          <w:kern w:val="0"/>
+          <w:sz w:val="15"/>
+          <w:szCs w:val="15"/>
+          <w:lang w:val="en-US" w:eastAsia="ru-RU"/>
+        </w:rPr>
+        <w:t xml:space="preserve">    </w:t>
+      </w:r>
+      <w:proofErr w:type="gramStart"/>
+      <w:r>
+        <w:rPr>
+          <w:rFonts w:ascii="Consolas" w:eastAsia="Times New Roman" w:hAnsi="Consolas" w:cs="Times New Roman"/>
+          <w:color w:val="C8C8C8"/>
+          <w:kern w:val="0"/>
+          <w:sz w:val="15"/>
+          <w:szCs w:val="15"/>
+          <w:lang w:val="en-US" w:eastAsia="ru-RU"/>
+        </w:rPr>
+        <w:t>result</w:t>
+      </w:r>
+      <w:proofErr w:type="gramEnd"/>
+      <w:r>
+        <w:rPr>
+          <w:rFonts w:ascii="Consolas" w:eastAsia="Times New Roman" w:hAnsi="Consolas" w:cs="Times New Roman"/>
+          <w:color w:val="D4D4D4"/>
+          <w:kern w:val="0"/>
+          <w:sz w:val="15"/>
+          <w:szCs w:val="15"/>
+          <w:lang w:val="en-US" w:eastAsia="ru-RU"/>
+        </w:rPr>
+        <w:t xml:space="preserve"> = </w:t>
+      </w:r>
+      <w:proofErr w:type="spellStart"/>
+      <w:r>
+        <w:rPr>
+          <w:rFonts w:ascii="Consolas" w:eastAsia="Times New Roman" w:hAnsi="Consolas" w:cs="Times New Roman"/>
+          <w:color w:val="C8C8C8"/>
+          <w:kern w:val="0"/>
+          <w:sz w:val="15"/>
+          <w:szCs w:val="15"/>
+          <w:lang w:val="en-US" w:eastAsia="ru-RU"/>
+        </w:rPr>
+        <w:t>power_of_two</w:t>
+      </w:r>
+      <w:proofErr w:type="spellEnd"/>
+      <w:r>
+        <w:rPr>
+          <w:rFonts w:ascii="Consolas" w:eastAsia="Times New Roman" w:hAnsi="Consolas" w:cs="Times New Roman"/>
+          <w:color w:val="D4D4D4"/>
+          <w:kern w:val="0"/>
+          <w:sz w:val="15"/>
+          <w:szCs w:val="15"/>
+          <w:lang w:val="en-US" w:eastAsia="ru-RU"/>
+        </w:rPr>
+        <w:t>(</w:t>
+      </w:r>
+      <w:r>
+        <w:rPr>
+          <w:rFonts w:ascii="Consolas" w:eastAsia="Times New Roman" w:hAnsi="Consolas" w:cs="Times New Roman"/>
+          <w:color w:val="B5CEA8"/>
+          <w:kern w:val="0"/>
+          <w:sz w:val="15"/>
+          <w:szCs w:val="15"/>
+          <w:lang w:val="en-US" w:eastAsia="ru-RU"/>
+        </w:rPr>
+        <w:t>5</w:t>
+      </w:r>
+      <w:r>
+        <w:rPr>
+          <w:rFonts w:ascii="Consolas" w:eastAsia="Times New Roman" w:hAnsi="Consolas" w:cs="Times New Roman"/>
+          <w:color w:val="D4D4D4"/>
+          <w:kern w:val="0"/>
+          <w:sz w:val="15"/>
+          <w:szCs w:val="15"/>
+          <w:lang w:val="en-US" w:eastAsia="ru-RU"/>
+        </w:rPr>
+        <w:t>);</w:t>
+      </w:r>
+      <w:r>
+        <w:rPr>
+          <w:rFonts w:ascii="Consolas" w:eastAsia="Times New Roman" w:hAnsi="Consolas" w:cs="Times New Roman"/>
+          <w:color w:val="6A9955"/>
+          <w:kern w:val="0"/>
+          <w:sz w:val="15"/>
+          <w:szCs w:val="15"/>
+          <w:lang w:val="en-US" w:eastAsia="ru-RU"/>
+        </w:rPr>
+        <w:t xml:space="preserve"> // </w:t>
+      </w:r>
+      <w:r>
+        <w:rPr>
+          <w:rFonts w:ascii="Consolas" w:eastAsia="Times New Roman" w:hAnsi="Consolas" w:cs="Times New Roman"/>
+          <w:color w:val="6A9955"/>
+          <w:kern w:val="0"/>
+          <w:sz w:val="15"/>
+          <w:szCs w:val="15"/>
+          <w:lang w:eastAsia="ru-RU"/>
+        </w:rPr>
+        <w:t>Нормальный</w:t>
+      </w:r>
+      <w:r>
+        <w:rPr>
+          <w:rFonts w:ascii="Consolas" w:eastAsia="Times New Roman" w:hAnsi="Consolas" w:cs="Times New Roman"/>
+          <w:color w:val="6A9955"/>
+          <w:kern w:val="0"/>
+          <w:sz w:val="15"/>
+          <w:szCs w:val="15"/>
+          <w:lang w:val="en-US" w:eastAsia="ru-RU"/>
+        </w:rPr>
+        <w:t xml:space="preserve"> </w:t>
+      </w:r>
+      <w:r>
+        <w:rPr>
+          <w:rFonts w:ascii="Consolas" w:eastAsia="Times New Roman" w:hAnsi="Consolas" w:cs="Times New Roman"/>
+          <w:color w:val="6A9955"/>
+          <w:kern w:val="0"/>
+          <w:sz w:val="15"/>
+          <w:szCs w:val="15"/>
+          <w:lang w:eastAsia="ru-RU"/>
+        </w:rPr>
+        <w:t>случай</w:t>
+      </w:r>
+    </w:p>
+    <w:p>
+      <w:pPr>
+        <w:shd w:val="clear" w:color="auto" w:fill="1E1E1E"/>
+        <w:spacing w:after="0" w:line="207" w:lineRule="atLeast"/>
+        <w:rPr>
+          <w:rFonts w:ascii="Consolas" w:eastAsia="Times New Roman" w:hAnsi="Consolas" w:cs="Times New Roman"/>
+          <w:color w:val="D4D4D4"/>
+          <w:kern w:val="0"/>
+          <w:sz w:val="15"/>
+          <w:szCs w:val="15"/>
+          <w:lang w:val="en-US" w:eastAsia="ru-RU"/>
+        </w:rPr>
+      </w:pPr>
+      <w:r>
+        <w:rPr>
+          <w:rFonts w:ascii="Consolas" w:eastAsia="Times New Roman" w:hAnsi="Consolas" w:cs="Times New Roman"/>
+          <w:color w:val="D4D4D4"/>
+          <w:kern w:val="0"/>
+          <w:sz w:val="15"/>
+          <w:szCs w:val="15"/>
+          <w:lang w:val="en-US" w:eastAsia="ru-RU"/>
+        </w:rPr>
+        <w:t xml:space="preserve">    </w:t>
+      </w:r>
+      <w:proofErr w:type="spellStart"/>
+      <w:proofErr w:type="gramStart"/>
+      <w:r>
+        <w:rPr>
+          <w:rFonts w:ascii="Consolas" w:eastAsia="Times New Roman" w:hAnsi="Consolas" w:cs="Times New Roman"/>
+          <w:color w:val="C8C8C8"/>
+          <w:kern w:val="0"/>
+          <w:sz w:val="15"/>
+          <w:szCs w:val="15"/>
+          <w:lang w:val="en-US" w:eastAsia="ru-RU"/>
+        </w:rPr>
+        <w:t>printf</w:t>
+      </w:r>
+      <w:proofErr w:type="spellEnd"/>
+      <w:r>
+        <w:rPr>
+          <w:rFonts w:ascii="Consolas" w:eastAsia="Times New Roman" w:hAnsi="Consolas" w:cs="Times New Roman"/>
+          <w:color w:val="D4D4D4"/>
+          <w:kern w:val="0"/>
+          <w:sz w:val="15"/>
+          <w:szCs w:val="15"/>
+          <w:lang w:val="en-US" w:eastAsia="ru-RU"/>
+        </w:rPr>
+        <w:t>(</w:t>
+      </w:r>
+      <w:proofErr w:type="gramEnd"/>
+      <w:r>
+        <w:rPr>
+          <w:rFonts w:ascii="Consolas" w:eastAsia="Times New Roman" w:hAnsi="Consolas" w:cs="Times New Roman"/>
+          <w:color w:val="CE9178"/>
+          <w:kern w:val="0"/>
+          <w:sz w:val="15"/>
+          <w:szCs w:val="15"/>
+          <w:lang w:val="en-US" w:eastAsia="ru-RU"/>
+        </w:rPr>
+        <w:t>"%d\n"</w:t>
+      </w:r>
+      <w:r>
+        <w:rPr>
+          <w:rFonts w:ascii="Consolas" w:eastAsia="Times New Roman" w:hAnsi="Consolas" w:cs="Times New Roman"/>
+          <w:color w:val="D4D4D4"/>
+          <w:kern w:val="0"/>
+          <w:sz w:val="15"/>
+          <w:szCs w:val="15"/>
+          <w:lang w:val="en-US" w:eastAsia="ru-RU"/>
+        </w:rPr>
+        <w:t xml:space="preserve">, </w:t>
+      </w:r>
+      <w:r>
+        <w:rPr>
+          <w:rFonts w:ascii="Consolas" w:eastAsia="Times New Roman" w:hAnsi="Consolas" w:cs="Times New Roman"/>
+          <w:color w:val="C8C8C8"/>
+          <w:kern w:val="0"/>
+          <w:sz w:val="15"/>
+          <w:szCs w:val="15"/>
+          <w:lang w:val="en-US" w:eastAsia="ru-RU"/>
+        </w:rPr>
+        <w:t>result</w:t>
+      </w:r>
+      <w:r>
+        <w:rPr>
+          <w:rFonts w:ascii="Consolas" w:eastAsia="Times New Roman" w:hAnsi="Consolas" w:cs="Times New Roman"/>
+          <w:color w:val="D4D4D4"/>
+          <w:kern w:val="0"/>
+          <w:sz w:val="15"/>
+          <w:szCs w:val="15"/>
+          <w:lang w:val="en-US" w:eastAsia="ru-RU"/>
+        </w:rPr>
+        <w:t>);</w:t>
+      </w:r>
+    </w:p>
+    <w:p>
+      <w:pPr>
+        <w:shd w:val="clear" w:color="auto" w:fill="1E1E1E"/>
+        <w:spacing w:after="0" w:line="207" w:lineRule="atLeast"/>
+        <w:rPr>
+          <w:rFonts w:ascii="Consolas" w:eastAsia="Times New Roman" w:hAnsi="Consolas" w:cs="Times New Roman"/>
+          <w:color w:val="D4D4D4"/>
+          <w:kern w:val="0"/>
+          <w:sz w:val="15"/>
+          <w:szCs w:val="15"/>
+          <w:lang w:val="en-US" w:eastAsia="ru-RU"/>
+        </w:rPr>
+      </w:pPr>
+      <w:r>
+        <w:rPr>
+          <w:rFonts w:ascii="Consolas" w:eastAsia="Times New Roman" w:hAnsi="Consolas" w:cs="Times New Roman"/>
+          <w:color w:val="D4D4D4"/>
+          <w:kern w:val="0"/>
+          <w:sz w:val="15"/>
+          <w:szCs w:val="15"/>
+          <w:lang w:val="en-US" w:eastAsia="ru-RU"/>
+        </w:rPr>
+        <w:t xml:space="preserve">    </w:t>
+      </w:r>
+    </w:p>
+    <w:p>
+      <w:pPr>
+        <w:shd w:val="clear" w:color="auto" w:fill="1E1E1E"/>
+        <w:spacing w:after="0" w:line="207" w:lineRule="atLeast"/>
+        <w:rPr>
+          <w:rFonts w:ascii="Consolas" w:eastAsia="Times New Roman" w:hAnsi="Consolas" w:cs="Times New Roman"/>
+          <w:color w:val="D4D4D4"/>
+          <w:kern w:val="0"/>
+          <w:sz w:val="15"/>
+          <w:szCs w:val="15"/>
+          <w:lang w:val="en-US" w:eastAsia="ru-RU"/>
+        </w:rPr>
+      </w:pPr>
+      <w:r>
+        <w:rPr>
+          <w:rFonts w:ascii="Consolas" w:eastAsia="Times New Roman" w:hAnsi="Consolas" w:cs="Times New Roman"/>
+          <w:color w:val="D4D4D4"/>
+          <w:kern w:val="0"/>
+          <w:sz w:val="15"/>
+          <w:szCs w:val="15"/>
+          <w:lang w:val="en-US" w:eastAsia="ru-RU"/>
+        </w:rPr>
+        <w:t xml:space="preserve">    </w:t>
+      </w:r>
+      <w:proofErr w:type="gramStart"/>
+      <w:r>
+        <w:rPr>
+          <w:rFonts w:ascii="Consolas" w:eastAsia="Times New Roman" w:hAnsi="Consolas" w:cs="Times New Roman"/>
+          <w:color w:val="C8C8C8"/>
+          <w:kern w:val="0"/>
+          <w:sz w:val="15"/>
+          <w:szCs w:val="15"/>
+          <w:lang w:val="en-US" w:eastAsia="ru-RU"/>
+        </w:rPr>
+        <w:t>result</w:t>
+      </w:r>
+      <w:proofErr w:type="gramEnd"/>
+      <w:r>
+        <w:rPr>
+          <w:rFonts w:ascii="Consolas" w:eastAsia="Times New Roman" w:hAnsi="Consolas" w:cs="Times New Roman"/>
+          <w:color w:val="D4D4D4"/>
+          <w:kern w:val="0"/>
+          <w:sz w:val="15"/>
+          <w:szCs w:val="15"/>
+          <w:lang w:val="en-US" w:eastAsia="ru-RU"/>
+        </w:rPr>
+        <w:t xml:space="preserve"> = </w:t>
+      </w:r>
+      <w:proofErr w:type="spellStart"/>
+      <w:r>
+        <w:rPr>
+          <w:rFonts w:ascii="Consolas" w:eastAsia="Times New Roman" w:hAnsi="Consolas" w:cs="Times New Roman"/>
+          <w:color w:val="C8C8C8"/>
+          <w:kern w:val="0"/>
+          <w:sz w:val="15"/>
+          <w:szCs w:val="15"/>
+          <w:lang w:val="en-US" w:eastAsia="ru-RU"/>
+        </w:rPr>
+        <w:t>power_of_two</w:t>
+      </w:r>
+      <w:proofErr w:type="spellEnd"/>
+      <w:r>
+        <w:rPr>
+          <w:rFonts w:ascii="Consolas" w:eastAsia="Times New Roman" w:hAnsi="Consolas" w:cs="Times New Roman"/>
+          <w:color w:val="D4D4D4"/>
+          <w:kern w:val="0"/>
+          <w:sz w:val="15"/>
+          <w:szCs w:val="15"/>
+          <w:lang w:val="en-US" w:eastAsia="ru-RU"/>
+        </w:rPr>
+        <w:t>(</w:t>
+      </w:r>
+      <w:r>
+        <w:rPr>
+          <w:rFonts w:ascii="Consolas" w:eastAsia="Times New Roman" w:hAnsi="Consolas" w:cs="Times New Roman"/>
+          <w:color w:val="B5CEA8"/>
+          <w:kern w:val="0"/>
+          <w:sz w:val="15"/>
+          <w:szCs w:val="15"/>
+          <w:lang w:val="en-US" w:eastAsia="ru-RU"/>
+        </w:rPr>
+        <w:t>10</w:t>
+      </w:r>
+      <w:r>
+        <w:rPr>
+          <w:rFonts w:ascii="Consolas" w:eastAsia="Times New Roman" w:hAnsi="Consolas" w:cs="Times New Roman"/>
+          <w:color w:val="D4D4D4"/>
+          <w:kern w:val="0"/>
+          <w:sz w:val="15"/>
+          <w:szCs w:val="15"/>
+          <w:lang w:val="en-US" w:eastAsia="ru-RU"/>
+        </w:rPr>
+        <w:t>);</w:t>
+      </w:r>
+      <w:r>
+        <w:rPr>
+          <w:rFonts w:ascii="Consolas" w:eastAsia="Times New Roman" w:hAnsi="Consolas" w:cs="Times New Roman"/>
+          <w:color w:val="6A9955"/>
+          <w:kern w:val="0"/>
+          <w:sz w:val="15"/>
+          <w:szCs w:val="15"/>
+          <w:lang w:val="en-US" w:eastAsia="ru-RU"/>
+        </w:rPr>
+        <w:t xml:space="preserve"> // </w:t>
+      </w:r>
+      <w:r>
+        <w:rPr>
+          <w:rFonts w:ascii="Consolas" w:eastAsia="Times New Roman" w:hAnsi="Consolas" w:cs="Times New Roman"/>
+          <w:color w:val="6A9955"/>
+          <w:kern w:val="0"/>
+          <w:sz w:val="15"/>
+          <w:szCs w:val="15"/>
+          <w:lang w:eastAsia="ru-RU"/>
+        </w:rPr>
+        <w:t>Большее</w:t>
+      </w:r>
+      <w:r>
+        <w:rPr>
+          <w:rFonts w:ascii="Consolas" w:eastAsia="Times New Roman" w:hAnsi="Consolas" w:cs="Times New Roman"/>
+          <w:color w:val="6A9955"/>
+          <w:kern w:val="0"/>
+          <w:sz w:val="15"/>
+          <w:szCs w:val="15"/>
+          <w:lang w:val="en-US" w:eastAsia="ru-RU"/>
+        </w:rPr>
+        <w:t xml:space="preserve"> </w:t>
+      </w:r>
+      <w:r>
+        <w:rPr>
+          <w:rFonts w:ascii="Consolas" w:eastAsia="Times New Roman" w:hAnsi="Consolas" w:cs="Times New Roman"/>
+          <w:color w:val="6A9955"/>
+          <w:kern w:val="0"/>
+          <w:sz w:val="15"/>
+          <w:szCs w:val="15"/>
+          <w:lang w:eastAsia="ru-RU"/>
+        </w:rPr>
+        <w:t>значение</w:t>
+      </w:r>
+    </w:p>
+    <w:p>
+      <w:pPr>
+        <w:shd w:val="clear" w:color="auto" w:fill="1E1E1E"/>
+        <w:spacing w:after="0" w:line="207" w:lineRule="atLeast"/>
+        <w:rPr>
+          <w:rFonts w:ascii="Consolas" w:eastAsia="Times New Roman" w:hAnsi="Consolas" w:cs="Times New Roman"/>
+          <w:color w:val="D4D4D4"/>
+          <w:kern w:val="0"/>
+          <w:sz w:val="15"/>
+          <w:szCs w:val="15"/>
+          <w:lang w:val="en-US" w:eastAsia="ru-RU"/>
+        </w:rPr>
+      </w:pPr>
+      <w:r>
+        <w:rPr>
+          <w:rFonts w:ascii="Consolas" w:eastAsia="Times New Roman" w:hAnsi="Consolas" w:cs="Times New Roman"/>
+          <w:color w:val="D4D4D4"/>
+          <w:kern w:val="0"/>
+          <w:sz w:val="15"/>
+          <w:szCs w:val="15"/>
+          <w:lang w:val="en-US" w:eastAsia="ru-RU"/>
+        </w:rPr>
+        <w:t xml:space="preserve">    </w:t>
+      </w:r>
+      <w:proofErr w:type="spellStart"/>
+      <w:proofErr w:type="gramStart"/>
+      <w:r>
+        <w:rPr>
+          <w:rFonts w:ascii="Consolas" w:eastAsia="Times New Roman" w:hAnsi="Consolas" w:cs="Times New Roman"/>
+          <w:color w:val="C8C8C8"/>
+          <w:kern w:val="0"/>
+          <w:sz w:val="15"/>
+          <w:szCs w:val="15"/>
+          <w:lang w:val="en-US" w:eastAsia="ru-RU"/>
+        </w:rPr>
+        <w:t>printf</w:t>
+      </w:r>
+      <w:proofErr w:type="spellEnd"/>
+      <w:r>
+        <w:rPr>
+          <w:rFonts w:ascii="Consolas" w:eastAsia="Times New Roman" w:hAnsi="Consolas" w:cs="Times New Roman"/>
+          <w:color w:val="D4D4D4"/>
+          <w:kern w:val="0"/>
+          <w:sz w:val="15"/>
+          <w:szCs w:val="15"/>
+          <w:lang w:val="en-US" w:eastAsia="ru-RU"/>
+        </w:rPr>
+        <w:t>(</w:t>
+      </w:r>
+      <w:proofErr w:type="gramEnd"/>
+      <w:r>
+        <w:rPr>
+          <w:rFonts w:ascii="Consolas" w:eastAsia="Times New Roman" w:hAnsi="Consolas" w:cs="Times New Roman"/>
+          <w:color w:val="CE9178"/>
+          <w:kern w:val="0"/>
+          <w:sz w:val="15"/>
+          <w:szCs w:val="15"/>
+          <w:lang w:val="en-US" w:eastAsia="ru-RU"/>
+        </w:rPr>
+        <w:t>"%d\n"</w:t>
+      </w:r>
+      <w:r>
+        <w:rPr>
+          <w:rFonts w:ascii="Consolas" w:eastAsia="Times New Roman" w:hAnsi="Consolas" w:cs="Times New Roman"/>
+          <w:color w:val="D4D4D4"/>
+          <w:kern w:val="0"/>
+          <w:sz w:val="15"/>
+          <w:szCs w:val="15"/>
+          <w:lang w:val="en-US" w:eastAsia="ru-RU"/>
+        </w:rPr>
+        <w:t xml:space="preserve">, </w:t>
+      </w:r>
+      <w:r>
+        <w:rPr>
+          <w:rFonts w:ascii="Consolas" w:eastAsia="Times New Roman" w:hAnsi="Consolas" w:cs="Times New Roman"/>
+          <w:color w:val="C8C8C8"/>
+          <w:kern w:val="0"/>
+          <w:sz w:val="15"/>
+          <w:szCs w:val="15"/>
+          <w:lang w:val="en-US" w:eastAsia="ru-RU"/>
+        </w:rPr>
+        <w:t>result</w:t>
+      </w:r>
+      <w:r>
+        <w:rPr>
+          <w:rFonts w:ascii="Consolas" w:eastAsia="Times New Roman" w:hAnsi="Consolas" w:cs="Times New Roman"/>
+          <w:color w:val="D4D4D4"/>
+          <w:kern w:val="0"/>
+          <w:sz w:val="15"/>
+          <w:szCs w:val="15"/>
+          <w:lang w:val="en-US" w:eastAsia="ru-RU"/>
+        </w:rPr>
+        <w:t>);</w:t>
+      </w:r>
+    </w:p>
+    <w:p>
+      <w:pPr>
+        <w:shd w:val="clear" w:color="auto" w:fill="1E1E1E"/>
+        <w:spacing w:after="0" w:line="207" w:lineRule="atLeast"/>
+        <w:rPr>
+          <w:rFonts w:ascii="Consolas" w:eastAsia="Times New Roman" w:hAnsi="Consolas" w:cs="Times New Roman"/>
+          <w:color w:val="D4D4D4"/>
+          <w:kern w:val="0"/>
+          <w:sz w:val="15"/>
+          <w:szCs w:val="15"/>
+          <w:lang w:val="en-US" w:eastAsia="ru-RU"/>
+        </w:rPr>
+      </w:pPr>
+      <w:r>
+        <w:rPr>
+          <w:rFonts w:ascii="Consolas" w:eastAsia="Times New Roman" w:hAnsi="Consolas" w:cs="Times New Roman"/>
+          <w:color w:val="D4D4D4"/>
+          <w:kern w:val="0"/>
+          <w:sz w:val="15"/>
+          <w:szCs w:val="15"/>
+          <w:lang w:val="en-US" w:eastAsia="ru-RU"/>
+        </w:rPr>
+        <w:t xml:space="preserve">    </w:t>
+      </w:r>
+    </w:p>
+    <w:p>
+      <w:pPr>
+        <w:shd w:val="clear" w:color="auto" w:fill="1E1E1E"/>
+        <w:spacing w:after="0" w:line="207" w:lineRule="atLeast"/>
+        <w:rPr>
+          <w:rFonts w:ascii="Consolas" w:eastAsia="Times New Roman" w:hAnsi="Consolas" w:cs="Times New Roman"/>
+          <w:color w:val="D4D4D4"/>
+          <w:kern w:val="0"/>
+          <w:sz w:val="15"/>
+          <w:szCs w:val="15"/>
+          <w:lang w:val="en-US" w:eastAsia="ru-RU"/>
+        </w:rPr>
+      </w:pPr>
+      <w:r>
+        <w:rPr>
+          <w:rFonts w:ascii="Consolas" w:eastAsia="Times New Roman" w:hAnsi="Consolas" w:cs="Times New Roman"/>
+          <w:color w:val="D4D4D4"/>
+          <w:kern w:val="0"/>
+          <w:sz w:val="15"/>
+          <w:szCs w:val="15"/>
+          <w:lang w:val="en-US" w:eastAsia="ru-RU"/>
+        </w:rPr>
+        <w:t xml:space="preserve">    </w:t>
+      </w:r>
+      <w:proofErr w:type="gramStart"/>
+      <w:r>
+        <w:rPr>
+          <w:rFonts w:ascii="Consolas" w:eastAsia="Times New Roman" w:hAnsi="Consolas" w:cs="Times New Roman"/>
+          <w:color w:val="C8C8C8"/>
+          <w:kern w:val="0"/>
+          <w:sz w:val="15"/>
+          <w:szCs w:val="15"/>
+          <w:lang w:val="en-US" w:eastAsia="ru-RU"/>
+        </w:rPr>
+        <w:t>result</w:t>
+      </w:r>
+      <w:proofErr w:type="gramEnd"/>
+      <w:r>
+        <w:rPr>
+          <w:rFonts w:ascii="Consolas" w:eastAsia="Times New Roman" w:hAnsi="Consolas" w:cs="Times New Roman"/>
+          <w:color w:val="D4D4D4"/>
+          <w:kern w:val="0"/>
+          <w:sz w:val="15"/>
+          <w:szCs w:val="15"/>
+          <w:lang w:val="en-US" w:eastAsia="ru-RU"/>
+        </w:rPr>
+        <w:t xml:space="preserve"> = </w:t>
+      </w:r>
+      <w:proofErr w:type="spellStart"/>
+      <w:r>
+        <w:rPr>
+          <w:rFonts w:ascii="Consolas" w:eastAsia="Times New Roman" w:hAnsi="Consolas" w:cs="Times New Roman"/>
+          <w:color w:val="C8C8C8"/>
+          <w:kern w:val="0"/>
+          <w:sz w:val="15"/>
+          <w:szCs w:val="15"/>
+          <w:lang w:val="en-US" w:eastAsia="ru-RU"/>
+        </w:rPr>
+        <w:t>power_of_two</w:t>
+      </w:r>
+      <w:proofErr w:type="spellEnd"/>
+      <w:r>
+        <w:rPr>
+          <w:rFonts w:ascii="Consolas" w:eastAsia="Times New Roman" w:hAnsi="Consolas" w:cs="Times New Roman"/>
+          <w:color w:val="D4D4D4"/>
+          <w:kern w:val="0"/>
+          <w:sz w:val="15"/>
+          <w:szCs w:val="15"/>
+          <w:lang w:val="en-US" w:eastAsia="ru-RU"/>
+        </w:rPr>
+        <w:t>(</w:t>
+      </w:r>
+      <w:r>
+        <w:rPr>
+          <w:rFonts w:ascii="Consolas" w:eastAsia="Times New Roman" w:hAnsi="Consolas" w:cs="Times New Roman"/>
+          <w:color w:val="B5CEA8"/>
+          <w:kern w:val="0"/>
+          <w:sz w:val="15"/>
+          <w:szCs w:val="15"/>
+          <w:lang w:val="en-US" w:eastAsia="ru-RU"/>
+        </w:rPr>
+        <w:t>31</w:t>
+      </w:r>
+      <w:r>
+        <w:rPr>
+          <w:rFonts w:ascii="Consolas" w:eastAsia="Times New Roman" w:hAnsi="Consolas" w:cs="Times New Roman"/>
+          <w:color w:val="D4D4D4"/>
+          <w:kern w:val="0"/>
+          <w:sz w:val="15"/>
+          <w:szCs w:val="15"/>
+          <w:lang w:val="en-US" w:eastAsia="ru-RU"/>
+        </w:rPr>
+        <w:t>);</w:t>
+      </w:r>
+      <w:r>
+        <w:rPr>
+          <w:rFonts w:ascii="Consolas" w:eastAsia="Times New Roman" w:hAnsi="Consolas" w:cs="Times New Roman"/>
+          <w:color w:val="6A9955"/>
+          <w:kern w:val="0"/>
+          <w:sz w:val="15"/>
+          <w:szCs w:val="15"/>
+          <w:lang w:val="en-US" w:eastAsia="ru-RU"/>
+        </w:rPr>
+        <w:t xml:space="preserve"> // </w:t>
+      </w:r>
+      <w:r>
+        <w:rPr>
+          <w:rFonts w:ascii="Consolas" w:eastAsia="Times New Roman" w:hAnsi="Consolas" w:cs="Times New Roman"/>
+          <w:color w:val="6A9955"/>
+          <w:kern w:val="0"/>
+          <w:sz w:val="15"/>
+          <w:szCs w:val="15"/>
+          <w:lang w:eastAsia="ru-RU"/>
+        </w:rPr>
+        <w:t>Ошибка</w:t>
+      </w:r>
+    </w:p>
+    <w:p>
+      <w:pPr>
+        <w:shd w:val="clear" w:color="auto" w:fill="1E1E1E"/>
+        <w:spacing w:after="0" w:line="207" w:lineRule="atLeast"/>
+        <w:rPr>
+          <w:rFonts w:ascii="Consolas" w:eastAsia="Times New Roman" w:hAnsi="Consolas" w:cs="Times New Roman"/>
+          <w:color w:val="D4D4D4"/>
+          <w:kern w:val="0"/>
+          <w:sz w:val="15"/>
+          <w:szCs w:val="15"/>
+          <w:lang w:val="en-US" w:eastAsia="ru-RU"/>
+        </w:rPr>
+      </w:pPr>
+      <w:r>
+        <w:rPr>
+          <w:rFonts w:ascii="Consolas" w:eastAsia="Times New Roman" w:hAnsi="Consolas" w:cs="Times New Roman"/>
+          <w:color w:val="D4D4D4"/>
+          <w:kern w:val="0"/>
+          <w:sz w:val="15"/>
+          <w:szCs w:val="15"/>
+          <w:lang w:val="en-US" w:eastAsia="ru-RU"/>
+        </w:rPr>
+        <w:t xml:space="preserve">    </w:t>
+      </w:r>
+      <w:proofErr w:type="spellStart"/>
+      <w:proofErr w:type="gramStart"/>
+      <w:r>
+        <w:rPr>
+          <w:rFonts w:ascii="Consolas" w:eastAsia="Times New Roman" w:hAnsi="Consolas" w:cs="Times New Roman"/>
+          <w:color w:val="C8C8C8"/>
+          <w:kern w:val="0"/>
+          <w:sz w:val="15"/>
+          <w:szCs w:val="15"/>
+          <w:lang w:val="en-US" w:eastAsia="ru-RU"/>
+        </w:rPr>
+        <w:t>printf</w:t>
+      </w:r>
+      <w:proofErr w:type="spellEnd"/>
+      <w:r>
+        <w:rPr>
+          <w:rFonts w:ascii="Consolas" w:eastAsia="Times New Roman" w:hAnsi="Consolas" w:cs="Times New Roman"/>
+          <w:color w:val="D4D4D4"/>
+          <w:kern w:val="0"/>
+          <w:sz w:val="15"/>
+          <w:szCs w:val="15"/>
+          <w:lang w:val="en-US" w:eastAsia="ru-RU"/>
+        </w:rPr>
+        <w:t>(</w:t>
+      </w:r>
+      <w:proofErr w:type="gramEnd"/>
+      <w:r>
+        <w:rPr>
+          <w:rFonts w:ascii="Consolas" w:eastAsia="Times New Roman" w:hAnsi="Consolas" w:cs="Times New Roman"/>
+          <w:color w:val="CE9178"/>
+          <w:kern w:val="0"/>
+          <w:sz w:val="15"/>
+          <w:szCs w:val="15"/>
+          <w:lang w:val="en-US" w:eastAsia="ru-RU"/>
+        </w:rPr>
+        <w:t>"%d\n"</w:t>
+      </w:r>
+      <w:r>
+        <w:rPr>
+          <w:rFonts w:ascii="Consolas" w:eastAsia="Times New Roman" w:hAnsi="Consolas" w:cs="Times New Roman"/>
+          <w:color w:val="D4D4D4"/>
+          <w:kern w:val="0"/>
+          <w:sz w:val="15"/>
+          <w:szCs w:val="15"/>
+          <w:lang w:val="en-US" w:eastAsia="ru-RU"/>
+        </w:rPr>
+        <w:t xml:space="preserve">, </w:t>
+      </w:r>
+      <w:r>
+        <w:rPr>
+          <w:rFonts w:ascii="Consolas" w:eastAsia="Times New Roman" w:hAnsi="Consolas" w:cs="Times New Roman"/>
+          <w:color w:val="C8C8C8"/>
+          <w:kern w:val="0"/>
+          <w:sz w:val="15"/>
+          <w:szCs w:val="15"/>
+          <w:lang w:val="en-US" w:eastAsia="ru-RU"/>
+        </w:rPr>
+        <w:t>result</w:t>
+      </w:r>
+      <w:r>
+        <w:rPr>
+          <w:rFonts w:ascii="Consolas" w:eastAsia="Times New Roman" w:hAnsi="Consolas" w:cs="Times New Roman"/>
+          <w:color w:val="D4D4D4"/>
+          <w:kern w:val="0"/>
+          <w:sz w:val="15"/>
+          <w:szCs w:val="15"/>
+          <w:lang w:val="en-US" w:eastAsia="ru-RU"/>
+        </w:rPr>
+        <w:t>);</w:t>
+      </w:r>
+    </w:p>
+    <w:p>
+      <w:pPr>
+        <w:shd w:val="clear" w:color="auto" w:fill="1E1E1E"/>
+        <w:spacing w:after="0" w:line="207" w:lineRule="atLeast"/>
+        <w:rPr>
+          <w:rFonts w:ascii="Consolas" w:eastAsia="Times New Roman" w:hAnsi="Consolas" w:cs="Times New Roman"/>
+          <w:color w:val="D4D4D4"/>
+          <w:kern w:val="0"/>
+          <w:sz w:val="15"/>
+          <w:szCs w:val="15"/>
+          <w:lang w:val="en-US" w:eastAsia="ru-RU"/>
+        </w:rPr>
+      </w:pPr>
+      <w:r>
+        <w:rPr>
+          <w:rFonts w:ascii="Consolas" w:eastAsia="Times New Roman" w:hAnsi="Consolas" w:cs="Times New Roman"/>
+          <w:color w:val="D4D4D4"/>
+          <w:kern w:val="0"/>
+          <w:sz w:val="15"/>
+          <w:szCs w:val="15"/>
+          <w:lang w:val="en-US" w:eastAsia="ru-RU"/>
+        </w:rPr>
+        <w:t xml:space="preserve">    </w:t>
+      </w:r>
+    </w:p>
+    <w:p>
+      <w:pPr>
+        <w:shd w:val="clear" w:color="auto" w:fill="1E1E1E"/>
+        <w:spacing w:after="0" w:line="207" w:lineRule="atLeast"/>
+        <w:rPr>
+          <w:rFonts w:ascii="Consolas" w:eastAsia="Times New Roman" w:hAnsi="Consolas" w:cs="Times New Roman"/>
+          <w:color w:val="D4D4D4"/>
+          <w:kern w:val="0"/>
+          <w:sz w:val="15"/>
+          <w:szCs w:val="15"/>
+          <w:lang w:val="en-US" w:eastAsia="ru-RU"/>
+        </w:rPr>
+      </w:pPr>
+      <w:r>
+        <w:rPr>
+          <w:rFonts w:ascii="Consolas" w:eastAsia="Times New Roman" w:hAnsi="Consolas" w:cs="Times New Roman"/>
+          <w:color w:val="D4D4D4"/>
+          <w:kern w:val="0"/>
+          <w:sz w:val="15"/>
+          <w:szCs w:val="15"/>
+          <w:lang w:val="en-US" w:eastAsia="ru-RU"/>
+        </w:rPr>
+        <w:t xml:space="preserve">    </w:t>
+      </w:r>
+      <w:proofErr w:type="gramStart"/>
+      <w:r>
+        <w:rPr>
+          <w:rFonts w:ascii="Consolas" w:eastAsia="Times New Roman" w:hAnsi="Consolas" w:cs="Times New Roman"/>
+          <w:color w:val="C8C8C8"/>
+          <w:kern w:val="0"/>
+          <w:sz w:val="15"/>
+          <w:szCs w:val="15"/>
+          <w:lang w:val="en-US" w:eastAsia="ru-RU"/>
+        </w:rPr>
+        <w:t>result</w:t>
+      </w:r>
+      <w:proofErr w:type="gramEnd"/>
+      <w:r>
+        <w:rPr>
+          <w:rFonts w:ascii="Consolas" w:eastAsia="Times New Roman" w:hAnsi="Consolas" w:cs="Times New Roman"/>
+          <w:color w:val="D4D4D4"/>
+          <w:kern w:val="0"/>
+          <w:sz w:val="15"/>
+          <w:szCs w:val="15"/>
+          <w:lang w:val="en-US" w:eastAsia="ru-RU"/>
+        </w:rPr>
+        <w:t xml:space="preserve"> = </w:t>
+      </w:r>
+      <w:proofErr w:type="spellStart"/>
+      <w:r>
+        <w:rPr>
+          <w:rFonts w:ascii="Consolas" w:eastAsia="Times New Roman" w:hAnsi="Consolas" w:cs="Times New Roman"/>
+          <w:color w:val="C8C8C8"/>
+          <w:kern w:val="0"/>
+          <w:sz w:val="15"/>
+          <w:szCs w:val="15"/>
+          <w:lang w:val="en-US" w:eastAsia="ru-RU"/>
+        </w:rPr>
+        <w:t>power_of_two</w:t>
+      </w:r>
+      <w:proofErr w:type="spellEnd"/>
+      <w:r>
+        <w:rPr>
+          <w:rFonts w:ascii="Consolas" w:eastAsia="Times New Roman" w:hAnsi="Consolas" w:cs="Times New Roman"/>
+          <w:color w:val="D4D4D4"/>
+          <w:kern w:val="0"/>
+          <w:sz w:val="15"/>
+          <w:szCs w:val="15"/>
+          <w:lang w:val="en-US" w:eastAsia="ru-RU"/>
+        </w:rPr>
+        <w:t>(-</w:t>
+      </w:r>
+      <w:r>
+        <w:rPr>
+          <w:rFonts w:ascii="Consolas" w:eastAsia="Times New Roman" w:hAnsi="Consolas" w:cs="Times New Roman"/>
+          <w:color w:val="B5CEA8"/>
+          <w:kern w:val="0"/>
+          <w:sz w:val="15"/>
+          <w:szCs w:val="15"/>
+          <w:lang w:val="en-US" w:eastAsia="ru-RU"/>
+        </w:rPr>
+        <w:t>3</w:t>
+      </w:r>
+      <w:r>
+        <w:rPr>
+          <w:rFonts w:ascii="Consolas" w:eastAsia="Times New Roman" w:hAnsi="Consolas" w:cs="Times New Roman"/>
+          <w:color w:val="D4D4D4"/>
+          <w:kern w:val="0"/>
+          <w:sz w:val="15"/>
+          <w:szCs w:val="15"/>
+          <w:lang w:val="en-US" w:eastAsia="ru-RU"/>
+        </w:rPr>
+        <w:t>);</w:t>
+      </w:r>
+      <w:r>
+        <w:rPr>
+          <w:rFonts w:ascii="Consolas" w:eastAsia="Times New Roman" w:hAnsi="Consolas" w:cs="Times New Roman"/>
+          <w:color w:val="6A9955"/>
+          <w:kern w:val="0"/>
+          <w:sz w:val="15"/>
+          <w:szCs w:val="15"/>
+          <w:lang w:val="en-US" w:eastAsia="ru-RU"/>
+        </w:rPr>
+        <w:t xml:space="preserve"> // </w:t>
+      </w:r>
+      <w:r>
+        <w:rPr>
+          <w:rFonts w:ascii="Consolas" w:eastAsia="Times New Roman" w:hAnsi="Consolas" w:cs="Times New Roman"/>
+          <w:color w:val="6A9955"/>
+          <w:kern w:val="0"/>
+          <w:sz w:val="15"/>
+          <w:szCs w:val="15"/>
+          <w:lang w:eastAsia="ru-RU"/>
+        </w:rPr>
+        <w:t>Ошибка</w:t>
+      </w:r>
+    </w:p>
+    <w:p>
+      <w:pPr>
+        <w:shd w:val="clear" w:color="auto" w:fill="1E1E1E"/>
+        <w:spacing w:after="0" w:line="207" w:lineRule="atLeast"/>
+        <w:rPr>
+          <w:rFonts w:ascii="Consolas" w:eastAsia="Times New Roman" w:hAnsi="Consolas" w:cs="Times New Roman"/>
+          <w:color w:val="D4D4D4"/>
+          <w:kern w:val="0"/>
+          <w:sz w:val="15"/>
+          <w:szCs w:val="15"/>
+          <w:lang w:val="en-US" w:eastAsia="ru-RU"/>
+        </w:rPr>
+      </w:pPr>
+      <w:r>
+        <w:rPr>
+          <w:rFonts w:ascii="Consolas" w:eastAsia="Times New Roman" w:hAnsi="Consolas" w:cs="Times New Roman"/>
+          <w:color w:val="D4D4D4"/>
+          <w:kern w:val="0"/>
+          <w:sz w:val="15"/>
+          <w:szCs w:val="15"/>
+          <w:lang w:val="en-US" w:eastAsia="ru-RU"/>
+        </w:rPr>
+        <w:t xml:space="preserve">    </w:t>
+      </w:r>
+      <w:proofErr w:type="spellStart"/>
+      <w:proofErr w:type="gramStart"/>
+      <w:r>
+        <w:rPr>
+          <w:rFonts w:ascii="Consolas" w:eastAsia="Times New Roman" w:hAnsi="Consolas" w:cs="Times New Roman"/>
+          <w:color w:val="C8C8C8"/>
+          <w:kern w:val="0"/>
+          <w:sz w:val="15"/>
+          <w:szCs w:val="15"/>
+          <w:lang w:val="en-US" w:eastAsia="ru-RU"/>
+        </w:rPr>
+        <w:t>printf</w:t>
+      </w:r>
+      <w:proofErr w:type="spellEnd"/>
+      <w:r>
+        <w:rPr>
+          <w:rFonts w:ascii="Consolas" w:eastAsia="Times New Roman" w:hAnsi="Consolas" w:cs="Times New Roman"/>
+          <w:color w:val="D4D4D4"/>
+          <w:kern w:val="0"/>
+          <w:sz w:val="15"/>
+          <w:szCs w:val="15"/>
+          <w:lang w:val="en-US" w:eastAsia="ru-RU"/>
+        </w:rPr>
+        <w:t>(</w:t>
+      </w:r>
+      <w:proofErr w:type="gramEnd"/>
+      <w:r>
+        <w:rPr>
+          <w:rFonts w:ascii="Consolas" w:eastAsia="Times New Roman" w:hAnsi="Consolas" w:cs="Times New Roman"/>
+          <w:color w:val="CE9178"/>
+          <w:kern w:val="0"/>
+          <w:sz w:val="15"/>
+          <w:szCs w:val="15"/>
+          <w:lang w:val="en-US" w:eastAsia="ru-RU"/>
+        </w:rPr>
+        <w:t>"%d\n"</w:t>
+      </w:r>
+      <w:r>
+        <w:rPr>
+          <w:rFonts w:ascii="Consolas" w:eastAsia="Times New Roman" w:hAnsi="Consolas" w:cs="Times New Roman"/>
+          <w:color w:val="D4D4D4"/>
+          <w:kern w:val="0"/>
+          <w:sz w:val="15"/>
+          <w:szCs w:val="15"/>
+          <w:lang w:val="en-US" w:eastAsia="ru-RU"/>
+        </w:rPr>
+        <w:t xml:space="preserve">, </w:t>
+      </w:r>
+      <w:r>
+        <w:rPr>
+          <w:rFonts w:ascii="Consolas" w:eastAsia="Times New Roman" w:hAnsi="Consolas" w:cs="Times New Roman"/>
+          <w:color w:val="C8C8C8"/>
+          <w:kern w:val="0"/>
+          <w:sz w:val="15"/>
+          <w:szCs w:val="15"/>
+          <w:lang w:val="en-US" w:eastAsia="ru-RU"/>
+        </w:rPr>
+        <w:t>result</w:t>
+      </w:r>
+      <w:r>
+        <w:rPr>
+          <w:rFonts w:ascii="Consolas" w:eastAsia="Times New Roman" w:hAnsi="Consolas" w:cs="Times New Roman"/>
+          <w:color w:val="D4D4D4"/>
+          <w:kern w:val="0"/>
+          <w:sz w:val="15"/>
+          <w:szCs w:val="15"/>
+          <w:lang w:val="en-US" w:eastAsia="ru-RU"/>
+        </w:rPr>
+        <w:t>);</w:t>
+      </w:r>
+    </w:p>
+    <w:p>
+      <w:pPr>
+        <w:shd w:val="clear" w:color="auto" w:fill="1E1E1E"/>
+        <w:spacing w:after="0" w:line="207" w:lineRule="atLeast"/>
+        <w:rPr>
+          <w:rFonts w:ascii="Consolas" w:eastAsia="Times New Roman" w:hAnsi="Consolas" w:cs="Times New Roman"/>
+          <w:color w:val="D4D4D4"/>
+          <w:kern w:val="0"/>
+          <w:sz w:val="15"/>
+          <w:szCs w:val="15"/>
+          <w:lang w:val="en-US" w:eastAsia="ru-RU"/>
+        </w:rPr>
+      </w:pPr>
+    </w:p>
+    <w:p>
+      <w:pPr>
+        <w:shd w:val="clear" w:color="auto" w:fill="1E1E1E"/>
+        <w:spacing w:after="0" w:line="207" w:lineRule="atLeast"/>
+        <w:rPr>
+          <w:rFonts w:ascii="Consolas" w:eastAsia="Times New Roman" w:hAnsi="Consolas" w:cs="Times New Roman"/>
+          <w:color w:val="D4D4D4"/>
+          <w:kern w:val="0"/>
+          <w:sz w:val="15"/>
+          <w:szCs w:val="15"/>
+          <w:lang w:val="en-US" w:eastAsia="ru-RU"/>
+        </w:rPr>
+      </w:pPr>
+      <w:r>
+        <w:rPr>
+          <w:rFonts w:ascii="Consolas" w:eastAsia="Times New Roman" w:hAnsi="Consolas" w:cs="Times New Roman"/>
+          <w:color w:val="D4D4D4"/>
+          <w:kern w:val="0"/>
+          <w:sz w:val="15"/>
+          <w:szCs w:val="15"/>
+          <w:lang w:val="en-US" w:eastAsia="ru-RU"/>
+        </w:rPr>
+        <w:t xml:space="preserve">    </w:t>
+      </w:r>
+      <w:proofErr w:type="gramStart"/>
+      <w:r>
+        <w:rPr>
+          <w:rFonts w:ascii="Consolas" w:eastAsia="Times New Roman" w:hAnsi="Consolas" w:cs="Times New Roman"/>
+          <w:color w:val="569CD6"/>
+          <w:kern w:val="0"/>
+          <w:sz w:val="15"/>
+          <w:szCs w:val="15"/>
+          <w:lang w:val="en-US" w:eastAsia="ru-RU"/>
+        </w:rPr>
+        <w:t>return</w:t>
+      </w:r>
+      <w:proofErr w:type="gramEnd"/>
+      <w:r>
+        <w:rPr>
+          <w:rFonts w:ascii="Consolas" w:eastAsia="Times New Roman" w:hAnsi="Consolas" w:cs="Times New Roman"/>
+          <w:color w:val="D4D4D4"/>
+          <w:kern w:val="0"/>
+          <w:sz w:val="15"/>
+          <w:szCs w:val="15"/>
+          <w:lang w:val="en-US" w:eastAsia="ru-RU"/>
+        </w:rPr>
+        <w:t xml:space="preserve"> </w:t>
+      </w:r>
+      <w:r>
+        <w:rPr>
+          <w:rFonts w:ascii="Consolas" w:eastAsia="Times New Roman" w:hAnsi="Consolas" w:cs="Times New Roman"/>
+          <w:color w:val="B5CEA8"/>
+          <w:kern w:val="0"/>
+          <w:sz w:val="15"/>
+          <w:szCs w:val="15"/>
+          <w:lang w:val="en-US" w:eastAsia="ru-RU"/>
+        </w:rPr>
+        <w:t>0</w:t>
+      </w:r>
+      <w:r>
+        <w:rPr>
+          <w:rFonts w:ascii="Consolas" w:eastAsia="Times New Roman" w:hAnsi="Consolas" w:cs="Times New Roman"/>
+          <w:color w:val="D4D4D4"/>
+          <w:kern w:val="0"/>
+          <w:sz w:val="15"/>
+          <w:szCs w:val="15"/>
+          <w:lang w:val="en-US" w:eastAsia="ru-RU"/>
+        </w:rPr>
+        <w:t>;</w:t>
+      </w:r>
+    </w:p>
+    <w:p>
+      <w:pPr>
+        <w:shd w:val="clear" w:color="auto" w:fill="1E1E1E"/>
+        <w:spacing w:after="0" w:line="207" w:lineRule="atLeast"/>
+        <w:rPr>
+          <w:rFonts w:ascii="Consolas" w:eastAsia="Times New Roman" w:hAnsi="Consolas" w:cs="Times New Roman"/>
+          <w:color w:val="D4D4D4"/>
+          <w:kern w:val="0"/>
+          <w:sz w:val="15"/>
+          <w:szCs w:val="15"/>
+          <w:lang w:eastAsia="ru-RU"/>
+        </w:rPr>
+      </w:pPr>
+      <w:r>
+        <w:rPr>
+          <w:rFonts w:ascii="Consolas" w:eastAsia="Times New Roman" w:hAnsi="Consolas" w:cs="Times New Roman"/>
+          <w:color w:val="D4D4D4"/>
+          <w:kern w:val="0"/>
+          <w:sz w:val="15"/>
+          <w:szCs w:val="15"/>
+          <w:lang w:eastAsia="ru-RU"/>
+        </w:rPr>
+        <w:t>}</w:t>
+      </w:r>
+    </w:p>
+    <w:p>
+      <w:pPr>
+        <w:pStyle w:val="a3"/>
+        <w:ind w:left="0"/>
+        <w:rPr>
+          <w:lang w:val="en-US"/>
+        </w:rPr>
+      </w:pPr>
+    </w:p>
+    <w:p>
+      <w:pPr>
+        <w:pStyle w:val="a3"/>
+        <w:ind w:left="0"/>
+        <w:rPr>
+          <w:lang w:val="en-US"/>
+        </w:rPr>
+      </w:pPr>
+      <w:r>
+        <w:rPr>
+          <w:noProof/>
+          <w:lang w:eastAsia="ru-RU"/>
+        </w:rPr>
+        <w:drawing>
+          <wp:inline distT="0" distB="0" distL="0" distR="0">
+            <wp:extent cx="5465445" cy="1704340"/>
+            <wp:effectExtent l="19050" t="0" r="1905" b="0"/>
+            <wp:docPr id="1" name="Рисунок 1"/>
+            <wp:cNvGraphicFramePr>
+              <a:graphicFrameLocks xmlns:a="http://schemas.openxmlformats.org/drawingml/2006/main" noChangeAspect="1"/>
+            </wp:cNvGraphicFramePr>
+            <a:graphic xmlns:a="http://schemas.openxmlformats.org/drawingml/2006/main">
+              <a:graphicData uri="http://schemas.openxmlformats.org/drawingml/2006/picture">
+                <pic:pic xmlns:pic="http://schemas.openxmlformats.org/drawingml/2006/picture">
+                  <pic:nvPicPr>
+                    <pic:cNvPr id="0" name="Picture 1"/>
+                    <pic:cNvPicPr>
+                      <a:picLocks noChangeAspect="1" noChangeArrowheads="1"/>
+                    </pic:cNvPicPr>
+                  </pic:nvPicPr>
+                  <pic:blipFill>
+                    <a:blip r:embed="rId9" cstate="print"/>
+                    <a:srcRect/>
+                    <a:stretch>
+                      <a:fillRect/>
+                    </a:stretch>
+                  </pic:blipFill>
+                  <pic:spPr bwMode="auto">
+                    <a:xfrm>
+                      <a:off x="0" y="0"/>
+                      <a:ext cx="5465445" cy="1704340"/>
+                    </a:xfrm>
+                    <a:prstGeom prst="rect">
+                      <a:avLst/>
+                    </a:prstGeom>
+                    <a:noFill/>
+                    <a:ln w="9525">
+                      <a:noFill/>
+                      <a:miter lim="800000"/>
+                      <a:headEnd/>
+                      <a:tailEnd/>
+                    </a:ln>
+                  </pic:spPr>
+                </pic:pic>
+              </a:graphicData>
+            </a:graphic>
+          </wp:inline>
+        </w:drawing>
+      </w:r>
+    </w:p>
+    <w:p>
+      <w:pPr>
+        <w:pStyle w:val="a3"/>
+        <w:ind w:left="0"/>
+        <w:rPr>
+          <w:lang w:val="en-US"/>
+        </w:rPr>
+      </w:pPr>
     </w:p>
     <w:p>
       <w:pPr>
@@ -474,7 +3293,6 @@
         </w:numPr>
       </w:pPr>
       <w:r>
-        <w:lastRenderedPageBreak/>
         <w:t>Является ли число палиндромом?</w:t>
       </w:r>
     </w:p>
@@ -591,6 +3409,7 @@
         </w:numPr>
       </w:pPr>
       <w:r>
+        <w:lastRenderedPageBreak/>
         <w:t>Сумма арифметической прогрессии </w:t>
       </w:r>
     </w:p>
@@ -1075,7 +3894,6 @@
         <w:pStyle w:val="a3"/>
       </w:pPr>
       <w:r>
-        <w:lastRenderedPageBreak/>
         <w:t>Выход: NO (не хватает закрывающих)</w:t>
       </w:r>
     </w:p>
@@ -1136,6 +3954,7 @@
         <w:pStyle w:val="a3"/>
       </w:pPr>
       <w:r>
+        <w:lastRenderedPageBreak/>
         <w:t>Вычислите количество различных путей из левого верхнего угла в правый нижний угол решётки размером N×M, двигаясь только вправо или вниз.</w:t>
       </w:r>
     </w:p>

--- a/SP2/Yunker/19/Практика 19.docx
+++ b/SP2/Yunker/19/Практика 19.docx
@@ -3253,291 +3253,1378 @@
         <w:pStyle w:val="a3"/>
         <w:numPr>
           <w:ilvl w:val="0"/>
-          <w:numId w:val="3"/>
+          <w:numId w:val="4"/>
         </w:numPr>
       </w:pPr>
       <w:r>
-        <w:t>Произведение цифр числа </w:t>
-      </w:r>
-    </w:p>
-    <w:p>
-      <w:pPr>
-        <w:pStyle w:val="a3"/>
-        <w:numPr>
-          <w:ilvl w:val="0"/>
-          <w:numId w:val="3"/>
-        </w:numPr>
-      </w:pPr>
-      <w:r>
-        <w:t>Сумма цифр числа </w:t>
-      </w:r>
-    </w:p>
-    <w:p>
-      <w:pPr>
-        <w:pStyle w:val="a3"/>
-        <w:numPr>
-          <w:ilvl w:val="0"/>
-          <w:numId w:val="3"/>
-        </w:numPr>
-      </w:pPr>
-      <w:r>
-        <w:t>Реверс числа </w:t>
-      </w:r>
-    </w:p>
-    <w:p>
-      <w:pPr>
-        <w:pStyle w:val="a3"/>
-        <w:numPr>
-          <w:ilvl w:val="0"/>
-          <w:numId w:val="3"/>
-        </w:numPr>
-      </w:pPr>
-      <w:r>
-        <w:t>Является ли число палиндромом?</w:t>
-      </w:r>
-    </w:p>
-    <w:p>
-      <w:pPr>
-        <w:pStyle w:val="a3"/>
-        <w:numPr>
-          <w:ilvl w:val="0"/>
-          <w:numId w:val="3"/>
-        </w:numPr>
-      </w:pPr>
-      <w:r>
-        <w:t>Перевод натурального числа из одной системы счисления в другую </w:t>
-      </w:r>
-    </w:p>
-    <w:p>
-      <w:pPr>
-        <w:pStyle w:val="a3"/>
-        <w:numPr>
-          <w:ilvl w:val="0"/>
-          <w:numId w:val="3"/>
-        </w:numPr>
-      </w:pPr>
-      <w:r>
-        <w:t xml:space="preserve">Вычислить 1 × 2 + 2 × 3 + 3 × 4 +…+ (n-1) × </w:t>
-      </w:r>
-      <w:proofErr w:type="spellStart"/>
-      <w:r>
-        <w:t>n</w:t>
-      </w:r>
-      <w:proofErr w:type="spellEnd"/>
-      <w:r>
-        <w:t>. </w:t>
-      </w:r>
-    </w:p>
-    <w:p>
-      <w:pPr>
-        <w:pStyle w:val="a3"/>
-        <w:numPr>
-          <w:ilvl w:val="0"/>
-          <w:numId w:val="3"/>
-        </w:numPr>
-      </w:pPr>
-      <w:r>
         <w:t>Найти сумму ряда </w:t>
-      </w:r>
-    </w:p>
-    <w:p>
-      <w:pPr>
-        <w:pStyle w:val="a3"/>
-        <w:numPr>
-          <w:ilvl w:val="0"/>
-          <w:numId w:val="3"/>
-        </w:numPr>
-      </w:pPr>
-      <w:r>
-        <w:t>Число сочетаний C(</w:t>
-      </w:r>
-      <w:proofErr w:type="spellStart"/>
-      <w:r>
-        <w:t>n</w:t>
-      </w:r>
-      <w:proofErr w:type="spellEnd"/>
-      <w:r>
-        <w:t xml:space="preserve">, </w:t>
-      </w:r>
-      <w:proofErr w:type="spellStart"/>
-      <w:r>
-        <w:t>k</w:t>
-      </w:r>
-      <w:proofErr w:type="spellEnd"/>
-      <w:r>
-        <w:t>)</w:t>
-      </w:r>
-    </w:p>
-    <w:p>
-      <w:pPr>
-        <w:pStyle w:val="a3"/>
-        <w:numPr>
-          <w:ilvl w:val="0"/>
-          <w:numId w:val="3"/>
-        </w:numPr>
-      </w:pPr>
-      <w:r>
-        <w:rPr>
-          <w:i/>
-          <w:iCs/>
-        </w:rPr>
-        <w:t xml:space="preserve">сумма квадратов от 1² до </w:t>
-      </w:r>
-      <w:proofErr w:type="spellStart"/>
-      <w:r>
-        <w:rPr>
-          <w:i/>
-          <w:iCs/>
-        </w:rPr>
-        <w:t>n</w:t>
-      </w:r>
-      <w:proofErr w:type="spellEnd"/>
-      <w:r>
-        <w:rPr>
-          <w:i/>
-          <w:iCs/>
-        </w:rPr>
-        <w:t>²</w:t>
-      </w:r>
-    </w:p>
-    <w:p>
-      <w:pPr>
-        <w:pStyle w:val="a3"/>
-        <w:numPr>
-          <w:ilvl w:val="0"/>
-          <w:numId w:val="3"/>
-        </w:numPr>
-      </w:pPr>
-      <w:r>
-        <w:lastRenderedPageBreak/>
-        <w:t>Сумма арифметической прогрессии </w:t>
-      </w:r>
-    </w:p>
-    <w:p>
-      <w:pPr>
-        <w:pStyle w:val="a3"/>
-      </w:pPr>
-      <w:r>
-        <w:rPr>
-          <w:i/>
-          <w:iCs/>
-        </w:rPr>
-        <w:t xml:space="preserve">// Дано: </w:t>
-      </w:r>
-      <w:proofErr w:type="spellStart"/>
-      <w:r>
-        <w:rPr>
-          <w:i/>
-          <w:iCs/>
-        </w:rPr>
-        <w:t>a</w:t>
-      </w:r>
-      <w:proofErr w:type="spellEnd"/>
-      <w:r>
-        <w:rPr>
-          <w:i/>
-          <w:iCs/>
-        </w:rPr>
-        <w:t xml:space="preserve">₁ = 1, </w:t>
-      </w:r>
-      <w:proofErr w:type="spellStart"/>
-      <w:r>
-        <w:rPr>
-          <w:i/>
-          <w:iCs/>
-        </w:rPr>
-        <w:t>d</w:t>
-      </w:r>
-      <w:proofErr w:type="spellEnd"/>
-      <w:r>
-        <w:rPr>
-          <w:i/>
-          <w:iCs/>
-        </w:rPr>
-        <w:t xml:space="preserve"> = 1 (сумма чисел от 1 до </w:t>
-      </w:r>
-      <w:proofErr w:type="spellStart"/>
-      <w:r>
-        <w:rPr>
-          <w:i/>
-          <w:iCs/>
-        </w:rPr>
-        <w:t>n</w:t>
-      </w:r>
-      <w:proofErr w:type="spellEnd"/>
-      <w:r>
-        <w:rPr>
-          <w:i/>
-          <w:iCs/>
-        </w:rPr>
-        <w:t>)</w:t>
-      </w:r>
-    </w:p>
-    <w:p>
-      <w:pPr>
-        <w:pStyle w:val="a3"/>
-        <w:rPr>
-          <w:lang w:val="en-US"/>
-        </w:rPr>
-      </w:pPr>
-      <w:r>
-        <w:rPr>
-          <w:i/>
-          <w:iCs/>
-          <w:lang w:val="en-US"/>
-        </w:rPr>
-        <w:t xml:space="preserve">// </w:t>
-      </w:r>
-      <w:r>
-        <w:rPr>
-          <w:i/>
-          <w:iCs/>
-        </w:rPr>
-        <w:t>Рекурсия</w:t>
-      </w:r>
-      <w:r>
-        <w:rPr>
-          <w:i/>
-          <w:iCs/>
-          <w:lang w:val="en-US"/>
-        </w:rPr>
-        <w:t xml:space="preserve">: </w:t>
-      </w:r>
-      <w:proofErr w:type="gramStart"/>
-      <w:r>
-        <w:rPr>
-          <w:i/>
-          <w:iCs/>
-          <w:lang w:val="en-US"/>
-        </w:rPr>
-        <w:t>S(</w:t>
-      </w:r>
-      <w:proofErr w:type="gramEnd"/>
-      <w:r>
-        <w:rPr>
-          <w:i/>
-          <w:iCs/>
-          <w:lang w:val="en-US"/>
-        </w:rPr>
-        <w:t>n) = n + S(n-1)</w:t>
-      </w:r>
-    </w:p>
-    <w:p>
-      <w:pPr>
-        <w:pStyle w:val="a3"/>
-      </w:pPr>
-      <w:r>
-        <w:rPr>
-          <w:i/>
-          <w:iCs/>
-        </w:rPr>
-        <w:t>// Пример: S(5) = 5 + 4 + 3 + 2 + 1 = 15</w:t>
       </w:r>
     </w:p>
     <w:p>
       <w:pPr>
         <w:pStyle w:val="a3"/>
         <w:ind w:left="0"/>
+        <w:rPr>
+          <w:lang w:val="en-US"/>
+        </w:rPr>
+      </w:pPr>
+    </w:p>
+    <w:p>
+      <w:pPr>
+        <w:shd w:val="clear" w:color="auto" w:fill="1E1E1E"/>
+        <w:spacing w:after="0" w:line="207" w:lineRule="atLeast"/>
+        <w:rPr>
+          <w:rFonts w:ascii="Consolas" w:eastAsia="Times New Roman" w:hAnsi="Consolas" w:cs="Times New Roman"/>
+          <w:color w:val="D4D4D4"/>
+          <w:kern w:val="0"/>
+          <w:sz w:val="15"/>
+          <w:szCs w:val="15"/>
+          <w:lang w:val="en-US" w:eastAsia="ru-RU"/>
+        </w:rPr>
+      </w:pPr>
+      <w:r>
+        <w:rPr>
+          <w:rFonts w:ascii="Consolas" w:eastAsia="Times New Roman" w:hAnsi="Consolas" w:cs="Times New Roman"/>
+          <w:color w:val="9B9B9B"/>
+          <w:kern w:val="0"/>
+          <w:sz w:val="15"/>
+          <w:szCs w:val="15"/>
+          <w:lang w:val="en-US" w:eastAsia="ru-RU"/>
+        </w:rPr>
+        <w:t>#include</w:t>
+      </w:r>
+      <w:r>
+        <w:rPr>
+          <w:rFonts w:ascii="Consolas" w:eastAsia="Times New Roman" w:hAnsi="Consolas" w:cs="Times New Roman"/>
+          <w:color w:val="569CD6"/>
+          <w:kern w:val="0"/>
+          <w:sz w:val="15"/>
+          <w:szCs w:val="15"/>
+          <w:lang w:val="en-US" w:eastAsia="ru-RU"/>
+        </w:rPr>
+        <w:t xml:space="preserve"> </w:t>
+      </w:r>
+      <w:r>
+        <w:rPr>
+          <w:rFonts w:ascii="Consolas" w:eastAsia="Times New Roman" w:hAnsi="Consolas" w:cs="Times New Roman"/>
+          <w:color w:val="CE9178"/>
+          <w:kern w:val="0"/>
+          <w:sz w:val="15"/>
+          <w:szCs w:val="15"/>
+          <w:lang w:val="en-US" w:eastAsia="ru-RU"/>
+        </w:rPr>
+        <w:t>&lt;</w:t>
+      </w:r>
+      <w:proofErr w:type="spellStart"/>
+      <w:r>
+        <w:rPr>
+          <w:rFonts w:ascii="Consolas" w:eastAsia="Times New Roman" w:hAnsi="Consolas" w:cs="Times New Roman"/>
+          <w:color w:val="CE9178"/>
+          <w:kern w:val="0"/>
+          <w:sz w:val="15"/>
+          <w:szCs w:val="15"/>
+          <w:lang w:val="en-US" w:eastAsia="ru-RU"/>
+        </w:rPr>
+        <w:t>stdio.h</w:t>
+      </w:r>
+      <w:proofErr w:type="spellEnd"/>
+      <w:r>
+        <w:rPr>
+          <w:rFonts w:ascii="Consolas" w:eastAsia="Times New Roman" w:hAnsi="Consolas" w:cs="Times New Roman"/>
+          <w:color w:val="CE9178"/>
+          <w:kern w:val="0"/>
+          <w:sz w:val="15"/>
+          <w:szCs w:val="15"/>
+          <w:lang w:val="en-US" w:eastAsia="ru-RU"/>
+        </w:rPr>
+        <w:t>&gt;</w:t>
+      </w:r>
+    </w:p>
+    <w:p>
+      <w:pPr>
+        <w:shd w:val="clear" w:color="auto" w:fill="1E1E1E"/>
+        <w:spacing w:after="0" w:line="207" w:lineRule="atLeast"/>
+        <w:rPr>
+          <w:rFonts w:ascii="Consolas" w:eastAsia="Times New Roman" w:hAnsi="Consolas" w:cs="Times New Roman"/>
+          <w:color w:val="D4D4D4"/>
+          <w:kern w:val="0"/>
+          <w:sz w:val="15"/>
+          <w:szCs w:val="15"/>
+          <w:lang w:val="en-US" w:eastAsia="ru-RU"/>
+        </w:rPr>
+      </w:pPr>
+      <w:r>
+        <w:rPr>
+          <w:rFonts w:ascii="Consolas" w:eastAsia="Times New Roman" w:hAnsi="Consolas" w:cs="Times New Roman"/>
+          <w:color w:val="9B9B9B"/>
+          <w:kern w:val="0"/>
+          <w:sz w:val="15"/>
+          <w:szCs w:val="15"/>
+          <w:lang w:val="en-US" w:eastAsia="ru-RU"/>
+        </w:rPr>
+        <w:t>#include</w:t>
+      </w:r>
+      <w:r>
+        <w:rPr>
+          <w:rFonts w:ascii="Consolas" w:eastAsia="Times New Roman" w:hAnsi="Consolas" w:cs="Times New Roman"/>
+          <w:color w:val="569CD6"/>
+          <w:kern w:val="0"/>
+          <w:sz w:val="15"/>
+          <w:szCs w:val="15"/>
+          <w:lang w:val="en-US" w:eastAsia="ru-RU"/>
+        </w:rPr>
+        <w:t xml:space="preserve"> </w:t>
+      </w:r>
+      <w:r>
+        <w:rPr>
+          <w:rFonts w:ascii="Consolas" w:eastAsia="Times New Roman" w:hAnsi="Consolas" w:cs="Times New Roman"/>
+          <w:color w:val="CE9178"/>
+          <w:kern w:val="0"/>
+          <w:sz w:val="15"/>
+          <w:szCs w:val="15"/>
+          <w:lang w:val="en-US" w:eastAsia="ru-RU"/>
+        </w:rPr>
+        <w:t>&lt;</w:t>
+      </w:r>
+      <w:proofErr w:type="spellStart"/>
+      <w:r>
+        <w:rPr>
+          <w:rFonts w:ascii="Consolas" w:eastAsia="Times New Roman" w:hAnsi="Consolas" w:cs="Times New Roman"/>
+          <w:color w:val="CE9178"/>
+          <w:kern w:val="0"/>
+          <w:sz w:val="15"/>
+          <w:szCs w:val="15"/>
+          <w:lang w:val="en-US" w:eastAsia="ru-RU"/>
+        </w:rPr>
+        <w:t>locale.h</w:t>
+      </w:r>
+      <w:proofErr w:type="spellEnd"/>
+      <w:r>
+        <w:rPr>
+          <w:rFonts w:ascii="Consolas" w:eastAsia="Times New Roman" w:hAnsi="Consolas" w:cs="Times New Roman"/>
+          <w:color w:val="CE9178"/>
+          <w:kern w:val="0"/>
+          <w:sz w:val="15"/>
+          <w:szCs w:val="15"/>
+          <w:lang w:val="en-US" w:eastAsia="ru-RU"/>
+        </w:rPr>
+        <w:t>&gt;</w:t>
+      </w:r>
+    </w:p>
+    <w:p>
+      <w:pPr>
+        <w:shd w:val="clear" w:color="auto" w:fill="1E1E1E"/>
+        <w:spacing w:after="0" w:line="207" w:lineRule="atLeast"/>
+        <w:rPr>
+          <w:rFonts w:ascii="Consolas" w:eastAsia="Times New Roman" w:hAnsi="Consolas" w:cs="Times New Roman"/>
+          <w:color w:val="D4D4D4"/>
+          <w:kern w:val="0"/>
+          <w:sz w:val="15"/>
+          <w:szCs w:val="15"/>
+          <w:lang w:val="en-US" w:eastAsia="ru-RU"/>
+        </w:rPr>
+      </w:pPr>
+    </w:p>
+    <w:p>
+      <w:pPr>
+        <w:shd w:val="clear" w:color="auto" w:fill="1E1E1E"/>
+        <w:spacing w:after="0" w:line="207" w:lineRule="atLeast"/>
+        <w:rPr>
+          <w:rFonts w:ascii="Consolas" w:eastAsia="Times New Roman" w:hAnsi="Consolas" w:cs="Times New Roman"/>
+          <w:color w:val="D4D4D4"/>
+          <w:kern w:val="0"/>
+          <w:sz w:val="15"/>
+          <w:szCs w:val="15"/>
+          <w:lang w:val="en-US" w:eastAsia="ru-RU"/>
+        </w:rPr>
+      </w:pPr>
+      <w:proofErr w:type="spellStart"/>
+      <w:proofErr w:type="gramStart"/>
+      <w:r>
+        <w:rPr>
+          <w:rFonts w:ascii="Consolas" w:eastAsia="Times New Roman" w:hAnsi="Consolas" w:cs="Times New Roman"/>
+          <w:color w:val="569CD6"/>
+          <w:kern w:val="0"/>
+          <w:sz w:val="15"/>
+          <w:szCs w:val="15"/>
+          <w:lang w:val="en-US" w:eastAsia="ru-RU"/>
+        </w:rPr>
+        <w:t>int</w:t>
+      </w:r>
+      <w:proofErr w:type="spellEnd"/>
+      <w:proofErr w:type="gramEnd"/>
+      <w:r>
+        <w:rPr>
+          <w:rFonts w:ascii="Consolas" w:eastAsia="Times New Roman" w:hAnsi="Consolas" w:cs="Times New Roman"/>
+          <w:color w:val="D4D4D4"/>
+          <w:kern w:val="0"/>
+          <w:sz w:val="15"/>
+          <w:szCs w:val="15"/>
+          <w:lang w:val="en-US" w:eastAsia="ru-RU"/>
+        </w:rPr>
+        <w:t xml:space="preserve"> </w:t>
+      </w:r>
+      <w:proofErr w:type="spellStart"/>
+      <w:r>
+        <w:rPr>
+          <w:rFonts w:ascii="Consolas" w:eastAsia="Times New Roman" w:hAnsi="Consolas" w:cs="Times New Roman"/>
+          <w:color w:val="C8C8C8"/>
+          <w:kern w:val="0"/>
+          <w:sz w:val="15"/>
+          <w:szCs w:val="15"/>
+          <w:lang w:val="en-US" w:eastAsia="ru-RU"/>
+        </w:rPr>
+        <w:t>recurs_func</w:t>
+      </w:r>
+      <w:proofErr w:type="spellEnd"/>
+      <w:r>
+        <w:rPr>
+          <w:rFonts w:ascii="Consolas" w:eastAsia="Times New Roman" w:hAnsi="Consolas" w:cs="Times New Roman"/>
+          <w:color w:val="D4D4D4"/>
+          <w:kern w:val="0"/>
+          <w:sz w:val="15"/>
+          <w:szCs w:val="15"/>
+          <w:lang w:val="en-US" w:eastAsia="ru-RU"/>
+        </w:rPr>
+        <w:t>(</w:t>
+      </w:r>
+      <w:proofErr w:type="spellStart"/>
+      <w:r>
+        <w:rPr>
+          <w:rFonts w:ascii="Consolas" w:eastAsia="Times New Roman" w:hAnsi="Consolas" w:cs="Times New Roman"/>
+          <w:color w:val="569CD6"/>
+          <w:kern w:val="0"/>
+          <w:sz w:val="15"/>
+          <w:szCs w:val="15"/>
+          <w:lang w:val="en-US" w:eastAsia="ru-RU"/>
+        </w:rPr>
+        <w:t>int</w:t>
+      </w:r>
+      <w:proofErr w:type="spellEnd"/>
+      <w:r>
+        <w:rPr>
+          <w:rFonts w:ascii="Consolas" w:eastAsia="Times New Roman" w:hAnsi="Consolas" w:cs="Times New Roman"/>
+          <w:color w:val="D4D4D4"/>
+          <w:kern w:val="0"/>
+          <w:sz w:val="15"/>
+          <w:szCs w:val="15"/>
+          <w:lang w:val="en-US" w:eastAsia="ru-RU"/>
+        </w:rPr>
+        <w:t xml:space="preserve"> </w:t>
+      </w:r>
+      <w:r>
+        <w:rPr>
+          <w:rFonts w:ascii="Consolas" w:eastAsia="Times New Roman" w:hAnsi="Consolas" w:cs="Times New Roman"/>
+          <w:color w:val="7F7F7F"/>
+          <w:kern w:val="0"/>
+          <w:sz w:val="15"/>
+          <w:szCs w:val="15"/>
+          <w:lang w:val="en-US" w:eastAsia="ru-RU"/>
+        </w:rPr>
+        <w:t>n</w:t>
+      </w:r>
+      <w:r>
+        <w:rPr>
+          <w:rFonts w:ascii="Consolas" w:eastAsia="Times New Roman" w:hAnsi="Consolas" w:cs="Times New Roman"/>
+          <w:color w:val="D4D4D4"/>
+          <w:kern w:val="0"/>
+          <w:sz w:val="15"/>
+          <w:szCs w:val="15"/>
+          <w:lang w:val="en-US" w:eastAsia="ru-RU"/>
+        </w:rPr>
+        <w:t>) {</w:t>
+      </w:r>
+    </w:p>
+    <w:p>
+      <w:pPr>
+        <w:shd w:val="clear" w:color="auto" w:fill="1E1E1E"/>
+        <w:spacing w:after="0" w:line="207" w:lineRule="atLeast"/>
+        <w:rPr>
+          <w:rFonts w:ascii="Consolas" w:eastAsia="Times New Roman" w:hAnsi="Consolas" w:cs="Times New Roman"/>
+          <w:color w:val="D4D4D4"/>
+          <w:kern w:val="0"/>
+          <w:sz w:val="15"/>
+          <w:szCs w:val="15"/>
+          <w:lang w:val="en-US" w:eastAsia="ru-RU"/>
+        </w:rPr>
+      </w:pPr>
+    </w:p>
+    <w:p>
+      <w:pPr>
+        <w:shd w:val="clear" w:color="auto" w:fill="1E1E1E"/>
+        <w:spacing w:after="0" w:line="207" w:lineRule="atLeast"/>
+        <w:rPr>
+          <w:rFonts w:ascii="Consolas" w:eastAsia="Times New Roman" w:hAnsi="Consolas" w:cs="Times New Roman"/>
+          <w:color w:val="D4D4D4"/>
+          <w:kern w:val="0"/>
+          <w:sz w:val="15"/>
+          <w:szCs w:val="15"/>
+          <w:lang w:val="en-US" w:eastAsia="ru-RU"/>
+        </w:rPr>
+      </w:pPr>
+      <w:r>
+        <w:rPr>
+          <w:rFonts w:ascii="Consolas" w:eastAsia="Times New Roman" w:hAnsi="Consolas" w:cs="Times New Roman"/>
+          <w:color w:val="D4D4D4"/>
+          <w:kern w:val="0"/>
+          <w:sz w:val="15"/>
+          <w:szCs w:val="15"/>
+          <w:lang w:val="en-US" w:eastAsia="ru-RU"/>
+        </w:rPr>
+        <w:t xml:space="preserve">    </w:t>
+      </w:r>
+      <w:proofErr w:type="gramStart"/>
+      <w:r>
+        <w:rPr>
+          <w:rFonts w:ascii="Consolas" w:eastAsia="Times New Roman" w:hAnsi="Consolas" w:cs="Times New Roman"/>
+          <w:color w:val="569CD6"/>
+          <w:kern w:val="0"/>
+          <w:sz w:val="15"/>
+          <w:szCs w:val="15"/>
+          <w:lang w:val="en-US" w:eastAsia="ru-RU"/>
+        </w:rPr>
+        <w:t>if</w:t>
+      </w:r>
+      <w:proofErr w:type="gramEnd"/>
+      <w:r>
+        <w:rPr>
+          <w:rFonts w:ascii="Consolas" w:eastAsia="Times New Roman" w:hAnsi="Consolas" w:cs="Times New Roman"/>
+          <w:color w:val="D4D4D4"/>
+          <w:kern w:val="0"/>
+          <w:sz w:val="15"/>
+          <w:szCs w:val="15"/>
+          <w:lang w:val="en-US" w:eastAsia="ru-RU"/>
+        </w:rPr>
+        <w:t xml:space="preserve"> (</w:t>
+      </w:r>
+      <w:r>
+        <w:rPr>
+          <w:rFonts w:ascii="Consolas" w:eastAsia="Times New Roman" w:hAnsi="Consolas" w:cs="Times New Roman"/>
+          <w:color w:val="7F7F7F"/>
+          <w:kern w:val="0"/>
+          <w:sz w:val="15"/>
+          <w:szCs w:val="15"/>
+          <w:lang w:val="en-US" w:eastAsia="ru-RU"/>
+        </w:rPr>
+        <w:t>n</w:t>
+      </w:r>
+      <w:r>
+        <w:rPr>
+          <w:rFonts w:ascii="Consolas" w:eastAsia="Times New Roman" w:hAnsi="Consolas" w:cs="Times New Roman"/>
+          <w:color w:val="D4D4D4"/>
+          <w:kern w:val="0"/>
+          <w:sz w:val="15"/>
+          <w:szCs w:val="15"/>
+          <w:lang w:val="en-US" w:eastAsia="ru-RU"/>
+        </w:rPr>
+        <w:t>&lt;=</w:t>
+      </w:r>
+      <w:r>
+        <w:rPr>
+          <w:rFonts w:ascii="Consolas" w:eastAsia="Times New Roman" w:hAnsi="Consolas" w:cs="Times New Roman"/>
+          <w:color w:val="B5CEA8"/>
+          <w:kern w:val="0"/>
+          <w:sz w:val="15"/>
+          <w:szCs w:val="15"/>
+          <w:lang w:val="en-US" w:eastAsia="ru-RU"/>
+        </w:rPr>
+        <w:t>0</w:t>
+      </w:r>
+      <w:r>
+        <w:rPr>
+          <w:rFonts w:ascii="Consolas" w:eastAsia="Times New Roman" w:hAnsi="Consolas" w:cs="Times New Roman"/>
+          <w:color w:val="D4D4D4"/>
+          <w:kern w:val="0"/>
+          <w:sz w:val="15"/>
+          <w:szCs w:val="15"/>
+          <w:lang w:val="en-US" w:eastAsia="ru-RU"/>
+        </w:rPr>
+        <w:t xml:space="preserve">) </w:t>
+      </w:r>
+      <w:r>
+        <w:rPr>
+          <w:rFonts w:ascii="Consolas" w:eastAsia="Times New Roman" w:hAnsi="Consolas" w:cs="Times New Roman"/>
+          <w:color w:val="569CD6"/>
+          <w:kern w:val="0"/>
+          <w:sz w:val="15"/>
+          <w:szCs w:val="15"/>
+          <w:lang w:val="en-US" w:eastAsia="ru-RU"/>
+        </w:rPr>
+        <w:t>return</w:t>
+      </w:r>
+      <w:r>
+        <w:rPr>
+          <w:rFonts w:ascii="Consolas" w:eastAsia="Times New Roman" w:hAnsi="Consolas" w:cs="Times New Roman"/>
+          <w:color w:val="D4D4D4"/>
+          <w:kern w:val="0"/>
+          <w:sz w:val="15"/>
+          <w:szCs w:val="15"/>
+          <w:lang w:val="en-US" w:eastAsia="ru-RU"/>
+        </w:rPr>
+        <w:t xml:space="preserve"> </w:t>
+      </w:r>
+      <w:r>
+        <w:rPr>
+          <w:rFonts w:ascii="Consolas" w:eastAsia="Times New Roman" w:hAnsi="Consolas" w:cs="Times New Roman"/>
+          <w:color w:val="B5CEA8"/>
+          <w:kern w:val="0"/>
+          <w:sz w:val="15"/>
+          <w:szCs w:val="15"/>
+          <w:lang w:val="en-US" w:eastAsia="ru-RU"/>
+        </w:rPr>
+        <w:t>0</w:t>
+      </w:r>
+      <w:r>
+        <w:rPr>
+          <w:rFonts w:ascii="Consolas" w:eastAsia="Times New Roman" w:hAnsi="Consolas" w:cs="Times New Roman"/>
+          <w:color w:val="D4D4D4"/>
+          <w:kern w:val="0"/>
+          <w:sz w:val="15"/>
+          <w:szCs w:val="15"/>
+          <w:lang w:val="en-US" w:eastAsia="ru-RU"/>
+        </w:rPr>
+        <w:t>;</w:t>
+      </w:r>
+    </w:p>
+    <w:p>
+      <w:pPr>
+        <w:shd w:val="clear" w:color="auto" w:fill="1E1E1E"/>
+        <w:spacing w:after="0" w:line="207" w:lineRule="atLeast"/>
+        <w:rPr>
+          <w:rFonts w:ascii="Consolas" w:eastAsia="Times New Roman" w:hAnsi="Consolas" w:cs="Times New Roman"/>
+          <w:color w:val="D4D4D4"/>
+          <w:kern w:val="0"/>
+          <w:sz w:val="15"/>
+          <w:szCs w:val="15"/>
+          <w:lang w:val="en-US" w:eastAsia="ru-RU"/>
+        </w:rPr>
+      </w:pPr>
+    </w:p>
+    <w:p>
+      <w:pPr>
+        <w:shd w:val="clear" w:color="auto" w:fill="1E1E1E"/>
+        <w:spacing w:after="0" w:line="207" w:lineRule="atLeast"/>
+        <w:rPr>
+          <w:rFonts w:ascii="Consolas" w:eastAsia="Times New Roman" w:hAnsi="Consolas" w:cs="Times New Roman"/>
+          <w:color w:val="D4D4D4"/>
+          <w:kern w:val="0"/>
+          <w:sz w:val="15"/>
+          <w:szCs w:val="15"/>
+          <w:lang w:val="en-US" w:eastAsia="ru-RU"/>
+        </w:rPr>
+      </w:pPr>
+      <w:r>
+        <w:rPr>
+          <w:rFonts w:ascii="Consolas" w:eastAsia="Times New Roman" w:hAnsi="Consolas" w:cs="Times New Roman"/>
+          <w:color w:val="D4D4D4"/>
+          <w:kern w:val="0"/>
+          <w:sz w:val="15"/>
+          <w:szCs w:val="15"/>
+          <w:lang w:val="en-US" w:eastAsia="ru-RU"/>
+        </w:rPr>
+        <w:t xml:space="preserve">    </w:t>
+      </w:r>
+      <w:proofErr w:type="gramStart"/>
+      <w:r>
+        <w:rPr>
+          <w:rFonts w:ascii="Consolas" w:eastAsia="Times New Roman" w:hAnsi="Consolas" w:cs="Times New Roman"/>
+          <w:color w:val="569CD6"/>
+          <w:kern w:val="0"/>
+          <w:sz w:val="15"/>
+          <w:szCs w:val="15"/>
+          <w:lang w:val="en-US" w:eastAsia="ru-RU"/>
+        </w:rPr>
+        <w:t>if</w:t>
+      </w:r>
+      <w:proofErr w:type="gramEnd"/>
+      <w:r>
+        <w:rPr>
+          <w:rFonts w:ascii="Consolas" w:eastAsia="Times New Roman" w:hAnsi="Consolas" w:cs="Times New Roman"/>
+          <w:color w:val="D4D4D4"/>
+          <w:kern w:val="0"/>
+          <w:sz w:val="15"/>
+          <w:szCs w:val="15"/>
+          <w:lang w:val="en-US" w:eastAsia="ru-RU"/>
+        </w:rPr>
+        <w:t xml:space="preserve"> (</w:t>
+      </w:r>
+      <w:r>
+        <w:rPr>
+          <w:rFonts w:ascii="Consolas" w:eastAsia="Times New Roman" w:hAnsi="Consolas" w:cs="Times New Roman"/>
+          <w:color w:val="7F7F7F"/>
+          <w:kern w:val="0"/>
+          <w:sz w:val="15"/>
+          <w:szCs w:val="15"/>
+          <w:lang w:val="en-US" w:eastAsia="ru-RU"/>
+        </w:rPr>
+        <w:t>n</w:t>
+      </w:r>
+      <w:r>
+        <w:rPr>
+          <w:rFonts w:ascii="Consolas" w:eastAsia="Times New Roman" w:hAnsi="Consolas" w:cs="Times New Roman"/>
+          <w:color w:val="D4D4D4"/>
+          <w:kern w:val="0"/>
+          <w:sz w:val="15"/>
+          <w:szCs w:val="15"/>
+          <w:lang w:val="en-US" w:eastAsia="ru-RU"/>
+        </w:rPr>
+        <w:t xml:space="preserve"> == </w:t>
+      </w:r>
+      <w:r>
+        <w:rPr>
+          <w:rFonts w:ascii="Consolas" w:eastAsia="Times New Roman" w:hAnsi="Consolas" w:cs="Times New Roman"/>
+          <w:color w:val="B5CEA8"/>
+          <w:kern w:val="0"/>
+          <w:sz w:val="15"/>
+          <w:szCs w:val="15"/>
+          <w:lang w:val="en-US" w:eastAsia="ru-RU"/>
+        </w:rPr>
+        <w:t>1</w:t>
+      </w:r>
+      <w:r>
+        <w:rPr>
+          <w:rFonts w:ascii="Consolas" w:eastAsia="Times New Roman" w:hAnsi="Consolas" w:cs="Times New Roman"/>
+          <w:color w:val="D4D4D4"/>
+          <w:kern w:val="0"/>
+          <w:sz w:val="15"/>
+          <w:szCs w:val="15"/>
+          <w:lang w:val="en-US" w:eastAsia="ru-RU"/>
+        </w:rPr>
+        <w:t xml:space="preserve">) </w:t>
+      </w:r>
+      <w:r>
+        <w:rPr>
+          <w:rFonts w:ascii="Consolas" w:eastAsia="Times New Roman" w:hAnsi="Consolas" w:cs="Times New Roman"/>
+          <w:color w:val="569CD6"/>
+          <w:kern w:val="0"/>
+          <w:sz w:val="15"/>
+          <w:szCs w:val="15"/>
+          <w:lang w:val="en-US" w:eastAsia="ru-RU"/>
+        </w:rPr>
+        <w:t>return</w:t>
+      </w:r>
+      <w:r>
+        <w:rPr>
+          <w:rFonts w:ascii="Consolas" w:eastAsia="Times New Roman" w:hAnsi="Consolas" w:cs="Times New Roman"/>
+          <w:color w:val="D4D4D4"/>
+          <w:kern w:val="0"/>
+          <w:sz w:val="15"/>
+          <w:szCs w:val="15"/>
+          <w:lang w:val="en-US" w:eastAsia="ru-RU"/>
+        </w:rPr>
+        <w:t xml:space="preserve"> </w:t>
+      </w:r>
+      <w:r>
+        <w:rPr>
+          <w:rFonts w:ascii="Consolas" w:eastAsia="Times New Roman" w:hAnsi="Consolas" w:cs="Times New Roman"/>
+          <w:color w:val="B5CEA8"/>
+          <w:kern w:val="0"/>
+          <w:sz w:val="15"/>
+          <w:szCs w:val="15"/>
+          <w:lang w:val="en-US" w:eastAsia="ru-RU"/>
+        </w:rPr>
+        <w:t>1</w:t>
+      </w:r>
+      <w:r>
+        <w:rPr>
+          <w:rFonts w:ascii="Consolas" w:eastAsia="Times New Roman" w:hAnsi="Consolas" w:cs="Times New Roman"/>
+          <w:color w:val="D4D4D4"/>
+          <w:kern w:val="0"/>
+          <w:sz w:val="15"/>
+          <w:szCs w:val="15"/>
+          <w:lang w:val="en-US" w:eastAsia="ru-RU"/>
+        </w:rPr>
+        <w:t>;</w:t>
+      </w:r>
+    </w:p>
+    <w:p>
+      <w:pPr>
+        <w:shd w:val="clear" w:color="auto" w:fill="1E1E1E"/>
+        <w:spacing w:after="0" w:line="207" w:lineRule="atLeast"/>
+        <w:rPr>
+          <w:rFonts w:ascii="Consolas" w:eastAsia="Times New Roman" w:hAnsi="Consolas" w:cs="Times New Roman"/>
+          <w:color w:val="D4D4D4"/>
+          <w:kern w:val="0"/>
+          <w:sz w:val="15"/>
+          <w:szCs w:val="15"/>
+          <w:lang w:val="en-US" w:eastAsia="ru-RU"/>
+        </w:rPr>
+      </w:pPr>
+    </w:p>
+    <w:p>
+      <w:pPr>
+        <w:shd w:val="clear" w:color="auto" w:fill="1E1E1E"/>
+        <w:spacing w:after="0" w:line="207" w:lineRule="atLeast"/>
+        <w:rPr>
+          <w:rFonts w:ascii="Consolas" w:eastAsia="Times New Roman" w:hAnsi="Consolas" w:cs="Times New Roman"/>
+          <w:color w:val="D4D4D4"/>
+          <w:kern w:val="0"/>
+          <w:sz w:val="15"/>
+          <w:szCs w:val="15"/>
+          <w:lang w:val="en-US" w:eastAsia="ru-RU"/>
+        </w:rPr>
+      </w:pPr>
+      <w:r>
+        <w:rPr>
+          <w:rFonts w:ascii="Consolas" w:eastAsia="Times New Roman" w:hAnsi="Consolas" w:cs="Times New Roman"/>
+          <w:color w:val="D4D4D4"/>
+          <w:kern w:val="0"/>
+          <w:sz w:val="15"/>
+          <w:szCs w:val="15"/>
+          <w:lang w:val="en-US" w:eastAsia="ru-RU"/>
+        </w:rPr>
+        <w:t xml:space="preserve">    </w:t>
+      </w:r>
+      <w:proofErr w:type="gramStart"/>
+      <w:r>
+        <w:rPr>
+          <w:rFonts w:ascii="Consolas" w:eastAsia="Times New Roman" w:hAnsi="Consolas" w:cs="Times New Roman"/>
+          <w:color w:val="569CD6"/>
+          <w:kern w:val="0"/>
+          <w:sz w:val="15"/>
+          <w:szCs w:val="15"/>
+          <w:lang w:val="en-US" w:eastAsia="ru-RU"/>
+        </w:rPr>
+        <w:t>return</w:t>
+      </w:r>
+      <w:proofErr w:type="gramEnd"/>
+      <w:r>
+        <w:rPr>
+          <w:rFonts w:ascii="Consolas" w:eastAsia="Times New Roman" w:hAnsi="Consolas" w:cs="Times New Roman"/>
+          <w:color w:val="D4D4D4"/>
+          <w:kern w:val="0"/>
+          <w:sz w:val="15"/>
+          <w:szCs w:val="15"/>
+          <w:lang w:val="en-US" w:eastAsia="ru-RU"/>
+        </w:rPr>
+        <w:t xml:space="preserve"> </w:t>
+      </w:r>
+      <w:r>
+        <w:rPr>
+          <w:rFonts w:ascii="Consolas" w:eastAsia="Times New Roman" w:hAnsi="Consolas" w:cs="Times New Roman"/>
+          <w:color w:val="7F7F7F"/>
+          <w:kern w:val="0"/>
+          <w:sz w:val="15"/>
+          <w:szCs w:val="15"/>
+          <w:lang w:val="en-US" w:eastAsia="ru-RU"/>
+        </w:rPr>
+        <w:t>n</w:t>
+      </w:r>
+      <w:r>
+        <w:rPr>
+          <w:rFonts w:ascii="Consolas" w:eastAsia="Times New Roman" w:hAnsi="Consolas" w:cs="Times New Roman"/>
+          <w:color w:val="D4D4D4"/>
+          <w:kern w:val="0"/>
+          <w:sz w:val="15"/>
+          <w:szCs w:val="15"/>
+          <w:lang w:val="en-US" w:eastAsia="ru-RU"/>
+        </w:rPr>
+        <w:t xml:space="preserve"> + </w:t>
+      </w:r>
+      <w:proofErr w:type="spellStart"/>
+      <w:r>
+        <w:rPr>
+          <w:rFonts w:ascii="Consolas" w:eastAsia="Times New Roman" w:hAnsi="Consolas" w:cs="Times New Roman"/>
+          <w:color w:val="C8C8C8"/>
+          <w:kern w:val="0"/>
+          <w:sz w:val="15"/>
+          <w:szCs w:val="15"/>
+          <w:lang w:val="en-US" w:eastAsia="ru-RU"/>
+        </w:rPr>
+        <w:t>recurs_func</w:t>
+      </w:r>
+      <w:proofErr w:type="spellEnd"/>
+      <w:r>
+        <w:rPr>
+          <w:rFonts w:ascii="Consolas" w:eastAsia="Times New Roman" w:hAnsi="Consolas" w:cs="Times New Roman"/>
+          <w:color w:val="D4D4D4"/>
+          <w:kern w:val="0"/>
+          <w:sz w:val="15"/>
+          <w:szCs w:val="15"/>
+          <w:lang w:val="en-US" w:eastAsia="ru-RU"/>
+        </w:rPr>
+        <w:t>(</w:t>
+      </w:r>
+      <w:r>
+        <w:rPr>
+          <w:rFonts w:ascii="Consolas" w:eastAsia="Times New Roman" w:hAnsi="Consolas" w:cs="Times New Roman"/>
+          <w:color w:val="7F7F7F"/>
+          <w:kern w:val="0"/>
+          <w:sz w:val="15"/>
+          <w:szCs w:val="15"/>
+          <w:lang w:val="en-US" w:eastAsia="ru-RU"/>
+        </w:rPr>
+        <w:t>n</w:t>
+      </w:r>
+      <w:r>
+        <w:rPr>
+          <w:rFonts w:ascii="Consolas" w:eastAsia="Times New Roman" w:hAnsi="Consolas" w:cs="Times New Roman"/>
+          <w:color w:val="D4D4D4"/>
+          <w:kern w:val="0"/>
+          <w:sz w:val="15"/>
+          <w:szCs w:val="15"/>
+          <w:lang w:val="en-US" w:eastAsia="ru-RU"/>
+        </w:rPr>
+        <w:t>-</w:t>
+      </w:r>
+      <w:r>
+        <w:rPr>
+          <w:rFonts w:ascii="Consolas" w:eastAsia="Times New Roman" w:hAnsi="Consolas" w:cs="Times New Roman"/>
+          <w:color w:val="B5CEA8"/>
+          <w:kern w:val="0"/>
+          <w:sz w:val="15"/>
+          <w:szCs w:val="15"/>
+          <w:lang w:val="en-US" w:eastAsia="ru-RU"/>
+        </w:rPr>
+        <w:t>1</w:t>
+      </w:r>
+      <w:r>
+        <w:rPr>
+          <w:rFonts w:ascii="Consolas" w:eastAsia="Times New Roman" w:hAnsi="Consolas" w:cs="Times New Roman"/>
+          <w:color w:val="D4D4D4"/>
+          <w:kern w:val="0"/>
+          <w:sz w:val="15"/>
+          <w:szCs w:val="15"/>
+          <w:lang w:val="en-US" w:eastAsia="ru-RU"/>
+        </w:rPr>
+        <w:t>);</w:t>
+      </w:r>
+    </w:p>
+    <w:p>
+      <w:pPr>
+        <w:shd w:val="clear" w:color="auto" w:fill="1E1E1E"/>
+        <w:spacing w:after="0" w:line="207" w:lineRule="atLeast"/>
+        <w:rPr>
+          <w:rFonts w:ascii="Consolas" w:eastAsia="Times New Roman" w:hAnsi="Consolas" w:cs="Times New Roman"/>
+          <w:color w:val="D4D4D4"/>
+          <w:kern w:val="0"/>
+          <w:sz w:val="15"/>
+          <w:szCs w:val="15"/>
+          <w:lang w:val="en-US" w:eastAsia="ru-RU"/>
+        </w:rPr>
+      </w:pPr>
+      <w:r>
+        <w:rPr>
+          <w:rFonts w:ascii="Consolas" w:eastAsia="Times New Roman" w:hAnsi="Consolas" w:cs="Times New Roman"/>
+          <w:color w:val="D4D4D4"/>
+          <w:kern w:val="0"/>
+          <w:sz w:val="15"/>
+          <w:szCs w:val="15"/>
+          <w:lang w:val="en-US" w:eastAsia="ru-RU"/>
+        </w:rPr>
+        <w:t>}</w:t>
+      </w:r>
+    </w:p>
+    <w:p>
+      <w:pPr>
+        <w:shd w:val="clear" w:color="auto" w:fill="1E1E1E"/>
+        <w:spacing w:after="0" w:line="207" w:lineRule="atLeast"/>
+        <w:rPr>
+          <w:rFonts w:ascii="Consolas" w:eastAsia="Times New Roman" w:hAnsi="Consolas" w:cs="Times New Roman"/>
+          <w:color w:val="D4D4D4"/>
+          <w:kern w:val="0"/>
+          <w:sz w:val="15"/>
+          <w:szCs w:val="15"/>
+          <w:lang w:val="en-US" w:eastAsia="ru-RU"/>
+        </w:rPr>
+      </w:pPr>
+    </w:p>
+    <w:p>
+      <w:pPr>
+        <w:shd w:val="clear" w:color="auto" w:fill="1E1E1E"/>
+        <w:spacing w:after="0" w:line="207" w:lineRule="atLeast"/>
+        <w:rPr>
+          <w:rFonts w:ascii="Consolas" w:eastAsia="Times New Roman" w:hAnsi="Consolas" w:cs="Times New Roman"/>
+          <w:color w:val="D4D4D4"/>
+          <w:kern w:val="0"/>
+          <w:sz w:val="15"/>
+          <w:szCs w:val="15"/>
+          <w:lang w:val="en-US" w:eastAsia="ru-RU"/>
+        </w:rPr>
+      </w:pPr>
+      <w:proofErr w:type="spellStart"/>
+      <w:proofErr w:type="gramStart"/>
+      <w:r>
+        <w:rPr>
+          <w:rFonts w:ascii="Consolas" w:eastAsia="Times New Roman" w:hAnsi="Consolas" w:cs="Times New Roman"/>
+          <w:color w:val="569CD6"/>
+          <w:kern w:val="0"/>
+          <w:sz w:val="15"/>
+          <w:szCs w:val="15"/>
+          <w:lang w:val="en-US" w:eastAsia="ru-RU"/>
+        </w:rPr>
+        <w:t>int</w:t>
+      </w:r>
+      <w:proofErr w:type="spellEnd"/>
+      <w:proofErr w:type="gramEnd"/>
+      <w:r>
+        <w:rPr>
+          <w:rFonts w:ascii="Consolas" w:eastAsia="Times New Roman" w:hAnsi="Consolas" w:cs="Times New Roman"/>
+          <w:color w:val="D4D4D4"/>
+          <w:kern w:val="0"/>
+          <w:sz w:val="15"/>
+          <w:szCs w:val="15"/>
+          <w:lang w:val="en-US" w:eastAsia="ru-RU"/>
+        </w:rPr>
+        <w:t xml:space="preserve"> </w:t>
+      </w:r>
+      <w:r>
+        <w:rPr>
+          <w:rFonts w:ascii="Consolas" w:eastAsia="Times New Roman" w:hAnsi="Consolas" w:cs="Times New Roman"/>
+          <w:color w:val="C8C8C8"/>
+          <w:kern w:val="0"/>
+          <w:sz w:val="15"/>
+          <w:szCs w:val="15"/>
+          <w:lang w:val="en-US" w:eastAsia="ru-RU"/>
+        </w:rPr>
+        <w:t>main</w:t>
+      </w:r>
+      <w:r>
+        <w:rPr>
+          <w:rFonts w:ascii="Consolas" w:eastAsia="Times New Roman" w:hAnsi="Consolas" w:cs="Times New Roman"/>
+          <w:color w:val="D4D4D4"/>
+          <w:kern w:val="0"/>
+          <w:sz w:val="15"/>
+          <w:szCs w:val="15"/>
+          <w:lang w:val="en-US" w:eastAsia="ru-RU"/>
+        </w:rPr>
+        <w:t>() {</w:t>
+      </w:r>
+      <w:r>
+        <w:rPr>
+          <w:rFonts w:ascii="Consolas" w:eastAsia="Times New Roman" w:hAnsi="Consolas" w:cs="Times New Roman"/>
+          <w:color w:val="6A9955"/>
+          <w:kern w:val="0"/>
+          <w:sz w:val="15"/>
+          <w:szCs w:val="15"/>
+          <w:lang w:val="en-US" w:eastAsia="ru-RU"/>
+        </w:rPr>
+        <w:t xml:space="preserve">              // 7</w:t>
+      </w:r>
+    </w:p>
+    <w:p>
+      <w:pPr>
+        <w:shd w:val="clear" w:color="auto" w:fill="1E1E1E"/>
+        <w:spacing w:after="0" w:line="207" w:lineRule="atLeast"/>
+        <w:rPr>
+          <w:rFonts w:ascii="Consolas" w:eastAsia="Times New Roman" w:hAnsi="Consolas" w:cs="Times New Roman"/>
+          <w:color w:val="D4D4D4"/>
+          <w:kern w:val="0"/>
+          <w:sz w:val="15"/>
+          <w:szCs w:val="15"/>
+          <w:lang w:val="en-US" w:eastAsia="ru-RU"/>
+        </w:rPr>
+      </w:pPr>
+    </w:p>
+    <w:p>
+      <w:pPr>
+        <w:shd w:val="clear" w:color="auto" w:fill="1E1E1E"/>
+        <w:spacing w:after="0" w:line="207" w:lineRule="atLeast"/>
+        <w:rPr>
+          <w:rFonts w:ascii="Consolas" w:eastAsia="Times New Roman" w:hAnsi="Consolas" w:cs="Times New Roman"/>
+          <w:color w:val="D4D4D4"/>
+          <w:kern w:val="0"/>
+          <w:sz w:val="15"/>
+          <w:szCs w:val="15"/>
+          <w:lang w:val="en-US" w:eastAsia="ru-RU"/>
+        </w:rPr>
+      </w:pPr>
+      <w:r>
+        <w:rPr>
+          <w:rFonts w:ascii="Consolas" w:eastAsia="Times New Roman" w:hAnsi="Consolas" w:cs="Times New Roman"/>
+          <w:color w:val="D4D4D4"/>
+          <w:kern w:val="0"/>
+          <w:sz w:val="15"/>
+          <w:szCs w:val="15"/>
+          <w:lang w:val="en-US" w:eastAsia="ru-RU"/>
+        </w:rPr>
+        <w:t xml:space="preserve">    </w:t>
+      </w:r>
+      <w:proofErr w:type="spellStart"/>
+      <w:proofErr w:type="gramStart"/>
+      <w:r>
+        <w:rPr>
+          <w:rFonts w:ascii="Consolas" w:eastAsia="Times New Roman" w:hAnsi="Consolas" w:cs="Times New Roman"/>
+          <w:color w:val="C8C8C8"/>
+          <w:kern w:val="0"/>
+          <w:sz w:val="15"/>
+          <w:szCs w:val="15"/>
+          <w:lang w:val="en-US" w:eastAsia="ru-RU"/>
+        </w:rPr>
+        <w:t>setlocale</w:t>
+      </w:r>
+      <w:proofErr w:type="spellEnd"/>
+      <w:r>
+        <w:rPr>
+          <w:rFonts w:ascii="Consolas" w:eastAsia="Times New Roman" w:hAnsi="Consolas" w:cs="Times New Roman"/>
+          <w:color w:val="D4D4D4"/>
+          <w:kern w:val="0"/>
+          <w:sz w:val="15"/>
+          <w:szCs w:val="15"/>
+          <w:lang w:val="en-US" w:eastAsia="ru-RU"/>
+        </w:rPr>
+        <w:t>(</w:t>
+      </w:r>
+      <w:proofErr w:type="gramEnd"/>
+      <w:r>
+        <w:rPr>
+          <w:rFonts w:ascii="Consolas" w:eastAsia="Times New Roman" w:hAnsi="Consolas" w:cs="Times New Roman"/>
+          <w:color w:val="BD63C5"/>
+          <w:kern w:val="0"/>
+          <w:sz w:val="15"/>
+          <w:szCs w:val="15"/>
+          <w:lang w:val="en-US" w:eastAsia="ru-RU"/>
+        </w:rPr>
+        <w:t>LC_ALL</w:t>
+      </w:r>
+      <w:r>
+        <w:rPr>
+          <w:rFonts w:ascii="Consolas" w:eastAsia="Times New Roman" w:hAnsi="Consolas" w:cs="Times New Roman"/>
+          <w:color w:val="D4D4D4"/>
+          <w:kern w:val="0"/>
+          <w:sz w:val="15"/>
+          <w:szCs w:val="15"/>
+          <w:lang w:val="en-US" w:eastAsia="ru-RU"/>
+        </w:rPr>
+        <w:t xml:space="preserve">, </w:t>
+      </w:r>
+      <w:r>
+        <w:rPr>
+          <w:rFonts w:ascii="Consolas" w:eastAsia="Times New Roman" w:hAnsi="Consolas" w:cs="Times New Roman"/>
+          <w:color w:val="CE9178"/>
+          <w:kern w:val="0"/>
+          <w:sz w:val="15"/>
+          <w:szCs w:val="15"/>
+          <w:lang w:val="en-US" w:eastAsia="ru-RU"/>
+        </w:rPr>
+        <w:t>"Russian"</w:t>
+      </w:r>
+      <w:r>
+        <w:rPr>
+          <w:rFonts w:ascii="Consolas" w:eastAsia="Times New Roman" w:hAnsi="Consolas" w:cs="Times New Roman"/>
+          <w:color w:val="D4D4D4"/>
+          <w:kern w:val="0"/>
+          <w:sz w:val="15"/>
+          <w:szCs w:val="15"/>
+          <w:lang w:val="en-US" w:eastAsia="ru-RU"/>
+        </w:rPr>
+        <w:t>);</w:t>
+      </w:r>
+    </w:p>
+    <w:p>
+      <w:pPr>
+        <w:shd w:val="clear" w:color="auto" w:fill="1E1E1E"/>
+        <w:spacing w:after="0" w:line="207" w:lineRule="atLeast"/>
+        <w:rPr>
+          <w:rFonts w:ascii="Consolas" w:eastAsia="Times New Roman" w:hAnsi="Consolas" w:cs="Times New Roman"/>
+          <w:color w:val="D4D4D4"/>
+          <w:kern w:val="0"/>
+          <w:sz w:val="15"/>
+          <w:szCs w:val="15"/>
+          <w:lang w:val="en-US" w:eastAsia="ru-RU"/>
+        </w:rPr>
+      </w:pPr>
+    </w:p>
+    <w:p>
+      <w:pPr>
+        <w:shd w:val="clear" w:color="auto" w:fill="1E1E1E"/>
+        <w:spacing w:after="0" w:line="207" w:lineRule="atLeast"/>
+        <w:rPr>
+          <w:rFonts w:ascii="Consolas" w:eastAsia="Times New Roman" w:hAnsi="Consolas" w:cs="Times New Roman"/>
+          <w:color w:val="D4D4D4"/>
+          <w:kern w:val="0"/>
+          <w:sz w:val="15"/>
+          <w:szCs w:val="15"/>
+          <w:lang w:val="en-US" w:eastAsia="ru-RU"/>
+        </w:rPr>
+      </w:pPr>
+      <w:r>
+        <w:rPr>
+          <w:rFonts w:ascii="Consolas" w:eastAsia="Times New Roman" w:hAnsi="Consolas" w:cs="Times New Roman"/>
+          <w:color w:val="D4D4D4"/>
+          <w:kern w:val="0"/>
+          <w:sz w:val="15"/>
+          <w:szCs w:val="15"/>
+          <w:lang w:val="en-US" w:eastAsia="ru-RU"/>
+        </w:rPr>
+        <w:t xml:space="preserve">    </w:t>
+      </w:r>
+      <w:proofErr w:type="spellStart"/>
+      <w:proofErr w:type="gramStart"/>
+      <w:r>
+        <w:rPr>
+          <w:rFonts w:ascii="Consolas" w:eastAsia="Times New Roman" w:hAnsi="Consolas" w:cs="Times New Roman"/>
+          <w:color w:val="569CD6"/>
+          <w:kern w:val="0"/>
+          <w:sz w:val="15"/>
+          <w:szCs w:val="15"/>
+          <w:lang w:val="en-US" w:eastAsia="ru-RU"/>
+        </w:rPr>
+        <w:t>int</w:t>
+      </w:r>
+      <w:proofErr w:type="spellEnd"/>
+      <w:proofErr w:type="gramEnd"/>
+      <w:r>
+        <w:rPr>
+          <w:rFonts w:ascii="Consolas" w:eastAsia="Times New Roman" w:hAnsi="Consolas" w:cs="Times New Roman"/>
+          <w:color w:val="D4D4D4"/>
+          <w:kern w:val="0"/>
+          <w:sz w:val="15"/>
+          <w:szCs w:val="15"/>
+          <w:lang w:val="en-US" w:eastAsia="ru-RU"/>
+        </w:rPr>
+        <w:t xml:space="preserve"> </w:t>
+      </w:r>
+      <w:r>
+        <w:rPr>
+          <w:rFonts w:ascii="Consolas" w:eastAsia="Times New Roman" w:hAnsi="Consolas" w:cs="Times New Roman"/>
+          <w:color w:val="C8C8C8"/>
+          <w:kern w:val="0"/>
+          <w:sz w:val="15"/>
+          <w:szCs w:val="15"/>
+          <w:lang w:val="en-US" w:eastAsia="ru-RU"/>
+        </w:rPr>
+        <w:t>result</w:t>
+      </w:r>
+      <w:r>
+        <w:rPr>
+          <w:rFonts w:ascii="Consolas" w:eastAsia="Times New Roman" w:hAnsi="Consolas" w:cs="Times New Roman"/>
+          <w:color w:val="D4D4D4"/>
+          <w:kern w:val="0"/>
+          <w:sz w:val="15"/>
+          <w:szCs w:val="15"/>
+          <w:lang w:val="en-US" w:eastAsia="ru-RU"/>
+        </w:rPr>
+        <w:t xml:space="preserve"> = </w:t>
+      </w:r>
+      <w:proofErr w:type="spellStart"/>
+      <w:r>
+        <w:rPr>
+          <w:rFonts w:ascii="Consolas" w:eastAsia="Times New Roman" w:hAnsi="Consolas" w:cs="Times New Roman"/>
+          <w:color w:val="C8C8C8"/>
+          <w:kern w:val="0"/>
+          <w:sz w:val="15"/>
+          <w:szCs w:val="15"/>
+          <w:lang w:val="en-US" w:eastAsia="ru-RU"/>
+        </w:rPr>
+        <w:t>recurs_func</w:t>
+      </w:r>
+      <w:proofErr w:type="spellEnd"/>
+      <w:r>
+        <w:rPr>
+          <w:rFonts w:ascii="Consolas" w:eastAsia="Times New Roman" w:hAnsi="Consolas" w:cs="Times New Roman"/>
+          <w:color w:val="D4D4D4"/>
+          <w:kern w:val="0"/>
+          <w:sz w:val="15"/>
+          <w:szCs w:val="15"/>
+          <w:lang w:val="en-US" w:eastAsia="ru-RU"/>
+        </w:rPr>
+        <w:t>(</w:t>
+      </w:r>
+      <w:r>
+        <w:rPr>
+          <w:rFonts w:ascii="Consolas" w:eastAsia="Times New Roman" w:hAnsi="Consolas" w:cs="Times New Roman"/>
+          <w:color w:val="B5CEA8"/>
+          <w:kern w:val="0"/>
+          <w:sz w:val="15"/>
+          <w:szCs w:val="15"/>
+          <w:lang w:val="en-US" w:eastAsia="ru-RU"/>
+        </w:rPr>
+        <w:t>4</w:t>
+      </w:r>
+      <w:r>
+        <w:rPr>
+          <w:rFonts w:ascii="Consolas" w:eastAsia="Times New Roman" w:hAnsi="Consolas" w:cs="Times New Roman"/>
+          <w:color w:val="D4D4D4"/>
+          <w:kern w:val="0"/>
+          <w:sz w:val="15"/>
+          <w:szCs w:val="15"/>
+          <w:lang w:val="en-US" w:eastAsia="ru-RU"/>
+        </w:rPr>
+        <w:t>);</w:t>
+      </w:r>
+    </w:p>
+    <w:p>
+      <w:pPr>
+        <w:shd w:val="clear" w:color="auto" w:fill="1E1E1E"/>
+        <w:spacing w:after="0" w:line="207" w:lineRule="atLeast"/>
+        <w:rPr>
+          <w:rFonts w:ascii="Consolas" w:eastAsia="Times New Roman" w:hAnsi="Consolas" w:cs="Times New Roman"/>
+          <w:color w:val="D4D4D4"/>
+          <w:kern w:val="0"/>
+          <w:sz w:val="15"/>
+          <w:szCs w:val="15"/>
+          <w:lang w:val="en-US" w:eastAsia="ru-RU"/>
+        </w:rPr>
+      </w:pPr>
+      <w:r>
+        <w:rPr>
+          <w:rFonts w:ascii="Consolas" w:eastAsia="Times New Roman" w:hAnsi="Consolas" w:cs="Times New Roman"/>
+          <w:color w:val="D4D4D4"/>
+          <w:kern w:val="0"/>
+          <w:sz w:val="15"/>
+          <w:szCs w:val="15"/>
+          <w:lang w:val="en-US" w:eastAsia="ru-RU"/>
+        </w:rPr>
+        <w:t xml:space="preserve">    </w:t>
+      </w:r>
+      <w:proofErr w:type="spellStart"/>
+      <w:proofErr w:type="gramStart"/>
+      <w:r>
+        <w:rPr>
+          <w:rFonts w:ascii="Consolas" w:eastAsia="Times New Roman" w:hAnsi="Consolas" w:cs="Times New Roman"/>
+          <w:color w:val="C8C8C8"/>
+          <w:kern w:val="0"/>
+          <w:sz w:val="15"/>
+          <w:szCs w:val="15"/>
+          <w:lang w:val="en-US" w:eastAsia="ru-RU"/>
+        </w:rPr>
+        <w:t>printf</w:t>
+      </w:r>
+      <w:proofErr w:type="spellEnd"/>
+      <w:r>
+        <w:rPr>
+          <w:rFonts w:ascii="Consolas" w:eastAsia="Times New Roman" w:hAnsi="Consolas" w:cs="Times New Roman"/>
+          <w:color w:val="D4D4D4"/>
+          <w:kern w:val="0"/>
+          <w:sz w:val="15"/>
+          <w:szCs w:val="15"/>
+          <w:lang w:val="en-US" w:eastAsia="ru-RU"/>
+        </w:rPr>
+        <w:t>(</w:t>
+      </w:r>
+      <w:proofErr w:type="gramEnd"/>
+      <w:r>
+        <w:rPr>
+          <w:rFonts w:ascii="Consolas" w:eastAsia="Times New Roman" w:hAnsi="Consolas" w:cs="Times New Roman"/>
+          <w:color w:val="CE9178"/>
+          <w:kern w:val="0"/>
+          <w:sz w:val="15"/>
+          <w:szCs w:val="15"/>
+          <w:lang w:val="en-US" w:eastAsia="ru-RU"/>
+        </w:rPr>
+        <w:t>"%d"</w:t>
+      </w:r>
+      <w:r>
+        <w:rPr>
+          <w:rFonts w:ascii="Consolas" w:eastAsia="Times New Roman" w:hAnsi="Consolas" w:cs="Times New Roman"/>
+          <w:color w:val="D4D4D4"/>
+          <w:kern w:val="0"/>
+          <w:sz w:val="15"/>
+          <w:szCs w:val="15"/>
+          <w:lang w:val="en-US" w:eastAsia="ru-RU"/>
+        </w:rPr>
+        <w:t xml:space="preserve">, </w:t>
+      </w:r>
+      <w:r>
+        <w:rPr>
+          <w:rFonts w:ascii="Consolas" w:eastAsia="Times New Roman" w:hAnsi="Consolas" w:cs="Times New Roman"/>
+          <w:color w:val="C8C8C8"/>
+          <w:kern w:val="0"/>
+          <w:sz w:val="15"/>
+          <w:szCs w:val="15"/>
+          <w:lang w:val="en-US" w:eastAsia="ru-RU"/>
+        </w:rPr>
+        <w:t>result</w:t>
+      </w:r>
+      <w:r>
+        <w:rPr>
+          <w:rFonts w:ascii="Consolas" w:eastAsia="Times New Roman" w:hAnsi="Consolas" w:cs="Times New Roman"/>
+          <w:color w:val="D4D4D4"/>
+          <w:kern w:val="0"/>
+          <w:sz w:val="15"/>
+          <w:szCs w:val="15"/>
+          <w:lang w:val="en-US" w:eastAsia="ru-RU"/>
+        </w:rPr>
+        <w:t>);</w:t>
+      </w:r>
+    </w:p>
+    <w:p>
+      <w:pPr>
+        <w:shd w:val="clear" w:color="auto" w:fill="1E1E1E"/>
+        <w:spacing w:after="0" w:line="207" w:lineRule="atLeast"/>
+        <w:rPr>
+          <w:rFonts w:ascii="Consolas" w:eastAsia="Times New Roman" w:hAnsi="Consolas" w:cs="Times New Roman"/>
+          <w:color w:val="D4D4D4"/>
+          <w:kern w:val="0"/>
+          <w:sz w:val="15"/>
+          <w:szCs w:val="15"/>
+          <w:lang w:val="en-US" w:eastAsia="ru-RU"/>
+        </w:rPr>
+      </w:pPr>
+    </w:p>
+    <w:p>
+      <w:pPr>
+        <w:shd w:val="clear" w:color="auto" w:fill="1E1E1E"/>
+        <w:spacing w:after="0" w:line="207" w:lineRule="atLeast"/>
+        <w:rPr>
+          <w:rFonts w:ascii="Consolas" w:eastAsia="Times New Roman" w:hAnsi="Consolas" w:cs="Times New Roman"/>
+          <w:color w:val="D4D4D4"/>
+          <w:kern w:val="0"/>
+          <w:sz w:val="15"/>
+          <w:szCs w:val="15"/>
+          <w:lang w:eastAsia="ru-RU"/>
+        </w:rPr>
+      </w:pPr>
+      <w:r>
+        <w:rPr>
+          <w:rFonts w:ascii="Consolas" w:eastAsia="Times New Roman" w:hAnsi="Consolas" w:cs="Times New Roman"/>
+          <w:color w:val="D4D4D4"/>
+          <w:kern w:val="0"/>
+          <w:sz w:val="15"/>
+          <w:szCs w:val="15"/>
+          <w:lang w:val="en-US" w:eastAsia="ru-RU"/>
+        </w:rPr>
+        <w:t xml:space="preserve">    </w:t>
+      </w:r>
+      <w:proofErr w:type="spellStart"/>
+      <w:r>
+        <w:rPr>
+          <w:rFonts w:ascii="Consolas" w:eastAsia="Times New Roman" w:hAnsi="Consolas" w:cs="Times New Roman"/>
+          <w:color w:val="569CD6"/>
+          <w:kern w:val="0"/>
+          <w:sz w:val="15"/>
+          <w:szCs w:val="15"/>
+          <w:lang w:eastAsia="ru-RU"/>
+        </w:rPr>
+        <w:t>return</w:t>
+      </w:r>
+      <w:proofErr w:type="spellEnd"/>
+      <w:r>
+        <w:rPr>
+          <w:rFonts w:ascii="Consolas" w:eastAsia="Times New Roman" w:hAnsi="Consolas" w:cs="Times New Roman"/>
+          <w:color w:val="D4D4D4"/>
+          <w:kern w:val="0"/>
+          <w:sz w:val="15"/>
+          <w:szCs w:val="15"/>
+          <w:lang w:eastAsia="ru-RU"/>
+        </w:rPr>
+        <w:t xml:space="preserve"> </w:t>
+      </w:r>
+      <w:r>
+        <w:rPr>
+          <w:rFonts w:ascii="Consolas" w:eastAsia="Times New Roman" w:hAnsi="Consolas" w:cs="Times New Roman"/>
+          <w:color w:val="B5CEA8"/>
+          <w:kern w:val="0"/>
+          <w:sz w:val="15"/>
+          <w:szCs w:val="15"/>
+          <w:lang w:eastAsia="ru-RU"/>
+        </w:rPr>
+        <w:t>0</w:t>
+      </w:r>
+      <w:r>
+        <w:rPr>
+          <w:rFonts w:ascii="Consolas" w:eastAsia="Times New Roman" w:hAnsi="Consolas" w:cs="Times New Roman"/>
+          <w:color w:val="D4D4D4"/>
+          <w:kern w:val="0"/>
+          <w:sz w:val="15"/>
+          <w:szCs w:val="15"/>
+          <w:lang w:eastAsia="ru-RU"/>
+        </w:rPr>
+        <w:t>;</w:t>
+      </w:r>
+    </w:p>
+    <w:p>
+      <w:pPr>
+        <w:shd w:val="clear" w:color="auto" w:fill="1E1E1E"/>
+        <w:spacing w:after="0" w:line="207" w:lineRule="atLeast"/>
+        <w:rPr>
+          <w:rFonts w:ascii="Consolas" w:eastAsia="Times New Roman" w:hAnsi="Consolas" w:cs="Times New Roman"/>
+          <w:color w:val="D4D4D4"/>
+          <w:kern w:val="0"/>
+          <w:sz w:val="15"/>
+          <w:szCs w:val="15"/>
+          <w:lang w:eastAsia="ru-RU"/>
+        </w:rPr>
+      </w:pPr>
+      <w:r>
+        <w:rPr>
+          <w:rFonts w:ascii="Consolas" w:eastAsia="Times New Roman" w:hAnsi="Consolas" w:cs="Times New Roman"/>
+          <w:color w:val="D4D4D4"/>
+          <w:kern w:val="0"/>
+          <w:sz w:val="15"/>
+          <w:szCs w:val="15"/>
+          <w:lang w:eastAsia="ru-RU"/>
+        </w:rPr>
+        <w:t>}</w:t>
+      </w:r>
+    </w:p>
+    <w:p>
+      <w:pPr>
+        <w:pStyle w:val="a3"/>
+        <w:ind w:left="0"/>
+        <w:rPr>
+          <w:lang w:val="en-US"/>
+        </w:rPr>
+      </w:pPr>
+    </w:p>
+    <w:p>
+      <w:pPr>
+        <w:pStyle w:val="a3"/>
+        <w:ind w:left="0"/>
+        <w:rPr>
+          <w:lang w:val="en-US"/>
+        </w:rPr>
+      </w:pPr>
+      <w:r>
+        <w:rPr>
+          <w:noProof/>
+          <w:lang w:eastAsia="ru-RU"/>
+        </w:rPr>
+        <w:drawing>
+          <wp:inline distT="0" distB="0" distL="0" distR="0">
+            <wp:extent cx="1752600" cy="485140"/>
+            <wp:effectExtent l="19050" t="0" r="0" b="0"/>
+            <wp:docPr id="4" name="Рисунок 4"/>
+            <wp:cNvGraphicFramePr>
+              <a:graphicFrameLocks xmlns:a="http://schemas.openxmlformats.org/drawingml/2006/main" noChangeAspect="1"/>
+            </wp:cNvGraphicFramePr>
+            <a:graphic xmlns:a="http://schemas.openxmlformats.org/drawingml/2006/main">
+              <a:graphicData uri="http://schemas.openxmlformats.org/drawingml/2006/picture">
+                <pic:pic xmlns:pic="http://schemas.openxmlformats.org/drawingml/2006/picture">
+                  <pic:nvPicPr>
+                    <pic:cNvPr id="0" name="Picture 4"/>
+                    <pic:cNvPicPr>
+                      <a:picLocks noChangeAspect="1" noChangeArrowheads="1"/>
+                    </pic:cNvPicPr>
+                  </pic:nvPicPr>
+                  <pic:blipFill>
+                    <a:blip r:embed="rId10" cstate="print"/>
+                    <a:srcRect/>
+                    <a:stretch>
+                      <a:fillRect/>
+                    </a:stretch>
+                  </pic:blipFill>
+                  <pic:spPr bwMode="auto">
+                    <a:xfrm>
+                      <a:off x="0" y="0"/>
+                      <a:ext cx="1752600" cy="485140"/>
+                    </a:xfrm>
+                    <a:prstGeom prst="rect">
+                      <a:avLst/>
+                    </a:prstGeom>
+                    <a:noFill/>
+                    <a:ln w="9525">
+                      <a:noFill/>
+                      <a:miter lim="800000"/>
+                      <a:headEnd/>
+                      <a:tailEnd/>
+                    </a:ln>
+                  </pic:spPr>
+                </pic:pic>
+              </a:graphicData>
+            </a:graphic>
+          </wp:inline>
+        </w:drawing>
+      </w:r>
+    </w:p>
+    <w:p>
+      <w:pPr>
+        <w:pStyle w:val="a3"/>
+        <w:ind w:left="0"/>
+        <w:rPr>
+          <w:lang w:val="en-US"/>
+        </w:rPr>
       </w:pPr>
     </w:p>
     <w:p>
@@ -3766,11 +4853,1854 @@
     <w:p>
       <w:pPr>
         <w:pStyle w:val="a3"/>
-        <w:ind w:left="0"/>
         <w:rPr>
           <w:lang w:val="en-US"/>
         </w:rPr>
       </w:pPr>
+    </w:p>
+    <w:p>
+      <w:pPr>
+        <w:pStyle w:val="a3"/>
+        <w:rPr>
+          <w:lang w:val="en-US"/>
+        </w:rPr>
+      </w:pPr>
+    </w:p>
+    <w:p>
+      <w:pPr>
+        <w:shd w:val="clear" w:color="auto" w:fill="1E1E1E"/>
+        <w:spacing w:after="0" w:line="207" w:lineRule="atLeast"/>
+        <w:rPr>
+          <w:rFonts w:ascii="Consolas" w:eastAsia="Times New Roman" w:hAnsi="Consolas" w:cs="Times New Roman"/>
+          <w:color w:val="D4D4D4"/>
+          <w:kern w:val="0"/>
+          <w:sz w:val="15"/>
+          <w:szCs w:val="15"/>
+          <w:lang w:eastAsia="ru-RU"/>
+        </w:rPr>
+      </w:pPr>
+      <w:r>
+        <w:rPr>
+          <w:rFonts w:ascii="Consolas" w:eastAsia="Times New Roman" w:hAnsi="Consolas" w:cs="Times New Roman"/>
+          <w:color w:val="9B9B9B"/>
+          <w:kern w:val="0"/>
+          <w:sz w:val="15"/>
+          <w:szCs w:val="15"/>
+          <w:lang w:eastAsia="ru-RU"/>
+        </w:rPr>
+        <w:t>#</w:t>
+      </w:r>
+      <w:proofErr w:type="spellStart"/>
+      <w:r>
+        <w:rPr>
+          <w:rFonts w:ascii="Consolas" w:eastAsia="Times New Roman" w:hAnsi="Consolas" w:cs="Times New Roman"/>
+          <w:color w:val="9B9B9B"/>
+          <w:kern w:val="0"/>
+          <w:sz w:val="15"/>
+          <w:szCs w:val="15"/>
+          <w:lang w:eastAsia="ru-RU"/>
+        </w:rPr>
+        <w:t>include</w:t>
+      </w:r>
+      <w:proofErr w:type="spellEnd"/>
+      <w:r>
+        <w:rPr>
+          <w:rFonts w:ascii="Consolas" w:eastAsia="Times New Roman" w:hAnsi="Consolas" w:cs="Times New Roman"/>
+          <w:color w:val="569CD6"/>
+          <w:kern w:val="0"/>
+          <w:sz w:val="15"/>
+          <w:szCs w:val="15"/>
+          <w:lang w:eastAsia="ru-RU"/>
+        </w:rPr>
+        <w:t xml:space="preserve"> </w:t>
+      </w:r>
+      <w:r>
+        <w:rPr>
+          <w:rFonts w:ascii="Consolas" w:eastAsia="Times New Roman" w:hAnsi="Consolas" w:cs="Times New Roman"/>
+          <w:color w:val="CE9178"/>
+          <w:kern w:val="0"/>
+          <w:sz w:val="15"/>
+          <w:szCs w:val="15"/>
+          <w:lang w:eastAsia="ru-RU"/>
+        </w:rPr>
+        <w:t>&lt;</w:t>
+      </w:r>
+      <w:proofErr w:type="spellStart"/>
+      <w:r>
+        <w:rPr>
+          <w:rFonts w:ascii="Consolas" w:eastAsia="Times New Roman" w:hAnsi="Consolas" w:cs="Times New Roman"/>
+          <w:color w:val="CE9178"/>
+          <w:kern w:val="0"/>
+          <w:sz w:val="15"/>
+          <w:szCs w:val="15"/>
+          <w:lang w:eastAsia="ru-RU"/>
+        </w:rPr>
+        <w:t>stdio.h</w:t>
+      </w:r>
+      <w:proofErr w:type="spellEnd"/>
+      <w:r>
+        <w:rPr>
+          <w:rFonts w:ascii="Consolas" w:eastAsia="Times New Roman" w:hAnsi="Consolas" w:cs="Times New Roman"/>
+          <w:color w:val="CE9178"/>
+          <w:kern w:val="0"/>
+          <w:sz w:val="15"/>
+          <w:szCs w:val="15"/>
+          <w:lang w:eastAsia="ru-RU"/>
+        </w:rPr>
+        <w:t>&gt;</w:t>
+      </w:r>
+    </w:p>
+    <w:p>
+      <w:pPr>
+        <w:shd w:val="clear" w:color="auto" w:fill="1E1E1E"/>
+        <w:spacing w:after="0" w:line="207" w:lineRule="atLeast"/>
+        <w:rPr>
+          <w:rFonts w:ascii="Consolas" w:eastAsia="Times New Roman" w:hAnsi="Consolas" w:cs="Times New Roman"/>
+          <w:color w:val="D4D4D4"/>
+          <w:kern w:val="0"/>
+          <w:sz w:val="15"/>
+          <w:szCs w:val="15"/>
+          <w:lang w:val="en-US" w:eastAsia="ru-RU"/>
+        </w:rPr>
+      </w:pPr>
+      <w:r>
+        <w:rPr>
+          <w:rFonts w:ascii="Consolas" w:eastAsia="Times New Roman" w:hAnsi="Consolas" w:cs="Times New Roman"/>
+          <w:color w:val="9B9B9B"/>
+          <w:kern w:val="0"/>
+          <w:sz w:val="15"/>
+          <w:szCs w:val="15"/>
+          <w:lang w:val="en-US" w:eastAsia="ru-RU"/>
+        </w:rPr>
+        <w:t>#include</w:t>
+      </w:r>
+      <w:r>
+        <w:rPr>
+          <w:rFonts w:ascii="Consolas" w:eastAsia="Times New Roman" w:hAnsi="Consolas" w:cs="Times New Roman"/>
+          <w:color w:val="569CD6"/>
+          <w:kern w:val="0"/>
+          <w:sz w:val="15"/>
+          <w:szCs w:val="15"/>
+          <w:lang w:val="en-US" w:eastAsia="ru-RU"/>
+        </w:rPr>
+        <w:t xml:space="preserve"> </w:t>
+      </w:r>
+      <w:r>
+        <w:rPr>
+          <w:rFonts w:ascii="Consolas" w:eastAsia="Times New Roman" w:hAnsi="Consolas" w:cs="Times New Roman"/>
+          <w:color w:val="CE9178"/>
+          <w:kern w:val="0"/>
+          <w:sz w:val="15"/>
+          <w:szCs w:val="15"/>
+          <w:lang w:val="en-US" w:eastAsia="ru-RU"/>
+        </w:rPr>
+        <w:t>&lt;</w:t>
+      </w:r>
+      <w:proofErr w:type="spellStart"/>
+      <w:r>
+        <w:rPr>
+          <w:rFonts w:ascii="Consolas" w:eastAsia="Times New Roman" w:hAnsi="Consolas" w:cs="Times New Roman"/>
+          <w:color w:val="CE9178"/>
+          <w:kern w:val="0"/>
+          <w:sz w:val="15"/>
+          <w:szCs w:val="15"/>
+          <w:lang w:val="en-US" w:eastAsia="ru-RU"/>
+        </w:rPr>
+        <w:t>locale.h</w:t>
+      </w:r>
+      <w:proofErr w:type="spellEnd"/>
+      <w:r>
+        <w:rPr>
+          <w:rFonts w:ascii="Consolas" w:eastAsia="Times New Roman" w:hAnsi="Consolas" w:cs="Times New Roman"/>
+          <w:color w:val="CE9178"/>
+          <w:kern w:val="0"/>
+          <w:sz w:val="15"/>
+          <w:szCs w:val="15"/>
+          <w:lang w:val="en-US" w:eastAsia="ru-RU"/>
+        </w:rPr>
+        <w:t>&gt;</w:t>
+      </w:r>
+    </w:p>
+    <w:p>
+      <w:pPr>
+        <w:shd w:val="clear" w:color="auto" w:fill="1E1E1E"/>
+        <w:spacing w:after="0" w:line="207" w:lineRule="atLeast"/>
+        <w:rPr>
+          <w:rFonts w:ascii="Consolas" w:eastAsia="Times New Roman" w:hAnsi="Consolas" w:cs="Times New Roman"/>
+          <w:color w:val="D4D4D4"/>
+          <w:kern w:val="0"/>
+          <w:sz w:val="15"/>
+          <w:szCs w:val="15"/>
+          <w:lang w:val="en-US" w:eastAsia="ru-RU"/>
+        </w:rPr>
+      </w:pPr>
+    </w:p>
+    <w:p>
+      <w:pPr>
+        <w:shd w:val="clear" w:color="auto" w:fill="1E1E1E"/>
+        <w:spacing w:after="0" w:line="207" w:lineRule="atLeast"/>
+        <w:rPr>
+          <w:rFonts w:ascii="Consolas" w:eastAsia="Times New Roman" w:hAnsi="Consolas" w:cs="Times New Roman"/>
+          <w:color w:val="D4D4D4"/>
+          <w:kern w:val="0"/>
+          <w:sz w:val="15"/>
+          <w:szCs w:val="15"/>
+          <w:lang w:val="en-US" w:eastAsia="ru-RU"/>
+        </w:rPr>
+      </w:pPr>
+      <w:proofErr w:type="spellStart"/>
+      <w:proofErr w:type="gramStart"/>
+      <w:r>
+        <w:rPr>
+          <w:rFonts w:ascii="Consolas" w:eastAsia="Times New Roman" w:hAnsi="Consolas" w:cs="Times New Roman"/>
+          <w:color w:val="569CD6"/>
+          <w:kern w:val="0"/>
+          <w:sz w:val="15"/>
+          <w:szCs w:val="15"/>
+          <w:lang w:val="en-US" w:eastAsia="ru-RU"/>
+        </w:rPr>
+        <w:t>int</w:t>
+      </w:r>
+      <w:proofErr w:type="spellEnd"/>
+      <w:proofErr w:type="gramEnd"/>
+      <w:r>
+        <w:rPr>
+          <w:rFonts w:ascii="Consolas" w:eastAsia="Times New Roman" w:hAnsi="Consolas" w:cs="Times New Roman"/>
+          <w:color w:val="D4D4D4"/>
+          <w:kern w:val="0"/>
+          <w:sz w:val="15"/>
+          <w:szCs w:val="15"/>
+          <w:lang w:val="en-US" w:eastAsia="ru-RU"/>
+        </w:rPr>
+        <w:t xml:space="preserve"> </w:t>
+      </w:r>
+      <w:proofErr w:type="spellStart"/>
+      <w:r>
+        <w:rPr>
+          <w:rFonts w:ascii="Consolas" w:eastAsia="Times New Roman" w:hAnsi="Consolas" w:cs="Times New Roman"/>
+          <w:color w:val="C8C8C8"/>
+          <w:kern w:val="0"/>
+          <w:sz w:val="15"/>
+          <w:szCs w:val="15"/>
+          <w:lang w:val="en-US" w:eastAsia="ru-RU"/>
+        </w:rPr>
+        <w:t>recurs_func</w:t>
+      </w:r>
+      <w:proofErr w:type="spellEnd"/>
+      <w:r>
+        <w:rPr>
+          <w:rFonts w:ascii="Consolas" w:eastAsia="Times New Roman" w:hAnsi="Consolas" w:cs="Times New Roman"/>
+          <w:color w:val="D4D4D4"/>
+          <w:kern w:val="0"/>
+          <w:sz w:val="15"/>
+          <w:szCs w:val="15"/>
+          <w:lang w:val="en-US" w:eastAsia="ru-RU"/>
+        </w:rPr>
+        <w:t>(</w:t>
+      </w:r>
+      <w:proofErr w:type="spellStart"/>
+      <w:r>
+        <w:rPr>
+          <w:rFonts w:ascii="Consolas" w:eastAsia="Times New Roman" w:hAnsi="Consolas" w:cs="Times New Roman"/>
+          <w:color w:val="569CD6"/>
+          <w:kern w:val="0"/>
+          <w:sz w:val="15"/>
+          <w:szCs w:val="15"/>
+          <w:lang w:val="en-US" w:eastAsia="ru-RU"/>
+        </w:rPr>
+        <w:t>int</w:t>
+      </w:r>
+      <w:proofErr w:type="spellEnd"/>
+      <w:r>
+        <w:rPr>
+          <w:rFonts w:ascii="Consolas" w:eastAsia="Times New Roman" w:hAnsi="Consolas" w:cs="Times New Roman"/>
+          <w:color w:val="D4D4D4"/>
+          <w:kern w:val="0"/>
+          <w:sz w:val="15"/>
+          <w:szCs w:val="15"/>
+          <w:lang w:val="en-US" w:eastAsia="ru-RU"/>
+        </w:rPr>
+        <w:t xml:space="preserve"> </w:t>
+      </w:r>
+      <w:r>
+        <w:rPr>
+          <w:rFonts w:ascii="Consolas" w:eastAsia="Times New Roman" w:hAnsi="Consolas" w:cs="Times New Roman"/>
+          <w:color w:val="7F7F7F"/>
+          <w:kern w:val="0"/>
+          <w:sz w:val="15"/>
+          <w:szCs w:val="15"/>
+          <w:lang w:val="en-US" w:eastAsia="ru-RU"/>
+        </w:rPr>
+        <w:t>n</w:t>
+      </w:r>
+      <w:r>
+        <w:rPr>
+          <w:rFonts w:ascii="Consolas" w:eastAsia="Times New Roman" w:hAnsi="Consolas" w:cs="Times New Roman"/>
+          <w:color w:val="D4D4D4"/>
+          <w:kern w:val="0"/>
+          <w:sz w:val="15"/>
+          <w:szCs w:val="15"/>
+          <w:lang w:val="en-US" w:eastAsia="ru-RU"/>
+        </w:rPr>
+        <w:t>) {</w:t>
+      </w:r>
+    </w:p>
+    <w:p>
+      <w:pPr>
+        <w:shd w:val="clear" w:color="auto" w:fill="1E1E1E"/>
+        <w:spacing w:after="0" w:line="207" w:lineRule="atLeast"/>
+        <w:rPr>
+          <w:rFonts w:ascii="Consolas" w:eastAsia="Times New Roman" w:hAnsi="Consolas" w:cs="Times New Roman"/>
+          <w:color w:val="D4D4D4"/>
+          <w:kern w:val="0"/>
+          <w:sz w:val="15"/>
+          <w:szCs w:val="15"/>
+          <w:lang w:val="en-US" w:eastAsia="ru-RU"/>
+        </w:rPr>
+      </w:pPr>
+    </w:p>
+    <w:p>
+      <w:pPr>
+        <w:shd w:val="clear" w:color="auto" w:fill="1E1E1E"/>
+        <w:spacing w:after="0" w:line="207" w:lineRule="atLeast"/>
+        <w:rPr>
+          <w:rFonts w:ascii="Consolas" w:eastAsia="Times New Roman" w:hAnsi="Consolas" w:cs="Times New Roman"/>
+          <w:color w:val="D4D4D4"/>
+          <w:kern w:val="0"/>
+          <w:sz w:val="15"/>
+          <w:szCs w:val="15"/>
+          <w:lang w:val="en-US" w:eastAsia="ru-RU"/>
+        </w:rPr>
+      </w:pPr>
+      <w:r>
+        <w:rPr>
+          <w:rFonts w:ascii="Consolas" w:eastAsia="Times New Roman" w:hAnsi="Consolas" w:cs="Times New Roman"/>
+          <w:color w:val="D4D4D4"/>
+          <w:kern w:val="0"/>
+          <w:sz w:val="15"/>
+          <w:szCs w:val="15"/>
+          <w:lang w:val="en-US" w:eastAsia="ru-RU"/>
+        </w:rPr>
+        <w:t xml:space="preserve">    </w:t>
+      </w:r>
+      <w:proofErr w:type="gramStart"/>
+      <w:r>
+        <w:rPr>
+          <w:rFonts w:ascii="Consolas" w:eastAsia="Times New Roman" w:hAnsi="Consolas" w:cs="Times New Roman"/>
+          <w:color w:val="569CD6"/>
+          <w:kern w:val="0"/>
+          <w:sz w:val="15"/>
+          <w:szCs w:val="15"/>
+          <w:lang w:val="en-US" w:eastAsia="ru-RU"/>
+        </w:rPr>
+        <w:t>if</w:t>
+      </w:r>
+      <w:proofErr w:type="gramEnd"/>
+      <w:r>
+        <w:rPr>
+          <w:rFonts w:ascii="Consolas" w:eastAsia="Times New Roman" w:hAnsi="Consolas" w:cs="Times New Roman"/>
+          <w:color w:val="D4D4D4"/>
+          <w:kern w:val="0"/>
+          <w:sz w:val="15"/>
+          <w:szCs w:val="15"/>
+          <w:lang w:val="en-US" w:eastAsia="ru-RU"/>
+        </w:rPr>
+        <w:t xml:space="preserve"> (</w:t>
+      </w:r>
+      <w:r>
+        <w:rPr>
+          <w:rFonts w:ascii="Consolas" w:eastAsia="Times New Roman" w:hAnsi="Consolas" w:cs="Times New Roman"/>
+          <w:color w:val="7F7F7F"/>
+          <w:kern w:val="0"/>
+          <w:sz w:val="15"/>
+          <w:szCs w:val="15"/>
+          <w:lang w:val="en-US" w:eastAsia="ru-RU"/>
+        </w:rPr>
+        <w:t>n</w:t>
+      </w:r>
+      <w:r>
+        <w:rPr>
+          <w:rFonts w:ascii="Consolas" w:eastAsia="Times New Roman" w:hAnsi="Consolas" w:cs="Times New Roman"/>
+          <w:color w:val="D4D4D4"/>
+          <w:kern w:val="0"/>
+          <w:sz w:val="15"/>
+          <w:szCs w:val="15"/>
+          <w:lang w:val="en-US" w:eastAsia="ru-RU"/>
+        </w:rPr>
+        <w:t>&lt;</w:t>
+      </w:r>
+      <w:r>
+        <w:rPr>
+          <w:rFonts w:ascii="Consolas" w:eastAsia="Times New Roman" w:hAnsi="Consolas" w:cs="Times New Roman"/>
+          <w:color w:val="B5CEA8"/>
+          <w:kern w:val="0"/>
+          <w:sz w:val="15"/>
+          <w:szCs w:val="15"/>
+          <w:lang w:val="en-US" w:eastAsia="ru-RU"/>
+        </w:rPr>
+        <w:t>0</w:t>
+      </w:r>
+      <w:r>
+        <w:rPr>
+          <w:rFonts w:ascii="Consolas" w:eastAsia="Times New Roman" w:hAnsi="Consolas" w:cs="Times New Roman"/>
+          <w:color w:val="D4D4D4"/>
+          <w:kern w:val="0"/>
+          <w:sz w:val="15"/>
+          <w:szCs w:val="15"/>
+          <w:lang w:val="en-US" w:eastAsia="ru-RU"/>
+        </w:rPr>
+        <w:t xml:space="preserve"> || </w:t>
+      </w:r>
+      <w:r>
+        <w:rPr>
+          <w:rFonts w:ascii="Consolas" w:eastAsia="Times New Roman" w:hAnsi="Consolas" w:cs="Times New Roman"/>
+          <w:color w:val="7F7F7F"/>
+          <w:kern w:val="0"/>
+          <w:sz w:val="15"/>
+          <w:szCs w:val="15"/>
+          <w:lang w:val="en-US" w:eastAsia="ru-RU"/>
+        </w:rPr>
+        <w:t>n</w:t>
+      </w:r>
+      <w:r>
+        <w:rPr>
+          <w:rFonts w:ascii="Consolas" w:eastAsia="Times New Roman" w:hAnsi="Consolas" w:cs="Times New Roman"/>
+          <w:color w:val="D4D4D4"/>
+          <w:kern w:val="0"/>
+          <w:sz w:val="15"/>
+          <w:szCs w:val="15"/>
+          <w:lang w:val="en-US" w:eastAsia="ru-RU"/>
+        </w:rPr>
+        <w:t>&gt;</w:t>
+      </w:r>
+      <w:r>
+        <w:rPr>
+          <w:rFonts w:ascii="Consolas" w:eastAsia="Times New Roman" w:hAnsi="Consolas" w:cs="Times New Roman"/>
+          <w:color w:val="B5CEA8"/>
+          <w:kern w:val="0"/>
+          <w:sz w:val="15"/>
+          <w:szCs w:val="15"/>
+          <w:lang w:val="en-US" w:eastAsia="ru-RU"/>
+        </w:rPr>
+        <w:t>15</w:t>
+      </w:r>
+      <w:r>
+        <w:rPr>
+          <w:rFonts w:ascii="Consolas" w:eastAsia="Times New Roman" w:hAnsi="Consolas" w:cs="Times New Roman"/>
+          <w:color w:val="D4D4D4"/>
+          <w:kern w:val="0"/>
+          <w:sz w:val="15"/>
+          <w:szCs w:val="15"/>
+          <w:lang w:val="en-US" w:eastAsia="ru-RU"/>
+        </w:rPr>
+        <w:t xml:space="preserve">) </w:t>
+      </w:r>
+      <w:r>
+        <w:rPr>
+          <w:rFonts w:ascii="Consolas" w:eastAsia="Times New Roman" w:hAnsi="Consolas" w:cs="Times New Roman"/>
+          <w:color w:val="569CD6"/>
+          <w:kern w:val="0"/>
+          <w:sz w:val="15"/>
+          <w:szCs w:val="15"/>
+          <w:lang w:val="en-US" w:eastAsia="ru-RU"/>
+        </w:rPr>
+        <w:t>return</w:t>
+      </w:r>
+      <w:r>
+        <w:rPr>
+          <w:rFonts w:ascii="Consolas" w:eastAsia="Times New Roman" w:hAnsi="Consolas" w:cs="Times New Roman"/>
+          <w:color w:val="D4D4D4"/>
+          <w:kern w:val="0"/>
+          <w:sz w:val="15"/>
+          <w:szCs w:val="15"/>
+          <w:lang w:val="en-US" w:eastAsia="ru-RU"/>
+        </w:rPr>
+        <w:t xml:space="preserve"> </w:t>
+      </w:r>
+      <w:r>
+        <w:rPr>
+          <w:rFonts w:ascii="Consolas" w:eastAsia="Times New Roman" w:hAnsi="Consolas" w:cs="Times New Roman"/>
+          <w:color w:val="B5CEA8"/>
+          <w:kern w:val="0"/>
+          <w:sz w:val="15"/>
+          <w:szCs w:val="15"/>
+          <w:lang w:val="en-US" w:eastAsia="ru-RU"/>
+        </w:rPr>
+        <w:t>0</w:t>
+      </w:r>
+      <w:r>
+        <w:rPr>
+          <w:rFonts w:ascii="Consolas" w:eastAsia="Times New Roman" w:hAnsi="Consolas" w:cs="Times New Roman"/>
+          <w:color w:val="D4D4D4"/>
+          <w:kern w:val="0"/>
+          <w:sz w:val="15"/>
+          <w:szCs w:val="15"/>
+          <w:lang w:val="en-US" w:eastAsia="ru-RU"/>
+        </w:rPr>
+        <w:t>;</w:t>
+      </w:r>
+    </w:p>
+    <w:p>
+      <w:pPr>
+        <w:shd w:val="clear" w:color="auto" w:fill="1E1E1E"/>
+        <w:spacing w:after="0" w:line="207" w:lineRule="atLeast"/>
+        <w:rPr>
+          <w:rFonts w:ascii="Consolas" w:eastAsia="Times New Roman" w:hAnsi="Consolas" w:cs="Times New Roman"/>
+          <w:color w:val="D4D4D4"/>
+          <w:kern w:val="0"/>
+          <w:sz w:val="15"/>
+          <w:szCs w:val="15"/>
+          <w:lang w:val="en-US" w:eastAsia="ru-RU"/>
+        </w:rPr>
+      </w:pPr>
+    </w:p>
+    <w:p>
+      <w:pPr>
+        <w:shd w:val="clear" w:color="auto" w:fill="1E1E1E"/>
+        <w:spacing w:after="0" w:line="207" w:lineRule="atLeast"/>
+        <w:rPr>
+          <w:rFonts w:ascii="Consolas" w:eastAsia="Times New Roman" w:hAnsi="Consolas" w:cs="Times New Roman"/>
+          <w:color w:val="D4D4D4"/>
+          <w:kern w:val="0"/>
+          <w:sz w:val="15"/>
+          <w:szCs w:val="15"/>
+          <w:lang w:val="en-US" w:eastAsia="ru-RU"/>
+        </w:rPr>
+      </w:pPr>
+      <w:r>
+        <w:rPr>
+          <w:rFonts w:ascii="Consolas" w:eastAsia="Times New Roman" w:hAnsi="Consolas" w:cs="Times New Roman"/>
+          <w:color w:val="D4D4D4"/>
+          <w:kern w:val="0"/>
+          <w:sz w:val="15"/>
+          <w:szCs w:val="15"/>
+          <w:lang w:val="en-US" w:eastAsia="ru-RU"/>
+        </w:rPr>
+        <w:t xml:space="preserve">    </w:t>
+      </w:r>
+      <w:proofErr w:type="gramStart"/>
+      <w:r>
+        <w:rPr>
+          <w:rFonts w:ascii="Consolas" w:eastAsia="Times New Roman" w:hAnsi="Consolas" w:cs="Times New Roman"/>
+          <w:color w:val="569CD6"/>
+          <w:kern w:val="0"/>
+          <w:sz w:val="15"/>
+          <w:szCs w:val="15"/>
+          <w:lang w:val="en-US" w:eastAsia="ru-RU"/>
+        </w:rPr>
+        <w:t>if</w:t>
+      </w:r>
+      <w:proofErr w:type="gramEnd"/>
+      <w:r>
+        <w:rPr>
+          <w:rFonts w:ascii="Consolas" w:eastAsia="Times New Roman" w:hAnsi="Consolas" w:cs="Times New Roman"/>
+          <w:color w:val="D4D4D4"/>
+          <w:kern w:val="0"/>
+          <w:sz w:val="15"/>
+          <w:szCs w:val="15"/>
+          <w:lang w:val="en-US" w:eastAsia="ru-RU"/>
+        </w:rPr>
+        <w:t xml:space="preserve"> (</w:t>
+      </w:r>
+      <w:r>
+        <w:rPr>
+          <w:rFonts w:ascii="Consolas" w:eastAsia="Times New Roman" w:hAnsi="Consolas" w:cs="Times New Roman"/>
+          <w:color w:val="7F7F7F"/>
+          <w:kern w:val="0"/>
+          <w:sz w:val="15"/>
+          <w:szCs w:val="15"/>
+          <w:lang w:val="en-US" w:eastAsia="ru-RU"/>
+        </w:rPr>
+        <w:t>n</w:t>
+      </w:r>
+      <w:r>
+        <w:rPr>
+          <w:rFonts w:ascii="Consolas" w:eastAsia="Times New Roman" w:hAnsi="Consolas" w:cs="Times New Roman"/>
+          <w:color w:val="D4D4D4"/>
+          <w:kern w:val="0"/>
+          <w:sz w:val="15"/>
+          <w:szCs w:val="15"/>
+          <w:lang w:val="en-US" w:eastAsia="ru-RU"/>
+        </w:rPr>
+        <w:t xml:space="preserve"> == </w:t>
+      </w:r>
+      <w:r>
+        <w:rPr>
+          <w:rFonts w:ascii="Consolas" w:eastAsia="Times New Roman" w:hAnsi="Consolas" w:cs="Times New Roman"/>
+          <w:color w:val="B5CEA8"/>
+          <w:kern w:val="0"/>
+          <w:sz w:val="15"/>
+          <w:szCs w:val="15"/>
+          <w:lang w:val="en-US" w:eastAsia="ru-RU"/>
+        </w:rPr>
+        <w:t>0</w:t>
+      </w:r>
+      <w:r>
+        <w:rPr>
+          <w:rFonts w:ascii="Consolas" w:eastAsia="Times New Roman" w:hAnsi="Consolas" w:cs="Times New Roman"/>
+          <w:color w:val="D4D4D4"/>
+          <w:kern w:val="0"/>
+          <w:sz w:val="15"/>
+          <w:szCs w:val="15"/>
+          <w:lang w:val="en-US" w:eastAsia="ru-RU"/>
+        </w:rPr>
+        <w:t xml:space="preserve">) </w:t>
+      </w:r>
+      <w:r>
+        <w:rPr>
+          <w:rFonts w:ascii="Consolas" w:eastAsia="Times New Roman" w:hAnsi="Consolas" w:cs="Times New Roman"/>
+          <w:color w:val="569CD6"/>
+          <w:kern w:val="0"/>
+          <w:sz w:val="15"/>
+          <w:szCs w:val="15"/>
+          <w:lang w:val="en-US" w:eastAsia="ru-RU"/>
+        </w:rPr>
+        <w:t>return</w:t>
+      </w:r>
+      <w:r>
+        <w:rPr>
+          <w:rFonts w:ascii="Consolas" w:eastAsia="Times New Roman" w:hAnsi="Consolas" w:cs="Times New Roman"/>
+          <w:color w:val="D4D4D4"/>
+          <w:kern w:val="0"/>
+          <w:sz w:val="15"/>
+          <w:szCs w:val="15"/>
+          <w:lang w:val="en-US" w:eastAsia="ru-RU"/>
+        </w:rPr>
+        <w:t xml:space="preserve"> </w:t>
+      </w:r>
+      <w:r>
+        <w:rPr>
+          <w:rFonts w:ascii="Consolas" w:eastAsia="Times New Roman" w:hAnsi="Consolas" w:cs="Times New Roman"/>
+          <w:color w:val="B5CEA8"/>
+          <w:kern w:val="0"/>
+          <w:sz w:val="15"/>
+          <w:szCs w:val="15"/>
+          <w:lang w:val="en-US" w:eastAsia="ru-RU"/>
+        </w:rPr>
+        <w:t>1</w:t>
+      </w:r>
+      <w:r>
+        <w:rPr>
+          <w:rFonts w:ascii="Consolas" w:eastAsia="Times New Roman" w:hAnsi="Consolas" w:cs="Times New Roman"/>
+          <w:color w:val="D4D4D4"/>
+          <w:kern w:val="0"/>
+          <w:sz w:val="15"/>
+          <w:szCs w:val="15"/>
+          <w:lang w:val="en-US" w:eastAsia="ru-RU"/>
+        </w:rPr>
+        <w:t>;</w:t>
+      </w:r>
+    </w:p>
+    <w:p>
+      <w:pPr>
+        <w:shd w:val="clear" w:color="auto" w:fill="1E1E1E"/>
+        <w:spacing w:after="0" w:line="207" w:lineRule="atLeast"/>
+        <w:rPr>
+          <w:rFonts w:ascii="Consolas" w:eastAsia="Times New Roman" w:hAnsi="Consolas" w:cs="Times New Roman"/>
+          <w:color w:val="D4D4D4"/>
+          <w:kern w:val="0"/>
+          <w:sz w:val="15"/>
+          <w:szCs w:val="15"/>
+          <w:lang w:val="en-US" w:eastAsia="ru-RU"/>
+        </w:rPr>
+      </w:pPr>
+    </w:p>
+    <w:p>
+      <w:pPr>
+        <w:shd w:val="clear" w:color="auto" w:fill="1E1E1E"/>
+        <w:spacing w:after="0" w:line="207" w:lineRule="atLeast"/>
+        <w:rPr>
+          <w:rFonts w:ascii="Consolas" w:eastAsia="Times New Roman" w:hAnsi="Consolas" w:cs="Times New Roman"/>
+          <w:color w:val="D4D4D4"/>
+          <w:kern w:val="0"/>
+          <w:sz w:val="15"/>
+          <w:szCs w:val="15"/>
+          <w:lang w:val="en-US" w:eastAsia="ru-RU"/>
+        </w:rPr>
+      </w:pPr>
+      <w:r>
+        <w:rPr>
+          <w:rFonts w:ascii="Consolas" w:eastAsia="Times New Roman" w:hAnsi="Consolas" w:cs="Times New Roman"/>
+          <w:color w:val="D4D4D4"/>
+          <w:kern w:val="0"/>
+          <w:sz w:val="15"/>
+          <w:szCs w:val="15"/>
+          <w:lang w:val="en-US" w:eastAsia="ru-RU"/>
+        </w:rPr>
+        <w:t xml:space="preserve">    </w:t>
+      </w:r>
+      <w:proofErr w:type="gramStart"/>
+      <w:r>
+        <w:rPr>
+          <w:rFonts w:ascii="Consolas" w:eastAsia="Times New Roman" w:hAnsi="Consolas" w:cs="Times New Roman"/>
+          <w:color w:val="569CD6"/>
+          <w:kern w:val="0"/>
+          <w:sz w:val="15"/>
+          <w:szCs w:val="15"/>
+          <w:lang w:val="en-US" w:eastAsia="ru-RU"/>
+        </w:rPr>
+        <w:t>return</w:t>
+      </w:r>
+      <w:proofErr w:type="gramEnd"/>
+      <w:r>
+        <w:rPr>
+          <w:rFonts w:ascii="Consolas" w:eastAsia="Times New Roman" w:hAnsi="Consolas" w:cs="Times New Roman"/>
+          <w:color w:val="D4D4D4"/>
+          <w:kern w:val="0"/>
+          <w:sz w:val="15"/>
+          <w:szCs w:val="15"/>
+          <w:lang w:val="en-US" w:eastAsia="ru-RU"/>
+        </w:rPr>
+        <w:t xml:space="preserve"> </w:t>
+      </w:r>
+      <w:proofErr w:type="spellStart"/>
+      <w:r>
+        <w:rPr>
+          <w:rFonts w:ascii="Consolas" w:eastAsia="Times New Roman" w:hAnsi="Consolas" w:cs="Times New Roman"/>
+          <w:color w:val="C8C8C8"/>
+          <w:kern w:val="0"/>
+          <w:sz w:val="15"/>
+          <w:szCs w:val="15"/>
+          <w:lang w:val="en-US" w:eastAsia="ru-RU"/>
+        </w:rPr>
+        <w:t>recurs_func</w:t>
+      </w:r>
+      <w:proofErr w:type="spellEnd"/>
+      <w:r>
+        <w:rPr>
+          <w:rFonts w:ascii="Consolas" w:eastAsia="Times New Roman" w:hAnsi="Consolas" w:cs="Times New Roman"/>
+          <w:color w:val="D4D4D4"/>
+          <w:kern w:val="0"/>
+          <w:sz w:val="15"/>
+          <w:szCs w:val="15"/>
+          <w:lang w:val="en-US" w:eastAsia="ru-RU"/>
+        </w:rPr>
+        <w:t>(</w:t>
+      </w:r>
+      <w:r>
+        <w:rPr>
+          <w:rFonts w:ascii="Consolas" w:eastAsia="Times New Roman" w:hAnsi="Consolas" w:cs="Times New Roman"/>
+          <w:color w:val="7F7F7F"/>
+          <w:kern w:val="0"/>
+          <w:sz w:val="15"/>
+          <w:szCs w:val="15"/>
+          <w:lang w:val="en-US" w:eastAsia="ru-RU"/>
+        </w:rPr>
+        <w:t>n</w:t>
+      </w:r>
+      <w:r>
+        <w:rPr>
+          <w:rFonts w:ascii="Consolas" w:eastAsia="Times New Roman" w:hAnsi="Consolas" w:cs="Times New Roman"/>
+          <w:color w:val="D4D4D4"/>
+          <w:kern w:val="0"/>
+          <w:sz w:val="15"/>
+          <w:szCs w:val="15"/>
+          <w:lang w:val="en-US" w:eastAsia="ru-RU"/>
+        </w:rPr>
+        <w:t>-</w:t>
+      </w:r>
+      <w:r>
+        <w:rPr>
+          <w:rFonts w:ascii="Consolas" w:eastAsia="Times New Roman" w:hAnsi="Consolas" w:cs="Times New Roman"/>
+          <w:color w:val="B5CEA8"/>
+          <w:kern w:val="0"/>
+          <w:sz w:val="15"/>
+          <w:szCs w:val="15"/>
+          <w:lang w:val="en-US" w:eastAsia="ru-RU"/>
+        </w:rPr>
+        <w:t>1</w:t>
+      </w:r>
+      <w:r>
+        <w:rPr>
+          <w:rFonts w:ascii="Consolas" w:eastAsia="Times New Roman" w:hAnsi="Consolas" w:cs="Times New Roman"/>
+          <w:color w:val="D4D4D4"/>
+          <w:kern w:val="0"/>
+          <w:sz w:val="15"/>
+          <w:szCs w:val="15"/>
+          <w:lang w:val="en-US" w:eastAsia="ru-RU"/>
+        </w:rPr>
+        <w:t xml:space="preserve">) + </w:t>
+      </w:r>
+      <w:proofErr w:type="spellStart"/>
+      <w:r>
+        <w:rPr>
+          <w:rFonts w:ascii="Consolas" w:eastAsia="Times New Roman" w:hAnsi="Consolas" w:cs="Times New Roman"/>
+          <w:color w:val="C8C8C8"/>
+          <w:kern w:val="0"/>
+          <w:sz w:val="15"/>
+          <w:szCs w:val="15"/>
+          <w:lang w:val="en-US" w:eastAsia="ru-RU"/>
+        </w:rPr>
+        <w:t>recurs_func</w:t>
+      </w:r>
+      <w:proofErr w:type="spellEnd"/>
+      <w:r>
+        <w:rPr>
+          <w:rFonts w:ascii="Consolas" w:eastAsia="Times New Roman" w:hAnsi="Consolas" w:cs="Times New Roman"/>
+          <w:color w:val="D4D4D4"/>
+          <w:kern w:val="0"/>
+          <w:sz w:val="15"/>
+          <w:szCs w:val="15"/>
+          <w:lang w:val="en-US" w:eastAsia="ru-RU"/>
+        </w:rPr>
+        <w:t>(</w:t>
+      </w:r>
+      <w:r>
+        <w:rPr>
+          <w:rFonts w:ascii="Consolas" w:eastAsia="Times New Roman" w:hAnsi="Consolas" w:cs="Times New Roman"/>
+          <w:color w:val="7F7F7F"/>
+          <w:kern w:val="0"/>
+          <w:sz w:val="15"/>
+          <w:szCs w:val="15"/>
+          <w:lang w:val="en-US" w:eastAsia="ru-RU"/>
+        </w:rPr>
+        <w:t>n</w:t>
+      </w:r>
+      <w:r>
+        <w:rPr>
+          <w:rFonts w:ascii="Consolas" w:eastAsia="Times New Roman" w:hAnsi="Consolas" w:cs="Times New Roman"/>
+          <w:color w:val="D4D4D4"/>
+          <w:kern w:val="0"/>
+          <w:sz w:val="15"/>
+          <w:szCs w:val="15"/>
+          <w:lang w:val="en-US" w:eastAsia="ru-RU"/>
+        </w:rPr>
+        <w:t>-</w:t>
+      </w:r>
+      <w:r>
+        <w:rPr>
+          <w:rFonts w:ascii="Consolas" w:eastAsia="Times New Roman" w:hAnsi="Consolas" w:cs="Times New Roman"/>
+          <w:color w:val="B5CEA8"/>
+          <w:kern w:val="0"/>
+          <w:sz w:val="15"/>
+          <w:szCs w:val="15"/>
+          <w:lang w:val="en-US" w:eastAsia="ru-RU"/>
+        </w:rPr>
+        <w:t>2</w:t>
+      </w:r>
+      <w:r>
+        <w:rPr>
+          <w:rFonts w:ascii="Consolas" w:eastAsia="Times New Roman" w:hAnsi="Consolas" w:cs="Times New Roman"/>
+          <w:color w:val="D4D4D4"/>
+          <w:kern w:val="0"/>
+          <w:sz w:val="15"/>
+          <w:szCs w:val="15"/>
+          <w:lang w:val="en-US" w:eastAsia="ru-RU"/>
+        </w:rPr>
+        <w:t xml:space="preserve">) + </w:t>
+      </w:r>
+      <w:proofErr w:type="spellStart"/>
+      <w:r>
+        <w:rPr>
+          <w:rFonts w:ascii="Consolas" w:eastAsia="Times New Roman" w:hAnsi="Consolas" w:cs="Times New Roman"/>
+          <w:color w:val="C8C8C8"/>
+          <w:kern w:val="0"/>
+          <w:sz w:val="15"/>
+          <w:szCs w:val="15"/>
+          <w:lang w:val="en-US" w:eastAsia="ru-RU"/>
+        </w:rPr>
+        <w:t>recurs_func</w:t>
+      </w:r>
+      <w:proofErr w:type="spellEnd"/>
+      <w:r>
+        <w:rPr>
+          <w:rFonts w:ascii="Consolas" w:eastAsia="Times New Roman" w:hAnsi="Consolas" w:cs="Times New Roman"/>
+          <w:color w:val="D4D4D4"/>
+          <w:kern w:val="0"/>
+          <w:sz w:val="15"/>
+          <w:szCs w:val="15"/>
+          <w:lang w:val="en-US" w:eastAsia="ru-RU"/>
+        </w:rPr>
+        <w:t>(</w:t>
+      </w:r>
+      <w:r>
+        <w:rPr>
+          <w:rFonts w:ascii="Consolas" w:eastAsia="Times New Roman" w:hAnsi="Consolas" w:cs="Times New Roman"/>
+          <w:color w:val="7F7F7F"/>
+          <w:kern w:val="0"/>
+          <w:sz w:val="15"/>
+          <w:szCs w:val="15"/>
+          <w:lang w:val="en-US" w:eastAsia="ru-RU"/>
+        </w:rPr>
+        <w:t>n</w:t>
+      </w:r>
+      <w:r>
+        <w:rPr>
+          <w:rFonts w:ascii="Consolas" w:eastAsia="Times New Roman" w:hAnsi="Consolas" w:cs="Times New Roman"/>
+          <w:color w:val="D4D4D4"/>
+          <w:kern w:val="0"/>
+          <w:sz w:val="15"/>
+          <w:szCs w:val="15"/>
+          <w:lang w:val="en-US" w:eastAsia="ru-RU"/>
+        </w:rPr>
+        <w:t>-</w:t>
+      </w:r>
+      <w:r>
+        <w:rPr>
+          <w:rFonts w:ascii="Consolas" w:eastAsia="Times New Roman" w:hAnsi="Consolas" w:cs="Times New Roman"/>
+          <w:color w:val="B5CEA8"/>
+          <w:kern w:val="0"/>
+          <w:sz w:val="15"/>
+          <w:szCs w:val="15"/>
+          <w:lang w:val="en-US" w:eastAsia="ru-RU"/>
+        </w:rPr>
+        <w:t>3</w:t>
+      </w:r>
+      <w:r>
+        <w:rPr>
+          <w:rFonts w:ascii="Consolas" w:eastAsia="Times New Roman" w:hAnsi="Consolas" w:cs="Times New Roman"/>
+          <w:color w:val="D4D4D4"/>
+          <w:kern w:val="0"/>
+          <w:sz w:val="15"/>
+          <w:szCs w:val="15"/>
+          <w:lang w:val="en-US" w:eastAsia="ru-RU"/>
+        </w:rPr>
+        <w:t>);</w:t>
+      </w:r>
+    </w:p>
+    <w:p>
+      <w:pPr>
+        <w:shd w:val="clear" w:color="auto" w:fill="1E1E1E"/>
+        <w:spacing w:after="0" w:line="207" w:lineRule="atLeast"/>
+        <w:rPr>
+          <w:rFonts w:ascii="Consolas" w:eastAsia="Times New Roman" w:hAnsi="Consolas" w:cs="Times New Roman"/>
+          <w:color w:val="D4D4D4"/>
+          <w:kern w:val="0"/>
+          <w:sz w:val="15"/>
+          <w:szCs w:val="15"/>
+          <w:lang w:eastAsia="ru-RU"/>
+        </w:rPr>
+      </w:pPr>
+      <w:r>
+        <w:rPr>
+          <w:rFonts w:ascii="Consolas" w:eastAsia="Times New Roman" w:hAnsi="Consolas" w:cs="Times New Roman"/>
+          <w:color w:val="D4D4D4"/>
+          <w:kern w:val="0"/>
+          <w:sz w:val="15"/>
+          <w:szCs w:val="15"/>
+          <w:lang w:eastAsia="ru-RU"/>
+        </w:rPr>
+        <w:t>}</w:t>
+      </w:r>
+    </w:p>
+    <w:p>
+      <w:pPr>
+        <w:shd w:val="clear" w:color="auto" w:fill="1E1E1E"/>
+        <w:spacing w:after="0" w:line="207" w:lineRule="atLeast"/>
+        <w:rPr>
+          <w:rFonts w:ascii="Consolas" w:eastAsia="Times New Roman" w:hAnsi="Consolas" w:cs="Times New Roman"/>
+          <w:color w:val="D4D4D4"/>
+          <w:kern w:val="0"/>
+          <w:sz w:val="15"/>
+          <w:szCs w:val="15"/>
+          <w:lang w:eastAsia="ru-RU"/>
+        </w:rPr>
+      </w:pPr>
+    </w:p>
+    <w:p>
+      <w:pPr>
+        <w:shd w:val="clear" w:color="auto" w:fill="1E1E1E"/>
+        <w:spacing w:after="0" w:line="207" w:lineRule="atLeast"/>
+        <w:rPr>
+          <w:rFonts w:ascii="Consolas" w:eastAsia="Times New Roman" w:hAnsi="Consolas" w:cs="Times New Roman"/>
+          <w:color w:val="D4D4D4"/>
+          <w:kern w:val="0"/>
+          <w:sz w:val="15"/>
+          <w:szCs w:val="15"/>
+          <w:lang w:eastAsia="ru-RU"/>
+        </w:rPr>
+      </w:pPr>
+      <w:proofErr w:type="spellStart"/>
+      <w:r>
+        <w:rPr>
+          <w:rFonts w:ascii="Consolas" w:eastAsia="Times New Roman" w:hAnsi="Consolas" w:cs="Times New Roman"/>
+          <w:color w:val="569CD6"/>
+          <w:kern w:val="0"/>
+          <w:sz w:val="15"/>
+          <w:szCs w:val="15"/>
+          <w:lang w:eastAsia="ru-RU"/>
+        </w:rPr>
+        <w:t>int</w:t>
+      </w:r>
+      <w:proofErr w:type="spellEnd"/>
+      <w:r>
+        <w:rPr>
+          <w:rFonts w:ascii="Consolas" w:eastAsia="Times New Roman" w:hAnsi="Consolas" w:cs="Times New Roman"/>
+          <w:color w:val="D4D4D4"/>
+          <w:kern w:val="0"/>
+          <w:sz w:val="15"/>
+          <w:szCs w:val="15"/>
+          <w:lang w:eastAsia="ru-RU"/>
+        </w:rPr>
+        <w:t xml:space="preserve"> </w:t>
+      </w:r>
+      <w:proofErr w:type="spellStart"/>
+      <w:r>
+        <w:rPr>
+          <w:rFonts w:ascii="Consolas" w:eastAsia="Times New Roman" w:hAnsi="Consolas" w:cs="Times New Roman"/>
+          <w:color w:val="C8C8C8"/>
+          <w:kern w:val="0"/>
+          <w:sz w:val="15"/>
+          <w:szCs w:val="15"/>
+          <w:lang w:eastAsia="ru-RU"/>
+        </w:rPr>
+        <w:t>main</w:t>
+      </w:r>
+      <w:proofErr w:type="spellEnd"/>
+      <w:r>
+        <w:rPr>
+          <w:rFonts w:ascii="Consolas" w:eastAsia="Times New Roman" w:hAnsi="Consolas" w:cs="Times New Roman"/>
+          <w:color w:val="D4D4D4"/>
+          <w:kern w:val="0"/>
+          <w:sz w:val="15"/>
+          <w:szCs w:val="15"/>
+          <w:lang w:eastAsia="ru-RU"/>
+        </w:rPr>
+        <w:t xml:space="preserve">() </w:t>
+      </w:r>
+      <w:proofErr w:type="gramStart"/>
+      <w:r>
+        <w:rPr>
+          <w:rFonts w:ascii="Consolas" w:eastAsia="Times New Roman" w:hAnsi="Consolas" w:cs="Times New Roman"/>
+          <w:color w:val="D4D4D4"/>
+          <w:kern w:val="0"/>
+          <w:sz w:val="15"/>
+          <w:szCs w:val="15"/>
+          <w:lang w:eastAsia="ru-RU"/>
+        </w:rPr>
+        <w:t>{</w:t>
+      </w:r>
+      <w:r>
+        <w:rPr>
+          <w:rFonts w:ascii="Consolas" w:eastAsia="Times New Roman" w:hAnsi="Consolas" w:cs="Times New Roman"/>
+          <w:color w:val="6A9955"/>
+          <w:kern w:val="0"/>
+          <w:sz w:val="15"/>
+          <w:szCs w:val="15"/>
+          <w:lang w:eastAsia="ru-RU"/>
+        </w:rPr>
+        <w:t xml:space="preserve">      </w:t>
+      </w:r>
+      <w:proofErr w:type="gramEnd"/>
+      <w:r>
+        <w:rPr>
+          <w:rFonts w:ascii="Consolas" w:eastAsia="Times New Roman" w:hAnsi="Consolas" w:cs="Times New Roman"/>
+          <w:color w:val="6A9955"/>
+          <w:kern w:val="0"/>
+          <w:sz w:val="15"/>
+          <w:szCs w:val="15"/>
+          <w:lang w:eastAsia="ru-RU"/>
+        </w:rPr>
+        <w:t>// Задача "Подъём по лестнице"</w:t>
+      </w:r>
+    </w:p>
+    <w:p>
+      <w:pPr>
+        <w:shd w:val="clear" w:color="auto" w:fill="1E1E1E"/>
+        <w:spacing w:after="0" w:line="207" w:lineRule="atLeast"/>
+        <w:rPr>
+          <w:rFonts w:ascii="Consolas" w:eastAsia="Times New Roman" w:hAnsi="Consolas" w:cs="Times New Roman"/>
+          <w:color w:val="D4D4D4"/>
+          <w:kern w:val="0"/>
+          <w:sz w:val="15"/>
+          <w:szCs w:val="15"/>
+          <w:lang w:eastAsia="ru-RU"/>
+        </w:rPr>
+      </w:pPr>
+    </w:p>
+    <w:p>
+      <w:pPr>
+        <w:shd w:val="clear" w:color="auto" w:fill="1E1E1E"/>
+        <w:spacing w:after="0" w:line="207" w:lineRule="atLeast"/>
+        <w:rPr>
+          <w:rFonts w:ascii="Consolas" w:eastAsia="Times New Roman" w:hAnsi="Consolas" w:cs="Times New Roman"/>
+          <w:color w:val="D4D4D4"/>
+          <w:kern w:val="0"/>
+          <w:sz w:val="15"/>
+          <w:szCs w:val="15"/>
+          <w:lang w:val="en-US" w:eastAsia="ru-RU"/>
+        </w:rPr>
+      </w:pPr>
+      <w:r>
+        <w:rPr>
+          <w:rFonts w:ascii="Consolas" w:eastAsia="Times New Roman" w:hAnsi="Consolas" w:cs="Times New Roman"/>
+          <w:color w:val="D4D4D4"/>
+          <w:kern w:val="0"/>
+          <w:sz w:val="15"/>
+          <w:szCs w:val="15"/>
+          <w:lang w:eastAsia="ru-RU"/>
+        </w:rPr>
+        <w:t xml:space="preserve">    </w:t>
+      </w:r>
+      <w:proofErr w:type="spellStart"/>
+      <w:proofErr w:type="gramStart"/>
+      <w:r>
+        <w:rPr>
+          <w:rFonts w:ascii="Consolas" w:eastAsia="Times New Roman" w:hAnsi="Consolas" w:cs="Times New Roman"/>
+          <w:color w:val="C8C8C8"/>
+          <w:kern w:val="0"/>
+          <w:sz w:val="15"/>
+          <w:szCs w:val="15"/>
+          <w:lang w:val="en-US" w:eastAsia="ru-RU"/>
+        </w:rPr>
+        <w:t>setlocale</w:t>
+      </w:r>
+      <w:proofErr w:type="spellEnd"/>
+      <w:r>
+        <w:rPr>
+          <w:rFonts w:ascii="Consolas" w:eastAsia="Times New Roman" w:hAnsi="Consolas" w:cs="Times New Roman"/>
+          <w:color w:val="D4D4D4"/>
+          <w:kern w:val="0"/>
+          <w:sz w:val="15"/>
+          <w:szCs w:val="15"/>
+          <w:lang w:val="en-US" w:eastAsia="ru-RU"/>
+        </w:rPr>
+        <w:t>(</w:t>
+      </w:r>
+      <w:proofErr w:type="gramEnd"/>
+      <w:r>
+        <w:rPr>
+          <w:rFonts w:ascii="Consolas" w:eastAsia="Times New Roman" w:hAnsi="Consolas" w:cs="Times New Roman"/>
+          <w:color w:val="BD63C5"/>
+          <w:kern w:val="0"/>
+          <w:sz w:val="15"/>
+          <w:szCs w:val="15"/>
+          <w:lang w:val="en-US" w:eastAsia="ru-RU"/>
+        </w:rPr>
+        <w:t>LC_ALL</w:t>
+      </w:r>
+      <w:r>
+        <w:rPr>
+          <w:rFonts w:ascii="Consolas" w:eastAsia="Times New Roman" w:hAnsi="Consolas" w:cs="Times New Roman"/>
+          <w:color w:val="D4D4D4"/>
+          <w:kern w:val="0"/>
+          <w:sz w:val="15"/>
+          <w:szCs w:val="15"/>
+          <w:lang w:val="en-US" w:eastAsia="ru-RU"/>
+        </w:rPr>
+        <w:t xml:space="preserve">, </w:t>
+      </w:r>
+      <w:r>
+        <w:rPr>
+          <w:rFonts w:ascii="Consolas" w:eastAsia="Times New Roman" w:hAnsi="Consolas" w:cs="Times New Roman"/>
+          <w:color w:val="CE9178"/>
+          <w:kern w:val="0"/>
+          <w:sz w:val="15"/>
+          <w:szCs w:val="15"/>
+          <w:lang w:val="en-US" w:eastAsia="ru-RU"/>
+        </w:rPr>
+        <w:t>"Russian"</w:t>
+      </w:r>
+      <w:r>
+        <w:rPr>
+          <w:rFonts w:ascii="Consolas" w:eastAsia="Times New Roman" w:hAnsi="Consolas" w:cs="Times New Roman"/>
+          <w:color w:val="D4D4D4"/>
+          <w:kern w:val="0"/>
+          <w:sz w:val="15"/>
+          <w:szCs w:val="15"/>
+          <w:lang w:val="en-US" w:eastAsia="ru-RU"/>
+        </w:rPr>
+        <w:t>);</w:t>
+      </w:r>
+    </w:p>
+    <w:p>
+      <w:pPr>
+        <w:shd w:val="clear" w:color="auto" w:fill="1E1E1E"/>
+        <w:spacing w:after="0" w:line="207" w:lineRule="atLeast"/>
+        <w:rPr>
+          <w:rFonts w:ascii="Consolas" w:eastAsia="Times New Roman" w:hAnsi="Consolas" w:cs="Times New Roman"/>
+          <w:color w:val="D4D4D4"/>
+          <w:kern w:val="0"/>
+          <w:sz w:val="15"/>
+          <w:szCs w:val="15"/>
+          <w:lang w:val="en-US" w:eastAsia="ru-RU"/>
+        </w:rPr>
+      </w:pPr>
+    </w:p>
+    <w:p>
+      <w:pPr>
+        <w:shd w:val="clear" w:color="auto" w:fill="1E1E1E"/>
+        <w:spacing w:after="0" w:line="207" w:lineRule="atLeast"/>
+        <w:rPr>
+          <w:rFonts w:ascii="Consolas" w:eastAsia="Times New Roman" w:hAnsi="Consolas" w:cs="Times New Roman"/>
+          <w:color w:val="D4D4D4"/>
+          <w:kern w:val="0"/>
+          <w:sz w:val="15"/>
+          <w:szCs w:val="15"/>
+          <w:lang w:val="en-US" w:eastAsia="ru-RU"/>
+        </w:rPr>
+      </w:pPr>
+      <w:r>
+        <w:rPr>
+          <w:rFonts w:ascii="Consolas" w:eastAsia="Times New Roman" w:hAnsi="Consolas" w:cs="Times New Roman"/>
+          <w:color w:val="D4D4D4"/>
+          <w:kern w:val="0"/>
+          <w:sz w:val="15"/>
+          <w:szCs w:val="15"/>
+          <w:lang w:val="en-US" w:eastAsia="ru-RU"/>
+        </w:rPr>
+        <w:lastRenderedPageBreak/>
+        <w:t xml:space="preserve">    </w:t>
+      </w:r>
+      <w:proofErr w:type="spellStart"/>
+      <w:proofErr w:type="gramStart"/>
+      <w:r>
+        <w:rPr>
+          <w:rFonts w:ascii="Consolas" w:eastAsia="Times New Roman" w:hAnsi="Consolas" w:cs="Times New Roman"/>
+          <w:color w:val="569CD6"/>
+          <w:kern w:val="0"/>
+          <w:sz w:val="15"/>
+          <w:szCs w:val="15"/>
+          <w:lang w:val="en-US" w:eastAsia="ru-RU"/>
+        </w:rPr>
+        <w:t>int</w:t>
+      </w:r>
+      <w:proofErr w:type="spellEnd"/>
+      <w:proofErr w:type="gramEnd"/>
+      <w:r>
+        <w:rPr>
+          <w:rFonts w:ascii="Consolas" w:eastAsia="Times New Roman" w:hAnsi="Consolas" w:cs="Times New Roman"/>
+          <w:color w:val="D4D4D4"/>
+          <w:kern w:val="0"/>
+          <w:sz w:val="15"/>
+          <w:szCs w:val="15"/>
+          <w:lang w:val="en-US" w:eastAsia="ru-RU"/>
+        </w:rPr>
+        <w:t xml:space="preserve"> </w:t>
+      </w:r>
+      <w:r>
+        <w:rPr>
+          <w:rFonts w:ascii="Consolas" w:eastAsia="Times New Roman" w:hAnsi="Consolas" w:cs="Times New Roman"/>
+          <w:color w:val="C8C8C8"/>
+          <w:kern w:val="0"/>
+          <w:sz w:val="15"/>
+          <w:szCs w:val="15"/>
+          <w:lang w:val="en-US" w:eastAsia="ru-RU"/>
+        </w:rPr>
+        <w:t>n</w:t>
+      </w:r>
+      <w:r>
+        <w:rPr>
+          <w:rFonts w:ascii="Consolas" w:eastAsia="Times New Roman" w:hAnsi="Consolas" w:cs="Times New Roman"/>
+          <w:color w:val="D4D4D4"/>
+          <w:kern w:val="0"/>
+          <w:sz w:val="15"/>
+          <w:szCs w:val="15"/>
+          <w:lang w:val="en-US" w:eastAsia="ru-RU"/>
+        </w:rPr>
+        <w:t>;</w:t>
+      </w:r>
+    </w:p>
+    <w:p>
+      <w:pPr>
+        <w:shd w:val="clear" w:color="auto" w:fill="1E1E1E"/>
+        <w:spacing w:after="0" w:line="207" w:lineRule="atLeast"/>
+        <w:rPr>
+          <w:rFonts w:ascii="Consolas" w:eastAsia="Times New Roman" w:hAnsi="Consolas" w:cs="Times New Roman"/>
+          <w:color w:val="D4D4D4"/>
+          <w:kern w:val="0"/>
+          <w:sz w:val="15"/>
+          <w:szCs w:val="15"/>
+          <w:lang w:val="en-US" w:eastAsia="ru-RU"/>
+        </w:rPr>
+      </w:pPr>
+    </w:p>
+    <w:p>
+      <w:pPr>
+        <w:shd w:val="clear" w:color="auto" w:fill="1E1E1E"/>
+        <w:spacing w:after="0" w:line="207" w:lineRule="atLeast"/>
+        <w:rPr>
+          <w:rFonts w:ascii="Consolas" w:eastAsia="Times New Roman" w:hAnsi="Consolas" w:cs="Times New Roman"/>
+          <w:color w:val="D4D4D4"/>
+          <w:kern w:val="0"/>
+          <w:sz w:val="15"/>
+          <w:szCs w:val="15"/>
+          <w:lang w:val="en-US" w:eastAsia="ru-RU"/>
+        </w:rPr>
+      </w:pPr>
+      <w:r>
+        <w:rPr>
+          <w:rFonts w:ascii="Consolas" w:eastAsia="Times New Roman" w:hAnsi="Consolas" w:cs="Times New Roman"/>
+          <w:color w:val="D4D4D4"/>
+          <w:kern w:val="0"/>
+          <w:sz w:val="15"/>
+          <w:szCs w:val="15"/>
+          <w:lang w:val="en-US" w:eastAsia="ru-RU"/>
+        </w:rPr>
+        <w:t xml:space="preserve">    </w:t>
+      </w:r>
+      <w:proofErr w:type="spellStart"/>
+      <w:proofErr w:type="gramStart"/>
+      <w:r>
+        <w:rPr>
+          <w:rFonts w:ascii="Consolas" w:eastAsia="Times New Roman" w:hAnsi="Consolas" w:cs="Times New Roman"/>
+          <w:color w:val="C8C8C8"/>
+          <w:kern w:val="0"/>
+          <w:sz w:val="15"/>
+          <w:szCs w:val="15"/>
+          <w:lang w:val="en-US" w:eastAsia="ru-RU"/>
+        </w:rPr>
+        <w:t>printf</w:t>
+      </w:r>
+      <w:proofErr w:type="spellEnd"/>
+      <w:r>
+        <w:rPr>
+          <w:rFonts w:ascii="Consolas" w:eastAsia="Times New Roman" w:hAnsi="Consolas" w:cs="Times New Roman"/>
+          <w:color w:val="D4D4D4"/>
+          <w:kern w:val="0"/>
+          <w:sz w:val="15"/>
+          <w:szCs w:val="15"/>
+          <w:lang w:val="en-US" w:eastAsia="ru-RU"/>
+        </w:rPr>
+        <w:t>(</w:t>
+      </w:r>
+      <w:proofErr w:type="gramEnd"/>
+      <w:r>
+        <w:rPr>
+          <w:rFonts w:ascii="Consolas" w:eastAsia="Times New Roman" w:hAnsi="Consolas" w:cs="Times New Roman"/>
+          <w:color w:val="CE9178"/>
+          <w:kern w:val="0"/>
+          <w:sz w:val="15"/>
+          <w:szCs w:val="15"/>
+          <w:lang w:val="en-US" w:eastAsia="ru-RU"/>
+        </w:rPr>
+        <w:t>"enter the number of steps:\n"</w:t>
+      </w:r>
+      <w:r>
+        <w:rPr>
+          <w:rFonts w:ascii="Consolas" w:eastAsia="Times New Roman" w:hAnsi="Consolas" w:cs="Times New Roman"/>
+          <w:color w:val="D4D4D4"/>
+          <w:kern w:val="0"/>
+          <w:sz w:val="15"/>
+          <w:szCs w:val="15"/>
+          <w:lang w:val="en-US" w:eastAsia="ru-RU"/>
+        </w:rPr>
+        <w:t>);</w:t>
+      </w:r>
+    </w:p>
+    <w:p>
+      <w:pPr>
+        <w:shd w:val="clear" w:color="auto" w:fill="1E1E1E"/>
+        <w:spacing w:after="0" w:line="207" w:lineRule="atLeast"/>
+        <w:rPr>
+          <w:rFonts w:ascii="Consolas" w:eastAsia="Times New Roman" w:hAnsi="Consolas" w:cs="Times New Roman"/>
+          <w:color w:val="D4D4D4"/>
+          <w:kern w:val="0"/>
+          <w:sz w:val="15"/>
+          <w:szCs w:val="15"/>
+          <w:lang w:val="en-US" w:eastAsia="ru-RU"/>
+        </w:rPr>
+      </w:pPr>
+      <w:r>
+        <w:rPr>
+          <w:rFonts w:ascii="Consolas" w:eastAsia="Times New Roman" w:hAnsi="Consolas" w:cs="Times New Roman"/>
+          <w:color w:val="D4D4D4"/>
+          <w:kern w:val="0"/>
+          <w:sz w:val="15"/>
+          <w:szCs w:val="15"/>
+          <w:lang w:val="en-US" w:eastAsia="ru-RU"/>
+        </w:rPr>
+        <w:t xml:space="preserve">    </w:t>
+      </w:r>
+      <w:proofErr w:type="spellStart"/>
+      <w:proofErr w:type="gramStart"/>
+      <w:r>
+        <w:rPr>
+          <w:rFonts w:ascii="Consolas" w:eastAsia="Times New Roman" w:hAnsi="Consolas" w:cs="Times New Roman"/>
+          <w:color w:val="C8C8C8"/>
+          <w:kern w:val="0"/>
+          <w:sz w:val="15"/>
+          <w:szCs w:val="15"/>
+          <w:lang w:val="en-US" w:eastAsia="ru-RU"/>
+        </w:rPr>
+        <w:t>scanf</w:t>
+      </w:r>
+      <w:proofErr w:type="spellEnd"/>
+      <w:r>
+        <w:rPr>
+          <w:rFonts w:ascii="Consolas" w:eastAsia="Times New Roman" w:hAnsi="Consolas" w:cs="Times New Roman"/>
+          <w:color w:val="D4D4D4"/>
+          <w:kern w:val="0"/>
+          <w:sz w:val="15"/>
+          <w:szCs w:val="15"/>
+          <w:lang w:val="en-US" w:eastAsia="ru-RU"/>
+        </w:rPr>
+        <w:t>(</w:t>
+      </w:r>
+      <w:proofErr w:type="gramEnd"/>
+      <w:r>
+        <w:rPr>
+          <w:rFonts w:ascii="Consolas" w:eastAsia="Times New Roman" w:hAnsi="Consolas" w:cs="Times New Roman"/>
+          <w:color w:val="CE9178"/>
+          <w:kern w:val="0"/>
+          <w:sz w:val="15"/>
+          <w:szCs w:val="15"/>
+          <w:lang w:val="en-US" w:eastAsia="ru-RU"/>
+        </w:rPr>
+        <w:t>"%d"</w:t>
+      </w:r>
+      <w:r>
+        <w:rPr>
+          <w:rFonts w:ascii="Consolas" w:eastAsia="Times New Roman" w:hAnsi="Consolas" w:cs="Times New Roman"/>
+          <w:color w:val="D4D4D4"/>
+          <w:kern w:val="0"/>
+          <w:sz w:val="15"/>
+          <w:szCs w:val="15"/>
+          <w:lang w:val="en-US" w:eastAsia="ru-RU"/>
+        </w:rPr>
+        <w:t>, &amp;</w:t>
+      </w:r>
+      <w:r>
+        <w:rPr>
+          <w:rFonts w:ascii="Consolas" w:eastAsia="Times New Roman" w:hAnsi="Consolas" w:cs="Times New Roman"/>
+          <w:color w:val="C8C8C8"/>
+          <w:kern w:val="0"/>
+          <w:sz w:val="15"/>
+          <w:szCs w:val="15"/>
+          <w:lang w:val="en-US" w:eastAsia="ru-RU"/>
+        </w:rPr>
+        <w:t>n</w:t>
+      </w:r>
+      <w:r>
+        <w:rPr>
+          <w:rFonts w:ascii="Consolas" w:eastAsia="Times New Roman" w:hAnsi="Consolas" w:cs="Times New Roman"/>
+          <w:color w:val="D4D4D4"/>
+          <w:kern w:val="0"/>
+          <w:sz w:val="15"/>
+          <w:szCs w:val="15"/>
+          <w:lang w:val="en-US" w:eastAsia="ru-RU"/>
+        </w:rPr>
+        <w:t>);</w:t>
+      </w:r>
+    </w:p>
+    <w:p>
+      <w:pPr>
+        <w:shd w:val="clear" w:color="auto" w:fill="1E1E1E"/>
+        <w:spacing w:after="0" w:line="207" w:lineRule="atLeast"/>
+        <w:rPr>
+          <w:rFonts w:ascii="Consolas" w:eastAsia="Times New Roman" w:hAnsi="Consolas" w:cs="Times New Roman"/>
+          <w:color w:val="D4D4D4"/>
+          <w:kern w:val="0"/>
+          <w:sz w:val="15"/>
+          <w:szCs w:val="15"/>
+          <w:lang w:val="en-US" w:eastAsia="ru-RU"/>
+        </w:rPr>
+      </w:pPr>
+    </w:p>
+    <w:p>
+      <w:pPr>
+        <w:shd w:val="clear" w:color="auto" w:fill="1E1E1E"/>
+        <w:spacing w:after="0" w:line="207" w:lineRule="atLeast"/>
+        <w:rPr>
+          <w:rFonts w:ascii="Consolas" w:eastAsia="Times New Roman" w:hAnsi="Consolas" w:cs="Times New Roman"/>
+          <w:color w:val="D4D4D4"/>
+          <w:kern w:val="0"/>
+          <w:sz w:val="15"/>
+          <w:szCs w:val="15"/>
+          <w:lang w:val="en-US" w:eastAsia="ru-RU"/>
+        </w:rPr>
+      </w:pPr>
+      <w:r>
+        <w:rPr>
+          <w:rFonts w:ascii="Consolas" w:eastAsia="Times New Roman" w:hAnsi="Consolas" w:cs="Times New Roman"/>
+          <w:color w:val="D4D4D4"/>
+          <w:kern w:val="0"/>
+          <w:sz w:val="15"/>
+          <w:szCs w:val="15"/>
+          <w:lang w:val="en-US" w:eastAsia="ru-RU"/>
+        </w:rPr>
+        <w:t xml:space="preserve">    </w:t>
+      </w:r>
+      <w:proofErr w:type="spellStart"/>
+      <w:proofErr w:type="gramStart"/>
+      <w:r>
+        <w:rPr>
+          <w:rFonts w:ascii="Consolas" w:eastAsia="Times New Roman" w:hAnsi="Consolas" w:cs="Times New Roman"/>
+          <w:color w:val="569CD6"/>
+          <w:kern w:val="0"/>
+          <w:sz w:val="15"/>
+          <w:szCs w:val="15"/>
+          <w:lang w:val="en-US" w:eastAsia="ru-RU"/>
+        </w:rPr>
+        <w:t>int</w:t>
+      </w:r>
+      <w:proofErr w:type="spellEnd"/>
+      <w:proofErr w:type="gramEnd"/>
+      <w:r>
+        <w:rPr>
+          <w:rFonts w:ascii="Consolas" w:eastAsia="Times New Roman" w:hAnsi="Consolas" w:cs="Times New Roman"/>
+          <w:color w:val="D4D4D4"/>
+          <w:kern w:val="0"/>
+          <w:sz w:val="15"/>
+          <w:szCs w:val="15"/>
+          <w:lang w:val="en-US" w:eastAsia="ru-RU"/>
+        </w:rPr>
+        <w:t xml:space="preserve"> </w:t>
+      </w:r>
+      <w:r>
+        <w:rPr>
+          <w:rFonts w:ascii="Consolas" w:eastAsia="Times New Roman" w:hAnsi="Consolas" w:cs="Times New Roman"/>
+          <w:color w:val="C8C8C8"/>
+          <w:kern w:val="0"/>
+          <w:sz w:val="15"/>
+          <w:szCs w:val="15"/>
+          <w:lang w:val="en-US" w:eastAsia="ru-RU"/>
+        </w:rPr>
+        <w:t>result</w:t>
+      </w:r>
+      <w:r>
+        <w:rPr>
+          <w:rFonts w:ascii="Consolas" w:eastAsia="Times New Roman" w:hAnsi="Consolas" w:cs="Times New Roman"/>
+          <w:color w:val="D4D4D4"/>
+          <w:kern w:val="0"/>
+          <w:sz w:val="15"/>
+          <w:szCs w:val="15"/>
+          <w:lang w:val="en-US" w:eastAsia="ru-RU"/>
+        </w:rPr>
+        <w:t xml:space="preserve"> = </w:t>
+      </w:r>
+      <w:proofErr w:type="spellStart"/>
+      <w:r>
+        <w:rPr>
+          <w:rFonts w:ascii="Consolas" w:eastAsia="Times New Roman" w:hAnsi="Consolas" w:cs="Times New Roman"/>
+          <w:color w:val="C8C8C8"/>
+          <w:kern w:val="0"/>
+          <w:sz w:val="15"/>
+          <w:szCs w:val="15"/>
+          <w:lang w:val="en-US" w:eastAsia="ru-RU"/>
+        </w:rPr>
+        <w:t>recurs_func</w:t>
+      </w:r>
+      <w:proofErr w:type="spellEnd"/>
+      <w:r>
+        <w:rPr>
+          <w:rFonts w:ascii="Consolas" w:eastAsia="Times New Roman" w:hAnsi="Consolas" w:cs="Times New Roman"/>
+          <w:color w:val="D4D4D4"/>
+          <w:kern w:val="0"/>
+          <w:sz w:val="15"/>
+          <w:szCs w:val="15"/>
+          <w:lang w:val="en-US" w:eastAsia="ru-RU"/>
+        </w:rPr>
+        <w:t>(</w:t>
+      </w:r>
+      <w:r>
+        <w:rPr>
+          <w:rFonts w:ascii="Consolas" w:eastAsia="Times New Roman" w:hAnsi="Consolas" w:cs="Times New Roman"/>
+          <w:color w:val="C8C8C8"/>
+          <w:kern w:val="0"/>
+          <w:sz w:val="15"/>
+          <w:szCs w:val="15"/>
+          <w:lang w:val="en-US" w:eastAsia="ru-RU"/>
+        </w:rPr>
+        <w:t>n</w:t>
+      </w:r>
+      <w:r>
+        <w:rPr>
+          <w:rFonts w:ascii="Consolas" w:eastAsia="Times New Roman" w:hAnsi="Consolas" w:cs="Times New Roman"/>
+          <w:color w:val="D4D4D4"/>
+          <w:kern w:val="0"/>
+          <w:sz w:val="15"/>
+          <w:szCs w:val="15"/>
+          <w:lang w:val="en-US" w:eastAsia="ru-RU"/>
+        </w:rPr>
+        <w:t>);</w:t>
+      </w:r>
+    </w:p>
+    <w:p>
+      <w:pPr>
+        <w:shd w:val="clear" w:color="auto" w:fill="1E1E1E"/>
+        <w:spacing w:after="0" w:line="207" w:lineRule="atLeast"/>
+        <w:rPr>
+          <w:rFonts w:ascii="Consolas" w:eastAsia="Times New Roman" w:hAnsi="Consolas" w:cs="Times New Roman"/>
+          <w:color w:val="D4D4D4"/>
+          <w:kern w:val="0"/>
+          <w:sz w:val="15"/>
+          <w:szCs w:val="15"/>
+          <w:lang w:eastAsia="ru-RU"/>
+        </w:rPr>
+      </w:pPr>
+      <w:r>
+        <w:rPr>
+          <w:rFonts w:ascii="Consolas" w:eastAsia="Times New Roman" w:hAnsi="Consolas" w:cs="Times New Roman"/>
+          <w:color w:val="D4D4D4"/>
+          <w:kern w:val="0"/>
+          <w:sz w:val="15"/>
+          <w:szCs w:val="15"/>
+          <w:lang w:val="en-US" w:eastAsia="ru-RU"/>
+        </w:rPr>
+        <w:t xml:space="preserve">    </w:t>
+      </w:r>
+      <w:proofErr w:type="spellStart"/>
+      <w:r>
+        <w:rPr>
+          <w:rFonts w:ascii="Consolas" w:eastAsia="Times New Roman" w:hAnsi="Consolas" w:cs="Times New Roman"/>
+          <w:color w:val="C8C8C8"/>
+          <w:kern w:val="0"/>
+          <w:sz w:val="15"/>
+          <w:szCs w:val="15"/>
+          <w:lang w:eastAsia="ru-RU"/>
+        </w:rPr>
+        <w:t>printf</w:t>
+      </w:r>
+      <w:proofErr w:type="spellEnd"/>
+      <w:r>
+        <w:rPr>
+          <w:rFonts w:ascii="Consolas" w:eastAsia="Times New Roman" w:hAnsi="Consolas" w:cs="Times New Roman"/>
+          <w:color w:val="D4D4D4"/>
+          <w:kern w:val="0"/>
+          <w:sz w:val="15"/>
+          <w:szCs w:val="15"/>
+          <w:lang w:eastAsia="ru-RU"/>
+        </w:rPr>
+        <w:t>(</w:t>
+      </w:r>
+      <w:r>
+        <w:rPr>
+          <w:rFonts w:ascii="Consolas" w:eastAsia="Times New Roman" w:hAnsi="Consolas" w:cs="Times New Roman"/>
+          <w:color w:val="CE9178"/>
+          <w:kern w:val="0"/>
+          <w:sz w:val="15"/>
+          <w:szCs w:val="15"/>
+          <w:lang w:eastAsia="ru-RU"/>
+        </w:rPr>
+        <w:t>"%</w:t>
+      </w:r>
+      <w:proofErr w:type="spellStart"/>
+      <w:r>
+        <w:rPr>
+          <w:rFonts w:ascii="Consolas" w:eastAsia="Times New Roman" w:hAnsi="Consolas" w:cs="Times New Roman"/>
+          <w:color w:val="CE9178"/>
+          <w:kern w:val="0"/>
+          <w:sz w:val="15"/>
+          <w:szCs w:val="15"/>
+          <w:lang w:eastAsia="ru-RU"/>
+        </w:rPr>
+        <w:t>d</w:t>
+      </w:r>
+      <w:proofErr w:type="spellEnd"/>
+      <w:r>
+        <w:rPr>
+          <w:rFonts w:ascii="Consolas" w:eastAsia="Times New Roman" w:hAnsi="Consolas" w:cs="Times New Roman"/>
+          <w:color w:val="CE9178"/>
+          <w:kern w:val="0"/>
+          <w:sz w:val="15"/>
+          <w:szCs w:val="15"/>
+          <w:lang w:eastAsia="ru-RU"/>
+        </w:rPr>
+        <w:t>"</w:t>
+      </w:r>
+      <w:r>
+        <w:rPr>
+          <w:rFonts w:ascii="Consolas" w:eastAsia="Times New Roman" w:hAnsi="Consolas" w:cs="Times New Roman"/>
+          <w:color w:val="D4D4D4"/>
+          <w:kern w:val="0"/>
+          <w:sz w:val="15"/>
+          <w:szCs w:val="15"/>
+          <w:lang w:eastAsia="ru-RU"/>
+        </w:rPr>
+        <w:t xml:space="preserve">, </w:t>
+      </w:r>
+      <w:proofErr w:type="spellStart"/>
+      <w:r>
+        <w:rPr>
+          <w:rFonts w:ascii="Consolas" w:eastAsia="Times New Roman" w:hAnsi="Consolas" w:cs="Times New Roman"/>
+          <w:color w:val="C8C8C8"/>
+          <w:kern w:val="0"/>
+          <w:sz w:val="15"/>
+          <w:szCs w:val="15"/>
+          <w:lang w:eastAsia="ru-RU"/>
+        </w:rPr>
+        <w:t>result</w:t>
+      </w:r>
+      <w:proofErr w:type="spellEnd"/>
+      <w:r>
+        <w:rPr>
+          <w:rFonts w:ascii="Consolas" w:eastAsia="Times New Roman" w:hAnsi="Consolas" w:cs="Times New Roman"/>
+          <w:color w:val="D4D4D4"/>
+          <w:kern w:val="0"/>
+          <w:sz w:val="15"/>
+          <w:szCs w:val="15"/>
+          <w:lang w:eastAsia="ru-RU"/>
+        </w:rPr>
+        <w:t>);</w:t>
+      </w:r>
+    </w:p>
+    <w:p>
+      <w:pPr>
+        <w:shd w:val="clear" w:color="auto" w:fill="1E1E1E"/>
+        <w:spacing w:after="0" w:line="207" w:lineRule="atLeast"/>
+        <w:rPr>
+          <w:rFonts w:ascii="Consolas" w:eastAsia="Times New Roman" w:hAnsi="Consolas" w:cs="Times New Roman"/>
+          <w:color w:val="D4D4D4"/>
+          <w:kern w:val="0"/>
+          <w:sz w:val="15"/>
+          <w:szCs w:val="15"/>
+          <w:lang w:eastAsia="ru-RU"/>
+        </w:rPr>
+      </w:pPr>
+    </w:p>
+    <w:p>
+      <w:pPr>
+        <w:shd w:val="clear" w:color="auto" w:fill="1E1E1E"/>
+        <w:spacing w:after="0" w:line="207" w:lineRule="atLeast"/>
+        <w:rPr>
+          <w:rFonts w:ascii="Consolas" w:eastAsia="Times New Roman" w:hAnsi="Consolas" w:cs="Times New Roman"/>
+          <w:color w:val="D4D4D4"/>
+          <w:kern w:val="0"/>
+          <w:sz w:val="15"/>
+          <w:szCs w:val="15"/>
+          <w:lang w:eastAsia="ru-RU"/>
+        </w:rPr>
+      </w:pPr>
+      <w:r>
+        <w:rPr>
+          <w:rFonts w:ascii="Consolas" w:eastAsia="Times New Roman" w:hAnsi="Consolas" w:cs="Times New Roman"/>
+          <w:color w:val="D4D4D4"/>
+          <w:kern w:val="0"/>
+          <w:sz w:val="15"/>
+          <w:szCs w:val="15"/>
+          <w:lang w:eastAsia="ru-RU"/>
+        </w:rPr>
+        <w:t xml:space="preserve">    </w:t>
+      </w:r>
+      <w:proofErr w:type="spellStart"/>
+      <w:r>
+        <w:rPr>
+          <w:rFonts w:ascii="Consolas" w:eastAsia="Times New Roman" w:hAnsi="Consolas" w:cs="Times New Roman"/>
+          <w:color w:val="569CD6"/>
+          <w:kern w:val="0"/>
+          <w:sz w:val="15"/>
+          <w:szCs w:val="15"/>
+          <w:lang w:eastAsia="ru-RU"/>
+        </w:rPr>
+        <w:t>return</w:t>
+      </w:r>
+      <w:proofErr w:type="spellEnd"/>
+      <w:r>
+        <w:rPr>
+          <w:rFonts w:ascii="Consolas" w:eastAsia="Times New Roman" w:hAnsi="Consolas" w:cs="Times New Roman"/>
+          <w:color w:val="D4D4D4"/>
+          <w:kern w:val="0"/>
+          <w:sz w:val="15"/>
+          <w:szCs w:val="15"/>
+          <w:lang w:eastAsia="ru-RU"/>
+        </w:rPr>
+        <w:t xml:space="preserve"> </w:t>
+      </w:r>
+      <w:r>
+        <w:rPr>
+          <w:rFonts w:ascii="Consolas" w:eastAsia="Times New Roman" w:hAnsi="Consolas" w:cs="Times New Roman"/>
+          <w:color w:val="B5CEA8"/>
+          <w:kern w:val="0"/>
+          <w:sz w:val="15"/>
+          <w:szCs w:val="15"/>
+          <w:lang w:eastAsia="ru-RU"/>
+        </w:rPr>
+        <w:t>0</w:t>
+      </w:r>
+      <w:r>
+        <w:rPr>
+          <w:rFonts w:ascii="Consolas" w:eastAsia="Times New Roman" w:hAnsi="Consolas" w:cs="Times New Roman"/>
+          <w:color w:val="D4D4D4"/>
+          <w:kern w:val="0"/>
+          <w:sz w:val="15"/>
+          <w:szCs w:val="15"/>
+          <w:lang w:eastAsia="ru-RU"/>
+        </w:rPr>
+        <w:t>;</w:t>
+      </w:r>
+    </w:p>
+    <w:p>
+      <w:pPr>
+        <w:shd w:val="clear" w:color="auto" w:fill="1E1E1E"/>
+        <w:spacing w:after="0" w:line="207" w:lineRule="atLeast"/>
+        <w:rPr>
+          <w:rFonts w:ascii="Consolas" w:eastAsia="Times New Roman" w:hAnsi="Consolas" w:cs="Times New Roman"/>
+          <w:color w:val="D4D4D4"/>
+          <w:kern w:val="0"/>
+          <w:sz w:val="15"/>
+          <w:szCs w:val="15"/>
+          <w:lang w:eastAsia="ru-RU"/>
+        </w:rPr>
+      </w:pPr>
+      <w:r>
+        <w:rPr>
+          <w:rFonts w:ascii="Consolas" w:eastAsia="Times New Roman" w:hAnsi="Consolas" w:cs="Times New Roman"/>
+          <w:color w:val="D4D4D4"/>
+          <w:kern w:val="0"/>
+          <w:sz w:val="15"/>
+          <w:szCs w:val="15"/>
+          <w:lang w:eastAsia="ru-RU"/>
+        </w:rPr>
+        <w:t>}</w:t>
+      </w:r>
+    </w:p>
+    <w:p>
+      <w:pPr>
+        <w:pStyle w:val="a3"/>
+        <w:rPr>
+          <w:lang w:val="en-US"/>
+        </w:rPr>
+      </w:pPr>
+    </w:p>
+    <w:p>
+      <w:pPr>
+        <w:pStyle w:val="a3"/>
+        <w:rPr>
+          <w:lang w:val="en-US"/>
+        </w:rPr>
+      </w:pPr>
+      <w:r>
+        <w:rPr>
+          <w:noProof/>
+          <w:lang w:eastAsia="ru-RU"/>
+        </w:rPr>
+        <w:drawing>
+          <wp:inline distT="0" distB="0" distL="0" distR="0">
+            <wp:extent cx="3449955" cy="1392555"/>
+            <wp:effectExtent l="19050" t="0" r="0" b="0"/>
+            <wp:docPr id="7" name="Рисунок 7"/>
+            <wp:cNvGraphicFramePr>
+              <a:graphicFrameLocks xmlns:a="http://schemas.openxmlformats.org/drawingml/2006/main" noChangeAspect="1"/>
+            </wp:cNvGraphicFramePr>
+            <a:graphic xmlns:a="http://schemas.openxmlformats.org/drawingml/2006/main">
+              <a:graphicData uri="http://schemas.openxmlformats.org/drawingml/2006/picture">
+                <pic:pic xmlns:pic="http://schemas.openxmlformats.org/drawingml/2006/picture">
+                  <pic:nvPicPr>
+                    <pic:cNvPr id="0" name="Picture 7"/>
+                    <pic:cNvPicPr>
+                      <a:picLocks noChangeAspect="1" noChangeArrowheads="1"/>
+                    </pic:cNvPicPr>
+                  </pic:nvPicPr>
+                  <pic:blipFill>
+                    <a:blip r:embed="rId11" cstate="print"/>
+                    <a:srcRect/>
+                    <a:stretch>
+                      <a:fillRect/>
+                    </a:stretch>
+                  </pic:blipFill>
+                  <pic:spPr bwMode="auto">
+                    <a:xfrm>
+                      <a:off x="0" y="0"/>
+                      <a:ext cx="3449955" cy="1392555"/>
+                    </a:xfrm>
+                    <a:prstGeom prst="rect">
+                      <a:avLst/>
+                    </a:prstGeom>
+                    <a:noFill/>
+                    <a:ln w="9525">
+                      <a:noFill/>
+                      <a:miter lim="800000"/>
+                      <a:headEnd/>
+                      <a:tailEnd/>
+                    </a:ln>
+                  </pic:spPr>
+                </pic:pic>
+              </a:graphicData>
+            </a:graphic>
+          </wp:inline>
+        </w:drawing>
+      </w:r>
     </w:p>
     <w:p>
       <w:pPr>
@@ -3784,6 +6714,18 @@
     <w:p>
       <w:pPr>
         <w:pStyle w:val="a3"/>
+        <w:ind w:left="0"/>
+        <w:rPr>
+          <w:lang w:val="en-US"/>
+        </w:rPr>
+      </w:pPr>
+    </w:p>
+    <w:p>
+      <w:pPr>
+        <w:pStyle w:val="a3"/>
+        <w:tabs>
+          <w:tab w:val="left" w:pos="3927"/>
+        </w:tabs>
         <w:rPr>
           <w:b/>
           <w:bCs/>
@@ -3795,6 +6737,13 @@
           <w:bCs/>
         </w:rPr>
         <w:t>Задача "Проверка скобок"</w:t>
+      </w:r>
+      <w:r>
+        <w:rPr>
+          <w:b/>
+          <w:bCs/>
+        </w:rPr>
+        <w:tab/>
       </w:r>
     </w:p>
     <w:p>
@@ -3925,12 +6874,33 @@
       <w:pPr>
         <w:pStyle w:val="a3"/>
         <w:ind w:left="0"/>
+        <w:rPr>
+          <w:lang w:val="en-US"/>
+        </w:rPr>
       </w:pPr>
     </w:p>
     <w:p>
       <w:pPr>
         <w:pStyle w:val="a3"/>
         <w:ind w:left="0"/>
+        <w:rPr>
+          <w:lang w:val="en-US"/>
+        </w:rPr>
+      </w:pPr>
+    </w:p>
+    <w:p>
+      <w:pPr>
+        <w:pStyle w:val="a3"/>
+        <w:ind w:left="0"/>
+        <w:rPr>
+          <w:lang w:val="en-US"/>
+        </w:rPr>
+      </w:pPr>
+    </w:p>
+    <w:p>
+      <w:pPr>
+        <w:pStyle w:val="a3"/>
+        <w:ind w:left="0"/>
       </w:pPr>
     </w:p>
     <w:p>
@@ -3954,7 +6924,6 @@
         <w:pStyle w:val="a3"/>
       </w:pPr>
       <w:r>
-        <w:lastRenderedPageBreak/>
         <w:t>Вычислите количество различных путей из левого верхнего угла в правый нижний угол решётки размером N×M, двигаясь только вправо или вниз.</w:t>
       </w:r>
     </w:p>
@@ -4028,6 +6997,7 @@
         <w:pStyle w:val="a3"/>
       </w:pPr>
       <w:r>
+        <w:lastRenderedPageBreak/>
         <w:t xml:space="preserve">Вход: 3 </w:t>
       </w:r>
       <w:proofErr w:type="spellStart"/>
@@ -4337,6 +7307,95 @@
     </w:lvl>
   </w:abstractNum>
   <w:abstractNum w:abstractNumId="2">
+    <w:nsid w:val="468C3A55"/>
+    <w:multiLevelType w:val="hybridMultilevel"/>
+    <w:tmpl w:val="E50205C8"/>
+    <w:lvl w:ilvl="0" w:tplc="09127688">
+      <w:start w:val="7"/>
+      <w:numFmt w:val="decimal"/>
+      <w:lvlText w:val="%1"/>
+      <w:lvlJc w:val="left"/>
+      <w:pPr>
+        <w:ind w:left="1080" w:hanging="360"/>
+      </w:pPr>
+      <w:rPr>
+        <w:rFonts w:hint="default"/>
+      </w:rPr>
+    </w:lvl>
+    <w:lvl w:ilvl="1" w:tplc="04190019" w:tentative="1">
+      <w:start w:val="1"/>
+      <w:numFmt w:val="lowerLetter"/>
+      <w:lvlText w:val="%2."/>
+      <w:lvlJc w:val="left"/>
+      <w:pPr>
+        <w:ind w:left="1800" w:hanging="360"/>
+      </w:pPr>
+    </w:lvl>
+    <w:lvl w:ilvl="2" w:tplc="0419001B" w:tentative="1">
+      <w:start w:val="1"/>
+      <w:numFmt w:val="lowerRoman"/>
+      <w:lvlText w:val="%3."/>
+      <w:lvlJc w:val="right"/>
+      <w:pPr>
+        <w:ind w:left="2520" w:hanging="180"/>
+      </w:pPr>
+    </w:lvl>
+    <w:lvl w:ilvl="3" w:tplc="0419000F" w:tentative="1">
+      <w:start w:val="1"/>
+      <w:numFmt w:val="decimal"/>
+      <w:lvlText w:val="%4."/>
+      <w:lvlJc w:val="left"/>
+      <w:pPr>
+        <w:ind w:left="3240" w:hanging="360"/>
+      </w:pPr>
+    </w:lvl>
+    <w:lvl w:ilvl="4" w:tplc="04190019" w:tentative="1">
+      <w:start w:val="1"/>
+      <w:numFmt w:val="lowerLetter"/>
+      <w:lvlText w:val="%5."/>
+      <w:lvlJc w:val="left"/>
+      <w:pPr>
+        <w:ind w:left="3960" w:hanging="360"/>
+      </w:pPr>
+    </w:lvl>
+    <w:lvl w:ilvl="5" w:tplc="0419001B" w:tentative="1">
+      <w:start w:val="1"/>
+      <w:numFmt w:val="lowerRoman"/>
+      <w:lvlText w:val="%6."/>
+      <w:lvlJc w:val="right"/>
+      <w:pPr>
+        <w:ind w:left="4680" w:hanging="180"/>
+      </w:pPr>
+    </w:lvl>
+    <w:lvl w:ilvl="6" w:tplc="0419000F" w:tentative="1">
+      <w:start w:val="1"/>
+      <w:numFmt w:val="decimal"/>
+      <w:lvlText w:val="%7."/>
+      <w:lvlJc w:val="left"/>
+      <w:pPr>
+        <w:ind w:left="5400" w:hanging="360"/>
+      </w:pPr>
+    </w:lvl>
+    <w:lvl w:ilvl="7" w:tplc="04190019" w:tentative="1">
+      <w:start w:val="1"/>
+      <w:numFmt w:val="lowerLetter"/>
+      <w:lvlText w:val="%8."/>
+      <w:lvlJc w:val="left"/>
+      <w:pPr>
+        <w:ind w:left="6120" w:hanging="360"/>
+      </w:pPr>
+    </w:lvl>
+    <w:lvl w:ilvl="8" w:tplc="0419001B" w:tentative="1">
+      <w:start w:val="1"/>
+      <w:numFmt w:val="lowerRoman"/>
+      <w:lvlText w:val="%9."/>
+      <w:lvlJc w:val="right"/>
+      <w:pPr>
+        <w:ind w:left="6840" w:hanging="180"/>
+      </w:pPr>
+    </w:lvl>
+  </w:abstractNum>
+  <w:abstractNum w:abstractNumId="3">
     <w:nsid w:val="48117041"/>
     <w:multiLevelType w:val="multilevel"/>
     <w:tmpl w:val="76925F60"/>
@@ -4489,10 +7548,13 @@
     <w:abstractNumId w:val="1"/>
   </w:num>
   <w:num w:numId="2">
-    <w:abstractNumId w:val="2"/>
+    <w:abstractNumId w:val="3"/>
   </w:num>
   <w:num w:numId="3">
     <w:abstractNumId w:val="0"/>
+  </w:num>
+  <w:num w:numId="4">
+    <w:abstractNumId w:val="2"/>
   </w:num>
 </w:numbering>
 </file>

--- a/SP2/Yunker/19/Практика 19.docx
+++ b/SP2/Yunker/19/Практика 19.docx
@@ -6890,6 +6890,2506 @@
     </w:p>
     <w:p>
       <w:pPr>
+        <w:shd w:val="clear" w:color="auto" w:fill="1E1E1E"/>
+        <w:spacing w:after="0" w:line="207" w:lineRule="atLeast"/>
+        <w:rPr>
+          <w:rFonts w:ascii="Consolas" w:eastAsia="Times New Roman" w:hAnsi="Consolas" w:cs="Times New Roman"/>
+          <w:color w:val="D4D4D4"/>
+          <w:kern w:val="0"/>
+          <w:sz w:val="15"/>
+          <w:szCs w:val="15"/>
+          <w:lang w:val="en-US" w:eastAsia="ru-RU"/>
+        </w:rPr>
+      </w:pPr>
+      <w:r>
+        <w:rPr>
+          <w:rFonts w:ascii="Consolas" w:eastAsia="Times New Roman" w:hAnsi="Consolas" w:cs="Times New Roman"/>
+          <w:color w:val="9B9B9B"/>
+          <w:kern w:val="0"/>
+          <w:sz w:val="15"/>
+          <w:szCs w:val="15"/>
+          <w:lang w:val="en-US" w:eastAsia="ru-RU"/>
+        </w:rPr>
+        <w:t>#include</w:t>
+      </w:r>
+      <w:r>
+        <w:rPr>
+          <w:rFonts w:ascii="Consolas" w:eastAsia="Times New Roman" w:hAnsi="Consolas" w:cs="Times New Roman"/>
+          <w:color w:val="569CD6"/>
+          <w:kern w:val="0"/>
+          <w:sz w:val="15"/>
+          <w:szCs w:val="15"/>
+          <w:lang w:val="en-US" w:eastAsia="ru-RU"/>
+        </w:rPr>
+        <w:t xml:space="preserve"> </w:t>
+      </w:r>
+      <w:r>
+        <w:rPr>
+          <w:rFonts w:ascii="Consolas" w:eastAsia="Times New Roman" w:hAnsi="Consolas" w:cs="Times New Roman"/>
+          <w:color w:val="CE9178"/>
+          <w:kern w:val="0"/>
+          <w:sz w:val="15"/>
+          <w:szCs w:val="15"/>
+          <w:lang w:val="en-US" w:eastAsia="ru-RU"/>
+        </w:rPr>
+        <w:t>&lt;</w:t>
+      </w:r>
+      <w:proofErr w:type="spellStart"/>
+      <w:r>
+        <w:rPr>
+          <w:rFonts w:ascii="Consolas" w:eastAsia="Times New Roman" w:hAnsi="Consolas" w:cs="Times New Roman"/>
+          <w:color w:val="CE9178"/>
+          <w:kern w:val="0"/>
+          <w:sz w:val="15"/>
+          <w:szCs w:val="15"/>
+          <w:lang w:val="en-US" w:eastAsia="ru-RU"/>
+        </w:rPr>
+        <w:t>stdio.h</w:t>
+      </w:r>
+      <w:proofErr w:type="spellEnd"/>
+      <w:r>
+        <w:rPr>
+          <w:rFonts w:ascii="Consolas" w:eastAsia="Times New Roman" w:hAnsi="Consolas" w:cs="Times New Roman"/>
+          <w:color w:val="CE9178"/>
+          <w:kern w:val="0"/>
+          <w:sz w:val="15"/>
+          <w:szCs w:val="15"/>
+          <w:lang w:val="en-US" w:eastAsia="ru-RU"/>
+        </w:rPr>
+        <w:t>&gt;</w:t>
+      </w:r>
+    </w:p>
+    <w:p>
+      <w:pPr>
+        <w:shd w:val="clear" w:color="auto" w:fill="1E1E1E"/>
+        <w:spacing w:after="0" w:line="207" w:lineRule="atLeast"/>
+        <w:rPr>
+          <w:rFonts w:ascii="Consolas" w:eastAsia="Times New Roman" w:hAnsi="Consolas" w:cs="Times New Roman"/>
+          <w:color w:val="D4D4D4"/>
+          <w:kern w:val="0"/>
+          <w:sz w:val="15"/>
+          <w:szCs w:val="15"/>
+          <w:lang w:val="en-US" w:eastAsia="ru-RU"/>
+        </w:rPr>
+      </w:pPr>
+      <w:r>
+        <w:rPr>
+          <w:rFonts w:ascii="Consolas" w:eastAsia="Times New Roman" w:hAnsi="Consolas" w:cs="Times New Roman"/>
+          <w:color w:val="9B9B9B"/>
+          <w:kern w:val="0"/>
+          <w:sz w:val="15"/>
+          <w:szCs w:val="15"/>
+          <w:lang w:val="en-US" w:eastAsia="ru-RU"/>
+        </w:rPr>
+        <w:t>#include</w:t>
+      </w:r>
+      <w:r>
+        <w:rPr>
+          <w:rFonts w:ascii="Consolas" w:eastAsia="Times New Roman" w:hAnsi="Consolas" w:cs="Times New Roman"/>
+          <w:color w:val="569CD6"/>
+          <w:kern w:val="0"/>
+          <w:sz w:val="15"/>
+          <w:szCs w:val="15"/>
+          <w:lang w:val="en-US" w:eastAsia="ru-RU"/>
+        </w:rPr>
+        <w:t xml:space="preserve"> </w:t>
+      </w:r>
+      <w:r>
+        <w:rPr>
+          <w:rFonts w:ascii="Consolas" w:eastAsia="Times New Roman" w:hAnsi="Consolas" w:cs="Times New Roman"/>
+          <w:color w:val="CE9178"/>
+          <w:kern w:val="0"/>
+          <w:sz w:val="15"/>
+          <w:szCs w:val="15"/>
+          <w:lang w:val="en-US" w:eastAsia="ru-RU"/>
+        </w:rPr>
+        <w:t>&lt;</w:t>
+      </w:r>
+      <w:proofErr w:type="spellStart"/>
+      <w:r>
+        <w:rPr>
+          <w:rFonts w:ascii="Consolas" w:eastAsia="Times New Roman" w:hAnsi="Consolas" w:cs="Times New Roman"/>
+          <w:color w:val="CE9178"/>
+          <w:kern w:val="0"/>
+          <w:sz w:val="15"/>
+          <w:szCs w:val="15"/>
+          <w:lang w:val="en-US" w:eastAsia="ru-RU"/>
+        </w:rPr>
+        <w:t>locale.h</w:t>
+      </w:r>
+      <w:proofErr w:type="spellEnd"/>
+      <w:r>
+        <w:rPr>
+          <w:rFonts w:ascii="Consolas" w:eastAsia="Times New Roman" w:hAnsi="Consolas" w:cs="Times New Roman"/>
+          <w:color w:val="CE9178"/>
+          <w:kern w:val="0"/>
+          <w:sz w:val="15"/>
+          <w:szCs w:val="15"/>
+          <w:lang w:val="en-US" w:eastAsia="ru-RU"/>
+        </w:rPr>
+        <w:t>&gt;</w:t>
+      </w:r>
+    </w:p>
+    <w:p>
+      <w:pPr>
+        <w:shd w:val="clear" w:color="auto" w:fill="1E1E1E"/>
+        <w:spacing w:after="0" w:line="207" w:lineRule="atLeast"/>
+        <w:rPr>
+          <w:rFonts w:ascii="Consolas" w:eastAsia="Times New Roman" w:hAnsi="Consolas" w:cs="Times New Roman"/>
+          <w:color w:val="D4D4D4"/>
+          <w:kern w:val="0"/>
+          <w:sz w:val="15"/>
+          <w:szCs w:val="15"/>
+          <w:lang w:val="en-US" w:eastAsia="ru-RU"/>
+        </w:rPr>
+      </w:pPr>
+    </w:p>
+    <w:p>
+      <w:pPr>
+        <w:shd w:val="clear" w:color="auto" w:fill="1E1E1E"/>
+        <w:spacing w:after="0" w:line="207" w:lineRule="atLeast"/>
+        <w:rPr>
+          <w:rFonts w:ascii="Consolas" w:eastAsia="Times New Roman" w:hAnsi="Consolas" w:cs="Times New Roman"/>
+          <w:color w:val="D4D4D4"/>
+          <w:kern w:val="0"/>
+          <w:sz w:val="15"/>
+          <w:szCs w:val="15"/>
+          <w:lang w:val="en-US" w:eastAsia="ru-RU"/>
+        </w:rPr>
+      </w:pPr>
+      <w:proofErr w:type="spellStart"/>
+      <w:proofErr w:type="gramStart"/>
+      <w:r>
+        <w:rPr>
+          <w:rFonts w:ascii="Consolas" w:eastAsia="Times New Roman" w:hAnsi="Consolas" w:cs="Times New Roman"/>
+          <w:color w:val="569CD6"/>
+          <w:kern w:val="0"/>
+          <w:sz w:val="15"/>
+          <w:szCs w:val="15"/>
+          <w:lang w:val="en-US" w:eastAsia="ru-RU"/>
+        </w:rPr>
+        <w:t>int</w:t>
+      </w:r>
+      <w:proofErr w:type="spellEnd"/>
+      <w:proofErr w:type="gramEnd"/>
+      <w:r>
+        <w:rPr>
+          <w:rFonts w:ascii="Consolas" w:eastAsia="Times New Roman" w:hAnsi="Consolas" w:cs="Times New Roman"/>
+          <w:color w:val="D4D4D4"/>
+          <w:kern w:val="0"/>
+          <w:sz w:val="15"/>
+          <w:szCs w:val="15"/>
+          <w:lang w:val="en-US" w:eastAsia="ru-RU"/>
+        </w:rPr>
+        <w:t xml:space="preserve"> </w:t>
+      </w:r>
+      <w:proofErr w:type="spellStart"/>
+      <w:r>
+        <w:rPr>
+          <w:rFonts w:ascii="Consolas" w:eastAsia="Times New Roman" w:hAnsi="Consolas" w:cs="Times New Roman"/>
+          <w:color w:val="C8C8C8"/>
+          <w:kern w:val="0"/>
+          <w:sz w:val="15"/>
+          <w:szCs w:val="15"/>
+          <w:lang w:val="en-US" w:eastAsia="ru-RU"/>
+        </w:rPr>
+        <w:t>recurs_func</w:t>
+      </w:r>
+      <w:proofErr w:type="spellEnd"/>
+      <w:r>
+        <w:rPr>
+          <w:rFonts w:ascii="Consolas" w:eastAsia="Times New Roman" w:hAnsi="Consolas" w:cs="Times New Roman"/>
+          <w:color w:val="D4D4D4"/>
+          <w:kern w:val="0"/>
+          <w:sz w:val="15"/>
+          <w:szCs w:val="15"/>
+          <w:lang w:val="en-US" w:eastAsia="ru-RU"/>
+        </w:rPr>
+        <w:t>(</w:t>
+      </w:r>
+      <w:r>
+        <w:rPr>
+          <w:rFonts w:ascii="Consolas" w:eastAsia="Times New Roman" w:hAnsi="Consolas" w:cs="Times New Roman"/>
+          <w:color w:val="569CD6"/>
+          <w:kern w:val="0"/>
+          <w:sz w:val="15"/>
+          <w:szCs w:val="15"/>
+          <w:lang w:val="en-US" w:eastAsia="ru-RU"/>
+        </w:rPr>
+        <w:t>char</w:t>
+      </w:r>
+      <w:r>
+        <w:rPr>
+          <w:rFonts w:ascii="Consolas" w:eastAsia="Times New Roman" w:hAnsi="Consolas" w:cs="Times New Roman"/>
+          <w:color w:val="D4D4D4"/>
+          <w:kern w:val="0"/>
+          <w:sz w:val="15"/>
+          <w:szCs w:val="15"/>
+          <w:lang w:val="en-US" w:eastAsia="ru-RU"/>
+        </w:rPr>
+        <w:t xml:space="preserve"> *</w:t>
+      </w:r>
+      <w:proofErr w:type="spellStart"/>
+      <w:r>
+        <w:rPr>
+          <w:rFonts w:ascii="Consolas" w:eastAsia="Times New Roman" w:hAnsi="Consolas" w:cs="Times New Roman"/>
+          <w:color w:val="7F7F7F"/>
+          <w:kern w:val="0"/>
+          <w:sz w:val="15"/>
+          <w:szCs w:val="15"/>
+          <w:lang w:val="en-US" w:eastAsia="ru-RU"/>
+        </w:rPr>
+        <w:t>str</w:t>
+      </w:r>
+      <w:proofErr w:type="spellEnd"/>
+      <w:r>
+        <w:rPr>
+          <w:rFonts w:ascii="Consolas" w:eastAsia="Times New Roman" w:hAnsi="Consolas" w:cs="Times New Roman"/>
+          <w:color w:val="D4D4D4"/>
+          <w:kern w:val="0"/>
+          <w:sz w:val="15"/>
+          <w:szCs w:val="15"/>
+          <w:lang w:val="en-US" w:eastAsia="ru-RU"/>
+        </w:rPr>
+        <w:t xml:space="preserve">, </w:t>
+      </w:r>
+      <w:proofErr w:type="spellStart"/>
+      <w:r>
+        <w:rPr>
+          <w:rFonts w:ascii="Consolas" w:eastAsia="Times New Roman" w:hAnsi="Consolas" w:cs="Times New Roman"/>
+          <w:color w:val="569CD6"/>
+          <w:kern w:val="0"/>
+          <w:sz w:val="15"/>
+          <w:szCs w:val="15"/>
+          <w:lang w:val="en-US" w:eastAsia="ru-RU"/>
+        </w:rPr>
+        <w:t>int</w:t>
+      </w:r>
+      <w:proofErr w:type="spellEnd"/>
+      <w:r>
+        <w:rPr>
+          <w:rFonts w:ascii="Consolas" w:eastAsia="Times New Roman" w:hAnsi="Consolas" w:cs="Times New Roman"/>
+          <w:color w:val="D4D4D4"/>
+          <w:kern w:val="0"/>
+          <w:sz w:val="15"/>
+          <w:szCs w:val="15"/>
+          <w:lang w:val="en-US" w:eastAsia="ru-RU"/>
+        </w:rPr>
+        <w:t xml:space="preserve"> </w:t>
+      </w:r>
+      <w:r>
+        <w:rPr>
+          <w:rFonts w:ascii="Consolas" w:eastAsia="Times New Roman" w:hAnsi="Consolas" w:cs="Times New Roman"/>
+          <w:color w:val="7F7F7F"/>
+          <w:kern w:val="0"/>
+          <w:sz w:val="15"/>
+          <w:szCs w:val="15"/>
+          <w:lang w:val="en-US" w:eastAsia="ru-RU"/>
+        </w:rPr>
+        <w:t>n</w:t>
+      </w:r>
+      <w:r>
+        <w:rPr>
+          <w:rFonts w:ascii="Consolas" w:eastAsia="Times New Roman" w:hAnsi="Consolas" w:cs="Times New Roman"/>
+          <w:color w:val="D4D4D4"/>
+          <w:kern w:val="0"/>
+          <w:sz w:val="15"/>
+          <w:szCs w:val="15"/>
+          <w:lang w:val="en-US" w:eastAsia="ru-RU"/>
+        </w:rPr>
+        <w:t>) {</w:t>
+      </w:r>
+    </w:p>
+    <w:p>
+      <w:pPr>
+        <w:shd w:val="clear" w:color="auto" w:fill="1E1E1E"/>
+        <w:spacing w:after="0" w:line="207" w:lineRule="atLeast"/>
+        <w:rPr>
+          <w:rFonts w:ascii="Consolas" w:eastAsia="Times New Roman" w:hAnsi="Consolas" w:cs="Times New Roman"/>
+          <w:color w:val="D4D4D4"/>
+          <w:kern w:val="0"/>
+          <w:sz w:val="15"/>
+          <w:szCs w:val="15"/>
+          <w:lang w:val="en-US" w:eastAsia="ru-RU"/>
+        </w:rPr>
+      </w:pPr>
+    </w:p>
+    <w:p>
+      <w:pPr>
+        <w:shd w:val="clear" w:color="auto" w:fill="1E1E1E"/>
+        <w:spacing w:after="0" w:line="207" w:lineRule="atLeast"/>
+        <w:rPr>
+          <w:rFonts w:ascii="Consolas" w:eastAsia="Times New Roman" w:hAnsi="Consolas" w:cs="Times New Roman"/>
+          <w:color w:val="D4D4D4"/>
+          <w:kern w:val="0"/>
+          <w:sz w:val="15"/>
+          <w:szCs w:val="15"/>
+          <w:lang w:val="en-US" w:eastAsia="ru-RU"/>
+        </w:rPr>
+      </w:pPr>
+      <w:r>
+        <w:rPr>
+          <w:rFonts w:ascii="Consolas" w:eastAsia="Times New Roman" w:hAnsi="Consolas" w:cs="Times New Roman"/>
+          <w:color w:val="D4D4D4"/>
+          <w:kern w:val="0"/>
+          <w:sz w:val="15"/>
+          <w:szCs w:val="15"/>
+          <w:lang w:val="en-US" w:eastAsia="ru-RU"/>
+        </w:rPr>
+        <w:t xml:space="preserve">    </w:t>
+      </w:r>
+      <w:proofErr w:type="gramStart"/>
+      <w:r>
+        <w:rPr>
+          <w:rFonts w:ascii="Consolas" w:eastAsia="Times New Roman" w:hAnsi="Consolas" w:cs="Times New Roman"/>
+          <w:color w:val="569CD6"/>
+          <w:kern w:val="0"/>
+          <w:sz w:val="15"/>
+          <w:szCs w:val="15"/>
+          <w:lang w:val="en-US" w:eastAsia="ru-RU"/>
+        </w:rPr>
+        <w:t>if</w:t>
+      </w:r>
+      <w:proofErr w:type="gramEnd"/>
+      <w:r>
+        <w:rPr>
+          <w:rFonts w:ascii="Consolas" w:eastAsia="Times New Roman" w:hAnsi="Consolas" w:cs="Times New Roman"/>
+          <w:color w:val="D4D4D4"/>
+          <w:kern w:val="0"/>
+          <w:sz w:val="15"/>
+          <w:szCs w:val="15"/>
+          <w:lang w:val="en-US" w:eastAsia="ru-RU"/>
+        </w:rPr>
+        <w:t xml:space="preserve"> (</w:t>
+      </w:r>
+      <w:r>
+        <w:rPr>
+          <w:rFonts w:ascii="Consolas" w:eastAsia="Times New Roman" w:hAnsi="Consolas" w:cs="Times New Roman"/>
+          <w:color w:val="7F7F7F"/>
+          <w:kern w:val="0"/>
+          <w:sz w:val="15"/>
+          <w:szCs w:val="15"/>
+          <w:lang w:val="en-US" w:eastAsia="ru-RU"/>
+        </w:rPr>
+        <w:t>n</w:t>
+      </w:r>
+      <w:r>
+        <w:rPr>
+          <w:rFonts w:ascii="Consolas" w:eastAsia="Times New Roman" w:hAnsi="Consolas" w:cs="Times New Roman"/>
+          <w:color w:val="D4D4D4"/>
+          <w:kern w:val="0"/>
+          <w:sz w:val="15"/>
+          <w:szCs w:val="15"/>
+          <w:lang w:val="en-US" w:eastAsia="ru-RU"/>
+        </w:rPr>
+        <w:t xml:space="preserve"> &lt; </w:t>
+      </w:r>
+      <w:r>
+        <w:rPr>
+          <w:rFonts w:ascii="Consolas" w:eastAsia="Times New Roman" w:hAnsi="Consolas" w:cs="Times New Roman"/>
+          <w:color w:val="B5CEA8"/>
+          <w:kern w:val="0"/>
+          <w:sz w:val="15"/>
+          <w:szCs w:val="15"/>
+          <w:lang w:val="en-US" w:eastAsia="ru-RU"/>
+        </w:rPr>
+        <w:t>0</w:t>
+      </w:r>
+      <w:r>
+        <w:rPr>
+          <w:rFonts w:ascii="Consolas" w:eastAsia="Times New Roman" w:hAnsi="Consolas" w:cs="Times New Roman"/>
+          <w:color w:val="D4D4D4"/>
+          <w:kern w:val="0"/>
+          <w:sz w:val="15"/>
+          <w:szCs w:val="15"/>
+          <w:lang w:val="en-US" w:eastAsia="ru-RU"/>
+        </w:rPr>
+        <w:t xml:space="preserve">) </w:t>
+      </w:r>
+      <w:r>
+        <w:rPr>
+          <w:rFonts w:ascii="Consolas" w:eastAsia="Times New Roman" w:hAnsi="Consolas" w:cs="Times New Roman"/>
+          <w:color w:val="569CD6"/>
+          <w:kern w:val="0"/>
+          <w:sz w:val="15"/>
+          <w:szCs w:val="15"/>
+          <w:lang w:val="en-US" w:eastAsia="ru-RU"/>
+        </w:rPr>
+        <w:t>return</w:t>
+      </w:r>
+      <w:r>
+        <w:rPr>
+          <w:rFonts w:ascii="Consolas" w:eastAsia="Times New Roman" w:hAnsi="Consolas" w:cs="Times New Roman"/>
+          <w:color w:val="D4D4D4"/>
+          <w:kern w:val="0"/>
+          <w:sz w:val="15"/>
+          <w:szCs w:val="15"/>
+          <w:lang w:val="en-US" w:eastAsia="ru-RU"/>
+        </w:rPr>
+        <w:t xml:space="preserve"> </w:t>
+      </w:r>
+      <w:r>
+        <w:rPr>
+          <w:rFonts w:ascii="Consolas" w:eastAsia="Times New Roman" w:hAnsi="Consolas" w:cs="Times New Roman"/>
+          <w:color w:val="B5CEA8"/>
+          <w:kern w:val="0"/>
+          <w:sz w:val="15"/>
+          <w:szCs w:val="15"/>
+          <w:lang w:val="en-US" w:eastAsia="ru-RU"/>
+        </w:rPr>
+        <w:t>0</w:t>
+      </w:r>
+      <w:r>
+        <w:rPr>
+          <w:rFonts w:ascii="Consolas" w:eastAsia="Times New Roman" w:hAnsi="Consolas" w:cs="Times New Roman"/>
+          <w:color w:val="D4D4D4"/>
+          <w:kern w:val="0"/>
+          <w:sz w:val="15"/>
+          <w:szCs w:val="15"/>
+          <w:lang w:val="en-US" w:eastAsia="ru-RU"/>
+        </w:rPr>
+        <w:t>;</w:t>
+      </w:r>
+    </w:p>
+    <w:p>
+      <w:pPr>
+        <w:shd w:val="clear" w:color="auto" w:fill="1E1E1E"/>
+        <w:spacing w:after="0" w:line="207" w:lineRule="atLeast"/>
+        <w:rPr>
+          <w:rFonts w:ascii="Consolas" w:eastAsia="Times New Roman" w:hAnsi="Consolas" w:cs="Times New Roman"/>
+          <w:color w:val="D4D4D4"/>
+          <w:kern w:val="0"/>
+          <w:sz w:val="15"/>
+          <w:szCs w:val="15"/>
+          <w:lang w:val="en-US" w:eastAsia="ru-RU"/>
+        </w:rPr>
+      </w:pPr>
+      <w:r>
+        <w:rPr>
+          <w:rFonts w:ascii="Consolas" w:eastAsia="Times New Roman" w:hAnsi="Consolas" w:cs="Times New Roman"/>
+          <w:color w:val="D4D4D4"/>
+          <w:kern w:val="0"/>
+          <w:sz w:val="15"/>
+          <w:szCs w:val="15"/>
+          <w:lang w:val="en-US" w:eastAsia="ru-RU"/>
+        </w:rPr>
+        <w:t xml:space="preserve">    </w:t>
+      </w:r>
+    </w:p>
+    <w:p>
+      <w:pPr>
+        <w:shd w:val="clear" w:color="auto" w:fill="1E1E1E"/>
+        <w:spacing w:after="0" w:line="207" w:lineRule="atLeast"/>
+        <w:rPr>
+          <w:rFonts w:ascii="Consolas" w:eastAsia="Times New Roman" w:hAnsi="Consolas" w:cs="Times New Roman"/>
+          <w:color w:val="D4D4D4"/>
+          <w:kern w:val="0"/>
+          <w:sz w:val="15"/>
+          <w:szCs w:val="15"/>
+          <w:lang w:val="en-US" w:eastAsia="ru-RU"/>
+        </w:rPr>
+      </w:pPr>
+      <w:r>
+        <w:rPr>
+          <w:rFonts w:ascii="Consolas" w:eastAsia="Times New Roman" w:hAnsi="Consolas" w:cs="Times New Roman"/>
+          <w:color w:val="D4D4D4"/>
+          <w:kern w:val="0"/>
+          <w:sz w:val="15"/>
+          <w:szCs w:val="15"/>
+          <w:lang w:val="en-US" w:eastAsia="ru-RU"/>
+        </w:rPr>
+        <w:t xml:space="preserve">    </w:t>
+      </w:r>
+      <w:proofErr w:type="gramStart"/>
+      <w:r>
+        <w:rPr>
+          <w:rFonts w:ascii="Consolas" w:eastAsia="Times New Roman" w:hAnsi="Consolas" w:cs="Times New Roman"/>
+          <w:color w:val="569CD6"/>
+          <w:kern w:val="0"/>
+          <w:sz w:val="15"/>
+          <w:szCs w:val="15"/>
+          <w:lang w:val="en-US" w:eastAsia="ru-RU"/>
+        </w:rPr>
+        <w:t>if</w:t>
+      </w:r>
+      <w:proofErr w:type="gramEnd"/>
+      <w:r>
+        <w:rPr>
+          <w:rFonts w:ascii="Consolas" w:eastAsia="Times New Roman" w:hAnsi="Consolas" w:cs="Times New Roman"/>
+          <w:color w:val="D4D4D4"/>
+          <w:kern w:val="0"/>
+          <w:sz w:val="15"/>
+          <w:szCs w:val="15"/>
+          <w:lang w:val="en-US" w:eastAsia="ru-RU"/>
+        </w:rPr>
+        <w:t xml:space="preserve"> (*</w:t>
+      </w:r>
+      <w:proofErr w:type="spellStart"/>
+      <w:r>
+        <w:rPr>
+          <w:rFonts w:ascii="Consolas" w:eastAsia="Times New Roman" w:hAnsi="Consolas" w:cs="Times New Roman"/>
+          <w:color w:val="7F7F7F"/>
+          <w:kern w:val="0"/>
+          <w:sz w:val="15"/>
+          <w:szCs w:val="15"/>
+          <w:lang w:val="en-US" w:eastAsia="ru-RU"/>
+        </w:rPr>
+        <w:t>str</w:t>
+      </w:r>
+      <w:proofErr w:type="spellEnd"/>
+      <w:r>
+        <w:rPr>
+          <w:rFonts w:ascii="Consolas" w:eastAsia="Times New Roman" w:hAnsi="Consolas" w:cs="Times New Roman"/>
+          <w:color w:val="D4D4D4"/>
+          <w:kern w:val="0"/>
+          <w:sz w:val="15"/>
+          <w:szCs w:val="15"/>
+          <w:lang w:val="en-US" w:eastAsia="ru-RU"/>
+        </w:rPr>
+        <w:t>==</w:t>
+      </w:r>
+      <w:r>
+        <w:rPr>
+          <w:rFonts w:ascii="Consolas" w:eastAsia="Times New Roman" w:hAnsi="Consolas" w:cs="Times New Roman"/>
+          <w:color w:val="CE9178"/>
+          <w:kern w:val="0"/>
+          <w:sz w:val="15"/>
+          <w:szCs w:val="15"/>
+          <w:lang w:val="en-US" w:eastAsia="ru-RU"/>
+        </w:rPr>
+        <w:t>'\0'</w:t>
+      </w:r>
+      <w:r>
+        <w:rPr>
+          <w:rFonts w:ascii="Consolas" w:eastAsia="Times New Roman" w:hAnsi="Consolas" w:cs="Times New Roman"/>
+          <w:color w:val="D4D4D4"/>
+          <w:kern w:val="0"/>
+          <w:sz w:val="15"/>
+          <w:szCs w:val="15"/>
+          <w:lang w:val="en-US" w:eastAsia="ru-RU"/>
+        </w:rPr>
+        <w:t xml:space="preserve"> || *</w:t>
+      </w:r>
+      <w:proofErr w:type="spellStart"/>
+      <w:r>
+        <w:rPr>
+          <w:rFonts w:ascii="Consolas" w:eastAsia="Times New Roman" w:hAnsi="Consolas" w:cs="Times New Roman"/>
+          <w:color w:val="7F7F7F"/>
+          <w:kern w:val="0"/>
+          <w:sz w:val="15"/>
+          <w:szCs w:val="15"/>
+          <w:lang w:val="en-US" w:eastAsia="ru-RU"/>
+        </w:rPr>
+        <w:t>str</w:t>
+      </w:r>
+      <w:proofErr w:type="spellEnd"/>
+      <w:r>
+        <w:rPr>
+          <w:rFonts w:ascii="Consolas" w:eastAsia="Times New Roman" w:hAnsi="Consolas" w:cs="Times New Roman"/>
+          <w:color w:val="D4D4D4"/>
+          <w:kern w:val="0"/>
+          <w:sz w:val="15"/>
+          <w:szCs w:val="15"/>
+          <w:lang w:val="en-US" w:eastAsia="ru-RU"/>
+        </w:rPr>
+        <w:t>==</w:t>
+      </w:r>
+      <w:r>
+        <w:rPr>
+          <w:rFonts w:ascii="Consolas" w:eastAsia="Times New Roman" w:hAnsi="Consolas" w:cs="Times New Roman"/>
+          <w:color w:val="CE9178"/>
+          <w:kern w:val="0"/>
+          <w:sz w:val="15"/>
+          <w:szCs w:val="15"/>
+          <w:lang w:val="en-US" w:eastAsia="ru-RU"/>
+        </w:rPr>
+        <w:t>'\n'</w:t>
+      </w:r>
+      <w:r>
+        <w:rPr>
+          <w:rFonts w:ascii="Consolas" w:eastAsia="Times New Roman" w:hAnsi="Consolas" w:cs="Times New Roman"/>
+          <w:color w:val="D4D4D4"/>
+          <w:kern w:val="0"/>
+          <w:sz w:val="15"/>
+          <w:szCs w:val="15"/>
+          <w:lang w:val="en-US" w:eastAsia="ru-RU"/>
+        </w:rPr>
+        <w:t xml:space="preserve">) </w:t>
+      </w:r>
+      <w:r>
+        <w:rPr>
+          <w:rFonts w:ascii="Consolas" w:eastAsia="Times New Roman" w:hAnsi="Consolas" w:cs="Times New Roman"/>
+          <w:color w:val="569CD6"/>
+          <w:kern w:val="0"/>
+          <w:sz w:val="15"/>
+          <w:szCs w:val="15"/>
+          <w:lang w:val="en-US" w:eastAsia="ru-RU"/>
+        </w:rPr>
+        <w:t>return</w:t>
+      </w:r>
+      <w:r>
+        <w:rPr>
+          <w:rFonts w:ascii="Consolas" w:eastAsia="Times New Roman" w:hAnsi="Consolas" w:cs="Times New Roman"/>
+          <w:color w:val="D4D4D4"/>
+          <w:kern w:val="0"/>
+          <w:sz w:val="15"/>
+          <w:szCs w:val="15"/>
+          <w:lang w:val="en-US" w:eastAsia="ru-RU"/>
+        </w:rPr>
+        <w:t xml:space="preserve"> (</w:t>
+      </w:r>
+      <w:r>
+        <w:rPr>
+          <w:rFonts w:ascii="Consolas" w:eastAsia="Times New Roman" w:hAnsi="Consolas" w:cs="Times New Roman"/>
+          <w:color w:val="7F7F7F"/>
+          <w:kern w:val="0"/>
+          <w:sz w:val="15"/>
+          <w:szCs w:val="15"/>
+          <w:lang w:val="en-US" w:eastAsia="ru-RU"/>
+        </w:rPr>
+        <w:t>n</w:t>
+      </w:r>
+      <w:r>
+        <w:rPr>
+          <w:rFonts w:ascii="Consolas" w:eastAsia="Times New Roman" w:hAnsi="Consolas" w:cs="Times New Roman"/>
+          <w:color w:val="D4D4D4"/>
+          <w:kern w:val="0"/>
+          <w:sz w:val="15"/>
+          <w:szCs w:val="15"/>
+          <w:lang w:val="en-US" w:eastAsia="ru-RU"/>
+        </w:rPr>
+        <w:t xml:space="preserve"> == </w:t>
+      </w:r>
+      <w:r>
+        <w:rPr>
+          <w:rFonts w:ascii="Consolas" w:eastAsia="Times New Roman" w:hAnsi="Consolas" w:cs="Times New Roman"/>
+          <w:color w:val="B5CEA8"/>
+          <w:kern w:val="0"/>
+          <w:sz w:val="15"/>
+          <w:szCs w:val="15"/>
+          <w:lang w:val="en-US" w:eastAsia="ru-RU"/>
+        </w:rPr>
+        <w:t>0</w:t>
+      </w:r>
+      <w:r>
+        <w:rPr>
+          <w:rFonts w:ascii="Consolas" w:eastAsia="Times New Roman" w:hAnsi="Consolas" w:cs="Times New Roman"/>
+          <w:color w:val="D4D4D4"/>
+          <w:kern w:val="0"/>
+          <w:sz w:val="15"/>
+          <w:szCs w:val="15"/>
+          <w:lang w:val="en-US" w:eastAsia="ru-RU"/>
+        </w:rPr>
+        <w:t>);</w:t>
+      </w:r>
+    </w:p>
+    <w:p>
+      <w:pPr>
+        <w:shd w:val="clear" w:color="auto" w:fill="1E1E1E"/>
+        <w:spacing w:after="0" w:line="207" w:lineRule="atLeast"/>
+        <w:rPr>
+          <w:rFonts w:ascii="Consolas" w:eastAsia="Times New Roman" w:hAnsi="Consolas" w:cs="Times New Roman"/>
+          <w:color w:val="D4D4D4"/>
+          <w:kern w:val="0"/>
+          <w:sz w:val="15"/>
+          <w:szCs w:val="15"/>
+          <w:lang w:val="en-US" w:eastAsia="ru-RU"/>
+        </w:rPr>
+      </w:pPr>
+      <w:r>
+        <w:rPr>
+          <w:rFonts w:ascii="Consolas" w:eastAsia="Times New Roman" w:hAnsi="Consolas" w:cs="Times New Roman"/>
+          <w:color w:val="D4D4D4"/>
+          <w:kern w:val="0"/>
+          <w:sz w:val="15"/>
+          <w:szCs w:val="15"/>
+          <w:lang w:val="en-US" w:eastAsia="ru-RU"/>
+        </w:rPr>
+        <w:t xml:space="preserve">    </w:t>
+      </w:r>
+    </w:p>
+    <w:p>
+      <w:pPr>
+        <w:shd w:val="clear" w:color="auto" w:fill="1E1E1E"/>
+        <w:spacing w:after="0" w:line="207" w:lineRule="atLeast"/>
+        <w:rPr>
+          <w:rFonts w:ascii="Consolas" w:eastAsia="Times New Roman" w:hAnsi="Consolas" w:cs="Times New Roman"/>
+          <w:color w:val="D4D4D4"/>
+          <w:kern w:val="0"/>
+          <w:sz w:val="15"/>
+          <w:szCs w:val="15"/>
+          <w:lang w:val="en-US" w:eastAsia="ru-RU"/>
+        </w:rPr>
+      </w:pPr>
+      <w:r>
+        <w:rPr>
+          <w:rFonts w:ascii="Consolas" w:eastAsia="Times New Roman" w:hAnsi="Consolas" w:cs="Times New Roman"/>
+          <w:color w:val="D4D4D4"/>
+          <w:kern w:val="0"/>
+          <w:sz w:val="15"/>
+          <w:szCs w:val="15"/>
+          <w:lang w:val="en-US" w:eastAsia="ru-RU"/>
+        </w:rPr>
+        <w:t xml:space="preserve">    </w:t>
+      </w:r>
+      <w:proofErr w:type="gramStart"/>
+      <w:r>
+        <w:rPr>
+          <w:rFonts w:ascii="Consolas" w:eastAsia="Times New Roman" w:hAnsi="Consolas" w:cs="Times New Roman"/>
+          <w:color w:val="569CD6"/>
+          <w:kern w:val="0"/>
+          <w:sz w:val="15"/>
+          <w:szCs w:val="15"/>
+          <w:lang w:val="en-US" w:eastAsia="ru-RU"/>
+        </w:rPr>
+        <w:t>if</w:t>
+      </w:r>
+      <w:proofErr w:type="gramEnd"/>
+      <w:r>
+        <w:rPr>
+          <w:rFonts w:ascii="Consolas" w:eastAsia="Times New Roman" w:hAnsi="Consolas" w:cs="Times New Roman"/>
+          <w:color w:val="D4D4D4"/>
+          <w:kern w:val="0"/>
+          <w:sz w:val="15"/>
+          <w:szCs w:val="15"/>
+          <w:lang w:val="en-US" w:eastAsia="ru-RU"/>
+        </w:rPr>
+        <w:t xml:space="preserve"> (*</w:t>
+      </w:r>
+      <w:proofErr w:type="spellStart"/>
+      <w:r>
+        <w:rPr>
+          <w:rFonts w:ascii="Consolas" w:eastAsia="Times New Roman" w:hAnsi="Consolas" w:cs="Times New Roman"/>
+          <w:color w:val="7F7F7F"/>
+          <w:kern w:val="0"/>
+          <w:sz w:val="15"/>
+          <w:szCs w:val="15"/>
+          <w:lang w:val="en-US" w:eastAsia="ru-RU"/>
+        </w:rPr>
+        <w:t>str</w:t>
+      </w:r>
+      <w:proofErr w:type="spellEnd"/>
+      <w:r>
+        <w:rPr>
+          <w:rFonts w:ascii="Consolas" w:eastAsia="Times New Roman" w:hAnsi="Consolas" w:cs="Times New Roman"/>
+          <w:color w:val="D4D4D4"/>
+          <w:kern w:val="0"/>
+          <w:sz w:val="15"/>
+          <w:szCs w:val="15"/>
+          <w:lang w:val="en-US" w:eastAsia="ru-RU"/>
+        </w:rPr>
+        <w:t xml:space="preserve"> == </w:t>
+      </w:r>
+      <w:r>
+        <w:rPr>
+          <w:rFonts w:ascii="Consolas" w:eastAsia="Times New Roman" w:hAnsi="Consolas" w:cs="Times New Roman"/>
+          <w:color w:val="CE9178"/>
+          <w:kern w:val="0"/>
+          <w:sz w:val="15"/>
+          <w:szCs w:val="15"/>
+          <w:lang w:val="en-US" w:eastAsia="ru-RU"/>
+        </w:rPr>
+        <w:t>'('</w:t>
+      </w:r>
+      <w:r>
+        <w:rPr>
+          <w:rFonts w:ascii="Consolas" w:eastAsia="Times New Roman" w:hAnsi="Consolas" w:cs="Times New Roman"/>
+          <w:color w:val="D4D4D4"/>
+          <w:kern w:val="0"/>
+          <w:sz w:val="15"/>
+          <w:szCs w:val="15"/>
+          <w:lang w:val="en-US" w:eastAsia="ru-RU"/>
+        </w:rPr>
+        <w:t xml:space="preserve">) </w:t>
+      </w:r>
+      <w:r>
+        <w:rPr>
+          <w:rFonts w:ascii="Consolas" w:eastAsia="Times New Roman" w:hAnsi="Consolas" w:cs="Times New Roman"/>
+          <w:color w:val="569CD6"/>
+          <w:kern w:val="0"/>
+          <w:sz w:val="15"/>
+          <w:szCs w:val="15"/>
+          <w:lang w:val="en-US" w:eastAsia="ru-RU"/>
+        </w:rPr>
+        <w:t>return</w:t>
+      </w:r>
+      <w:r>
+        <w:rPr>
+          <w:rFonts w:ascii="Consolas" w:eastAsia="Times New Roman" w:hAnsi="Consolas" w:cs="Times New Roman"/>
+          <w:color w:val="D4D4D4"/>
+          <w:kern w:val="0"/>
+          <w:sz w:val="15"/>
+          <w:szCs w:val="15"/>
+          <w:lang w:val="en-US" w:eastAsia="ru-RU"/>
+        </w:rPr>
+        <w:t xml:space="preserve"> </w:t>
+      </w:r>
+      <w:proofErr w:type="spellStart"/>
+      <w:r>
+        <w:rPr>
+          <w:rFonts w:ascii="Consolas" w:eastAsia="Times New Roman" w:hAnsi="Consolas" w:cs="Times New Roman"/>
+          <w:color w:val="C8C8C8"/>
+          <w:kern w:val="0"/>
+          <w:sz w:val="15"/>
+          <w:szCs w:val="15"/>
+          <w:lang w:val="en-US" w:eastAsia="ru-RU"/>
+        </w:rPr>
+        <w:t>recurs_func</w:t>
+      </w:r>
+      <w:proofErr w:type="spellEnd"/>
+      <w:r>
+        <w:rPr>
+          <w:rFonts w:ascii="Consolas" w:eastAsia="Times New Roman" w:hAnsi="Consolas" w:cs="Times New Roman"/>
+          <w:color w:val="D4D4D4"/>
+          <w:kern w:val="0"/>
+          <w:sz w:val="15"/>
+          <w:szCs w:val="15"/>
+          <w:lang w:val="en-US" w:eastAsia="ru-RU"/>
+        </w:rPr>
+        <w:t>(</w:t>
+      </w:r>
+      <w:r>
+        <w:rPr>
+          <w:rFonts w:ascii="Consolas" w:eastAsia="Times New Roman" w:hAnsi="Consolas" w:cs="Times New Roman"/>
+          <w:color w:val="7F7F7F"/>
+          <w:kern w:val="0"/>
+          <w:sz w:val="15"/>
+          <w:szCs w:val="15"/>
+          <w:lang w:val="en-US" w:eastAsia="ru-RU"/>
+        </w:rPr>
+        <w:t>str</w:t>
+      </w:r>
+      <w:r>
+        <w:rPr>
+          <w:rFonts w:ascii="Consolas" w:eastAsia="Times New Roman" w:hAnsi="Consolas" w:cs="Times New Roman"/>
+          <w:color w:val="D4D4D4"/>
+          <w:kern w:val="0"/>
+          <w:sz w:val="15"/>
+          <w:szCs w:val="15"/>
+          <w:lang w:val="en-US" w:eastAsia="ru-RU"/>
+        </w:rPr>
+        <w:t>+</w:t>
+      </w:r>
+      <w:r>
+        <w:rPr>
+          <w:rFonts w:ascii="Consolas" w:eastAsia="Times New Roman" w:hAnsi="Consolas" w:cs="Times New Roman"/>
+          <w:color w:val="B5CEA8"/>
+          <w:kern w:val="0"/>
+          <w:sz w:val="15"/>
+          <w:szCs w:val="15"/>
+          <w:lang w:val="en-US" w:eastAsia="ru-RU"/>
+        </w:rPr>
+        <w:t>1</w:t>
+      </w:r>
+      <w:r>
+        <w:rPr>
+          <w:rFonts w:ascii="Consolas" w:eastAsia="Times New Roman" w:hAnsi="Consolas" w:cs="Times New Roman"/>
+          <w:color w:val="D4D4D4"/>
+          <w:kern w:val="0"/>
+          <w:sz w:val="15"/>
+          <w:szCs w:val="15"/>
+          <w:lang w:val="en-US" w:eastAsia="ru-RU"/>
+        </w:rPr>
+        <w:t xml:space="preserve">, </w:t>
+      </w:r>
+      <w:r>
+        <w:rPr>
+          <w:rFonts w:ascii="Consolas" w:eastAsia="Times New Roman" w:hAnsi="Consolas" w:cs="Times New Roman"/>
+          <w:color w:val="7F7F7F"/>
+          <w:kern w:val="0"/>
+          <w:sz w:val="15"/>
+          <w:szCs w:val="15"/>
+          <w:lang w:val="en-US" w:eastAsia="ru-RU"/>
+        </w:rPr>
+        <w:t>n</w:t>
+      </w:r>
+      <w:r>
+        <w:rPr>
+          <w:rFonts w:ascii="Consolas" w:eastAsia="Times New Roman" w:hAnsi="Consolas" w:cs="Times New Roman"/>
+          <w:color w:val="D4D4D4"/>
+          <w:kern w:val="0"/>
+          <w:sz w:val="15"/>
+          <w:szCs w:val="15"/>
+          <w:lang w:val="en-US" w:eastAsia="ru-RU"/>
+        </w:rPr>
+        <w:t>+</w:t>
+      </w:r>
+      <w:r>
+        <w:rPr>
+          <w:rFonts w:ascii="Consolas" w:eastAsia="Times New Roman" w:hAnsi="Consolas" w:cs="Times New Roman"/>
+          <w:color w:val="B5CEA8"/>
+          <w:kern w:val="0"/>
+          <w:sz w:val="15"/>
+          <w:szCs w:val="15"/>
+          <w:lang w:val="en-US" w:eastAsia="ru-RU"/>
+        </w:rPr>
+        <w:t>1</w:t>
+      </w:r>
+      <w:r>
+        <w:rPr>
+          <w:rFonts w:ascii="Consolas" w:eastAsia="Times New Roman" w:hAnsi="Consolas" w:cs="Times New Roman"/>
+          <w:color w:val="D4D4D4"/>
+          <w:kern w:val="0"/>
+          <w:sz w:val="15"/>
+          <w:szCs w:val="15"/>
+          <w:lang w:val="en-US" w:eastAsia="ru-RU"/>
+        </w:rPr>
+        <w:t>);</w:t>
+      </w:r>
+    </w:p>
+    <w:p>
+      <w:pPr>
+        <w:shd w:val="clear" w:color="auto" w:fill="1E1E1E"/>
+        <w:spacing w:after="0" w:line="207" w:lineRule="atLeast"/>
+        <w:rPr>
+          <w:rFonts w:ascii="Consolas" w:eastAsia="Times New Roman" w:hAnsi="Consolas" w:cs="Times New Roman"/>
+          <w:color w:val="D4D4D4"/>
+          <w:kern w:val="0"/>
+          <w:sz w:val="15"/>
+          <w:szCs w:val="15"/>
+          <w:lang w:val="en-US" w:eastAsia="ru-RU"/>
+        </w:rPr>
+      </w:pPr>
+    </w:p>
+    <w:p>
+      <w:pPr>
+        <w:shd w:val="clear" w:color="auto" w:fill="1E1E1E"/>
+        <w:spacing w:after="0" w:line="207" w:lineRule="atLeast"/>
+        <w:rPr>
+          <w:rFonts w:ascii="Consolas" w:eastAsia="Times New Roman" w:hAnsi="Consolas" w:cs="Times New Roman"/>
+          <w:color w:val="D4D4D4"/>
+          <w:kern w:val="0"/>
+          <w:sz w:val="15"/>
+          <w:szCs w:val="15"/>
+          <w:lang w:val="en-US" w:eastAsia="ru-RU"/>
+        </w:rPr>
+      </w:pPr>
+      <w:r>
+        <w:rPr>
+          <w:rFonts w:ascii="Consolas" w:eastAsia="Times New Roman" w:hAnsi="Consolas" w:cs="Times New Roman"/>
+          <w:color w:val="D4D4D4"/>
+          <w:kern w:val="0"/>
+          <w:sz w:val="15"/>
+          <w:szCs w:val="15"/>
+          <w:lang w:val="en-US" w:eastAsia="ru-RU"/>
+        </w:rPr>
+        <w:t xml:space="preserve">    </w:t>
+      </w:r>
+      <w:proofErr w:type="gramStart"/>
+      <w:r>
+        <w:rPr>
+          <w:rFonts w:ascii="Consolas" w:eastAsia="Times New Roman" w:hAnsi="Consolas" w:cs="Times New Roman"/>
+          <w:color w:val="569CD6"/>
+          <w:kern w:val="0"/>
+          <w:sz w:val="15"/>
+          <w:szCs w:val="15"/>
+          <w:lang w:val="en-US" w:eastAsia="ru-RU"/>
+        </w:rPr>
+        <w:t>else</w:t>
+      </w:r>
+      <w:proofErr w:type="gramEnd"/>
+      <w:r>
+        <w:rPr>
+          <w:rFonts w:ascii="Consolas" w:eastAsia="Times New Roman" w:hAnsi="Consolas" w:cs="Times New Roman"/>
+          <w:color w:val="D4D4D4"/>
+          <w:kern w:val="0"/>
+          <w:sz w:val="15"/>
+          <w:szCs w:val="15"/>
+          <w:lang w:val="en-US" w:eastAsia="ru-RU"/>
+        </w:rPr>
+        <w:t xml:space="preserve"> </w:t>
+      </w:r>
+      <w:r>
+        <w:rPr>
+          <w:rFonts w:ascii="Consolas" w:eastAsia="Times New Roman" w:hAnsi="Consolas" w:cs="Times New Roman"/>
+          <w:color w:val="569CD6"/>
+          <w:kern w:val="0"/>
+          <w:sz w:val="15"/>
+          <w:szCs w:val="15"/>
+          <w:lang w:val="en-US" w:eastAsia="ru-RU"/>
+        </w:rPr>
+        <w:t>if</w:t>
+      </w:r>
+      <w:r>
+        <w:rPr>
+          <w:rFonts w:ascii="Consolas" w:eastAsia="Times New Roman" w:hAnsi="Consolas" w:cs="Times New Roman"/>
+          <w:color w:val="D4D4D4"/>
+          <w:kern w:val="0"/>
+          <w:sz w:val="15"/>
+          <w:szCs w:val="15"/>
+          <w:lang w:val="en-US" w:eastAsia="ru-RU"/>
+        </w:rPr>
+        <w:t xml:space="preserve"> (*</w:t>
+      </w:r>
+      <w:proofErr w:type="spellStart"/>
+      <w:r>
+        <w:rPr>
+          <w:rFonts w:ascii="Consolas" w:eastAsia="Times New Roman" w:hAnsi="Consolas" w:cs="Times New Roman"/>
+          <w:color w:val="7F7F7F"/>
+          <w:kern w:val="0"/>
+          <w:sz w:val="15"/>
+          <w:szCs w:val="15"/>
+          <w:lang w:val="en-US" w:eastAsia="ru-RU"/>
+        </w:rPr>
+        <w:t>str</w:t>
+      </w:r>
+      <w:proofErr w:type="spellEnd"/>
+      <w:r>
+        <w:rPr>
+          <w:rFonts w:ascii="Consolas" w:eastAsia="Times New Roman" w:hAnsi="Consolas" w:cs="Times New Roman"/>
+          <w:color w:val="D4D4D4"/>
+          <w:kern w:val="0"/>
+          <w:sz w:val="15"/>
+          <w:szCs w:val="15"/>
+          <w:lang w:val="en-US" w:eastAsia="ru-RU"/>
+        </w:rPr>
+        <w:t xml:space="preserve"> == </w:t>
+      </w:r>
+      <w:r>
+        <w:rPr>
+          <w:rFonts w:ascii="Consolas" w:eastAsia="Times New Roman" w:hAnsi="Consolas" w:cs="Times New Roman"/>
+          <w:color w:val="CE9178"/>
+          <w:kern w:val="0"/>
+          <w:sz w:val="15"/>
+          <w:szCs w:val="15"/>
+          <w:lang w:val="en-US" w:eastAsia="ru-RU"/>
+        </w:rPr>
+        <w:t>')'</w:t>
+      </w:r>
+      <w:r>
+        <w:rPr>
+          <w:rFonts w:ascii="Consolas" w:eastAsia="Times New Roman" w:hAnsi="Consolas" w:cs="Times New Roman"/>
+          <w:color w:val="D4D4D4"/>
+          <w:kern w:val="0"/>
+          <w:sz w:val="15"/>
+          <w:szCs w:val="15"/>
+          <w:lang w:val="en-US" w:eastAsia="ru-RU"/>
+        </w:rPr>
+        <w:t xml:space="preserve">) </w:t>
+      </w:r>
+      <w:r>
+        <w:rPr>
+          <w:rFonts w:ascii="Consolas" w:eastAsia="Times New Roman" w:hAnsi="Consolas" w:cs="Times New Roman"/>
+          <w:color w:val="569CD6"/>
+          <w:kern w:val="0"/>
+          <w:sz w:val="15"/>
+          <w:szCs w:val="15"/>
+          <w:lang w:val="en-US" w:eastAsia="ru-RU"/>
+        </w:rPr>
+        <w:t>return</w:t>
+      </w:r>
+      <w:r>
+        <w:rPr>
+          <w:rFonts w:ascii="Consolas" w:eastAsia="Times New Roman" w:hAnsi="Consolas" w:cs="Times New Roman"/>
+          <w:color w:val="D4D4D4"/>
+          <w:kern w:val="0"/>
+          <w:sz w:val="15"/>
+          <w:szCs w:val="15"/>
+          <w:lang w:val="en-US" w:eastAsia="ru-RU"/>
+        </w:rPr>
+        <w:t xml:space="preserve"> </w:t>
+      </w:r>
+      <w:proofErr w:type="spellStart"/>
+      <w:r>
+        <w:rPr>
+          <w:rFonts w:ascii="Consolas" w:eastAsia="Times New Roman" w:hAnsi="Consolas" w:cs="Times New Roman"/>
+          <w:color w:val="C8C8C8"/>
+          <w:kern w:val="0"/>
+          <w:sz w:val="15"/>
+          <w:szCs w:val="15"/>
+          <w:lang w:val="en-US" w:eastAsia="ru-RU"/>
+        </w:rPr>
+        <w:t>recurs_func</w:t>
+      </w:r>
+      <w:proofErr w:type="spellEnd"/>
+      <w:r>
+        <w:rPr>
+          <w:rFonts w:ascii="Consolas" w:eastAsia="Times New Roman" w:hAnsi="Consolas" w:cs="Times New Roman"/>
+          <w:color w:val="D4D4D4"/>
+          <w:kern w:val="0"/>
+          <w:sz w:val="15"/>
+          <w:szCs w:val="15"/>
+          <w:lang w:val="en-US" w:eastAsia="ru-RU"/>
+        </w:rPr>
+        <w:t>(</w:t>
+      </w:r>
+      <w:r>
+        <w:rPr>
+          <w:rFonts w:ascii="Consolas" w:eastAsia="Times New Roman" w:hAnsi="Consolas" w:cs="Times New Roman"/>
+          <w:color w:val="7F7F7F"/>
+          <w:kern w:val="0"/>
+          <w:sz w:val="15"/>
+          <w:szCs w:val="15"/>
+          <w:lang w:val="en-US" w:eastAsia="ru-RU"/>
+        </w:rPr>
+        <w:t>str</w:t>
+      </w:r>
+      <w:r>
+        <w:rPr>
+          <w:rFonts w:ascii="Consolas" w:eastAsia="Times New Roman" w:hAnsi="Consolas" w:cs="Times New Roman"/>
+          <w:color w:val="D4D4D4"/>
+          <w:kern w:val="0"/>
+          <w:sz w:val="15"/>
+          <w:szCs w:val="15"/>
+          <w:lang w:val="en-US" w:eastAsia="ru-RU"/>
+        </w:rPr>
+        <w:t>+</w:t>
+      </w:r>
+      <w:r>
+        <w:rPr>
+          <w:rFonts w:ascii="Consolas" w:eastAsia="Times New Roman" w:hAnsi="Consolas" w:cs="Times New Roman"/>
+          <w:color w:val="B5CEA8"/>
+          <w:kern w:val="0"/>
+          <w:sz w:val="15"/>
+          <w:szCs w:val="15"/>
+          <w:lang w:val="en-US" w:eastAsia="ru-RU"/>
+        </w:rPr>
+        <w:t>1</w:t>
+      </w:r>
+      <w:r>
+        <w:rPr>
+          <w:rFonts w:ascii="Consolas" w:eastAsia="Times New Roman" w:hAnsi="Consolas" w:cs="Times New Roman"/>
+          <w:color w:val="D4D4D4"/>
+          <w:kern w:val="0"/>
+          <w:sz w:val="15"/>
+          <w:szCs w:val="15"/>
+          <w:lang w:val="en-US" w:eastAsia="ru-RU"/>
+        </w:rPr>
+        <w:t xml:space="preserve">, </w:t>
+      </w:r>
+      <w:r>
+        <w:rPr>
+          <w:rFonts w:ascii="Consolas" w:eastAsia="Times New Roman" w:hAnsi="Consolas" w:cs="Times New Roman"/>
+          <w:color w:val="7F7F7F"/>
+          <w:kern w:val="0"/>
+          <w:sz w:val="15"/>
+          <w:szCs w:val="15"/>
+          <w:lang w:val="en-US" w:eastAsia="ru-RU"/>
+        </w:rPr>
+        <w:t>n</w:t>
+      </w:r>
+      <w:r>
+        <w:rPr>
+          <w:rFonts w:ascii="Consolas" w:eastAsia="Times New Roman" w:hAnsi="Consolas" w:cs="Times New Roman"/>
+          <w:color w:val="D4D4D4"/>
+          <w:kern w:val="0"/>
+          <w:sz w:val="15"/>
+          <w:szCs w:val="15"/>
+          <w:lang w:val="en-US" w:eastAsia="ru-RU"/>
+        </w:rPr>
+        <w:t>-</w:t>
+      </w:r>
+      <w:r>
+        <w:rPr>
+          <w:rFonts w:ascii="Consolas" w:eastAsia="Times New Roman" w:hAnsi="Consolas" w:cs="Times New Roman"/>
+          <w:color w:val="B5CEA8"/>
+          <w:kern w:val="0"/>
+          <w:sz w:val="15"/>
+          <w:szCs w:val="15"/>
+          <w:lang w:val="en-US" w:eastAsia="ru-RU"/>
+        </w:rPr>
+        <w:t>1</w:t>
+      </w:r>
+      <w:r>
+        <w:rPr>
+          <w:rFonts w:ascii="Consolas" w:eastAsia="Times New Roman" w:hAnsi="Consolas" w:cs="Times New Roman"/>
+          <w:color w:val="D4D4D4"/>
+          <w:kern w:val="0"/>
+          <w:sz w:val="15"/>
+          <w:szCs w:val="15"/>
+          <w:lang w:val="en-US" w:eastAsia="ru-RU"/>
+        </w:rPr>
+        <w:t>);</w:t>
+      </w:r>
+    </w:p>
+    <w:p>
+      <w:pPr>
+        <w:shd w:val="clear" w:color="auto" w:fill="1E1E1E"/>
+        <w:spacing w:after="0" w:line="207" w:lineRule="atLeast"/>
+        <w:rPr>
+          <w:rFonts w:ascii="Consolas" w:eastAsia="Times New Roman" w:hAnsi="Consolas" w:cs="Times New Roman"/>
+          <w:color w:val="D4D4D4"/>
+          <w:kern w:val="0"/>
+          <w:sz w:val="15"/>
+          <w:szCs w:val="15"/>
+          <w:lang w:val="en-US" w:eastAsia="ru-RU"/>
+        </w:rPr>
+      </w:pPr>
+    </w:p>
+    <w:p>
+      <w:pPr>
+        <w:shd w:val="clear" w:color="auto" w:fill="1E1E1E"/>
+        <w:spacing w:after="0" w:line="207" w:lineRule="atLeast"/>
+        <w:rPr>
+          <w:rFonts w:ascii="Consolas" w:eastAsia="Times New Roman" w:hAnsi="Consolas" w:cs="Times New Roman"/>
+          <w:color w:val="D4D4D4"/>
+          <w:kern w:val="0"/>
+          <w:sz w:val="15"/>
+          <w:szCs w:val="15"/>
+          <w:lang w:val="en-US" w:eastAsia="ru-RU"/>
+        </w:rPr>
+      </w:pPr>
+      <w:r>
+        <w:rPr>
+          <w:rFonts w:ascii="Consolas" w:eastAsia="Times New Roman" w:hAnsi="Consolas" w:cs="Times New Roman"/>
+          <w:color w:val="D4D4D4"/>
+          <w:kern w:val="0"/>
+          <w:sz w:val="15"/>
+          <w:szCs w:val="15"/>
+          <w:lang w:val="en-US" w:eastAsia="ru-RU"/>
+        </w:rPr>
+        <w:t xml:space="preserve">    </w:t>
+      </w:r>
+      <w:proofErr w:type="gramStart"/>
+      <w:r>
+        <w:rPr>
+          <w:rFonts w:ascii="Consolas" w:eastAsia="Times New Roman" w:hAnsi="Consolas" w:cs="Times New Roman"/>
+          <w:color w:val="569CD6"/>
+          <w:kern w:val="0"/>
+          <w:sz w:val="15"/>
+          <w:szCs w:val="15"/>
+          <w:lang w:val="en-US" w:eastAsia="ru-RU"/>
+        </w:rPr>
+        <w:t>else</w:t>
+      </w:r>
+      <w:proofErr w:type="gramEnd"/>
+      <w:r>
+        <w:rPr>
+          <w:rFonts w:ascii="Consolas" w:eastAsia="Times New Roman" w:hAnsi="Consolas" w:cs="Times New Roman"/>
+          <w:color w:val="D4D4D4"/>
+          <w:kern w:val="0"/>
+          <w:sz w:val="15"/>
+          <w:szCs w:val="15"/>
+          <w:lang w:val="en-US" w:eastAsia="ru-RU"/>
+        </w:rPr>
+        <w:t xml:space="preserve"> </w:t>
+      </w:r>
+      <w:r>
+        <w:rPr>
+          <w:rFonts w:ascii="Consolas" w:eastAsia="Times New Roman" w:hAnsi="Consolas" w:cs="Times New Roman"/>
+          <w:color w:val="569CD6"/>
+          <w:kern w:val="0"/>
+          <w:sz w:val="15"/>
+          <w:szCs w:val="15"/>
+          <w:lang w:val="en-US" w:eastAsia="ru-RU"/>
+        </w:rPr>
+        <w:t>return</w:t>
+      </w:r>
+      <w:r>
+        <w:rPr>
+          <w:rFonts w:ascii="Consolas" w:eastAsia="Times New Roman" w:hAnsi="Consolas" w:cs="Times New Roman"/>
+          <w:color w:val="D4D4D4"/>
+          <w:kern w:val="0"/>
+          <w:sz w:val="15"/>
+          <w:szCs w:val="15"/>
+          <w:lang w:val="en-US" w:eastAsia="ru-RU"/>
+        </w:rPr>
+        <w:t xml:space="preserve"> </w:t>
+      </w:r>
+      <w:proofErr w:type="spellStart"/>
+      <w:r>
+        <w:rPr>
+          <w:rFonts w:ascii="Consolas" w:eastAsia="Times New Roman" w:hAnsi="Consolas" w:cs="Times New Roman"/>
+          <w:color w:val="C8C8C8"/>
+          <w:kern w:val="0"/>
+          <w:sz w:val="15"/>
+          <w:szCs w:val="15"/>
+          <w:lang w:val="en-US" w:eastAsia="ru-RU"/>
+        </w:rPr>
+        <w:t>recurs_func</w:t>
+      </w:r>
+      <w:proofErr w:type="spellEnd"/>
+      <w:r>
+        <w:rPr>
+          <w:rFonts w:ascii="Consolas" w:eastAsia="Times New Roman" w:hAnsi="Consolas" w:cs="Times New Roman"/>
+          <w:color w:val="D4D4D4"/>
+          <w:kern w:val="0"/>
+          <w:sz w:val="15"/>
+          <w:szCs w:val="15"/>
+          <w:lang w:val="en-US" w:eastAsia="ru-RU"/>
+        </w:rPr>
+        <w:t>(</w:t>
+      </w:r>
+      <w:r>
+        <w:rPr>
+          <w:rFonts w:ascii="Consolas" w:eastAsia="Times New Roman" w:hAnsi="Consolas" w:cs="Times New Roman"/>
+          <w:color w:val="7F7F7F"/>
+          <w:kern w:val="0"/>
+          <w:sz w:val="15"/>
+          <w:szCs w:val="15"/>
+          <w:lang w:val="en-US" w:eastAsia="ru-RU"/>
+        </w:rPr>
+        <w:t>str</w:t>
+      </w:r>
+      <w:r>
+        <w:rPr>
+          <w:rFonts w:ascii="Consolas" w:eastAsia="Times New Roman" w:hAnsi="Consolas" w:cs="Times New Roman"/>
+          <w:color w:val="D4D4D4"/>
+          <w:kern w:val="0"/>
+          <w:sz w:val="15"/>
+          <w:szCs w:val="15"/>
+          <w:lang w:val="en-US" w:eastAsia="ru-RU"/>
+        </w:rPr>
+        <w:t>+</w:t>
+      </w:r>
+      <w:r>
+        <w:rPr>
+          <w:rFonts w:ascii="Consolas" w:eastAsia="Times New Roman" w:hAnsi="Consolas" w:cs="Times New Roman"/>
+          <w:color w:val="B5CEA8"/>
+          <w:kern w:val="0"/>
+          <w:sz w:val="15"/>
+          <w:szCs w:val="15"/>
+          <w:lang w:val="en-US" w:eastAsia="ru-RU"/>
+        </w:rPr>
+        <w:t>1</w:t>
+      </w:r>
+      <w:r>
+        <w:rPr>
+          <w:rFonts w:ascii="Consolas" w:eastAsia="Times New Roman" w:hAnsi="Consolas" w:cs="Times New Roman"/>
+          <w:color w:val="D4D4D4"/>
+          <w:kern w:val="0"/>
+          <w:sz w:val="15"/>
+          <w:szCs w:val="15"/>
+          <w:lang w:val="en-US" w:eastAsia="ru-RU"/>
+        </w:rPr>
+        <w:t xml:space="preserve">, </w:t>
+      </w:r>
+      <w:r>
+        <w:rPr>
+          <w:rFonts w:ascii="Consolas" w:eastAsia="Times New Roman" w:hAnsi="Consolas" w:cs="Times New Roman"/>
+          <w:color w:val="7F7F7F"/>
+          <w:kern w:val="0"/>
+          <w:sz w:val="15"/>
+          <w:szCs w:val="15"/>
+          <w:lang w:val="en-US" w:eastAsia="ru-RU"/>
+        </w:rPr>
+        <w:t>n</w:t>
+      </w:r>
+      <w:r>
+        <w:rPr>
+          <w:rFonts w:ascii="Consolas" w:eastAsia="Times New Roman" w:hAnsi="Consolas" w:cs="Times New Roman"/>
+          <w:color w:val="D4D4D4"/>
+          <w:kern w:val="0"/>
+          <w:sz w:val="15"/>
+          <w:szCs w:val="15"/>
+          <w:lang w:val="en-US" w:eastAsia="ru-RU"/>
+        </w:rPr>
+        <w:t>);</w:t>
+      </w:r>
+    </w:p>
+    <w:p>
+      <w:pPr>
+        <w:shd w:val="clear" w:color="auto" w:fill="1E1E1E"/>
+        <w:spacing w:after="0" w:line="207" w:lineRule="atLeast"/>
+        <w:rPr>
+          <w:rFonts w:ascii="Consolas" w:eastAsia="Times New Roman" w:hAnsi="Consolas" w:cs="Times New Roman"/>
+          <w:color w:val="D4D4D4"/>
+          <w:kern w:val="0"/>
+          <w:sz w:val="15"/>
+          <w:szCs w:val="15"/>
+          <w:lang w:val="en-US" w:eastAsia="ru-RU"/>
+        </w:rPr>
+      </w:pPr>
+    </w:p>
+    <w:p>
+      <w:pPr>
+        <w:shd w:val="clear" w:color="auto" w:fill="1E1E1E"/>
+        <w:spacing w:after="0" w:line="207" w:lineRule="atLeast"/>
+        <w:rPr>
+          <w:rFonts w:ascii="Consolas" w:eastAsia="Times New Roman" w:hAnsi="Consolas" w:cs="Times New Roman"/>
+          <w:color w:val="D4D4D4"/>
+          <w:kern w:val="0"/>
+          <w:sz w:val="15"/>
+          <w:szCs w:val="15"/>
+          <w:lang w:eastAsia="ru-RU"/>
+        </w:rPr>
+      </w:pPr>
+      <w:r>
+        <w:rPr>
+          <w:rFonts w:ascii="Consolas" w:eastAsia="Times New Roman" w:hAnsi="Consolas" w:cs="Times New Roman"/>
+          <w:color w:val="D4D4D4"/>
+          <w:kern w:val="0"/>
+          <w:sz w:val="15"/>
+          <w:szCs w:val="15"/>
+          <w:lang w:eastAsia="ru-RU"/>
+        </w:rPr>
+        <w:t>}</w:t>
+      </w:r>
+    </w:p>
+    <w:p>
+      <w:pPr>
+        <w:shd w:val="clear" w:color="auto" w:fill="1E1E1E"/>
+        <w:spacing w:after="0" w:line="207" w:lineRule="atLeast"/>
+        <w:rPr>
+          <w:rFonts w:ascii="Consolas" w:eastAsia="Times New Roman" w:hAnsi="Consolas" w:cs="Times New Roman"/>
+          <w:color w:val="D4D4D4"/>
+          <w:kern w:val="0"/>
+          <w:sz w:val="15"/>
+          <w:szCs w:val="15"/>
+          <w:lang w:eastAsia="ru-RU"/>
+        </w:rPr>
+      </w:pPr>
+    </w:p>
+    <w:p>
+      <w:pPr>
+        <w:shd w:val="clear" w:color="auto" w:fill="1E1E1E"/>
+        <w:spacing w:after="0" w:line="207" w:lineRule="atLeast"/>
+        <w:rPr>
+          <w:rFonts w:ascii="Consolas" w:eastAsia="Times New Roman" w:hAnsi="Consolas" w:cs="Times New Roman"/>
+          <w:color w:val="D4D4D4"/>
+          <w:kern w:val="0"/>
+          <w:sz w:val="15"/>
+          <w:szCs w:val="15"/>
+          <w:lang w:eastAsia="ru-RU"/>
+        </w:rPr>
+      </w:pPr>
+      <w:proofErr w:type="spellStart"/>
+      <w:r>
+        <w:rPr>
+          <w:rFonts w:ascii="Consolas" w:eastAsia="Times New Roman" w:hAnsi="Consolas" w:cs="Times New Roman"/>
+          <w:color w:val="569CD6"/>
+          <w:kern w:val="0"/>
+          <w:sz w:val="15"/>
+          <w:szCs w:val="15"/>
+          <w:lang w:eastAsia="ru-RU"/>
+        </w:rPr>
+        <w:t>int</w:t>
+      </w:r>
+      <w:proofErr w:type="spellEnd"/>
+      <w:r>
+        <w:rPr>
+          <w:rFonts w:ascii="Consolas" w:eastAsia="Times New Roman" w:hAnsi="Consolas" w:cs="Times New Roman"/>
+          <w:color w:val="D4D4D4"/>
+          <w:kern w:val="0"/>
+          <w:sz w:val="15"/>
+          <w:szCs w:val="15"/>
+          <w:lang w:eastAsia="ru-RU"/>
+        </w:rPr>
+        <w:t xml:space="preserve"> </w:t>
+      </w:r>
+      <w:proofErr w:type="spellStart"/>
+      <w:r>
+        <w:rPr>
+          <w:rFonts w:ascii="Consolas" w:eastAsia="Times New Roman" w:hAnsi="Consolas" w:cs="Times New Roman"/>
+          <w:color w:val="C8C8C8"/>
+          <w:kern w:val="0"/>
+          <w:sz w:val="15"/>
+          <w:szCs w:val="15"/>
+          <w:lang w:eastAsia="ru-RU"/>
+        </w:rPr>
+        <w:t>main</w:t>
+      </w:r>
+      <w:proofErr w:type="spellEnd"/>
+      <w:r>
+        <w:rPr>
+          <w:rFonts w:ascii="Consolas" w:eastAsia="Times New Roman" w:hAnsi="Consolas" w:cs="Times New Roman"/>
+          <w:color w:val="D4D4D4"/>
+          <w:kern w:val="0"/>
+          <w:sz w:val="15"/>
+          <w:szCs w:val="15"/>
+          <w:lang w:eastAsia="ru-RU"/>
+        </w:rPr>
+        <w:t xml:space="preserve">() </w:t>
+      </w:r>
+      <w:proofErr w:type="gramStart"/>
+      <w:r>
+        <w:rPr>
+          <w:rFonts w:ascii="Consolas" w:eastAsia="Times New Roman" w:hAnsi="Consolas" w:cs="Times New Roman"/>
+          <w:color w:val="D4D4D4"/>
+          <w:kern w:val="0"/>
+          <w:sz w:val="15"/>
+          <w:szCs w:val="15"/>
+          <w:lang w:eastAsia="ru-RU"/>
+        </w:rPr>
+        <w:t>{</w:t>
+      </w:r>
+      <w:r>
+        <w:rPr>
+          <w:rFonts w:ascii="Consolas" w:eastAsia="Times New Roman" w:hAnsi="Consolas" w:cs="Times New Roman"/>
+          <w:color w:val="6A9955"/>
+          <w:kern w:val="0"/>
+          <w:sz w:val="15"/>
+          <w:szCs w:val="15"/>
+          <w:lang w:eastAsia="ru-RU"/>
+        </w:rPr>
+        <w:t xml:space="preserve">   </w:t>
+      </w:r>
+      <w:proofErr w:type="gramEnd"/>
+      <w:r>
+        <w:rPr>
+          <w:rFonts w:ascii="Consolas" w:eastAsia="Times New Roman" w:hAnsi="Consolas" w:cs="Times New Roman"/>
+          <w:color w:val="6A9955"/>
+          <w:kern w:val="0"/>
+          <w:sz w:val="15"/>
+          <w:szCs w:val="15"/>
+          <w:lang w:eastAsia="ru-RU"/>
+        </w:rPr>
+        <w:t>// Задача "Проверка скобок"  </w:t>
+      </w:r>
+    </w:p>
+    <w:p>
+      <w:pPr>
+        <w:shd w:val="clear" w:color="auto" w:fill="1E1E1E"/>
+        <w:spacing w:after="0" w:line="207" w:lineRule="atLeast"/>
+        <w:rPr>
+          <w:rFonts w:ascii="Consolas" w:eastAsia="Times New Roman" w:hAnsi="Consolas" w:cs="Times New Roman"/>
+          <w:color w:val="D4D4D4"/>
+          <w:kern w:val="0"/>
+          <w:sz w:val="15"/>
+          <w:szCs w:val="15"/>
+          <w:lang w:eastAsia="ru-RU"/>
+        </w:rPr>
+      </w:pPr>
+    </w:p>
+    <w:p>
+      <w:pPr>
+        <w:shd w:val="clear" w:color="auto" w:fill="1E1E1E"/>
+        <w:spacing w:after="0" w:line="207" w:lineRule="atLeast"/>
+        <w:rPr>
+          <w:rFonts w:ascii="Consolas" w:eastAsia="Times New Roman" w:hAnsi="Consolas" w:cs="Times New Roman"/>
+          <w:color w:val="D4D4D4"/>
+          <w:kern w:val="0"/>
+          <w:sz w:val="15"/>
+          <w:szCs w:val="15"/>
+          <w:lang w:val="en-US" w:eastAsia="ru-RU"/>
+        </w:rPr>
+      </w:pPr>
+      <w:r>
+        <w:rPr>
+          <w:rFonts w:ascii="Consolas" w:eastAsia="Times New Roman" w:hAnsi="Consolas" w:cs="Times New Roman"/>
+          <w:color w:val="D4D4D4"/>
+          <w:kern w:val="0"/>
+          <w:sz w:val="15"/>
+          <w:szCs w:val="15"/>
+          <w:lang w:eastAsia="ru-RU"/>
+        </w:rPr>
+        <w:lastRenderedPageBreak/>
+        <w:t xml:space="preserve">    </w:t>
+      </w:r>
+      <w:proofErr w:type="spellStart"/>
+      <w:proofErr w:type="gramStart"/>
+      <w:r>
+        <w:rPr>
+          <w:rFonts w:ascii="Consolas" w:eastAsia="Times New Roman" w:hAnsi="Consolas" w:cs="Times New Roman"/>
+          <w:color w:val="C8C8C8"/>
+          <w:kern w:val="0"/>
+          <w:sz w:val="15"/>
+          <w:szCs w:val="15"/>
+          <w:lang w:val="en-US" w:eastAsia="ru-RU"/>
+        </w:rPr>
+        <w:t>setlocale</w:t>
+      </w:r>
+      <w:proofErr w:type="spellEnd"/>
+      <w:r>
+        <w:rPr>
+          <w:rFonts w:ascii="Consolas" w:eastAsia="Times New Roman" w:hAnsi="Consolas" w:cs="Times New Roman"/>
+          <w:color w:val="D4D4D4"/>
+          <w:kern w:val="0"/>
+          <w:sz w:val="15"/>
+          <w:szCs w:val="15"/>
+          <w:lang w:val="en-US" w:eastAsia="ru-RU"/>
+        </w:rPr>
+        <w:t>(</w:t>
+      </w:r>
+      <w:proofErr w:type="gramEnd"/>
+      <w:r>
+        <w:rPr>
+          <w:rFonts w:ascii="Consolas" w:eastAsia="Times New Roman" w:hAnsi="Consolas" w:cs="Times New Roman"/>
+          <w:color w:val="BD63C5"/>
+          <w:kern w:val="0"/>
+          <w:sz w:val="15"/>
+          <w:szCs w:val="15"/>
+          <w:lang w:val="en-US" w:eastAsia="ru-RU"/>
+        </w:rPr>
+        <w:t>LC_ALL</w:t>
+      </w:r>
+      <w:r>
+        <w:rPr>
+          <w:rFonts w:ascii="Consolas" w:eastAsia="Times New Roman" w:hAnsi="Consolas" w:cs="Times New Roman"/>
+          <w:color w:val="D4D4D4"/>
+          <w:kern w:val="0"/>
+          <w:sz w:val="15"/>
+          <w:szCs w:val="15"/>
+          <w:lang w:val="en-US" w:eastAsia="ru-RU"/>
+        </w:rPr>
+        <w:t xml:space="preserve">, </w:t>
+      </w:r>
+      <w:r>
+        <w:rPr>
+          <w:rFonts w:ascii="Consolas" w:eastAsia="Times New Roman" w:hAnsi="Consolas" w:cs="Times New Roman"/>
+          <w:color w:val="CE9178"/>
+          <w:kern w:val="0"/>
+          <w:sz w:val="15"/>
+          <w:szCs w:val="15"/>
+          <w:lang w:val="en-US" w:eastAsia="ru-RU"/>
+        </w:rPr>
+        <w:t>"Russian"</w:t>
+      </w:r>
+      <w:r>
+        <w:rPr>
+          <w:rFonts w:ascii="Consolas" w:eastAsia="Times New Roman" w:hAnsi="Consolas" w:cs="Times New Roman"/>
+          <w:color w:val="D4D4D4"/>
+          <w:kern w:val="0"/>
+          <w:sz w:val="15"/>
+          <w:szCs w:val="15"/>
+          <w:lang w:val="en-US" w:eastAsia="ru-RU"/>
+        </w:rPr>
+        <w:t>);</w:t>
+      </w:r>
+    </w:p>
+    <w:p>
+      <w:pPr>
+        <w:shd w:val="clear" w:color="auto" w:fill="1E1E1E"/>
+        <w:spacing w:after="0" w:line="207" w:lineRule="atLeast"/>
+        <w:rPr>
+          <w:rFonts w:ascii="Consolas" w:eastAsia="Times New Roman" w:hAnsi="Consolas" w:cs="Times New Roman"/>
+          <w:color w:val="D4D4D4"/>
+          <w:kern w:val="0"/>
+          <w:sz w:val="15"/>
+          <w:szCs w:val="15"/>
+          <w:lang w:val="en-US" w:eastAsia="ru-RU"/>
+        </w:rPr>
+      </w:pPr>
+    </w:p>
+    <w:p>
+      <w:pPr>
+        <w:shd w:val="clear" w:color="auto" w:fill="1E1E1E"/>
+        <w:spacing w:after="0" w:line="207" w:lineRule="atLeast"/>
+        <w:rPr>
+          <w:rFonts w:ascii="Consolas" w:eastAsia="Times New Roman" w:hAnsi="Consolas" w:cs="Times New Roman"/>
+          <w:color w:val="D4D4D4"/>
+          <w:kern w:val="0"/>
+          <w:sz w:val="15"/>
+          <w:szCs w:val="15"/>
+          <w:lang w:val="en-US" w:eastAsia="ru-RU"/>
+        </w:rPr>
+      </w:pPr>
+      <w:r>
+        <w:rPr>
+          <w:rFonts w:ascii="Consolas" w:eastAsia="Times New Roman" w:hAnsi="Consolas" w:cs="Times New Roman"/>
+          <w:color w:val="D4D4D4"/>
+          <w:kern w:val="0"/>
+          <w:sz w:val="15"/>
+          <w:szCs w:val="15"/>
+          <w:lang w:val="en-US" w:eastAsia="ru-RU"/>
+        </w:rPr>
+        <w:t xml:space="preserve">    </w:t>
+      </w:r>
+      <w:proofErr w:type="gramStart"/>
+      <w:r>
+        <w:rPr>
+          <w:rFonts w:ascii="Consolas" w:eastAsia="Times New Roman" w:hAnsi="Consolas" w:cs="Times New Roman"/>
+          <w:color w:val="569CD6"/>
+          <w:kern w:val="0"/>
+          <w:sz w:val="15"/>
+          <w:szCs w:val="15"/>
+          <w:lang w:val="en-US" w:eastAsia="ru-RU"/>
+        </w:rPr>
+        <w:t>char</w:t>
+      </w:r>
+      <w:proofErr w:type="gramEnd"/>
+      <w:r>
+        <w:rPr>
+          <w:rFonts w:ascii="Consolas" w:eastAsia="Times New Roman" w:hAnsi="Consolas" w:cs="Times New Roman"/>
+          <w:color w:val="D4D4D4"/>
+          <w:kern w:val="0"/>
+          <w:sz w:val="15"/>
+          <w:szCs w:val="15"/>
+          <w:lang w:val="en-US" w:eastAsia="ru-RU"/>
+        </w:rPr>
+        <w:t xml:space="preserve"> </w:t>
+      </w:r>
+      <w:proofErr w:type="spellStart"/>
+      <w:r>
+        <w:rPr>
+          <w:rFonts w:ascii="Consolas" w:eastAsia="Times New Roman" w:hAnsi="Consolas" w:cs="Times New Roman"/>
+          <w:color w:val="C8C8C8"/>
+          <w:kern w:val="0"/>
+          <w:sz w:val="15"/>
+          <w:szCs w:val="15"/>
+          <w:lang w:val="en-US" w:eastAsia="ru-RU"/>
+        </w:rPr>
+        <w:t>str</w:t>
+      </w:r>
+      <w:proofErr w:type="spellEnd"/>
+      <w:r>
+        <w:rPr>
+          <w:rFonts w:ascii="Consolas" w:eastAsia="Times New Roman" w:hAnsi="Consolas" w:cs="Times New Roman"/>
+          <w:color w:val="D4D4D4"/>
+          <w:kern w:val="0"/>
+          <w:sz w:val="15"/>
+          <w:szCs w:val="15"/>
+          <w:lang w:val="en-US" w:eastAsia="ru-RU"/>
+        </w:rPr>
+        <w:t>[</w:t>
+      </w:r>
+      <w:r>
+        <w:rPr>
+          <w:rFonts w:ascii="Consolas" w:eastAsia="Times New Roman" w:hAnsi="Consolas" w:cs="Times New Roman"/>
+          <w:color w:val="B5CEA8"/>
+          <w:kern w:val="0"/>
+          <w:sz w:val="15"/>
+          <w:szCs w:val="15"/>
+          <w:lang w:val="en-US" w:eastAsia="ru-RU"/>
+        </w:rPr>
+        <w:t>101</w:t>
+      </w:r>
+      <w:r>
+        <w:rPr>
+          <w:rFonts w:ascii="Consolas" w:eastAsia="Times New Roman" w:hAnsi="Consolas" w:cs="Times New Roman"/>
+          <w:color w:val="D4D4D4"/>
+          <w:kern w:val="0"/>
+          <w:sz w:val="15"/>
+          <w:szCs w:val="15"/>
+          <w:lang w:val="en-US" w:eastAsia="ru-RU"/>
+        </w:rPr>
+        <w:t>];</w:t>
+      </w:r>
+    </w:p>
+    <w:p>
+      <w:pPr>
+        <w:shd w:val="clear" w:color="auto" w:fill="1E1E1E"/>
+        <w:spacing w:after="0" w:line="207" w:lineRule="atLeast"/>
+        <w:rPr>
+          <w:rFonts w:ascii="Consolas" w:eastAsia="Times New Roman" w:hAnsi="Consolas" w:cs="Times New Roman"/>
+          <w:color w:val="D4D4D4"/>
+          <w:kern w:val="0"/>
+          <w:sz w:val="15"/>
+          <w:szCs w:val="15"/>
+          <w:lang w:val="en-US" w:eastAsia="ru-RU"/>
+        </w:rPr>
+      </w:pPr>
+    </w:p>
+    <w:p>
+      <w:pPr>
+        <w:shd w:val="clear" w:color="auto" w:fill="1E1E1E"/>
+        <w:spacing w:after="0" w:line="207" w:lineRule="atLeast"/>
+        <w:rPr>
+          <w:rFonts w:ascii="Consolas" w:eastAsia="Times New Roman" w:hAnsi="Consolas" w:cs="Times New Roman"/>
+          <w:color w:val="D4D4D4"/>
+          <w:kern w:val="0"/>
+          <w:sz w:val="15"/>
+          <w:szCs w:val="15"/>
+          <w:lang w:val="en-US" w:eastAsia="ru-RU"/>
+        </w:rPr>
+      </w:pPr>
+      <w:r>
+        <w:rPr>
+          <w:rFonts w:ascii="Consolas" w:eastAsia="Times New Roman" w:hAnsi="Consolas" w:cs="Times New Roman"/>
+          <w:color w:val="D4D4D4"/>
+          <w:kern w:val="0"/>
+          <w:sz w:val="15"/>
+          <w:szCs w:val="15"/>
+          <w:lang w:val="en-US" w:eastAsia="ru-RU"/>
+        </w:rPr>
+        <w:t xml:space="preserve">    </w:t>
+      </w:r>
+      <w:proofErr w:type="spellStart"/>
+      <w:proofErr w:type="gramStart"/>
+      <w:r>
+        <w:rPr>
+          <w:rFonts w:ascii="Consolas" w:eastAsia="Times New Roman" w:hAnsi="Consolas" w:cs="Times New Roman"/>
+          <w:color w:val="C8C8C8"/>
+          <w:kern w:val="0"/>
+          <w:sz w:val="15"/>
+          <w:szCs w:val="15"/>
+          <w:lang w:val="en-US" w:eastAsia="ru-RU"/>
+        </w:rPr>
+        <w:t>fgets</w:t>
+      </w:r>
+      <w:proofErr w:type="spellEnd"/>
+      <w:r>
+        <w:rPr>
+          <w:rFonts w:ascii="Consolas" w:eastAsia="Times New Roman" w:hAnsi="Consolas" w:cs="Times New Roman"/>
+          <w:color w:val="D4D4D4"/>
+          <w:kern w:val="0"/>
+          <w:sz w:val="15"/>
+          <w:szCs w:val="15"/>
+          <w:lang w:val="en-US" w:eastAsia="ru-RU"/>
+        </w:rPr>
+        <w:t>(</w:t>
+      </w:r>
+      <w:proofErr w:type="spellStart"/>
+      <w:proofErr w:type="gramEnd"/>
+      <w:r>
+        <w:rPr>
+          <w:rFonts w:ascii="Consolas" w:eastAsia="Times New Roman" w:hAnsi="Consolas" w:cs="Times New Roman"/>
+          <w:color w:val="C8C8C8"/>
+          <w:kern w:val="0"/>
+          <w:sz w:val="15"/>
+          <w:szCs w:val="15"/>
+          <w:lang w:val="en-US" w:eastAsia="ru-RU"/>
+        </w:rPr>
+        <w:t>str</w:t>
+      </w:r>
+      <w:proofErr w:type="spellEnd"/>
+      <w:r>
+        <w:rPr>
+          <w:rFonts w:ascii="Consolas" w:eastAsia="Times New Roman" w:hAnsi="Consolas" w:cs="Times New Roman"/>
+          <w:color w:val="D4D4D4"/>
+          <w:kern w:val="0"/>
+          <w:sz w:val="15"/>
+          <w:szCs w:val="15"/>
+          <w:lang w:val="en-US" w:eastAsia="ru-RU"/>
+        </w:rPr>
+        <w:t xml:space="preserve">, </w:t>
+      </w:r>
+      <w:r>
+        <w:rPr>
+          <w:rFonts w:ascii="Consolas" w:eastAsia="Times New Roman" w:hAnsi="Consolas" w:cs="Times New Roman"/>
+          <w:color w:val="B5CEA8"/>
+          <w:kern w:val="0"/>
+          <w:sz w:val="15"/>
+          <w:szCs w:val="15"/>
+          <w:lang w:val="en-US" w:eastAsia="ru-RU"/>
+        </w:rPr>
+        <w:t>101</w:t>
+      </w:r>
+      <w:r>
+        <w:rPr>
+          <w:rFonts w:ascii="Consolas" w:eastAsia="Times New Roman" w:hAnsi="Consolas" w:cs="Times New Roman"/>
+          <w:color w:val="D4D4D4"/>
+          <w:kern w:val="0"/>
+          <w:sz w:val="15"/>
+          <w:szCs w:val="15"/>
+          <w:lang w:val="en-US" w:eastAsia="ru-RU"/>
+        </w:rPr>
+        <w:t xml:space="preserve">, </w:t>
+      </w:r>
+      <w:proofErr w:type="spellStart"/>
+      <w:r>
+        <w:rPr>
+          <w:rFonts w:ascii="Consolas" w:eastAsia="Times New Roman" w:hAnsi="Consolas" w:cs="Times New Roman"/>
+          <w:color w:val="BD63C5"/>
+          <w:kern w:val="0"/>
+          <w:sz w:val="15"/>
+          <w:szCs w:val="15"/>
+          <w:lang w:val="en-US" w:eastAsia="ru-RU"/>
+        </w:rPr>
+        <w:t>stdin</w:t>
+      </w:r>
+      <w:proofErr w:type="spellEnd"/>
+      <w:r>
+        <w:rPr>
+          <w:rFonts w:ascii="Consolas" w:eastAsia="Times New Roman" w:hAnsi="Consolas" w:cs="Times New Roman"/>
+          <w:color w:val="D4D4D4"/>
+          <w:kern w:val="0"/>
+          <w:sz w:val="15"/>
+          <w:szCs w:val="15"/>
+          <w:lang w:val="en-US" w:eastAsia="ru-RU"/>
+        </w:rPr>
+        <w:t>);</w:t>
+      </w:r>
+    </w:p>
+    <w:p>
+      <w:pPr>
+        <w:shd w:val="clear" w:color="auto" w:fill="1E1E1E"/>
+        <w:spacing w:after="0" w:line="207" w:lineRule="atLeast"/>
+        <w:rPr>
+          <w:rFonts w:ascii="Consolas" w:eastAsia="Times New Roman" w:hAnsi="Consolas" w:cs="Times New Roman"/>
+          <w:color w:val="D4D4D4"/>
+          <w:kern w:val="0"/>
+          <w:sz w:val="15"/>
+          <w:szCs w:val="15"/>
+          <w:lang w:val="en-US" w:eastAsia="ru-RU"/>
+        </w:rPr>
+      </w:pPr>
+    </w:p>
+    <w:p>
+      <w:pPr>
+        <w:shd w:val="clear" w:color="auto" w:fill="1E1E1E"/>
+        <w:spacing w:after="0" w:line="207" w:lineRule="atLeast"/>
+        <w:rPr>
+          <w:rFonts w:ascii="Consolas" w:eastAsia="Times New Roman" w:hAnsi="Consolas" w:cs="Times New Roman"/>
+          <w:color w:val="D4D4D4"/>
+          <w:kern w:val="0"/>
+          <w:sz w:val="15"/>
+          <w:szCs w:val="15"/>
+          <w:lang w:val="en-US" w:eastAsia="ru-RU"/>
+        </w:rPr>
+      </w:pPr>
+      <w:r>
+        <w:rPr>
+          <w:rFonts w:ascii="Consolas" w:eastAsia="Times New Roman" w:hAnsi="Consolas" w:cs="Times New Roman"/>
+          <w:color w:val="D4D4D4"/>
+          <w:kern w:val="0"/>
+          <w:sz w:val="15"/>
+          <w:szCs w:val="15"/>
+          <w:lang w:val="en-US" w:eastAsia="ru-RU"/>
+        </w:rPr>
+        <w:t xml:space="preserve">    </w:t>
+      </w:r>
+      <w:proofErr w:type="spellStart"/>
+      <w:proofErr w:type="gramStart"/>
+      <w:r>
+        <w:rPr>
+          <w:rFonts w:ascii="Consolas" w:eastAsia="Times New Roman" w:hAnsi="Consolas" w:cs="Times New Roman"/>
+          <w:color w:val="569CD6"/>
+          <w:kern w:val="0"/>
+          <w:sz w:val="15"/>
+          <w:szCs w:val="15"/>
+          <w:lang w:val="en-US" w:eastAsia="ru-RU"/>
+        </w:rPr>
+        <w:t>int</w:t>
+      </w:r>
+      <w:proofErr w:type="spellEnd"/>
+      <w:proofErr w:type="gramEnd"/>
+      <w:r>
+        <w:rPr>
+          <w:rFonts w:ascii="Consolas" w:eastAsia="Times New Roman" w:hAnsi="Consolas" w:cs="Times New Roman"/>
+          <w:color w:val="D4D4D4"/>
+          <w:kern w:val="0"/>
+          <w:sz w:val="15"/>
+          <w:szCs w:val="15"/>
+          <w:lang w:val="en-US" w:eastAsia="ru-RU"/>
+        </w:rPr>
+        <w:t xml:space="preserve"> </w:t>
+      </w:r>
+      <w:r>
+        <w:rPr>
+          <w:rFonts w:ascii="Consolas" w:eastAsia="Times New Roman" w:hAnsi="Consolas" w:cs="Times New Roman"/>
+          <w:color w:val="C8C8C8"/>
+          <w:kern w:val="0"/>
+          <w:sz w:val="15"/>
+          <w:szCs w:val="15"/>
+          <w:lang w:val="en-US" w:eastAsia="ru-RU"/>
+        </w:rPr>
+        <w:t>result</w:t>
+      </w:r>
+      <w:r>
+        <w:rPr>
+          <w:rFonts w:ascii="Consolas" w:eastAsia="Times New Roman" w:hAnsi="Consolas" w:cs="Times New Roman"/>
+          <w:color w:val="D4D4D4"/>
+          <w:kern w:val="0"/>
+          <w:sz w:val="15"/>
+          <w:szCs w:val="15"/>
+          <w:lang w:val="en-US" w:eastAsia="ru-RU"/>
+        </w:rPr>
+        <w:t xml:space="preserve"> = </w:t>
+      </w:r>
+      <w:proofErr w:type="spellStart"/>
+      <w:r>
+        <w:rPr>
+          <w:rFonts w:ascii="Consolas" w:eastAsia="Times New Roman" w:hAnsi="Consolas" w:cs="Times New Roman"/>
+          <w:color w:val="C8C8C8"/>
+          <w:kern w:val="0"/>
+          <w:sz w:val="15"/>
+          <w:szCs w:val="15"/>
+          <w:lang w:val="en-US" w:eastAsia="ru-RU"/>
+        </w:rPr>
+        <w:t>recurs_func</w:t>
+      </w:r>
+      <w:proofErr w:type="spellEnd"/>
+      <w:r>
+        <w:rPr>
+          <w:rFonts w:ascii="Consolas" w:eastAsia="Times New Roman" w:hAnsi="Consolas" w:cs="Times New Roman"/>
+          <w:color w:val="D4D4D4"/>
+          <w:kern w:val="0"/>
+          <w:sz w:val="15"/>
+          <w:szCs w:val="15"/>
+          <w:lang w:val="en-US" w:eastAsia="ru-RU"/>
+        </w:rPr>
+        <w:t>(</w:t>
+      </w:r>
+      <w:proofErr w:type="spellStart"/>
+      <w:r>
+        <w:rPr>
+          <w:rFonts w:ascii="Consolas" w:eastAsia="Times New Roman" w:hAnsi="Consolas" w:cs="Times New Roman"/>
+          <w:color w:val="C8C8C8"/>
+          <w:kern w:val="0"/>
+          <w:sz w:val="15"/>
+          <w:szCs w:val="15"/>
+          <w:lang w:val="en-US" w:eastAsia="ru-RU"/>
+        </w:rPr>
+        <w:t>str</w:t>
+      </w:r>
+      <w:proofErr w:type="spellEnd"/>
+      <w:r>
+        <w:rPr>
+          <w:rFonts w:ascii="Consolas" w:eastAsia="Times New Roman" w:hAnsi="Consolas" w:cs="Times New Roman"/>
+          <w:color w:val="D4D4D4"/>
+          <w:kern w:val="0"/>
+          <w:sz w:val="15"/>
+          <w:szCs w:val="15"/>
+          <w:lang w:val="en-US" w:eastAsia="ru-RU"/>
+        </w:rPr>
+        <w:t xml:space="preserve">, </w:t>
+      </w:r>
+      <w:r>
+        <w:rPr>
+          <w:rFonts w:ascii="Consolas" w:eastAsia="Times New Roman" w:hAnsi="Consolas" w:cs="Times New Roman"/>
+          <w:color w:val="B5CEA8"/>
+          <w:kern w:val="0"/>
+          <w:sz w:val="15"/>
+          <w:szCs w:val="15"/>
+          <w:lang w:val="en-US" w:eastAsia="ru-RU"/>
+        </w:rPr>
+        <w:t>0</w:t>
+      </w:r>
+      <w:r>
+        <w:rPr>
+          <w:rFonts w:ascii="Consolas" w:eastAsia="Times New Roman" w:hAnsi="Consolas" w:cs="Times New Roman"/>
+          <w:color w:val="D4D4D4"/>
+          <w:kern w:val="0"/>
+          <w:sz w:val="15"/>
+          <w:szCs w:val="15"/>
+          <w:lang w:val="en-US" w:eastAsia="ru-RU"/>
+        </w:rPr>
+        <w:t>);</w:t>
+      </w:r>
+    </w:p>
+    <w:p>
+      <w:pPr>
+        <w:shd w:val="clear" w:color="auto" w:fill="1E1E1E"/>
+        <w:spacing w:after="0" w:line="207" w:lineRule="atLeast"/>
+        <w:rPr>
+          <w:rFonts w:ascii="Consolas" w:eastAsia="Times New Roman" w:hAnsi="Consolas" w:cs="Times New Roman"/>
+          <w:color w:val="D4D4D4"/>
+          <w:kern w:val="0"/>
+          <w:sz w:val="15"/>
+          <w:szCs w:val="15"/>
+          <w:lang w:val="en-US" w:eastAsia="ru-RU"/>
+        </w:rPr>
+      </w:pPr>
+    </w:p>
+    <w:p>
+      <w:pPr>
+        <w:shd w:val="clear" w:color="auto" w:fill="1E1E1E"/>
+        <w:spacing w:after="0" w:line="207" w:lineRule="atLeast"/>
+        <w:rPr>
+          <w:rFonts w:ascii="Consolas" w:eastAsia="Times New Roman" w:hAnsi="Consolas" w:cs="Times New Roman"/>
+          <w:color w:val="D4D4D4"/>
+          <w:kern w:val="0"/>
+          <w:sz w:val="15"/>
+          <w:szCs w:val="15"/>
+          <w:lang w:val="en-US" w:eastAsia="ru-RU"/>
+        </w:rPr>
+      </w:pPr>
+      <w:r>
+        <w:rPr>
+          <w:rFonts w:ascii="Consolas" w:eastAsia="Times New Roman" w:hAnsi="Consolas" w:cs="Times New Roman"/>
+          <w:color w:val="D4D4D4"/>
+          <w:kern w:val="0"/>
+          <w:sz w:val="15"/>
+          <w:szCs w:val="15"/>
+          <w:lang w:val="en-US" w:eastAsia="ru-RU"/>
+        </w:rPr>
+        <w:t xml:space="preserve">    </w:t>
+      </w:r>
+      <w:proofErr w:type="gramStart"/>
+      <w:r>
+        <w:rPr>
+          <w:rFonts w:ascii="Consolas" w:eastAsia="Times New Roman" w:hAnsi="Consolas" w:cs="Times New Roman"/>
+          <w:color w:val="569CD6"/>
+          <w:kern w:val="0"/>
+          <w:sz w:val="15"/>
+          <w:szCs w:val="15"/>
+          <w:lang w:val="en-US" w:eastAsia="ru-RU"/>
+        </w:rPr>
+        <w:t>if</w:t>
+      </w:r>
+      <w:proofErr w:type="gramEnd"/>
+      <w:r>
+        <w:rPr>
+          <w:rFonts w:ascii="Consolas" w:eastAsia="Times New Roman" w:hAnsi="Consolas" w:cs="Times New Roman"/>
+          <w:color w:val="D4D4D4"/>
+          <w:kern w:val="0"/>
+          <w:sz w:val="15"/>
+          <w:szCs w:val="15"/>
+          <w:lang w:val="en-US" w:eastAsia="ru-RU"/>
+        </w:rPr>
+        <w:t xml:space="preserve"> (</w:t>
+      </w:r>
+      <w:r>
+        <w:rPr>
+          <w:rFonts w:ascii="Consolas" w:eastAsia="Times New Roman" w:hAnsi="Consolas" w:cs="Times New Roman"/>
+          <w:color w:val="C8C8C8"/>
+          <w:kern w:val="0"/>
+          <w:sz w:val="15"/>
+          <w:szCs w:val="15"/>
+          <w:lang w:val="en-US" w:eastAsia="ru-RU"/>
+        </w:rPr>
+        <w:t>result</w:t>
+      </w:r>
+      <w:r>
+        <w:rPr>
+          <w:rFonts w:ascii="Consolas" w:eastAsia="Times New Roman" w:hAnsi="Consolas" w:cs="Times New Roman"/>
+          <w:color w:val="D4D4D4"/>
+          <w:kern w:val="0"/>
+          <w:sz w:val="15"/>
+          <w:szCs w:val="15"/>
+          <w:lang w:val="en-US" w:eastAsia="ru-RU"/>
+        </w:rPr>
+        <w:t>) {</w:t>
+      </w:r>
+    </w:p>
+    <w:p>
+      <w:pPr>
+        <w:shd w:val="clear" w:color="auto" w:fill="1E1E1E"/>
+        <w:spacing w:after="0" w:line="207" w:lineRule="atLeast"/>
+        <w:rPr>
+          <w:rFonts w:ascii="Consolas" w:eastAsia="Times New Roman" w:hAnsi="Consolas" w:cs="Times New Roman"/>
+          <w:color w:val="D4D4D4"/>
+          <w:kern w:val="0"/>
+          <w:sz w:val="15"/>
+          <w:szCs w:val="15"/>
+          <w:lang w:val="en-US" w:eastAsia="ru-RU"/>
+        </w:rPr>
+      </w:pPr>
+      <w:r>
+        <w:rPr>
+          <w:rFonts w:ascii="Consolas" w:eastAsia="Times New Roman" w:hAnsi="Consolas" w:cs="Times New Roman"/>
+          <w:color w:val="D4D4D4"/>
+          <w:kern w:val="0"/>
+          <w:sz w:val="15"/>
+          <w:szCs w:val="15"/>
+          <w:lang w:val="en-US" w:eastAsia="ru-RU"/>
+        </w:rPr>
+        <w:t xml:space="preserve">        </w:t>
+      </w:r>
+      <w:proofErr w:type="spellStart"/>
+      <w:proofErr w:type="gramStart"/>
+      <w:r>
+        <w:rPr>
+          <w:rFonts w:ascii="Consolas" w:eastAsia="Times New Roman" w:hAnsi="Consolas" w:cs="Times New Roman"/>
+          <w:color w:val="C8C8C8"/>
+          <w:kern w:val="0"/>
+          <w:sz w:val="15"/>
+          <w:szCs w:val="15"/>
+          <w:lang w:val="en-US" w:eastAsia="ru-RU"/>
+        </w:rPr>
+        <w:t>printf</w:t>
+      </w:r>
+      <w:proofErr w:type="spellEnd"/>
+      <w:r>
+        <w:rPr>
+          <w:rFonts w:ascii="Consolas" w:eastAsia="Times New Roman" w:hAnsi="Consolas" w:cs="Times New Roman"/>
+          <w:color w:val="D4D4D4"/>
+          <w:kern w:val="0"/>
+          <w:sz w:val="15"/>
+          <w:szCs w:val="15"/>
+          <w:lang w:val="en-US" w:eastAsia="ru-RU"/>
+        </w:rPr>
+        <w:t>(</w:t>
+      </w:r>
+      <w:proofErr w:type="gramEnd"/>
+      <w:r>
+        <w:rPr>
+          <w:rFonts w:ascii="Consolas" w:eastAsia="Times New Roman" w:hAnsi="Consolas" w:cs="Times New Roman"/>
+          <w:color w:val="CE9178"/>
+          <w:kern w:val="0"/>
+          <w:sz w:val="15"/>
+          <w:szCs w:val="15"/>
+          <w:lang w:val="en-US" w:eastAsia="ru-RU"/>
+        </w:rPr>
+        <w:t>"YES"</w:t>
+      </w:r>
+      <w:r>
+        <w:rPr>
+          <w:rFonts w:ascii="Consolas" w:eastAsia="Times New Roman" w:hAnsi="Consolas" w:cs="Times New Roman"/>
+          <w:color w:val="D4D4D4"/>
+          <w:kern w:val="0"/>
+          <w:sz w:val="15"/>
+          <w:szCs w:val="15"/>
+          <w:lang w:val="en-US" w:eastAsia="ru-RU"/>
+        </w:rPr>
+        <w:t>);</w:t>
+      </w:r>
+    </w:p>
+    <w:p>
+      <w:pPr>
+        <w:shd w:val="clear" w:color="auto" w:fill="1E1E1E"/>
+        <w:spacing w:after="0" w:line="207" w:lineRule="atLeast"/>
+        <w:rPr>
+          <w:rFonts w:ascii="Consolas" w:eastAsia="Times New Roman" w:hAnsi="Consolas" w:cs="Times New Roman"/>
+          <w:color w:val="D4D4D4"/>
+          <w:kern w:val="0"/>
+          <w:sz w:val="15"/>
+          <w:szCs w:val="15"/>
+          <w:lang w:val="en-US" w:eastAsia="ru-RU"/>
+        </w:rPr>
+      </w:pPr>
+      <w:r>
+        <w:rPr>
+          <w:rFonts w:ascii="Consolas" w:eastAsia="Times New Roman" w:hAnsi="Consolas" w:cs="Times New Roman"/>
+          <w:color w:val="D4D4D4"/>
+          <w:kern w:val="0"/>
+          <w:sz w:val="15"/>
+          <w:szCs w:val="15"/>
+          <w:lang w:val="en-US" w:eastAsia="ru-RU"/>
+        </w:rPr>
+        <w:t xml:space="preserve">    } </w:t>
+      </w:r>
+      <w:r>
+        <w:rPr>
+          <w:rFonts w:ascii="Consolas" w:eastAsia="Times New Roman" w:hAnsi="Consolas" w:cs="Times New Roman"/>
+          <w:color w:val="569CD6"/>
+          <w:kern w:val="0"/>
+          <w:sz w:val="15"/>
+          <w:szCs w:val="15"/>
+          <w:lang w:val="en-US" w:eastAsia="ru-RU"/>
+        </w:rPr>
+        <w:t>else</w:t>
+      </w:r>
+      <w:r>
+        <w:rPr>
+          <w:rFonts w:ascii="Consolas" w:eastAsia="Times New Roman" w:hAnsi="Consolas" w:cs="Times New Roman"/>
+          <w:color w:val="D4D4D4"/>
+          <w:kern w:val="0"/>
+          <w:sz w:val="15"/>
+          <w:szCs w:val="15"/>
+          <w:lang w:val="en-US" w:eastAsia="ru-RU"/>
+        </w:rPr>
+        <w:t xml:space="preserve"> {</w:t>
+      </w:r>
+    </w:p>
+    <w:p>
+      <w:pPr>
+        <w:shd w:val="clear" w:color="auto" w:fill="1E1E1E"/>
+        <w:spacing w:after="0" w:line="207" w:lineRule="atLeast"/>
+        <w:rPr>
+          <w:rFonts w:ascii="Consolas" w:eastAsia="Times New Roman" w:hAnsi="Consolas" w:cs="Times New Roman"/>
+          <w:color w:val="D4D4D4"/>
+          <w:kern w:val="0"/>
+          <w:sz w:val="15"/>
+          <w:szCs w:val="15"/>
+          <w:lang w:eastAsia="ru-RU"/>
+        </w:rPr>
+      </w:pPr>
+      <w:r>
+        <w:rPr>
+          <w:rFonts w:ascii="Consolas" w:eastAsia="Times New Roman" w:hAnsi="Consolas" w:cs="Times New Roman"/>
+          <w:color w:val="D4D4D4"/>
+          <w:kern w:val="0"/>
+          <w:sz w:val="15"/>
+          <w:szCs w:val="15"/>
+          <w:lang w:val="en-US" w:eastAsia="ru-RU"/>
+        </w:rPr>
+        <w:t xml:space="preserve">        </w:t>
+      </w:r>
+      <w:proofErr w:type="spellStart"/>
+      <w:r>
+        <w:rPr>
+          <w:rFonts w:ascii="Consolas" w:eastAsia="Times New Roman" w:hAnsi="Consolas" w:cs="Times New Roman"/>
+          <w:color w:val="C8C8C8"/>
+          <w:kern w:val="0"/>
+          <w:sz w:val="15"/>
+          <w:szCs w:val="15"/>
+          <w:lang w:eastAsia="ru-RU"/>
+        </w:rPr>
+        <w:t>printf</w:t>
+      </w:r>
+      <w:proofErr w:type="spellEnd"/>
+      <w:r>
+        <w:rPr>
+          <w:rFonts w:ascii="Consolas" w:eastAsia="Times New Roman" w:hAnsi="Consolas" w:cs="Times New Roman"/>
+          <w:color w:val="D4D4D4"/>
+          <w:kern w:val="0"/>
+          <w:sz w:val="15"/>
+          <w:szCs w:val="15"/>
+          <w:lang w:eastAsia="ru-RU"/>
+        </w:rPr>
+        <w:t>(</w:t>
+      </w:r>
+      <w:r>
+        <w:rPr>
+          <w:rFonts w:ascii="Consolas" w:eastAsia="Times New Roman" w:hAnsi="Consolas" w:cs="Times New Roman"/>
+          <w:color w:val="CE9178"/>
+          <w:kern w:val="0"/>
+          <w:sz w:val="15"/>
+          <w:szCs w:val="15"/>
+          <w:lang w:eastAsia="ru-RU"/>
+        </w:rPr>
+        <w:t>"NO"</w:t>
+      </w:r>
+      <w:r>
+        <w:rPr>
+          <w:rFonts w:ascii="Consolas" w:eastAsia="Times New Roman" w:hAnsi="Consolas" w:cs="Times New Roman"/>
+          <w:color w:val="D4D4D4"/>
+          <w:kern w:val="0"/>
+          <w:sz w:val="15"/>
+          <w:szCs w:val="15"/>
+          <w:lang w:eastAsia="ru-RU"/>
+        </w:rPr>
+        <w:t>);</w:t>
+      </w:r>
+    </w:p>
+    <w:p>
+      <w:pPr>
+        <w:shd w:val="clear" w:color="auto" w:fill="1E1E1E"/>
+        <w:spacing w:after="0" w:line="207" w:lineRule="atLeast"/>
+        <w:rPr>
+          <w:rFonts w:ascii="Consolas" w:eastAsia="Times New Roman" w:hAnsi="Consolas" w:cs="Times New Roman"/>
+          <w:color w:val="D4D4D4"/>
+          <w:kern w:val="0"/>
+          <w:sz w:val="15"/>
+          <w:szCs w:val="15"/>
+          <w:lang w:eastAsia="ru-RU"/>
+        </w:rPr>
+      </w:pPr>
+      <w:r>
+        <w:rPr>
+          <w:rFonts w:ascii="Consolas" w:eastAsia="Times New Roman" w:hAnsi="Consolas" w:cs="Times New Roman"/>
+          <w:color w:val="D4D4D4"/>
+          <w:kern w:val="0"/>
+          <w:sz w:val="15"/>
+          <w:szCs w:val="15"/>
+          <w:lang w:eastAsia="ru-RU"/>
+        </w:rPr>
+        <w:t>    }</w:t>
+      </w:r>
+    </w:p>
+    <w:p>
+      <w:pPr>
+        <w:shd w:val="clear" w:color="auto" w:fill="1E1E1E"/>
+        <w:spacing w:after="0" w:line="207" w:lineRule="atLeast"/>
+        <w:rPr>
+          <w:rFonts w:ascii="Consolas" w:eastAsia="Times New Roman" w:hAnsi="Consolas" w:cs="Times New Roman"/>
+          <w:color w:val="D4D4D4"/>
+          <w:kern w:val="0"/>
+          <w:sz w:val="15"/>
+          <w:szCs w:val="15"/>
+          <w:lang w:eastAsia="ru-RU"/>
+        </w:rPr>
+      </w:pPr>
+    </w:p>
+    <w:p>
+      <w:pPr>
+        <w:shd w:val="clear" w:color="auto" w:fill="1E1E1E"/>
+        <w:spacing w:after="0" w:line="207" w:lineRule="atLeast"/>
+        <w:rPr>
+          <w:rFonts w:ascii="Consolas" w:eastAsia="Times New Roman" w:hAnsi="Consolas" w:cs="Times New Roman"/>
+          <w:color w:val="D4D4D4"/>
+          <w:kern w:val="0"/>
+          <w:sz w:val="15"/>
+          <w:szCs w:val="15"/>
+          <w:lang w:eastAsia="ru-RU"/>
+        </w:rPr>
+      </w:pPr>
+      <w:r>
+        <w:rPr>
+          <w:rFonts w:ascii="Consolas" w:eastAsia="Times New Roman" w:hAnsi="Consolas" w:cs="Times New Roman"/>
+          <w:color w:val="D4D4D4"/>
+          <w:kern w:val="0"/>
+          <w:sz w:val="15"/>
+          <w:szCs w:val="15"/>
+          <w:lang w:eastAsia="ru-RU"/>
+        </w:rPr>
+        <w:t xml:space="preserve">    </w:t>
+      </w:r>
+    </w:p>
+    <w:p>
+      <w:pPr>
+        <w:shd w:val="clear" w:color="auto" w:fill="1E1E1E"/>
+        <w:spacing w:after="0" w:line="207" w:lineRule="atLeast"/>
+        <w:rPr>
+          <w:rFonts w:ascii="Consolas" w:eastAsia="Times New Roman" w:hAnsi="Consolas" w:cs="Times New Roman"/>
+          <w:color w:val="D4D4D4"/>
+          <w:kern w:val="0"/>
+          <w:sz w:val="15"/>
+          <w:szCs w:val="15"/>
+          <w:lang w:eastAsia="ru-RU"/>
+        </w:rPr>
+      </w:pPr>
+    </w:p>
+    <w:p>
+      <w:pPr>
+        <w:shd w:val="clear" w:color="auto" w:fill="1E1E1E"/>
+        <w:spacing w:after="0" w:line="207" w:lineRule="atLeast"/>
+        <w:rPr>
+          <w:rFonts w:ascii="Consolas" w:eastAsia="Times New Roman" w:hAnsi="Consolas" w:cs="Times New Roman"/>
+          <w:color w:val="D4D4D4"/>
+          <w:kern w:val="0"/>
+          <w:sz w:val="15"/>
+          <w:szCs w:val="15"/>
+          <w:lang w:eastAsia="ru-RU"/>
+        </w:rPr>
+      </w:pPr>
+      <w:r>
+        <w:rPr>
+          <w:rFonts w:ascii="Consolas" w:eastAsia="Times New Roman" w:hAnsi="Consolas" w:cs="Times New Roman"/>
+          <w:color w:val="D4D4D4"/>
+          <w:kern w:val="0"/>
+          <w:sz w:val="15"/>
+          <w:szCs w:val="15"/>
+          <w:lang w:eastAsia="ru-RU"/>
+        </w:rPr>
+        <w:t xml:space="preserve">    </w:t>
+      </w:r>
+      <w:proofErr w:type="spellStart"/>
+      <w:r>
+        <w:rPr>
+          <w:rFonts w:ascii="Consolas" w:eastAsia="Times New Roman" w:hAnsi="Consolas" w:cs="Times New Roman"/>
+          <w:color w:val="569CD6"/>
+          <w:kern w:val="0"/>
+          <w:sz w:val="15"/>
+          <w:szCs w:val="15"/>
+          <w:lang w:eastAsia="ru-RU"/>
+        </w:rPr>
+        <w:t>return</w:t>
+      </w:r>
+      <w:proofErr w:type="spellEnd"/>
+      <w:r>
+        <w:rPr>
+          <w:rFonts w:ascii="Consolas" w:eastAsia="Times New Roman" w:hAnsi="Consolas" w:cs="Times New Roman"/>
+          <w:color w:val="D4D4D4"/>
+          <w:kern w:val="0"/>
+          <w:sz w:val="15"/>
+          <w:szCs w:val="15"/>
+          <w:lang w:eastAsia="ru-RU"/>
+        </w:rPr>
+        <w:t xml:space="preserve"> </w:t>
+      </w:r>
+      <w:r>
+        <w:rPr>
+          <w:rFonts w:ascii="Consolas" w:eastAsia="Times New Roman" w:hAnsi="Consolas" w:cs="Times New Roman"/>
+          <w:color w:val="B5CEA8"/>
+          <w:kern w:val="0"/>
+          <w:sz w:val="15"/>
+          <w:szCs w:val="15"/>
+          <w:lang w:eastAsia="ru-RU"/>
+        </w:rPr>
+        <w:t>0</w:t>
+      </w:r>
+      <w:r>
+        <w:rPr>
+          <w:rFonts w:ascii="Consolas" w:eastAsia="Times New Roman" w:hAnsi="Consolas" w:cs="Times New Roman"/>
+          <w:color w:val="D4D4D4"/>
+          <w:kern w:val="0"/>
+          <w:sz w:val="15"/>
+          <w:szCs w:val="15"/>
+          <w:lang w:eastAsia="ru-RU"/>
+        </w:rPr>
+        <w:t>;</w:t>
+      </w:r>
+    </w:p>
+    <w:p>
+      <w:pPr>
+        <w:shd w:val="clear" w:color="auto" w:fill="1E1E1E"/>
+        <w:spacing w:after="0" w:line="207" w:lineRule="atLeast"/>
+        <w:rPr>
+          <w:rFonts w:ascii="Consolas" w:eastAsia="Times New Roman" w:hAnsi="Consolas" w:cs="Times New Roman"/>
+          <w:color w:val="D4D4D4"/>
+          <w:kern w:val="0"/>
+          <w:sz w:val="15"/>
+          <w:szCs w:val="15"/>
+          <w:lang w:eastAsia="ru-RU"/>
+        </w:rPr>
+      </w:pPr>
+      <w:r>
+        <w:rPr>
+          <w:rFonts w:ascii="Consolas" w:eastAsia="Times New Roman" w:hAnsi="Consolas" w:cs="Times New Roman"/>
+          <w:color w:val="D4D4D4"/>
+          <w:kern w:val="0"/>
+          <w:sz w:val="15"/>
+          <w:szCs w:val="15"/>
+          <w:lang w:eastAsia="ru-RU"/>
+        </w:rPr>
+        <w:t>}</w:t>
+      </w:r>
+    </w:p>
+    <w:p>
+      <w:pPr>
         <w:pStyle w:val="a3"/>
         <w:ind w:left="0"/>
         <w:rPr>
@@ -6901,6 +9401,66 @@
       <w:pPr>
         <w:pStyle w:val="a3"/>
         <w:ind w:left="0"/>
+        <w:rPr>
+          <w:lang w:val="en-US"/>
+        </w:rPr>
+      </w:pPr>
+      <w:r>
+        <w:rPr>
+          <w:noProof/>
+          <w:lang w:eastAsia="ru-RU"/>
+        </w:rPr>
+        <w:drawing>
+          <wp:inline distT="0" distB="0" distL="0" distR="0">
+            <wp:extent cx="4295140" cy="3331845"/>
+            <wp:effectExtent l="19050" t="0" r="0" b="0"/>
+            <wp:docPr id="10" name="Рисунок 10"/>
+            <wp:cNvGraphicFramePr>
+              <a:graphicFrameLocks xmlns:a="http://schemas.openxmlformats.org/drawingml/2006/main" noChangeAspect="1"/>
+            </wp:cNvGraphicFramePr>
+            <a:graphic xmlns:a="http://schemas.openxmlformats.org/drawingml/2006/main">
+              <a:graphicData uri="http://schemas.openxmlformats.org/drawingml/2006/picture">
+                <pic:pic xmlns:pic="http://schemas.openxmlformats.org/drawingml/2006/picture">
+                  <pic:nvPicPr>
+                    <pic:cNvPr id="0" name="Picture 10"/>
+                    <pic:cNvPicPr>
+                      <a:picLocks noChangeAspect="1" noChangeArrowheads="1"/>
+                    </pic:cNvPicPr>
+                  </pic:nvPicPr>
+                  <pic:blipFill>
+                    <a:blip r:embed="rId12" cstate="print"/>
+                    <a:srcRect/>
+                    <a:stretch>
+                      <a:fillRect/>
+                    </a:stretch>
+                  </pic:blipFill>
+                  <pic:spPr bwMode="auto">
+                    <a:xfrm>
+                      <a:off x="0" y="0"/>
+                      <a:ext cx="4295140" cy="3331845"/>
+                    </a:xfrm>
+                    <a:prstGeom prst="rect">
+                      <a:avLst/>
+                    </a:prstGeom>
+                    <a:noFill/>
+                    <a:ln w="9525">
+                      <a:noFill/>
+                      <a:miter lim="800000"/>
+                      <a:headEnd/>
+                      <a:tailEnd/>
+                    </a:ln>
+                  </pic:spPr>
+                </pic:pic>
+              </a:graphicData>
+            </a:graphic>
+          </wp:inline>
+        </w:drawing>
+      </w:r>
+    </w:p>
+    <w:p>
+      <w:pPr>
+        <w:pStyle w:val="a3"/>
+        <w:ind w:left="0"/>
       </w:pPr>
     </w:p>
     <w:p>
@@ -6997,72 +9557,72 @@
         <w:pStyle w:val="a3"/>
       </w:pPr>
       <w:r>
+        <w:t xml:space="preserve">Вход: 3 </w:t>
+      </w:r>
+      <w:proofErr w:type="spellStart"/>
+      <w:r>
+        <w:t>3</w:t>
+      </w:r>
+      <w:proofErr w:type="spellEnd"/>
+    </w:p>
+    <w:p>
+      <w:pPr>
+        <w:pStyle w:val="a3"/>
+      </w:pPr>
+      <w:r>
+        <w:t>Выход: 20</w:t>
+      </w:r>
+    </w:p>
+    <w:p>
+      <w:pPr>
+        <w:pStyle w:val="a3"/>
+      </w:pPr>
+      <w:r>
+        <w:t>Формула:</w:t>
+      </w:r>
+    </w:p>
+    <w:p>
+      <w:pPr>
+        <w:pStyle w:val="a3"/>
+      </w:pPr>
+      <w:proofErr w:type="spellStart"/>
+      <w:r>
+        <w:t>paths</w:t>
+      </w:r>
+      <w:proofErr w:type="spellEnd"/>
+      <w:r>
+        <w:t>(</w:t>
+      </w:r>
+      <w:proofErr w:type="spellStart"/>
+      <w:r>
+        <w:t>n</w:t>
+      </w:r>
+      <w:proofErr w:type="spellEnd"/>
+      <w:r>
+        <w:t xml:space="preserve">, </w:t>
+      </w:r>
+      <w:proofErr w:type="spellStart"/>
+      <w:r>
+        <w:t>m</w:t>
+      </w:r>
+      <w:proofErr w:type="spellEnd"/>
+      <w:r>
+        <w:t>) = 1, если n=0 или m=0 </w:t>
+      </w:r>
+    </w:p>
+    <w:p>
+      <w:pPr>
+        <w:pStyle w:val="a3"/>
+        <w:rPr>
+          <w:lang w:val="en-US"/>
+        </w:rPr>
+      </w:pPr>
+      <w:proofErr w:type="gramStart"/>
+      <w:r>
+        <w:rPr>
+          <w:lang w:val="en-US"/>
+        </w:rPr>
         <w:lastRenderedPageBreak/>
-        <w:t xml:space="preserve">Вход: 3 </w:t>
-      </w:r>
-      <w:proofErr w:type="spellStart"/>
-      <w:r>
-        <w:t>3</w:t>
-      </w:r>
-      <w:proofErr w:type="spellEnd"/>
-    </w:p>
-    <w:p>
-      <w:pPr>
-        <w:pStyle w:val="a3"/>
-      </w:pPr>
-      <w:r>
-        <w:t>Выход: 20</w:t>
-      </w:r>
-    </w:p>
-    <w:p>
-      <w:pPr>
-        <w:pStyle w:val="a3"/>
-      </w:pPr>
-      <w:r>
-        <w:t>Формула:</w:t>
-      </w:r>
-    </w:p>
-    <w:p>
-      <w:pPr>
-        <w:pStyle w:val="a3"/>
-      </w:pPr>
-      <w:proofErr w:type="spellStart"/>
-      <w:r>
-        <w:t>paths</w:t>
-      </w:r>
-      <w:proofErr w:type="spellEnd"/>
-      <w:r>
-        <w:t>(</w:t>
-      </w:r>
-      <w:proofErr w:type="spellStart"/>
-      <w:r>
-        <w:t>n</w:t>
-      </w:r>
-      <w:proofErr w:type="spellEnd"/>
-      <w:r>
-        <w:t xml:space="preserve">, </w:t>
-      </w:r>
-      <w:proofErr w:type="spellStart"/>
-      <w:r>
-        <w:t>m</w:t>
-      </w:r>
-      <w:proofErr w:type="spellEnd"/>
-      <w:r>
-        <w:t>) = 1, если n=0 или m=0 </w:t>
-      </w:r>
-    </w:p>
-    <w:p>
-      <w:pPr>
-        <w:pStyle w:val="a3"/>
-        <w:rPr>
-          <w:lang w:val="en-US"/>
-        </w:rPr>
-      </w:pPr>
-      <w:proofErr w:type="gramStart"/>
-      <w:r>
-        <w:rPr>
-          <w:lang w:val="en-US"/>
-        </w:rPr>
         <w:t>paths(</w:t>
       </w:r>
       <w:proofErr w:type="gramEnd"/>
@@ -7087,10 +9647,1624 @@
     </w:p>
     <w:p>
       <w:pPr>
+        <w:shd w:val="clear" w:color="auto" w:fill="1E1E1E"/>
+        <w:spacing w:after="0" w:line="207" w:lineRule="atLeast"/>
+        <w:rPr>
+          <w:rFonts w:ascii="Consolas" w:eastAsia="Times New Roman" w:hAnsi="Consolas" w:cs="Times New Roman"/>
+          <w:color w:val="D4D4D4"/>
+          <w:kern w:val="0"/>
+          <w:sz w:val="15"/>
+          <w:szCs w:val="15"/>
+          <w:lang w:val="en-US" w:eastAsia="ru-RU"/>
+        </w:rPr>
+      </w:pPr>
+      <w:r>
+        <w:rPr>
+          <w:rFonts w:ascii="Consolas" w:eastAsia="Times New Roman" w:hAnsi="Consolas" w:cs="Times New Roman"/>
+          <w:color w:val="9B9B9B"/>
+          <w:kern w:val="0"/>
+          <w:sz w:val="15"/>
+          <w:szCs w:val="15"/>
+          <w:lang w:val="en-US" w:eastAsia="ru-RU"/>
+        </w:rPr>
+        <w:t>#include</w:t>
+      </w:r>
+      <w:r>
+        <w:rPr>
+          <w:rFonts w:ascii="Consolas" w:eastAsia="Times New Roman" w:hAnsi="Consolas" w:cs="Times New Roman"/>
+          <w:color w:val="569CD6"/>
+          <w:kern w:val="0"/>
+          <w:sz w:val="15"/>
+          <w:szCs w:val="15"/>
+          <w:lang w:val="en-US" w:eastAsia="ru-RU"/>
+        </w:rPr>
+        <w:t xml:space="preserve"> </w:t>
+      </w:r>
+      <w:r>
+        <w:rPr>
+          <w:rFonts w:ascii="Consolas" w:eastAsia="Times New Roman" w:hAnsi="Consolas" w:cs="Times New Roman"/>
+          <w:color w:val="CE9178"/>
+          <w:kern w:val="0"/>
+          <w:sz w:val="15"/>
+          <w:szCs w:val="15"/>
+          <w:lang w:val="en-US" w:eastAsia="ru-RU"/>
+        </w:rPr>
+        <w:t>&lt;stdio.h&gt;</w:t>
+      </w:r>
+    </w:p>
+    <w:p>
+      <w:pPr>
+        <w:shd w:val="clear" w:color="auto" w:fill="1E1E1E"/>
+        <w:spacing w:after="0" w:line="207" w:lineRule="atLeast"/>
+        <w:rPr>
+          <w:rFonts w:ascii="Consolas" w:eastAsia="Times New Roman" w:hAnsi="Consolas" w:cs="Times New Roman"/>
+          <w:color w:val="D4D4D4"/>
+          <w:kern w:val="0"/>
+          <w:sz w:val="15"/>
+          <w:szCs w:val="15"/>
+          <w:lang w:val="en-US" w:eastAsia="ru-RU"/>
+        </w:rPr>
+      </w:pPr>
+      <w:r>
+        <w:rPr>
+          <w:rFonts w:ascii="Consolas" w:eastAsia="Times New Roman" w:hAnsi="Consolas" w:cs="Times New Roman"/>
+          <w:color w:val="9B9B9B"/>
+          <w:kern w:val="0"/>
+          <w:sz w:val="15"/>
+          <w:szCs w:val="15"/>
+          <w:lang w:val="en-US" w:eastAsia="ru-RU"/>
+        </w:rPr>
+        <w:t>#include</w:t>
+      </w:r>
+      <w:r>
+        <w:rPr>
+          <w:rFonts w:ascii="Consolas" w:eastAsia="Times New Roman" w:hAnsi="Consolas" w:cs="Times New Roman"/>
+          <w:color w:val="569CD6"/>
+          <w:kern w:val="0"/>
+          <w:sz w:val="15"/>
+          <w:szCs w:val="15"/>
+          <w:lang w:val="en-US" w:eastAsia="ru-RU"/>
+        </w:rPr>
+        <w:t xml:space="preserve"> </w:t>
+      </w:r>
+      <w:r>
+        <w:rPr>
+          <w:rFonts w:ascii="Consolas" w:eastAsia="Times New Roman" w:hAnsi="Consolas" w:cs="Times New Roman"/>
+          <w:color w:val="CE9178"/>
+          <w:kern w:val="0"/>
+          <w:sz w:val="15"/>
+          <w:szCs w:val="15"/>
+          <w:lang w:val="en-US" w:eastAsia="ru-RU"/>
+        </w:rPr>
+        <w:t>&lt;locale.h&gt;</w:t>
+      </w:r>
+    </w:p>
+    <w:p>
+      <w:pPr>
+        <w:shd w:val="clear" w:color="auto" w:fill="1E1E1E"/>
+        <w:spacing w:after="0" w:line="207" w:lineRule="atLeast"/>
+        <w:rPr>
+          <w:rFonts w:ascii="Consolas" w:eastAsia="Times New Roman" w:hAnsi="Consolas" w:cs="Times New Roman"/>
+          <w:color w:val="D4D4D4"/>
+          <w:kern w:val="0"/>
+          <w:sz w:val="15"/>
+          <w:szCs w:val="15"/>
+          <w:lang w:val="en-US" w:eastAsia="ru-RU"/>
+        </w:rPr>
+      </w:pPr>
+    </w:p>
+    <w:p>
+      <w:pPr>
+        <w:shd w:val="clear" w:color="auto" w:fill="1E1E1E"/>
+        <w:spacing w:after="0" w:line="207" w:lineRule="atLeast"/>
+        <w:rPr>
+          <w:rFonts w:ascii="Consolas" w:eastAsia="Times New Roman" w:hAnsi="Consolas" w:cs="Times New Roman"/>
+          <w:color w:val="D4D4D4"/>
+          <w:kern w:val="0"/>
+          <w:sz w:val="15"/>
+          <w:szCs w:val="15"/>
+          <w:lang w:val="en-US" w:eastAsia="ru-RU"/>
+        </w:rPr>
+      </w:pPr>
+      <w:r>
+        <w:rPr>
+          <w:rFonts w:ascii="Consolas" w:eastAsia="Times New Roman" w:hAnsi="Consolas" w:cs="Times New Roman"/>
+          <w:color w:val="569CD6"/>
+          <w:kern w:val="0"/>
+          <w:sz w:val="15"/>
+          <w:szCs w:val="15"/>
+          <w:lang w:val="en-US" w:eastAsia="ru-RU"/>
+        </w:rPr>
+        <w:t>int</w:t>
+      </w:r>
+      <w:r>
+        <w:rPr>
+          <w:rFonts w:ascii="Consolas" w:eastAsia="Times New Roman" w:hAnsi="Consolas" w:cs="Times New Roman"/>
+          <w:color w:val="D4D4D4"/>
+          <w:kern w:val="0"/>
+          <w:sz w:val="15"/>
+          <w:szCs w:val="15"/>
+          <w:lang w:val="en-US" w:eastAsia="ru-RU"/>
+        </w:rPr>
+        <w:t xml:space="preserve"> </w:t>
+      </w:r>
+      <w:r>
+        <w:rPr>
+          <w:rFonts w:ascii="Consolas" w:eastAsia="Times New Roman" w:hAnsi="Consolas" w:cs="Times New Roman"/>
+          <w:color w:val="C8C8C8"/>
+          <w:kern w:val="0"/>
+          <w:sz w:val="15"/>
+          <w:szCs w:val="15"/>
+          <w:lang w:val="en-US" w:eastAsia="ru-RU"/>
+        </w:rPr>
+        <w:t>recurs_func</w:t>
+      </w:r>
+      <w:r>
+        <w:rPr>
+          <w:rFonts w:ascii="Consolas" w:eastAsia="Times New Roman" w:hAnsi="Consolas" w:cs="Times New Roman"/>
+          <w:color w:val="D4D4D4"/>
+          <w:kern w:val="0"/>
+          <w:sz w:val="15"/>
+          <w:szCs w:val="15"/>
+          <w:lang w:val="en-US" w:eastAsia="ru-RU"/>
+        </w:rPr>
+        <w:t>(</w:t>
+      </w:r>
+      <w:r>
+        <w:rPr>
+          <w:rFonts w:ascii="Consolas" w:eastAsia="Times New Roman" w:hAnsi="Consolas" w:cs="Times New Roman"/>
+          <w:color w:val="569CD6"/>
+          <w:kern w:val="0"/>
+          <w:sz w:val="15"/>
+          <w:szCs w:val="15"/>
+          <w:lang w:val="en-US" w:eastAsia="ru-RU"/>
+        </w:rPr>
+        <w:t>int</w:t>
+      </w:r>
+      <w:r>
+        <w:rPr>
+          <w:rFonts w:ascii="Consolas" w:eastAsia="Times New Roman" w:hAnsi="Consolas" w:cs="Times New Roman"/>
+          <w:color w:val="D4D4D4"/>
+          <w:kern w:val="0"/>
+          <w:sz w:val="15"/>
+          <w:szCs w:val="15"/>
+          <w:lang w:val="en-US" w:eastAsia="ru-RU"/>
+        </w:rPr>
+        <w:t xml:space="preserve"> </w:t>
+      </w:r>
+      <w:r>
+        <w:rPr>
+          <w:rFonts w:ascii="Consolas" w:eastAsia="Times New Roman" w:hAnsi="Consolas" w:cs="Times New Roman"/>
+          <w:color w:val="7F7F7F"/>
+          <w:kern w:val="0"/>
+          <w:sz w:val="15"/>
+          <w:szCs w:val="15"/>
+          <w:lang w:val="en-US" w:eastAsia="ru-RU"/>
+        </w:rPr>
+        <w:t>n</w:t>
+      </w:r>
+      <w:r>
+        <w:rPr>
+          <w:rFonts w:ascii="Consolas" w:eastAsia="Times New Roman" w:hAnsi="Consolas" w:cs="Times New Roman"/>
+          <w:color w:val="D4D4D4"/>
+          <w:kern w:val="0"/>
+          <w:sz w:val="15"/>
+          <w:szCs w:val="15"/>
+          <w:lang w:val="en-US" w:eastAsia="ru-RU"/>
+        </w:rPr>
+        <w:t xml:space="preserve">, </w:t>
+      </w:r>
+      <w:r>
+        <w:rPr>
+          <w:rFonts w:ascii="Consolas" w:eastAsia="Times New Roman" w:hAnsi="Consolas" w:cs="Times New Roman"/>
+          <w:color w:val="569CD6"/>
+          <w:kern w:val="0"/>
+          <w:sz w:val="15"/>
+          <w:szCs w:val="15"/>
+          <w:lang w:val="en-US" w:eastAsia="ru-RU"/>
+        </w:rPr>
+        <w:t>int</w:t>
+      </w:r>
+      <w:r>
+        <w:rPr>
+          <w:rFonts w:ascii="Consolas" w:eastAsia="Times New Roman" w:hAnsi="Consolas" w:cs="Times New Roman"/>
+          <w:color w:val="D4D4D4"/>
+          <w:kern w:val="0"/>
+          <w:sz w:val="15"/>
+          <w:szCs w:val="15"/>
+          <w:lang w:val="en-US" w:eastAsia="ru-RU"/>
+        </w:rPr>
+        <w:t xml:space="preserve"> </w:t>
+      </w:r>
+      <w:r>
+        <w:rPr>
+          <w:rFonts w:ascii="Consolas" w:eastAsia="Times New Roman" w:hAnsi="Consolas" w:cs="Times New Roman"/>
+          <w:color w:val="7F7F7F"/>
+          <w:kern w:val="0"/>
+          <w:sz w:val="15"/>
+          <w:szCs w:val="15"/>
+          <w:lang w:val="en-US" w:eastAsia="ru-RU"/>
+        </w:rPr>
+        <w:t>m</w:t>
+      </w:r>
+      <w:r>
+        <w:rPr>
+          <w:rFonts w:ascii="Consolas" w:eastAsia="Times New Roman" w:hAnsi="Consolas" w:cs="Times New Roman"/>
+          <w:color w:val="D4D4D4"/>
+          <w:kern w:val="0"/>
+          <w:sz w:val="15"/>
+          <w:szCs w:val="15"/>
+          <w:lang w:val="en-US" w:eastAsia="ru-RU"/>
+        </w:rPr>
+        <w:t>) {</w:t>
+      </w:r>
+    </w:p>
+    <w:p>
+      <w:pPr>
+        <w:shd w:val="clear" w:color="auto" w:fill="1E1E1E"/>
+        <w:spacing w:after="0" w:line="207" w:lineRule="atLeast"/>
+        <w:rPr>
+          <w:rFonts w:ascii="Consolas" w:eastAsia="Times New Roman" w:hAnsi="Consolas" w:cs="Times New Roman"/>
+          <w:color w:val="D4D4D4"/>
+          <w:kern w:val="0"/>
+          <w:sz w:val="15"/>
+          <w:szCs w:val="15"/>
+          <w:lang w:val="en-US" w:eastAsia="ru-RU"/>
+        </w:rPr>
+      </w:pPr>
+    </w:p>
+    <w:p>
+      <w:pPr>
+        <w:shd w:val="clear" w:color="auto" w:fill="1E1E1E"/>
+        <w:spacing w:after="0" w:line="207" w:lineRule="atLeast"/>
+        <w:rPr>
+          <w:rFonts w:ascii="Consolas" w:eastAsia="Times New Roman" w:hAnsi="Consolas" w:cs="Times New Roman"/>
+          <w:color w:val="D4D4D4"/>
+          <w:kern w:val="0"/>
+          <w:sz w:val="15"/>
+          <w:szCs w:val="15"/>
+          <w:lang w:val="en-US" w:eastAsia="ru-RU"/>
+        </w:rPr>
+      </w:pPr>
+      <w:r>
+        <w:rPr>
+          <w:rFonts w:ascii="Consolas" w:eastAsia="Times New Roman" w:hAnsi="Consolas" w:cs="Times New Roman"/>
+          <w:color w:val="D4D4D4"/>
+          <w:kern w:val="0"/>
+          <w:sz w:val="15"/>
+          <w:szCs w:val="15"/>
+          <w:lang w:val="en-US" w:eastAsia="ru-RU"/>
+        </w:rPr>
+        <w:t xml:space="preserve">    </w:t>
+      </w:r>
+      <w:r>
+        <w:rPr>
+          <w:rFonts w:ascii="Consolas" w:eastAsia="Times New Roman" w:hAnsi="Consolas" w:cs="Times New Roman"/>
+          <w:color w:val="569CD6"/>
+          <w:kern w:val="0"/>
+          <w:sz w:val="15"/>
+          <w:szCs w:val="15"/>
+          <w:lang w:val="en-US" w:eastAsia="ru-RU"/>
+        </w:rPr>
+        <w:t>if</w:t>
+      </w:r>
+      <w:r>
+        <w:rPr>
+          <w:rFonts w:ascii="Consolas" w:eastAsia="Times New Roman" w:hAnsi="Consolas" w:cs="Times New Roman"/>
+          <w:color w:val="D4D4D4"/>
+          <w:kern w:val="0"/>
+          <w:sz w:val="15"/>
+          <w:szCs w:val="15"/>
+          <w:lang w:val="en-US" w:eastAsia="ru-RU"/>
+        </w:rPr>
+        <w:t xml:space="preserve"> (</w:t>
+      </w:r>
+      <w:r>
+        <w:rPr>
+          <w:rFonts w:ascii="Consolas" w:eastAsia="Times New Roman" w:hAnsi="Consolas" w:cs="Times New Roman"/>
+          <w:color w:val="7F7F7F"/>
+          <w:kern w:val="0"/>
+          <w:sz w:val="15"/>
+          <w:szCs w:val="15"/>
+          <w:lang w:val="en-US" w:eastAsia="ru-RU"/>
+        </w:rPr>
+        <w:t>n</w:t>
+      </w:r>
+      <w:r>
+        <w:rPr>
+          <w:rFonts w:ascii="Consolas" w:eastAsia="Times New Roman" w:hAnsi="Consolas" w:cs="Times New Roman"/>
+          <w:color w:val="D4D4D4"/>
+          <w:kern w:val="0"/>
+          <w:sz w:val="15"/>
+          <w:szCs w:val="15"/>
+          <w:lang w:val="en-US" w:eastAsia="ru-RU"/>
+        </w:rPr>
+        <w:t xml:space="preserve"> == </w:t>
+      </w:r>
+      <w:r>
+        <w:rPr>
+          <w:rFonts w:ascii="Consolas" w:eastAsia="Times New Roman" w:hAnsi="Consolas" w:cs="Times New Roman"/>
+          <w:color w:val="B5CEA8"/>
+          <w:kern w:val="0"/>
+          <w:sz w:val="15"/>
+          <w:szCs w:val="15"/>
+          <w:lang w:val="en-US" w:eastAsia="ru-RU"/>
+        </w:rPr>
+        <w:t>0</w:t>
+      </w:r>
+      <w:r>
+        <w:rPr>
+          <w:rFonts w:ascii="Consolas" w:eastAsia="Times New Roman" w:hAnsi="Consolas" w:cs="Times New Roman"/>
+          <w:color w:val="D4D4D4"/>
+          <w:kern w:val="0"/>
+          <w:sz w:val="15"/>
+          <w:szCs w:val="15"/>
+          <w:lang w:val="en-US" w:eastAsia="ru-RU"/>
+        </w:rPr>
+        <w:t xml:space="preserve"> || </w:t>
+      </w:r>
+      <w:r>
+        <w:rPr>
+          <w:rFonts w:ascii="Consolas" w:eastAsia="Times New Roman" w:hAnsi="Consolas" w:cs="Times New Roman"/>
+          <w:color w:val="7F7F7F"/>
+          <w:kern w:val="0"/>
+          <w:sz w:val="15"/>
+          <w:szCs w:val="15"/>
+          <w:lang w:val="en-US" w:eastAsia="ru-RU"/>
+        </w:rPr>
+        <w:t>m</w:t>
+      </w:r>
+      <w:r>
+        <w:rPr>
+          <w:rFonts w:ascii="Consolas" w:eastAsia="Times New Roman" w:hAnsi="Consolas" w:cs="Times New Roman"/>
+          <w:color w:val="D4D4D4"/>
+          <w:kern w:val="0"/>
+          <w:sz w:val="15"/>
+          <w:szCs w:val="15"/>
+          <w:lang w:val="en-US" w:eastAsia="ru-RU"/>
+        </w:rPr>
+        <w:t xml:space="preserve"> == </w:t>
+      </w:r>
+      <w:r>
+        <w:rPr>
+          <w:rFonts w:ascii="Consolas" w:eastAsia="Times New Roman" w:hAnsi="Consolas" w:cs="Times New Roman"/>
+          <w:color w:val="B5CEA8"/>
+          <w:kern w:val="0"/>
+          <w:sz w:val="15"/>
+          <w:szCs w:val="15"/>
+          <w:lang w:val="en-US" w:eastAsia="ru-RU"/>
+        </w:rPr>
+        <w:t>0</w:t>
+      </w:r>
+      <w:r>
+        <w:rPr>
+          <w:rFonts w:ascii="Consolas" w:eastAsia="Times New Roman" w:hAnsi="Consolas" w:cs="Times New Roman"/>
+          <w:color w:val="D4D4D4"/>
+          <w:kern w:val="0"/>
+          <w:sz w:val="15"/>
+          <w:szCs w:val="15"/>
+          <w:lang w:val="en-US" w:eastAsia="ru-RU"/>
+        </w:rPr>
+        <w:t xml:space="preserve">) </w:t>
+      </w:r>
+      <w:r>
+        <w:rPr>
+          <w:rFonts w:ascii="Consolas" w:eastAsia="Times New Roman" w:hAnsi="Consolas" w:cs="Times New Roman"/>
+          <w:color w:val="569CD6"/>
+          <w:kern w:val="0"/>
+          <w:sz w:val="15"/>
+          <w:szCs w:val="15"/>
+          <w:lang w:val="en-US" w:eastAsia="ru-RU"/>
+        </w:rPr>
+        <w:t>return</w:t>
+      </w:r>
+      <w:r>
+        <w:rPr>
+          <w:rFonts w:ascii="Consolas" w:eastAsia="Times New Roman" w:hAnsi="Consolas" w:cs="Times New Roman"/>
+          <w:color w:val="D4D4D4"/>
+          <w:kern w:val="0"/>
+          <w:sz w:val="15"/>
+          <w:szCs w:val="15"/>
+          <w:lang w:val="en-US" w:eastAsia="ru-RU"/>
+        </w:rPr>
+        <w:t xml:space="preserve"> </w:t>
+      </w:r>
+      <w:r>
+        <w:rPr>
+          <w:rFonts w:ascii="Consolas" w:eastAsia="Times New Roman" w:hAnsi="Consolas" w:cs="Times New Roman"/>
+          <w:color w:val="B5CEA8"/>
+          <w:kern w:val="0"/>
+          <w:sz w:val="15"/>
+          <w:szCs w:val="15"/>
+          <w:lang w:val="en-US" w:eastAsia="ru-RU"/>
+        </w:rPr>
+        <w:t>1</w:t>
+      </w:r>
+      <w:r>
+        <w:rPr>
+          <w:rFonts w:ascii="Consolas" w:eastAsia="Times New Roman" w:hAnsi="Consolas" w:cs="Times New Roman"/>
+          <w:color w:val="D4D4D4"/>
+          <w:kern w:val="0"/>
+          <w:sz w:val="15"/>
+          <w:szCs w:val="15"/>
+          <w:lang w:val="en-US" w:eastAsia="ru-RU"/>
+        </w:rPr>
+        <w:t>;</w:t>
+      </w:r>
+    </w:p>
+    <w:p>
+      <w:pPr>
+        <w:shd w:val="clear" w:color="auto" w:fill="1E1E1E"/>
+        <w:spacing w:after="0" w:line="207" w:lineRule="atLeast"/>
+        <w:rPr>
+          <w:rFonts w:ascii="Consolas" w:eastAsia="Times New Roman" w:hAnsi="Consolas" w:cs="Times New Roman"/>
+          <w:color w:val="D4D4D4"/>
+          <w:kern w:val="0"/>
+          <w:sz w:val="15"/>
+          <w:szCs w:val="15"/>
+          <w:lang w:val="en-US" w:eastAsia="ru-RU"/>
+        </w:rPr>
+      </w:pPr>
+    </w:p>
+    <w:p>
+      <w:pPr>
+        <w:shd w:val="clear" w:color="auto" w:fill="1E1E1E"/>
+        <w:spacing w:after="0" w:line="207" w:lineRule="atLeast"/>
+        <w:rPr>
+          <w:rFonts w:ascii="Consolas" w:eastAsia="Times New Roman" w:hAnsi="Consolas" w:cs="Times New Roman"/>
+          <w:color w:val="D4D4D4"/>
+          <w:kern w:val="0"/>
+          <w:sz w:val="15"/>
+          <w:szCs w:val="15"/>
+          <w:lang w:val="en-US" w:eastAsia="ru-RU"/>
+        </w:rPr>
+      </w:pPr>
+      <w:r>
+        <w:rPr>
+          <w:rFonts w:ascii="Consolas" w:eastAsia="Times New Roman" w:hAnsi="Consolas" w:cs="Times New Roman"/>
+          <w:color w:val="D4D4D4"/>
+          <w:kern w:val="0"/>
+          <w:sz w:val="15"/>
+          <w:szCs w:val="15"/>
+          <w:lang w:val="en-US" w:eastAsia="ru-RU"/>
+        </w:rPr>
+        <w:t xml:space="preserve">    </w:t>
+      </w:r>
+      <w:r>
+        <w:rPr>
+          <w:rFonts w:ascii="Consolas" w:eastAsia="Times New Roman" w:hAnsi="Consolas" w:cs="Times New Roman"/>
+          <w:color w:val="569CD6"/>
+          <w:kern w:val="0"/>
+          <w:sz w:val="15"/>
+          <w:szCs w:val="15"/>
+          <w:lang w:val="en-US" w:eastAsia="ru-RU"/>
+        </w:rPr>
+        <w:t>return</w:t>
+      </w:r>
+      <w:r>
+        <w:rPr>
+          <w:rFonts w:ascii="Consolas" w:eastAsia="Times New Roman" w:hAnsi="Consolas" w:cs="Times New Roman"/>
+          <w:color w:val="D4D4D4"/>
+          <w:kern w:val="0"/>
+          <w:sz w:val="15"/>
+          <w:szCs w:val="15"/>
+          <w:lang w:val="en-US" w:eastAsia="ru-RU"/>
+        </w:rPr>
+        <w:t xml:space="preserve"> </w:t>
+      </w:r>
+      <w:r>
+        <w:rPr>
+          <w:rFonts w:ascii="Consolas" w:eastAsia="Times New Roman" w:hAnsi="Consolas" w:cs="Times New Roman"/>
+          <w:color w:val="C8C8C8"/>
+          <w:kern w:val="0"/>
+          <w:sz w:val="15"/>
+          <w:szCs w:val="15"/>
+          <w:lang w:val="en-US" w:eastAsia="ru-RU"/>
+        </w:rPr>
+        <w:t>recurs_func</w:t>
+      </w:r>
+      <w:r>
+        <w:rPr>
+          <w:rFonts w:ascii="Consolas" w:eastAsia="Times New Roman" w:hAnsi="Consolas" w:cs="Times New Roman"/>
+          <w:color w:val="D4D4D4"/>
+          <w:kern w:val="0"/>
+          <w:sz w:val="15"/>
+          <w:szCs w:val="15"/>
+          <w:lang w:val="en-US" w:eastAsia="ru-RU"/>
+        </w:rPr>
+        <w:t>(</w:t>
+      </w:r>
+      <w:r>
+        <w:rPr>
+          <w:rFonts w:ascii="Consolas" w:eastAsia="Times New Roman" w:hAnsi="Consolas" w:cs="Times New Roman"/>
+          <w:color w:val="7F7F7F"/>
+          <w:kern w:val="0"/>
+          <w:sz w:val="15"/>
+          <w:szCs w:val="15"/>
+          <w:lang w:val="en-US" w:eastAsia="ru-RU"/>
+        </w:rPr>
+        <w:t>n</w:t>
+      </w:r>
+      <w:r>
+        <w:rPr>
+          <w:rFonts w:ascii="Consolas" w:eastAsia="Times New Roman" w:hAnsi="Consolas" w:cs="Times New Roman"/>
+          <w:color w:val="D4D4D4"/>
+          <w:kern w:val="0"/>
+          <w:sz w:val="15"/>
+          <w:szCs w:val="15"/>
+          <w:lang w:val="en-US" w:eastAsia="ru-RU"/>
+        </w:rPr>
+        <w:t>-</w:t>
+      </w:r>
+      <w:r>
+        <w:rPr>
+          <w:rFonts w:ascii="Consolas" w:eastAsia="Times New Roman" w:hAnsi="Consolas" w:cs="Times New Roman"/>
+          <w:color w:val="B5CEA8"/>
+          <w:kern w:val="0"/>
+          <w:sz w:val="15"/>
+          <w:szCs w:val="15"/>
+          <w:lang w:val="en-US" w:eastAsia="ru-RU"/>
+        </w:rPr>
+        <w:t>1</w:t>
+      </w:r>
+      <w:r>
+        <w:rPr>
+          <w:rFonts w:ascii="Consolas" w:eastAsia="Times New Roman" w:hAnsi="Consolas" w:cs="Times New Roman"/>
+          <w:color w:val="D4D4D4"/>
+          <w:kern w:val="0"/>
+          <w:sz w:val="15"/>
+          <w:szCs w:val="15"/>
+          <w:lang w:val="en-US" w:eastAsia="ru-RU"/>
+        </w:rPr>
+        <w:t xml:space="preserve">, </w:t>
+      </w:r>
+      <w:r>
+        <w:rPr>
+          <w:rFonts w:ascii="Consolas" w:eastAsia="Times New Roman" w:hAnsi="Consolas" w:cs="Times New Roman"/>
+          <w:color w:val="7F7F7F"/>
+          <w:kern w:val="0"/>
+          <w:sz w:val="15"/>
+          <w:szCs w:val="15"/>
+          <w:lang w:val="en-US" w:eastAsia="ru-RU"/>
+        </w:rPr>
+        <w:t>m</w:t>
+      </w:r>
+      <w:r>
+        <w:rPr>
+          <w:rFonts w:ascii="Consolas" w:eastAsia="Times New Roman" w:hAnsi="Consolas" w:cs="Times New Roman"/>
+          <w:color w:val="D4D4D4"/>
+          <w:kern w:val="0"/>
+          <w:sz w:val="15"/>
+          <w:szCs w:val="15"/>
+          <w:lang w:val="en-US" w:eastAsia="ru-RU"/>
+        </w:rPr>
+        <w:t xml:space="preserve">) + </w:t>
+      </w:r>
+      <w:r>
+        <w:rPr>
+          <w:rFonts w:ascii="Consolas" w:eastAsia="Times New Roman" w:hAnsi="Consolas" w:cs="Times New Roman"/>
+          <w:color w:val="C8C8C8"/>
+          <w:kern w:val="0"/>
+          <w:sz w:val="15"/>
+          <w:szCs w:val="15"/>
+          <w:lang w:val="en-US" w:eastAsia="ru-RU"/>
+        </w:rPr>
+        <w:t>recurs_func</w:t>
+      </w:r>
+      <w:r>
+        <w:rPr>
+          <w:rFonts w:ascii="Consolas" w:eastAsia="Times New Roman" w:hAnsi="Consolas" w:cs="Times New Roman"/>
+          <w:color w:val="D4D4D4"/>
+          <w:kern w:val="0"/>
+          <w:sz w:val="15"/>
+          <w:szCs w:val="15"/>
+          <w:lang w:val="en-US" w:eastAsia="ru-RU"/>
+        </w:rPr>
+        <w:t>(</w:t>
+      </w:r>
+      <w:r>
+        <w:rPr>
+          <w:rFonts w:ascii="Consolas" w:eastAsia="Times New Roman" w:hAnsi="Consolas" w:cs="Times New Roman"/>
+          <w:color w:val="7F7F7F"/>
+          <w:kern w:val="0"/>
+          <w:sz w:val="15"/>
+          <w:szCs w:val="15"/>
+          <w:lang w:val="en-US" w:eastAsia="ru-RU"/>
+        </w:rPr>
+        <w:t>n</w:t>
+      </w:r>
+      <w:r>
+        <w:rPr>
+          <w:rFonts w:ascii="Consolas" w:eastAsia="Times New Roman" w:hAnsi="Consolas" w:cs="Times New Roman"/>
+          <w:color w:val="D4D4D4"/>
+          <w:kern w:val="0"/>
+          <w:sz w:val="15"/>
+          <w:szCs w:val="15"/>
+          <w:lang w:val="en-US" w:eastAsia="ru-RU"/>
+        </w:rPr>
+        <w:t xml:space="preserve">, </w:t>
+      </w:r>
+      <w:r>
+        <w:rPr>
+          <w:rFonts w:ascii="Consolas" w:eastAsia="Times New Roman" w:hAnsi="Consolas" w:cs="Times New Roman"/>
+          <w:color w:val="7F7F7F"/>
+          <w:kern w:val="0"/>
+          <w:sz w:val="15"/>
+          <w:szCs w:val="15"/>
+          <w:lang w:val="en-US" w:eastAsia="ru-RU"/>
+        </w:rPr>
+        <w:t>m</w:t>
+      </w:r>
+      <w:r>
+        <w:rPr>
+          <w:rFonts w:ascii="Consolas" w:eastAsia="Times New Roman" w:hAnsi="Consolas" w:cs="Times New Roman"/>
+          <w:color w:val="D4D4D4"/>
+          <w:kern w:val="0"/>
+          <w:sz w:val="15"/>
+          <w:szCs w:val="15"/>
+          <w:lang w:val="en-US" w:eastAsia="ru-RU"/>
+        </w:rPr>
+        <w:t>-</w:t>
+      </w:r>
+      <w:r>
+        <w:rPr>
+          <w:rFonts w:ascii="Consolas" w:eastAsia="Times New Roman" w:hAnsi="Consolas" w:cs="Times New Roman"/>
+          <w:color w:val="B5CEA8"/>
+          <w:kern w:val="0"/>
+          <w:sz w:val="15"/>
+          <w:szCs w:val="15"/>
+          <w:lang w:val="en-US" w:eastAsia="ru-RU"/>
+        </w:rPr>
+        <w:t>1</w:t>
+      </w:r>
+      <w:r>
+        <w:rPr>
+          <w:rFonts w:ascii="Consolas" w:eastAsia="Times New Roman" w:hAnsi="Consolas" w:cs="Times New Roman"/>
+          <w:color w:val="D4D4D4"/>
+          <w:kern w:val="0"/>
+          <w:sz w:val="15"/>
+          <w:szCs w:val="15"/>
+          <w:lang w:val="en-US" w:eastAsia="ru-RU"/>
+        </w:rPr>
+        <w:t>);</w:t>
+      </w:r>
+    </w:p>
+    <w:p>
+      <w:pPr>
+        <w:shd w:val="clear" w:color="auto" w:fill="1E1E1E"/>
+        <w:spacing w:after="0" w:line="207" w:lineRule="atLeast"/>
+        <w:rPr>
+          <w:rFonts w:ascii="Consolas" w:eastAsia="Times New Roman" w:hAnsi="Consolas" w:cs="Times New Roman"/>
+          <w:color w:val="D4D4D4"/>
+          <w:kern w:val="0"/>
+          <w:sz w:val="15"/>
+          <w:szCs w:val="15"/>
+          <w:lang w:eastAsia="ru-RU"/>
+        </w:rPr>
+      </w:pPr>
+      <w:r>
+        <w:rPr>
+          <w:rFonts w:ascii="Consolas" w:eastAsia="Times New Roman" w:hAnsi="Consolas" w:cs="Times New Roman"/>
+          <w:color w:val="D4D4D4"/>
+          <w:kern w:val="0"/>
+          <w:sz w:val="15"/>
+          <w:szCs w:val="15"/>
+          <w:lang w:eastAsia="ru-RU"/>
+        </w:rPr>
+        <w:t>}</w:t>
+      </w:r>
+    </w:p>
+    <w:p>
+      <w:pPr>
+        <w:shd w:val="clear" w:color="auto" w:fill="1E1E1E"/>
+        <w:spacing w:after="0" w:line="207" w:lineRule="atLeast"/>
+        <w:rPr>
+          <w:rFonts w:ascii="Consolas" w:eastAsia="Times New Roman" w:hAnsi="Consolas" w:cs="Times New Roman"/>
+          <w:color w:val="D4D4D4"/>
+          <w:kern w:val="0"/>
+          <w:sz w:val="15"/>
+          <w:szCs w:val="15"/>
+          <w:lang w:eastAsia="ru-RU"/>
+        </w:rPr>
+      </w:pPr>
+    </w:p>
+    <w:p>
+      <w:pPr>
+        <w:shd w:val="clear" w:color="auto" w:fill="1E1E1E"/>
+        <w:spacing w:after="0" w:line="207" w:lineRule="atLeast"/>
+        <w:rPr>
+          <w:rFonts w:ascii="Consolas" w:eastAsia="Times New Roman" w:hAnsi="Consolas" w:cs="Times New Roman"/>
+          <w:color w:val="D4D4D4"/>
+          <w:kern w:val="0"/>
+          <w:sz w:val="15"/>
+          <w:szCs w:val="15"/>
+          <w:lang w:eastAsia="ru-RU"/>
+        </w:rPr>
+      </w:pPr>
+      <w:proofErr w:type="spellStart"/>
+      <w:r>
+        <w:rPr>
+          <w:rFonts w:ascii="Consolas" w:eastAsia="Times New Roman" w:hAnsi="Consolas" w:cs="Times New Roman"/>
+          <w:color w:val="569CD6"/>
+          <w:kern w:val="0"/>
+          <w:sz w:val="15"/>
+          <w:szCs w:val="15"/>
+          <w:lang w:eastAsia="ru-RU"/>
+        </w:rPr>
+        <w:t>int</w:t>
+      </w:r>
+      <w:proofErr w:type="spellEnd"/>
+      <w:r>
+        <w:rPr>
+          <w:rFonts w:ascii="Consolas" w:eastAsia="Times New Roman" w:hAnsi="Consolas" w:cs="Times New Roman"/>
+          <w:color w:val="D4D4D4"/>
+          <w:kern w:val="0"/>
+          <w:sz w:val="15"/>
+          <w:szCs w:val="15"/>
+          <w:lang w:eastAsia="ru-RU"/>
+        </w:rPr>
+        <w:t xml:space="preserve"> </w:t>
+      </w:r>
+      <w:proofErr w:type="spellStart"/>
+      <w:r>
+        <w:rPr>
+          <w:rFonts w:ascii="Consolas" w:eastAsia="Times New Roman" w:hAnsi="Consolas" w:cs="Times New Roman"/>
+          <w:color w:val="C8C8C8"/>
+          <w:kern w:val="0"/>
+          <w:sz w:val="15"/>
+          <w:szCs w:val="15"/>
+          <w:lang w:eastAsia="ru-RU"/>
+        </w:rPr>
+        <w:t>main</w:t>
+      </w:r>
+      <w:proofErr w:type="spellEnd"/>
+      <w:r>
+        <w:rPr>
+          <w:rFonts w:ascii="Consolas" w:eastAsia="Times New Roman" w:hAnsi="Consolas" w:cs="Times New Roman"/>
+          <w:color w:val="D4D4D4"/>
+          <w:kern w:val="0"/>
+          <w:sz w:val="15"/>
+          <w:szCs w:val="15"/>
+          <w:lang w:eastAsia="ru-RU"/>
+        </w:rPr>
+        <w:t xml:space="preserve">() </w:t>
+      </w:r>
+      <w:proofErr w:type="gramStart"/>
+      <w:r>
+        <w:rPr>
+          <w:rFonts w:ascii="Consolas" w:eastAsia="Times New Roman" w:hAnsi="Consolas" w:cs="Times New Roman"/>
+          <w:color w:val="D4D4D4"/>
+          <w:kern w:val="0"/>
+          <w:sz w:val="15"/>
+          <w:szCs w:val="15"/>
+          <w:lang w:eastAsia="ru-RU"/>
+        </w:rPr>
+        <w:t>{</w:t>
+      </w:r>
+      <w:r>
+        <w:rPr>
+          <w:rFonts w:ascii="Consolas" w:eastAsia="Times New Roman" w:hAnsi="Consolas" w:cs="Times New Roman"/>
+          <w:color w:val="6A9955"/>
+          <w:kern w:val="0"/>
+          <w:sz w:val="15"/>
+          <w:szCs w:val="15"/>
+          <w:lang w:eastAsia="ru-RU"/>
+        </w:rPr>
+        <w:t xml:space="preserve">   </w:t>
+      </w:r>
+      <w:proofErr w:type="gramEnd"/>
+      <w:r>
+        <w:rPr>
+          <w:rFonts w:ascii="Consolas" w:eastAsia="Times New Roman" w:hAnsi="Consolas" w:cs="Times New Roman"/>
+          <w:color w:val="6A9955"/>
+          <w:kern w:val="0"/>
+          <w:sz w:val="15"/>
+          <w:szCs w:val="15"/>
+          <w:lang w:eastAsia="ru-RU"/>
+        </w:rPr>
+        <w:t>// Задача "Пути в решётке"</w:t>
+      </w:r>
+    </w:p>
+    <w:p>
+      <w:pPr>
+        <w:shd w:val="clear" w:color="auto" w:fill="1E1E1E"/>
+        <w:spacing w:after="0" w:line="207" w:lineRule="atLeast"/>
+        <w:rPr>
+          <w:rFonts w:ascii="Consolas" w:eastAsia="Times New Roman" w:hAnsi="Consolas" w:cs="Times New Roman"/>
+          <w:color w:val="D4D4D4"/>
+          <w:kern w:val="0"/>
+          <w:sz w:val="15"/>
+          <w:szCs w:val="15"/>
+          <w:lang w:eastAsia="ru-RU"/>
+        </w:rPr>
+      </w:pPr>
+    </w:p>
+    <w:p>
+      <w:pPr>
+        <w:shd w:val="clear" w:color="auto" w:fill="1E1E1E"/>
+        <w:spacing w:after="0" w:line="207" w:lineRule="atLeast"/>
+        <w:rPr>
+          <w:rFonts w:ascii="Consolas" w:eastAsia="Times New Roman" w:hAnsi="Consolas" w:cs="Times New Roman"/>
+          <w:color w:val="D4D4D4"/>
+          <w:kern w:val="0"/>
+          <w:sz w:val="15"/>
+          <w:szCs w:val="15"/>
+          <w:lang w:val="en-US" w:eastAsia="ru-RU"/>
+        </w:rPr>
+      </w:pPr>
+      <w:r>
+        <w:rPr>
+          <w:rFonts w:ascii="Consolas" w:eastAsia="Times New Roman" w:hAnsi="Consolas" w:cs="Times New Roman"/>
+          <w:color w:val="D4D4D4"/>
+          <w:kern w:val="0"/>
+          <w:sz w:val="15"/>
+          <w:szCs w:val="15"/>
+          <w:lang w:eastAsia="ru-RU"/>
+        </w:rPr>
+        <w:t xml:space="preserve">    </w:t>
+      </w:r>
+      <w:r>
+        <w:rPr>
+          <w:rFonts w:ascii="Consolas" w:eastAsia="Times New Roman" w:hAnsi="Consolas" w:cs="Times New Roman"/>
+          <w:color w:val="C8C8C8"/>
+          <w:kern w:val="0"/>
+          <w:sz w:val="15"/>
+          <w:szCs w:val="15"/>
+          <w:lang w:val="en-US" w:eastAsia="ru-RU"/>
+        </w:rPr>
+        <w:t>setlocale</w:t>
+      </w:r>
+      <w:r>
+        <w:rPr>
+          <w:rFonts w:ascii="Consolas" w:eastAsia="Times New Roman" w:hAnsi="Consolas" w:cs="Times New Roman"/>
+          <w:color w:val="D4D4D4"/>
+          <w:kern w:val="0"/>
+          <w:sz w:val="15"/>
+          <w:szCs w:val="15"/>
+          <w:lang w:val="en-US" w:eastAsia="ru-RU"/>
+        </w:rPr>
+        <w:t>(</w:t>
+      </w:r>
+      <w:r>
+        <w:rPr>
+          <w:rFonts w:ascii="Consolas" w:eastAsia="Times New Roman" w:hAnsi="Consolas" w:cs="Times New Roman"/>
+          <w:color w:val="BD63C5"/>
+          <w:kern w:val="0"/>
+          <w:sz w:val="15"/>
+          <w:szCs w:val="15"/>
+          <w:lang w:val="en-US" w:eastAsia="ru-RU"/>
+        </w:rPr>
+        <w:t>LC_ALL</w:t>
+      </w:r>
+      <w:r>
+        <w:rPr>
+          <w:rFonts w:ascii="Consolas" w:eastAsia="Times New Roman" w:hAnsi="Consolas" w:cs="Times New Roman"/>
+          <w:color w:val="D4D4D4"/>
+          <w:kern w:val="0"/>
+          <w:sz w:val="15"/>
+          <w:szCs w:val="15"/>
+          <w:lang w:val="en-US" w:eastAsia="ru-RU"/>
+        </w:rPr>
+        <w:t xml:space="preserve">, </w:t>
+      </w:r>
+      <w:r>
+        <w:rPr>
+          <w:rFonts w:ascii="Consolas" w:eastAsia="Times New Roman" w:hAnsi="Consolas" w:cs="Times New Roman"/>
+          <w:color w:val="CE9178"/>
+          <w:kern w:val="0"/>
+          <w:sz w:val="15"/>
+          <w:szCs w:val="15"/>
+          <w:lang w:val="en-US" w:eastAsia="ru-RU"/>
+        </w:rPr>
+        <w:t>"Russian"</w:t>
+      </w:r>
+      <w:r>
+        <w:rPr>
+          <w:rFonts w:ascii="Consolas" w:eastAsia="Times New Roman" w:hAnsi="Consolas" w:cs="Times New Roman"/>
+          <w:color w:val="D4D4D4"/>
+          <w:kern w:val="0"/>
+          <w:sz w:val="15"/>
+          <w:szCs w:val="15"/>
+          <w:lang w:val="en-US" w:eastAsia="ru-RU"/>
+        </w:rPr>
+        <w:t>);</w:t>
+      </w:r>
+    </w:p>
+    <w:p>
+      <w:pPr>
+        <w:shd w:val="clear" w:color="auto" w:fill="1E1E1E"/>
+        <w:spacing w:after="0" w:line="207" w:lineRule="atLeast"/>
+        <w:rPr>
+          <w:rFonts w:ascii="Consolas" w:eastAsia="Times New Roman" w:hAnsi="Consolas" w:cs="Times New Roman"/>
+          <w:color w:val="D4D4D4"/>
+          <w:kern w:val="0"/>
+          <w:sz w:val="15"/>
+          <w:szCs w:val="15"/>
+          <w:lang w:val="en-US" w:eastAsia="ru-RU"/>
+        </w:rPr>
+      </w:pPr>
+    </w:p>
+    <w:p>
+      <w:pPr>
+        <w:shd w:val="clear" w:color="auto" w:fill="1E1E1E"/>
+        <w:spacing w:after="0" w:line="207" w:lineRule="atLeast"/>
+        <w:rPr>
+          <w:rFonts w:ascii="Consolas" w:eastAsia="Times New Roman" w:hAnsi="Consolas" w:cs="Times New Roman"/>
+          <w:color w:val="D4D4D4"/>
+          <w:kern w:val="0"/>
+          <w:sz w:val="15"/>
+          <w:szCs w:val="15"/>
+          <w:lang w:val="en-US" w:eastAsia="ru-RU"/>
+        </w:rPr>
+      </w:pPr>
+      <w:r>
+        <w:rPr>
+          <w:rFonts w:ascii="Consolas" w:eastAsia="Times New Roman" w:hAnsi="Consolas" w:cs="Times New Roman"/>
+          <w:color w:val="D4D4D4"/>
+          <w:kern w:val="0"/>
+          <w:sz w:val="15"/>
+          <w:szCs w:val="15"/>
+          <w:lang w:val="en-US" w:eastAsia="ru-RU"/>
+        </w:rPr>
+        <w:t xml:space="preserve">    </w:t>
+      </w:r>
+      <w:r>
+        <w:rPr>
+          <w:rFonts w:ascii="Consolas" w:eastAsia="Times New Roman" w:hAnsi="Consolas" w:cs="Times New Roman"/>
+          <w:color w:val="569CD6"/>
+          <w:kern w:val="0"/>
+          <w:sz w:val="15"/>
+          <w:szCs w:val="15"/>
+          <w:lang w:val="en-US" w:eastAsia="ru-RU"/>
+        </w:rPr>
+        <w:t>int</w:t>
+      </w:r>
+      <w:r>
+        <w:rPr>
+          <w:rFonts w:ascii="Consolas" w:eastAsia="Times New Roman" w:hAnsi="Consolas" w:cs="Times New Roman"/>
+          <w:color w:val="D4D4D4"/>
+          <w:kern w:val="0"/>
+          <w:sz w:val="15"/>
+          <w:szCs w:val="15"/>
+          <w:lang w:val="en-US" w:eastAsia="ru-RU"/>
+        </w:rPr>
+        <w:t xml:space="preserve"> </w:t>
+      </w:r>
+      <w:r>
+        <w:rPr>
+          <w:rFonts w:ascii="Consolas" w:eastAsia="Times New Roman" w:hAnsi="Consolas" w:cs="Times New Roman"/>
+          <w:color w:val="C8C8C8"/>
+          <w:kern w:val="0"/>
+          <w:sz w:val="15"/>
+          <w:szCs w:val="15"/>
+          <w:lang w:val="en-US" w:eastAsia="ru-RU"/>
+        </w:rPr>
+        <w:t>n</w:t>
+      </w:r>
+      <w:r>
+        <w:rPr>
+          <w:rFonts w:ascii="Consolas" w:eastAsia="Times New Roman" w:hAnsi="Consolas" w:cs="Times New Roman"/>
+          <w:color w:val="D4D4D4"/>
+          <w:kern w:val="0"/>
+          <w:sz w:val="15"/>
+          <w:szCs w:val="15"/>
+          <w:lang w:val="en-US" w:eastAsia="ru-RU"/>
+        </w:rPr>
+        <w:t xml:space="preserve">, </w:t>
+      </w:r>
+      <w:r>
+        <w:rPr>
+          <w:rFonts w:ascii="Consolas" w:eastAsia="Times New Roman" w:hAnsi="Consolas" w:cs="Times New Roman"/>
+          <w:color w:val="C8C8C8"/>
+          <w:kern w:val="0"/>
+          <w:sz w:val="15"/>
+          <w:szCs w:val="15"/>
+          <w:lang w:val="en-US" w:eastAsia="ru-RU"/>
+        </w:rPr>
+        <w:t>m</w:t>
+      </w:r>
+      <w:r>
+        <w:rPr>
+          <w:rFonts w:ascii="Consolas" w:eastAsia="Times New Roman" w:hAnsi="Consolas" w:cs="Times New Roman"/>
+          <w:color w:val="D4D4D4"/>
+          <w:kern w:val="0"/>
+          <w:sz w:val="15"/>
+          <w:szCs w:val="15"/>
+          <w:lang w:val="en-US" w:eastAsia="ru-RU"/>
+        </w:rPr>
+        <w:t>;</w:t>
+      </w:r>
+    </w:p>
+    <w:p>
+      <w:pPr>
+        <w:shd w:val="clear" w:color="auto" w:fill="1E1E1E"/>
+        <w:spacing w:after="0" w:line="207" w:lineRule="atLeast"/>
+        <w:rPr>
+          <w:rFonts w:ascii="Consolas" w:eastAsia="Times New Roman" w:hAnsi="Consolas" w:cs="Times New Roman"/>
+          <w:color w:val="D4D4D4"/>
+          <w:kern w:val="0"/>
+          <w:sz w:val="15"/>
+          <w:szCs w:val="15"/>
+          <w:lang w:val="en-US" w:eastAsia="ru-RU"/>
+        </w:rPr>
+      </w:pPr>
+    </w:p>
+    <w:p>
+      <w:pPr>
+        <w:shd w:val="clear" w:color="auto" w:fill="1E1E1E"/>
+        <w:spacing w:after="0" w:line="207" w:lineRule="atLeast"/>
+        <w:rPr>
+          <w:rFonts w:ascii="Consolas" w:eastAsia="Times New Roman" w:hAnsi="Consolas" w:cs="Times New Roman"/>
+          <w:color w:val="D4D4D4"/>
+          <w:kern w:val="0"/>
+          <w:sz w:val="15"/>
+          <w:szCs w:val="15"/>
+          <w:lang w:val="en-US" w:eastAsia="ru-RU"/>
+        </w:rPr>
+      </w:pPr>
+      <w:r>
+        <w:rPr>
+          <w:rFonts w:ascii="Consolas" w:eastAsia="Times New Roman" w:hAnsi="Consolas" w:cs="Times New Roman"/>
+          <w:color w:val="D4D4D4"/>
+          <w:kern w:val="0"/>
+          <w:sz w:val="15"/>
+          <w:szCs w:val="15"/>
+          <w:lang w:val="en-US" w:eastAsia="ru-RU"/>
+        </w:rPr>
+        <w:t xml:space="preserve">    </w:t>
+      </w:r>
+      <w:r>
+        <w:rPr>
+          <w:rFonts w:ascii="Consolas" w:eastAsia="Times New Roman" w:hAnsi="Consolas" w:cs="Times New Roman"/>
+          <w:color w:val="C8C8C8"/>
+          <w:kern w:val="0"/>
+          <w:sz w:val="15"/>
+          <w:szCs w:val="15"/>
+          <w:lang w:val="en-US" w:eastAsia="ru-RU"/>
+        </w:rPr>
+        <w:t>scanf</w:t>
+      </w:r>
+      <w:r>
+        <w:rPr>
+          <w:rFonts w:ascii="Consolas" w:eastAsia="Times New Roman" w:hAnsi="Consolas" w:cs="Times New Roman"/>
+          <w:color w:val="D4D4D4"/>
+          <w:kern w:val="0"/>
+          <w:sz w:val="15"/>
+          <w:szCs w:val="15"/>
+          <w:lang w:val="en-US" w:eastAsia="ru-RU"/>
+        </w:rPr>
+        <w:t>(</w:t>
+      </w:r>
+      <w:r>
+        <w:rPr>
+          <w:rFonts w:ascii="Consolas" w:eastAsia="Times New Roman" w:hAnsi="Consolas" w:cs="Times New Roman"/>
+          <w:color w:val="CE9178"/>
+          <w:kern w:val="0"/>
+          <w:sz w:val="15"/>
+          <w:szCs w:val="15"/>
+          <w:lang w:val="en-US" w:eastAsia="ru-RU"/>
+        </w:rPr>
+        <w:t>"%d %d"</w:t>
+      </w:r>
+      <w:r>
+        <w:rPr>
+          <w:rFonts w:ascii="Consolas" w:eastAsia="Times New Roman" w:hAnsi="Consolas" w:cs="Times New Roman"/>
+          <w:color w:val="D4D4D4"/>
+          <w:kern w:val="0"/>
+          <w:sz w:val="15"/>
+          <w:szCs w:val="15"/>
+          <w:lang w:val="en-US" w:eastAsia="ru-RU"/>
+        </w:rPr>
+        <w:t>, &amp;</w:t>
+      </w:r>
+      <w:r>
+        <w:rPr>
+          <w:rFonts w:ascii="Consolas" w:eastAsia="Times New Roman" w:hAnsi="Consolas" w:cs="Times New Roman"/>
+          <w:color w:val="C8C8C8"/>
+          <w:kern w:val="0"/>
+          <w:sz w:val="15"/>
+          <w:szCs w:val="15"/>
+          <w:lang w:val="en-US" w:eastAsia="ru-RU"/>
+        </w:rPr>
+        <w:t>n</w:t>
+      </w:r>
+      <w:r>
+        <w:rPr>
+          <w:rFonts w:ascii="Consolas" w:eastAsia="Times New Roman" w:hAnsi="Consolas" w:cs="Times New Roman"/>
+          <w:color w:val="D4D4D4"/>
+          <w:kern w:val="0"/>
+          <w:sz w:val="15"/>
+          <w:szCs w:val="15"/>
+          <w:lang w:val="en-US" w:eastAsia="ru-RU"/>
+        </w:rPr>
+        <w:t>, &amp;</w:t>
+      </w:r>
+      <w:r>
+        <w:rPr>
+          <w:rFonts w:ascii="Consolas" w:eastAsia="Times New Roman" w:hAnsi="Consolas" w:cs="Times New Roman"/>
+          <w:color w:val="C8C8C8"/>
+          <w:kern w:val="0"/>
+          <w:sz w:val="15"/>
+          <w:szCs w:val="15"/>
+          <w:lang w:val="en-US" w:eastAsia="ru-RU"/>
+        </w:rPr>
+        <w:t>m</w:t>
+      </w:r>
+      <w:r>
+        <w:rPr>
+          <w:rFonts w:ascii="Consolas" w:eastAsia="Times New Roman" w:hAnsi="Consolas" w:cs="Times New Roman"/>
+          <w:color w:val="D4D4D4"/>
+          <w:kern w:val="0"/>
+          <w:sz w:val="15"/>
+          <w:szCs w:val="15"/>
+          <w:lang w:val="en-US" w:eastAsia="ru-RU"/>
+        </w:rPr>
+        <w:t>);</w:t>
+      </w:r>
+    </w:p>
+    <w:p>
+      <w:pPr>
+        <w:shd w:val="clear" w:color="auto" w:fill="1E1E1E"/>
+        <w:spacing w:after="0" w:line="207" w:lineRule="atLeast"/>
+        <w:rPr>
+          <w:rFonts w:ascii="Consolas" w:eastAsia="Times New Roman" w:hAnsi="Consolas" w:cs="Times New Roman"/>
+          <w:color w:val="D4D4D4"/>
+          <w:kern w:val="0"/>
+          <w:sz w:val="15"/>
+          <w:szCs w:val="15"/>
+          <w:lang w:val="en-US" w:eastAsia="ru-RU"/>
+        </w:rPr>
+      </w:pPr>
+    </w:p>
+    <w:p>
+      <w:pPr>
+        <w:shd w:val="clear" w:color="auto" w:fill="1E1E1E"/>
+        <w:spacing w:after="0" w:line="207" w:lineRule="atLeast"/>
+        <w:rPr>
+          <w:rFonts w:ascii="Consolas" w:eastAsia="Times New Roman" w:hAnsi="Consolas" w:cs="Times New Roman"/>
+          <w:color w:val="D4D4D4"/>
+          <w:kern w:val="0"/>
+          <w:sz w:val="15"/>
+          <w:szCs w:val="15"/>
+          <w:lang w:val="en-US" w:eastAsia="ru-RU"/>
+        </w:rPr>
+      </w:pPr>
+      <w:r>
+        <w:rPr>
+          <w:rFonts w:ascii="Consolas" w:eastAsia="Times New Roman" w:hAnsi="Consolas" w:cs="Times New Roman"/>
+          <w:color w:val="D4D4D4"/>
+          <w:kern w:val="0"/>
+          <w:sz w:val="15"/>
+          <w:szCs w:val="15"/>
+          <w:lang w:val="en-US" w:eastAsia="ru-RU"/>
+        </w:rPr>
+        <w:t xml:space="preserve">    </w:t>
+      </w:r>
+      <w:r>
+        <w:rPr>
+          <w:rFonts w:ascii="Consolas" w:eastAsia="Times New Roman" w:hAnsi="Consolas" w:cs="Times New Roman"/>
+          <w:color w:val="569CD6"/>
+          <w:kern w:val="0"/>
+          <w:sz w:val="15"/>
+          <w:szCs w:val="15"/>
+          <w:lang w:val="en-US" w:eastAsia="ru-RU"/>
+        </w:rPr>
+        <w:t>int</w:t>
+      </w:r>
+      <w:r>
+        <w:rPr>
+          <w:rFonts w:ascii="Consolas" w:eastAsia="Times New Roman" w:hAnsi="Consolas" w:cs="Times New Roman"/>
+          <w:color w:val="D4D4D4"/>
+          <w:kern w:val="0"/>
+          <w:sz w:val="15"/>
+          <w:szCs w:val="15"/>
+          <w:lang w:val="en-US" w:eastAsia="ru-RU"/>
+        </w:rPr>
+        <w:t xml:space="preserve"> </w:t>
+      </w:r>
+      <w:r>
+        <w:rPr>
+          <w:rFonts w:ascii="Consolas" w:eastAsia="Times New Roman" w:hAnsi="Consolas" w:cs="Times New Roman"/>
+          <w:color w:val="C8C8C8"/>
+          <w:kern w:val="0"/>
+          <w:sz w:val="15"/>
+          <w:szCs w:val="15"/>
+          <w:lang w:val="en-US" w:eastAsia="ru-RU"/>
+        </w:rPr>
+        <w:t>result</w:t>
+      </w:r>
+      <w:r>
+        <w:rPr>
+          <w:rFonts w:ascii="Consolas" w:eastAsia="Times New Roman" w:hAnsi="Consolas" w:cs="Times New Roman"/>
+          <w:color w:val="D4D4D4"/>
+          <w:kern w:val="0"/>
+          <w:sz w:val="15"/>
+          <w:szCs w:val="15"/>
+          <w:lang w:val="en-US" w:eastAsia="ru-RU"/>
+        </w:rPr>
+        <w:t xml:space="preserve"> = </w:t>
+      </w:r>
+      <w:r>
+        <w:rPr>
+          <w:rFonts w:ascii="Consolas" w:eastAsia="Times New Roman" w:hAnsi="Consolas" w:cs="Times New Roman"/>
+          <w:color w:val="C8C8C8"/>
+          <w:kern w:val="0"/>
+          <w:sz w:val="15"/>
+          <w:szCs w:val="15"/>
+          <w:lang w:val="en-US" w:eastAsia="ru-RU"/>
+        </w:rPr>
+        <w:t>recurs_func</w:t>
+      </w:r>
+      <w:r>
+        <w:rPr>
+          <w:rFonts w:ascii="Consolas" w:eastAsia="Times New Roman" w:hAnsi="Consolas" w:cs="Times New Roman"/>
+          <w:color w:val="D4D4D4"/>
+          <w:kern w:val="0"/>
+          <w:sz w:val="15"/>
+          <w:szCs w:val="15"/>
+          <w:lang w:val="en-US" w:eastAsia="ru-RU"/>
+        </w:rPr>
+        <w:t>(</w:t>
+      </w:r>
+      <w:r>
+        <w:rPr>
+          <w:rFonts w:ascii="Consolas" w:eastAsia="Times New Roman" w:hAnsi="Consolas" w:cs="Times New Roman"/>
+          <w:color w:val="C8C8C8"/>
+          <w:kern w:val="0"/>
+          <w:sz w:val="15"/>
+          <w:szCs w:val="15"/>
+          <w:lang w:val="en-US" w:eastAsia="ru-RU"/>
+        </w:rPr>
+        <w:t>n</w:t>
+      </w:r>
+      <w:r>
+        <w:rPr>
+          <w:rFonts w:ascii="Consolas" w:eastAsia="Times New Roman" w:hAnsi="Consolas" w:cs="Times New Roman"/>
+          <w:color w:val="D4D4D4"/>
+          <w:kern w:val="0"/>
+          <w:sz w:val="15"/>
+          <w:szCs w:val="15"/>
+          <w:lang w:val="en-US" w:eastAsia="ru-RU"/>
+        </w:rPr>
+        <w:t xml:space="preserve">, </w:t>
+      </w:r>
+      <w:r>
+        <w:rPr>
+          <w:rFonts w:ascii="Consolas" w:eastAsia="Times New Roman" w:hAnsi="Consolas" w:cs="Times New Roman"/>
+          <w:color w:val="C8C8C8"/>
+          <w:kern w:val="0"/>
+          <w:sz w:val="15"/>
+          <w:szCs w:val="15"/>
+          <w:lang w:val="en-US" w:eastAsia="ru-RU"/>
+        </w:rPr>
+        <w:t>m</w:t>
+      </w:r>
+      <w:r>
+        <w:rPr>
+          <w:rFonts w:ascii="Consolas" w:eastAsia="Times New Roman" w:hAnsi="Consolas" w:cs="Times New Roman"/>
+          <w:color w:val="D4D4D4"/>
+          <w:kern w:val="0"/>
+          <w:sz w:val="15"/>
+          <w:szCs w:val="15"/>
+          <w:lang w:val="en-US" w:eastAsia="ru-RU"/>
+        </w:rPr>
+        <w:t>);</w:t>
+      </w:r>
+    </w:p>
+    <w:p>
+      <w:pPr>
+        <w:shd w:val="clear" w:color="auto" w:fill="1E1E1E"/>
+        <w:spacing w:after="0" w:line="207" w:lineRule="atLeast"/>
+        <w:rPr>
+          <w:rFonts w:ascii="Consolas" w:eastAsia="Times New Roman" w:hAnsi="Consolas" w:cs="Times New Roman"/>
+          <w:color w:val="D4D4D4"/>
+          <w:kern w:val="0"/>
+          <w:sz w:val="15"/>
+          <w:szCs w:val="15"/>
+          <w:lang w:val="en-US" w:eastAsia="ru-RU"/>
+        </w:rPr>
+      </w:pPr>
+    </w:p>
+    <w:p>
+      <w:pPr>
+        <w:shd w:val="clear" w:color="auto" w:fill="1E1E1E"/>
+        <w:spacing w:after="0" w:line="207" w:lineRule="atLeast"/>
+        <w:rPr>
+          <w:rFonts w:ascii="Consolas" w:eastAsia="Times New Roman" w:hAnsi="Consolas" w:cs="Times New Roman"/>
+          <w:color w:val="D4D4D4"/>
+          <w:kern w:val="0"/>
+          <w:sz w:val="15"/>
+          <w:szCs w:val="15"/>
+          <w:lang w:eastAsia="ru-RU"/>
+        </w:rPr>
+      </w:pPr>
+      <w:r>
+        <w:rPr>
+          <w:rFonts w:ascii="Consolas" w:eastAsia="Times New Roman" w:hAnsi="Consolas" w:cs="Times New Roman"/>
+          <w:color w:val="D4D4D4"/>
+          <w:kern w:val="0"/>
+          <w:sz w:val="15"/>
+          <w:szCs w:val="15"/>
+          <w:lang w:val="en-US" w:eastAsia="ru-RU"/>
+        </w:rPr>
+        <w:t xml:space="preserve">    </w:t>
+      </w:r>
+      <w:proofErr w:type="spellStart"/>
+      <w:r>
+        <w:rPr>
+          <w:rFonts w:ascii="Consolas" w:eastAsia="Times New Roman" w:hAnsi="Consolas" w:cs="Times New Roman"/>
+          <w:color w:val="C8C8C8"/>
+          <w:kern w:val="0"/>
+          <w:sz w:val="15"/>
+          <w:szCs w:val="15"/>
+          <w:lang w:eastAsia="ru-RU"/>
+        </w:rPr>
+        <w:t>printf</w:t>
+      </w:r>
+      <w:proofErr w:type="spellEnd"/>
+      <w:r>
+        <w:rPr>
+          <w:rFonts w:ascii="Consolas" w:eastAsia="Times New Roman" w:hAnsi="Consolas" w:cs="Times New Roman"/>
+          <w:color w:val="D4D4D4"/>
+          <w:kern w:val="0"/>
+          <w:sz w:val="15"/>
+          <w:szCs w:val="15"/>
+          <w:lang w:eastAsia="ru-RU"/>
+        </w:rPr>
+        <w:t>(</w:t>
+      </w:r>
+      <w:r>
+        <w:rPr>
+          <w:rFonts w:ascii="Consolas" w:eastAsia="Times New Roman" w:hAnsi="Consolas" w:cs="Times New Roman"/>
+          <w:color w:val="CE9178"/>
+          <w:kern w:val="0"/>
+          <w:sz w:val="15"/>
+          <w:szCs w:val="15"/>
+          <w:lang w:eastAsia="ru-RU"/>
+        </w:rPr>
+        <w:t>"%</w:t>
+      </w:r>
+      <w:proofErr w:type="spellStart"/>
+      <w:r>
+        <w:rPr>
+          <w:rFonts w:ascii="Consolas" w:eastAsia="Times New Roman" w:hAnsi="Consolas" w:cs="Times New Roman"/>
+          <w:color w:val="CE9178"/>
+          <w:kern w:val="0"/>
+          <w:sz w:val="15"/>
+          <w:szCs w:val="15"/>
+          <w:lang w:eastAsia="ru-RU"/>
+        </w:rPr>
+        <w:t>d</w:t>
+      </w:r>
+      <w:proofErr w:type="spellEnd"/>
+      <w:r>
+        <w:rPr>
+          <w:rFonts w:ascii="Consolas" w:eastAsia="Times New Roman" w:hAnsi="Consolas" w:cs="Times New Roman"/>
+          <w:color w:val="CE9178"/>
+          <w:kern w:val="0"/>
+          <w:sz w:val="15"/>
+          <w:szCs w:val="15"/>
+          <w:lang w:eastAsia="ru-RU"/>
+        </w:rPr>
+        <w:t>"</w:t>
+      </w:r>
+      <w:r>
+        <w:rPr>
+          <w:rFonts w:ascii="Consolas" w:eastAsia="Times New Roman" w:hAnsi="Consolas" w:cs="Times New Roman"/>
+          <w:color w:val="D4D4D4"/>
+          <w:kern w:val="0"/>
+          <w:sz w:val="15"/>
+          <w:szCs w:val="15"/>
+          <w:lang w:eastAsia="ru-RU"/>
+        </w:rPr>
+        <w:t xml:space="preserve">, </w:t>
+      </w:r>
+      <w:proofErr w:type="spellStart"/>
+      <w:r>
+        <w:rPr>
+          <w:rFonts w:ascii="Consolas" w:eastAsia="Times New Roman" w:hAnsi="Consolas" w:cs="Times New Roman"/>
+          <w:color w:val="C8C8C8"/>
+          <w:kern w:val="0"/>
+          <w:sz w:val="15"/>
+          <w:szCs w:val="15"/>
+          <w:lang w:eastAsia="ru-RU"/>
+        </w:rPr>
+        <w:t>result</w:t>
+      </w:r>
+      <w:proofErr w:type="spellEnd"/>
+      <w:r>
+        <w:rPr>
+          <w:rFonts w:ascii="Consolas" w:eastAsia="Times New Roman" w:hAnsi="Consolas" w:cs="Times New Roman"/>
+          <w:color w:val="D4D4D4"/>
+          <w:kern w:val="0"/>
+          <w:sz w:val="15"/>
+          <w:szCs w:val="15"/>
+          <w:lang w:eastAsia="ru-RU"/>
+        </w:rPr>
+        <w:t>);</w:t>
+      </w:r>
+    </w:p>
+    <w:p>
+      <w:pPr>
+        <w:shd w:val="clear" w:color="auto" w:fill="1E1E1E"/>
+        <w:spacing w:after="0" w:line="207" w:lineRule="atLeast"/>
+        <w:rPr>
+          <w:rFonts w:ascii="Consolas" w:eastAsia="Times New Roman" w:hAnsi="Consolas" w:cs="Times New Roman"/>
+          <w:color w:val="D4D4D4"/>
+          <w:kern w:val="0"/>
+          <w:sz w:val="15"/>
+          <w:szCs w:val="15"/>
+          <w:lang w:eastAsia="ru-RU"/>
+        </w:rPr>
+      </w:pPr>
+    </w:p>
+    <w:p>
+      <w:pPr>
+        <w:shd w:val="clear" w:color="auto" w:fill="1E1E1E"/>
+        <w:spacing w:after="0" w:line="207" w:lineRule="atLeast"/>
+        <w:rPr>
+          <w:rFonts w:ascii="Consolas" w:eastAsia="Times New Roman" w:hAnsi="Consolas" w:cs="Times New Roman"/>
+          <w:color w:val="D4D4D4"/>
+          <w:kern w:val="0"/>
+          <w:sz w:val="15"/>
+          <w:szCs w:val="15"/>
+          <w:lang w:eastAsia="ru-RU"/>
+        </w:rPr>
+      </w:pPr>
+      <w:r>
+        <w:rPr>
+          <w:rFonts w:ascii="Consolas" w:eastAsia="Times New Roman" w:hAnsi="Consolas" w:cs="Times New Roman"/>
+          <w:color w:val="D4D4D4"/>
+          <w:kern w:val="0"/>
+          <w:sz w:val="15"/>
+          <w:szCs w:val="15"/>
+          <w:lang w:eastAsia="ru-RU"/>
+        </w:rPr>
+        <w:t xml:space="preserve">    </w:t>
+      </w:r>
+      <w:proofErr w:type="spellStart"/>
+      <w:r>
+        <w:rPr>
+          <w:rFonts w:ascii="Consolas" w:eastAsia="Times New Roman" w:hAnsi="Consolas" w:cs="Times New Roman"/>
+          <w:color w:val="569CD6"/>
+          <w:kern w:val="0"/>
+          <w:sz w:val="15"/>
+          <w:szCs w:val="15"/>
+          <w:lang w:eastAsia="ru-RU"/>
+        </w:rPr>
+        <w:t>return</w:t>
+      </w:r>
+      <w:proofErr w:type="spellEnd"/>
+      <w:r>
+        <w:rPr>
+          <w:rFonts w:ascii="Consolas" w:eastAsia="Times New Roman" w:hAnsi="Consolas" w:cs="Times New Roman"/>
+          <w:color w:val="D4D4D4"/>
+          <w:kern w:val="0"/>
+          <w:sz w:val="15"/>
+          <w:szCs w:val="15"/>
+          <w:lang w:eastAsia="ru-RU"/>
+        </w:rPr>
+        <w:t xml:space="preserve"> </w:t>
+      </w:r>
+      <w:r>
+        <w:rPr>
+          <w:rFonts w:ascii="Consolas" w:eastAsia="Times New Roman" w:hAnsi="Consolas" w:cs="Times New Roman"/>
+          <w:color w:val="B5CEA8"/>
+          <w:kern w:val="0"/>
+          <w:sz w:val="15"/>
+          <w:szCs w:val="15"/>
+          <w:lang w:eastAsia="ru-RU"/>
+        </w:rPr>
+        <w:t>0</w:t>
+      </w:r>
+      <w:r>
+        <w:rPr>
+          <w:rFonts w:ascii="Consolas" w:eastAsia="Times New Roman" w:hAnsi="Consolas" w:cs="Times New Roman"/>
+          <w:color w:val="D4D4D4"/>
+          <w:kern w:val="0"/>
+          <w:sz w:val="15"/>
+          <w:szCs w:val="15"/>
+          <w:lang w:eastAsia="ru-RU"/>
+        </w:rPr>
+        <w:t>;</w:t>
+      </w:r>
+    </w:p>
+    <w:p>
+      <w:pPr>
+        <w:shd w:val="clear" w:color="auto" w:fill="1E1E1E"/>
+        <w:spacing w:after="0" w:line="207" w:lineRule="atLeast"/>
+        <w:rPr>
+          <w:rFonts w:ascii="Consolas" w:eastAsia="Times New Roman" w:hAnsi="Consolas" w:cs="Times New Roman"/>
+          <w:color w:val="D4D4D4"/>
+          <w:kern w:val="0"/>
+          <w:sz w:val="15"/>
+          <w:szCs w:val="15"/>
+          <w:lang w:eastAsia="ru-RU"/>
+        </w:rPr>
+      </w:pPr>
+      <w:r>
+        <w:rPr>
+          <w:rFonts w:ascii="Consolas" w:eastAsia="Times New Roman" w:hAnsi="Consolas" w:cs="Times New Roman"/>
+          <w:color w:val="D4D4D4"/>
+          <w:kern w:val="0"/>
+          <w:sz w:val="15"/>
+          <w:szCs w:val="15"/>
+          <w:lang w:eastAsia="ru-RU"/>
+        </w:rPr>
+        <w:t>}</w:t>
+      </w:r>
+    </w:p>
+    <w:p>
+      <w:pPr>
         <w:rPr>
           <w:lang w:val="en-US"/>
         </w:rPr>
       </w:pPr>
+    </w:p>
+    <w:p>
+      <w:pPr>
+        <w:rPr>
+          <w:lang w:val="en-US"/>
+        </w:rPr>
+      </w:pPr>
+    </w:p>
+    <w:p>
+      <w:pPr>
+        <w:rPr>
+          <w:lang w:val="en-US"/>
+        </w:rPr>
+      </w:pPr>
+      <w:r>
+        <w:rPr>
+          <w:noProof/>
+          <w:lang w:eastAsia="ru-RU"/>
+        </w:rPr>
+        <w:drawing>
+          <wp:inline distT="0" distB="0" distL="0" distR="0">
+            <wp:extent cx="4426585" cy="2334260"/>
+            <wp:effectExtent l="19050" t="0" r="0" b="0"/>
+            <wp:docPr id="13" name="Рисунок 13"/>
+            <wp:cNvGraphicFramePr>
+              <a:graphicFrameLocks xmlns:a="http://schemas.openxmlformats.org/drawingml/2006/main" noChangeAspect="1"/>
+            </wp:cNvGraphicFramePr>
+            <a:graphic xmlns:a="http://schemas.openxmlformats.org/drawingml/2006/main">
+              <a:graphicData uri="http://schemas.openxmlformats.org/drawingml/2006/picture">
+                <pic:pic xmlns:pic="http://schemas.openxmlformats.org/drawingml/2006/picture">
+                  <pic:nvPicPr>
+                    <pic:cNvPr id="0" name="Picture 13"/>
+                    <pic:cNvPicPr>
+                      <a:picLocks noChangeAspect="1" noChangeArrowheads="1"/>
+                    </pic:cNvPicPr>
+                  </pic:nvPicPr>
+                  <pic:blipFill>
+                    <a:blip r:embed="rId13" cstate="print"/>
+                    <a:srcRect/>
+                    <a:stretch>
+                      <a:fillRect/>
+                    </a:stretch>
+                  </pic:blipFill>
+                  <pic:spPr bwMode="auto">
+                    <a:xfrm>
+                      <a:off x="0" y="0"/>
+                      <a:ext cx="4426585" cy="2334260"/>
+                    </a:xfrm>
+                    <a:prstGeom prst="rect">
+                      <a:avLst/>
+                    </a:prstGeom>
+                    <a:noFill/>
+                    <a:ln w="9525">
+                      <a:noFill/>
+                      <a:miter lim="800000"/>
+                      <a:headEnd/>
+                      <a:tailEnd/>
+                    </a:ln>
+                  </pic:spPr>
+                </pic:pic>
+              </a:graphicData>
+            </a:graphic>
+          </wp:inline>
+        </w:drawing>
+      </w:r>
     </w:p>
     <w:sectPr>
       <w:pgSz w:w="11906" w:h="16838"/>
